--- a/IT353 Project _.docx
+++ b/IT353 Project _.docx
@@ -1,6 +1,6 @@
 
 <file path=word/document.xml><?xml version="1.0" encoding="utf-8"?>
-<w:document xmlns:wpc="http://schemas.microsoft.com/office/word/2010/wordprocessingCanvas" xmlns:cx="http://schemas.microsoft.com/office/drawing/2014/chartex" xmlns:cx1="http://schemas.microsoft.com/office/drawing/2015/9/8/chartex" xmlns:cx2="http://schemas.microsoft.com/office/drawing/2015/10/21/chartex" xmlns:cx3="http://schemas.microsoft.com/office/drawing/2016/5/9/chartex" xmlns:cx4="http://schemas.microsoft.com/office/drawing/2016/5/10/chartex" xmlns:cx5="http://schemas.microsoft.com/office/drawing/2016/5/11/chartex" xmlns:cx6="http://schemas.microsoft.com/office/drawing/2016/5/12/chartex" xmlns:cx7="http://schemas.microsoft.com/office/drawing/2016/5/13/chartex" xmlns:cx8="http://schemas.microsoft.com/office/drawing/2016/5/14/chartex" xmlns:mc="http://schemas.openxmlformats.org/markup-compatibility/2006" xmlns:aink="http://schemas.microsoft.com/office/drawing/2016/ink" xmlns:am3d="http://schemas.microsoft.com/office/drawing/2017/model3d" xmlns:o="urn:schemas-microsoft-com:office:office" xmlns:oel="http://schemas.microsoft.com/office/2019/extlst" xmlns:r="http://schemas.openxmlformats.org/officeDocument/2006/relationships" xmlns:m="http://schemas.openxmlformats.org/officeDocument/2006/math" xmlns:v="urn:schemas-microsoft-com:vml" xmlns:wp14="http://schemas.microsoft.com/office/word/2010/wordprocessingDrawing" xmlns:wp="http://schemas.openxmlformats.org/drawingml/2006/wordprocessingDrawing" xmlns:w10="urn:schemas-microsoft-com:office:word" xmlns:w="http://schemas.openxmlformats.org/wordprocessingml/2006/main" xmlns:w14="http://schemas.microsoft.com/office/word/2010/wordml" xmlns:w15="http://schemas.microsoft.com/office/word/2012/wordml" xmlns:w16cei="http://schemas.microsoft.com/office/word/2026/wordml/cei" xmlns:w16cex="http://schemas.microsoft.com/office/word/2018/wordml/cex" xmlns:w16cid="http://schemas.microsoft.com/office/word/2016/wordml/cid" xmlns:w16="http://schemas.microsoft.com/office/word/2018/wordml" xmlns:w16du="http://schemas.microsoft.com/office/word/2023/wordml/word16du" xmlns:w16sdtdh="http://schemas.microsoft.com/office/word/2020/wordml/sdtdatahash" xmlns:w16sdtfl="http://schemas.microsoft.com/office/word/2024/wordml/sdtformatlock" xmlns:w16se="http://schemas.microsoft.com/office/word/2015/wordml/symex" xmlns:wpg="http://schemas.microsoft.com/office/word/2010/wordprocessingGroup" xmlns:wpi="http://schemas.microsoft.com/office/word/2010/wordprocessingInk" xmlns:wne="http://schemas.microsoft.com/office/word/2006/wordml" xmlns:wps="http://schemas.microsoft.com/office/word/2010/wordprocessingShape" mc:Ignorable="w14 w15 w16se w16cid w16 w16cex w16sdtdh w16sdtfl w16du wp14">
+<w:document xmlns:wpc="http://schemas.microsoft.com/office/word/2010/wordprocessingCanvas" xmlns:cx="http://schemas.microsoft.com/office/drawing/2014/chartex" xmlns:cx1="http://schemas.microsoft.com/office/drawing/2015/9/8/chartex" xmlns:cx2="http://schemas.microsoft.com/office/drawing/2015/10/21/chartex" xmlns:cx3="http://schemas.microsoft.com/office/drawing/2016/5/9/chartex" xmlns:cx4="http://schemas.microsoft.com/office/drawing/2016/5/10/chartex" xmlns:cx5="http://schemas.microsoft.com/office/drawing/2016/5/11/chartex" xmlns:cx6="http://schemas.microsoft.com/office/drawing/2016/5/12/chartex" xmlns:cx7="http://schemas.microsoft.com/office/drawing/2016/5/13/chartex" xmlns:cx8="http://schemas.microsoft.com/office/drawing/2016/5/14/chartex" xmlns:mc="http://schemas.openxmlformats.org/markup-compatibility/2006" xmlns:m="http://schemas.openxmlformats.org/officeDocument/2006/math" xmlns:aink="http://schemas.microsoft.com/office/drawing/2016/ink" xmlns:am3d="http://schemas.microsoft.com/office/drawing/2017/model3d" xmlns:oel="http://schemas.microsoft.com/office/2019/extlst" xmlns:r="http://schemas.openxmlformats.org/officeDocument/2006/relationships" xmlns:wp14="http://schemas.microsoft.com/office/word/2010/wordprocessingDrawing" xmlns:wp="http://schemas.openxmlformats.org/drawingml/2006/wordprocessingDrawing" xmlns:wpg="http://schemas.microsoft.com/office/word/2010/wordprocessingGroup" xmlns:wpi="http://schemas.microsoft.com/office/word/2010/wordprocessingInk" xmlns:wps="http://schemas.microsoft.com/office/word/2010/wordprocessingShape" xmlns:o="urn:schemas-microsoft-com:office:office" xmlns:v="urn:schemas-microsoft-com:vml" xmlns:w10="urn:schemas-microsoft-com:office:word" xmlns:w="http://schemas.openxmlformats.org/wordprocessingml/2006/main" xmlns:w14="http://schemas.microsoft.com/office/word/2010/wordml" xmlns:w15="http://schemas.microsoft.com/office/word/2012/wordml" xmlns:w16cei="http://schemas.microsoft.com/office/word/2026/wordml/cei" xmlns:w16cex="http://schemas.microsoft.com/office/word/2018/wordml/cex" xmlns:w16cid="http://schemas.microsoft.com/office/word/2016/wordml/cid" xmlns:w16="http://schemas.microsoft.com/office/word/2018/wordml" xmlns:w16sdtdh="http://schemas.microsoft.com/office/word/2020/wordml/sdtdatahash" xmlns:w16sdtfl="http://schemas.microsoft.com/office/word/2024/wordml/sdtformatlock" xmlns:w16se="http://schemas.microsoft.com/office/word/2015/wordml/symex" xmlns:w16du="http://schemas.microsoft.com/office/word/2023/wordml/word16du" xmlns:wne="http://schemas.microsoft.com/office/word/2006/wordml" mc:Ignorable="w14 w15 w16se w16cid w16 w16cex w16sdtdh w16sdtfl w16du wp14">
   <w:body>
     <w:p>
       <w:r>
@@ -74,6 +74,7 @@
                               <w:dataBinding w:prefixMappings="xmlns:ns0='http://purl.org/dc/elements/1.1/' xmlns:ns1='http://schemas.openxmlformats.org/package/2006/metadata/core-properties' " w:xpath="/ns1:coreProperties[1]/ns0:title[1]" w:storeItemID="{6C3C8BC8-F283-45AE-878A-BAB7291924A1}"/>
                               <w:text/>
                             </w:sdtPr>
+                            <w:sdtEndPr/>
                             <w:sdtContent>
                               <w:p>
                                 <w:pPr>
@@ -132,6 +133,7 @@
                                 <w:dataBinding w:prefixMappings="xmlns:ns0='http://purl.org/dc/elements/1.1/' xmlns:ns1='http://schemas.openxmlformats.org/package/2006/metadata/core-properties' " w:xpath="/ns1:coreProperties[1]/ns0:subject[1]" w:storeItemID="{6C3C8BC8-F283-45AE-878A-BAB7291924A1}"/>
                                 <w:text/>
                               </w:sdtPr>
+                              <w:sdtEndPr/>
                               <w:sdtContent>
                                 <w:r>
                                   <w:rPr>
@@ -372,7 +374,49 @@
                                       <w14:round/>
                                     </w14:textOutline>
                                   </w:rPr>
-                                  <w:t>Phase 2 (Final project  Report)</w:t>
+                                  <w:t xml:space="preserve">Phase 2 (Final </w:t>
+                                </w:r>
+                                <w:proofErr w:type="gramStart"/>
+                                <w:r>
+                                  <w:rPr>
+                                    <w:b w:val="0"/>
+                                    <w:bCs w:val="0"/>
+                                    <w:color w:val="0070C0"/>
+                                    <w:sz w:val="28"/>
+                                    <w:szCs w:val="28"/>
+                                    <w14:shadow w14:blurRad="38100" w14:dist="19050" w14:dir="2700000" w14:sx="100000" w14:sy="100000" w14:kx="0" w14:ky="0" w14:algn="tl">
+                                      <w14:schemeClr w14:val="dk1">
+                                        <w14:alpha w14:val="60000"/>
+                                      </w14:schemeClr>
+                                    </w14:shadow>
+                                    <w14:textOutline w14:w="0" w14:cap="flat" w14:cmpd="sng" w14:algn="ctr">
+                                      <w14:noFill/>
+                                      <w14:prstDash w14:val="solid"/>
+                                      <w14:round/>
+                                    </w14:textOutline>
+                                  </w:rPr>
+                                  <w:t>project  Report</w:t>
+                                </w:r>
+                                <w:proofErr w:type="gramEnd"/>
+                                <w:r>
+                                  <w:rPr>
+                                    <w:b w:val="0"/>
+                                    <w:bCs w:val="0"/>
+                                    <w:color w:val="0070C0"/>
+                                    <w:sz w:val="28"/>
+                                    <w:szCs w:val="28"/>
+                                    <w14:shadow w14:blurRad="38100" w14:dist="19050" w14:dir="2700000" w14:sx="100000" w14:sy="100000" w14:kx="0" w14:ky="0" w14:algn="tl">
+                                      <w14:schemeClr w14:val="dk1">
+                                        <w14:alpha w14:val="60000"/>
+                                      </w14:schemeClr>
+                                    </w14:shadow>
+                                    <w14:textOutline w14:w="0" w14:cap="flat" w14:cmpd="sng" w14:algn="ctr">
+                                      <w14:noFill/>
+                                      <w14:prstDash w14:val="solid"/>
+                                      <w14:round/>
+                                    </w14:textOutline>
+                                  </w:rPr>
+                                  <w:t>)</w:t>
                                 </w:r>
                                 <w:r>
                                   <w:rPr>
@@ -495,6 +539,7 @@
                               <w:dataBinding w:prefixMappings="xmlns:ns0='http://schemas.microsoft.com/office/2006/coverPageProps'" w:xpath="/ns0:CoverPageProperties[1]/ns0:Abstract[1]" w:storeItemID="{55AF091B-3C7A-41E3-B477-F2FDAA23CFDA}"/>
                               <w:text/>
                             </w:sdtPr>
+                            <w:sdtEndPr/>
                             <w:sdtContent>
                               <w:p>
                                 <w:pPr>
@@ -569,7 +614,7 @@
                 <v:stroke joinstyle="miter"/>
                 <v:path gradientshapeok="t" o:connecttype="rect"/>
               </v:shapetype>
-              <v:shape id="Text Box 14" o:spid="_x0000_s1026" type="#_x0000_t202" alt="Report title" style="position:absolute;margin-left:36.5pt;margin-top:90.15pt;width:540pt;height:141.5pt;z-index:-251641856;visibility:visible;mso-wrap-style:square;mso-width-percent:0;mso-height-percent:0;mso-wrap-distance-left:9pt;mso-wrap-distance-top:0;mso-wrap-distance-right:9pt;mso-wrap-distance-bottom:0;mso-position-horizontal:absolute;mso-position-horizontal-relative:page;mso-position-vertical:absolute;mso-position-vertical-relative:margin;mso-width-percent:0;mso-height-percent:0;mso-width-relative:margin;mso-height-relative:margin;v-text-anchor:bottom" o:gfxdata="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" o:allowoverlap="f" filled="f" stroked="f">
+              <v:shape id="Text Box 14" o:spid="_x0000_s1026" type="#_x0000_t202" alt="Report title" style="position:absolute;margin-left:36.5pt;margin-top:90.15pt;width:540pt;height:141.5pt;z-index:-251641856;visibility:visible;mso-wrap-style:square;mso-width-percent:0;mso-height-percent:0;mso-wrap-distance-left:9pt;mso-wrap-distance-top:0;mso-wrap-distance-right:9pt;mso-wrap-distance-bottom:0;mso-position-horizontal:absolute;mso-position-horizontal-relative:page;mso-position-vertical:absolute;mso-position-vertical-relative:margin;mso-width-percent:0;mso-height-percent:0;mso-width-relative:margin;mso-height-relative:margin;v-text-anchor:bottom" o:gfxdata="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" o:allowoverlap="f" filled="f" stroked="f">
                 <v:textbox inset="0,0,0,0">
                   <w:txbxContent>
                     <w:sdt>
@@ -587,6 +632,7 @@
                         <w:dataBinding w:prefixMappings="xmlns:ns0='http://purl.org/dc/elements/1.1/' xmlns:ns1='http://schemas.openxmlformats.org/package/2006/metadata/core-properties' " w:xpath="/ns1:coreProperties[1]/ns0:title[1]" w:storeItemID="{6C3C8BC8-F283-45AE-878A-BAB7291924A1}"/>
                         <w:text/>
                       </w:sdtPr>
+                      <w:sdtEndPr/>
                       <w:sdtContent>
                         <w:p>
                           <w:pPr>
@@ -645,6 +691,7 @@
                           <w:dataBinding w:prefixMappings="xmlns:ns0='http://purl.org/dc/elements/1.1/' xmlns:ns1='http://schemas.openxmlformats.org/package/2006/metadata/core-properties' " w:xpath="/ns1:coreProperties[1]/ns0:subject[1]" w:storeItemID="{6C3C8BC8-F283-45AE-878A-BAB7291924A1}"/>
                           <w:text/>
                         </w:sdtPr>
+                        <w:sdtEndPr/>
                         <w:sdtContent>
                           <w:r>
                             <w:rPr>
@@ -885,7 +932,49 @@
                                 <w14:round/>
                               </w14:textOutline>
                             </w:rPr>
-                            <w:t>Phase 2 (Final project  Report)</w:t>
+                            <w:t xml:space="preserve">Phase 2 (Final </w:t>
+                          </w:r>
+                          <w:proofErr w:type="gramStart"/>
+                          <w:r>
+                            <w:rPr>
+                              <w:b w:val="0"/>
+                              <w:bCs w:val="0"/>
+                              <w:color w:val="0070C0"/>
+                              <w:sz w:val="28"/>
+                              <w:szCs w:val="28"/>
+                              <w14:shadow w14:blurRad="38100" w14:dist="19050" w14:dir="2700000" w14:sx="100000" w14:sy="100000" w14:kx="0" w14:ky="0" w14:algn="tl">
+                                <w14:schemeClr w14:val="dk1">
+                                  <w14:alpha w14:val="60000"/>
+                                </w14:schemeClr>
+                              </w14:shadow>
+                              <w14:textOutline w14:w="0" w14:cap="flat" w14:cmpd="sng" w14:algn="ctr">
+                                <w14:noFill/>
+                                <w14:prstDash w14:val="solid"/>
+                                <w14:round/>
+                              </w14:textOutline>
+                            </w:rPr>
+                            <w:t>project  Report</w:t>
+                          </w:r>
+                          <w:proofErr w:type="gramEnd"/>
+                          <w:r>
+                            <w:rPr>
+                              <w:b w:val="0"/>
+                              <w:bCs w:val="0"/>
+                              <w:color w:val="0070C0"/>
+                              <w:sz w:val="28"/>
+                              <w:szCs w:val="28"/>
+                              <w14:shadow w14:blurRad="38100" w14:dist="19050" w14:dir="2700000" w14:sx="100000" w14:sy="100000" w14:kx="0" w14:ky="0" w14:algn="tl">
+                                <w14:schemeClr w14:val="dk1">
+                                  <w14:alpha w14:val="60000"/>
+                                </w14:schemeClr>
+                              </w14:shadow>
+                              <w14:textOutline w14:w="0" w14:cap="flat" w14:cmpd="sng" w14:algn="ctr">
+                                <w14:noFill/>
+                                <w14:prstDash w14:val="solid"/>
+                                <w14:round/>
+                              </w14:textOutline>
+                            </w:rPr>
+                            <w:t>)</w:t>
                           </w:r>
                           <w:r>
                             <w:rPr>
@@ -1008,6 +1097,7 @@
                         <w:dataBinding w:prefixMappings="xmlns:ns0='http://schemas.microsoft.com/office/2006/coverPageProps'" w:xpath="/ns0:CoverPageProperties[1]/ns0:Abstract[1]" w:storeItemID="{55AF091B-3C7A-41E3-B477-F2FDAA23CFDA}"/>
                         <w:text/>
                       </w:sdtPr>
+                      <w:sdtEndPr/>
                       <w:sdtContent>
                         <w:p>
                           <w:pPr>
@@ -1228,7 +1318,7 @@
           </mc:Choice>
           <mc:Fallback>
             <w:pict>
-              <v:shape w14:anchorId="6466823C" id="Text Box 2" o:spid="_x0000_s1027" type="#_x0000_t202" style="position:absolute;margin-left:40.3pt;margin-top:4.65pt;width:545.45pt;height:87.55pt;z-index:251679744;visibility:visible;mso-wrap-style:square;mso-width-percent:0;mso-height-percent:0;mso-wrap-distance-left:9pt;mso-wrap-distance-top:7.2pt;mso-wrap-distance-right:9pt;mso-wrap-distance-bottom:7.2pt;mso-position-horizontal:absolute;mso-position-horizontal-relative:page;mso-position-vertical:absolute;mso-position-vertical-relative:text;mso-width-percent:0;mso-height-percent:0;mso-width-relative:margin;mso-height-relative:margin;v-text-anchor:top" o:gfxdata="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" filled="f" stroked="f">
+              <v:shape w14:anchorId="6466823C" id="Text Box 2" o:spid="_x0000_s1027" type="#_x0000_t202" style="position:absolute;margin-left:40.3pt;margin-top:4.65pt;width:545.45pt;height:87.55pt;z-index:251679744;visibility:visible;mso-wrap-style:square;mso-width-percent:0;mso-height-percent:0;mso-wrap-distance-left:9pt;mso-wrap-distance-top:7.2pt;mso-wrap-distance-right:9pt;mso-wrap-distance-bottom:7.2pt;mso-position-horizontal:absolute;mso-position-horizontal-relative:page;mso-position-vertical:absolute;mso-position-vertical-relative:text;mso-width-percent:0;mso-height-percent:0;mso-width-relative:margin;mso-height-relative:margin;v-text-anchor:top" o:gfxdata="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" filled="f" stroked="f">
                 <v:textbox>
                   <w:txbxContent>
                     <w:p>
@@ -1346,6 +1436,7 @@
           <w:docPartUnique/>
         </w:docPartObj>
       </w:sdtPr>
+      <w:sdtEndPr/>
       <w:sdtContent>
         <w:p/>
         <w:p>
@@ -1936,8 +2027,8 @@
               </mc:Choice>
               <mc:Fallback>
                 <w:pict>
-                  <v:group w14:anchorId="31857F9A" id="Group 198" o:spid="_x0000_s1028" style="position:absolute;margin-left:-101.8pt;margin-top:331.65pt;width:518.25pt;height:308.6pt;z-index:251677696;mso-wrap-distance-left:14.4pt;mso-wrap-distance-top:3.6pt;mso-wrap-distance-right:14.4pt;mso-wrap-distance-bottom:3.6pt;mso-position-horizontal-relative:margin;mso-position-vertical-relative:margin;mso-width-relative:margin;mso-height-relative:margin" coordorigin=",228" coordsize="35784,21867" o:gfxdata="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">
-                    <v:rect id="Rectangle 199" o:spid="_x0000_s1029" style="position:absolute;top:228;width:35674;height:1949;visibility:visible;mso-wrap-style:square;v-text-anchor:middle" o:gfxdata="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" fillcolor="#ef4623 [3204]" stroked="f" strokeweight="2pt">
+                  <v:group w14:anchorId="31857F9A" id="Group 198" o:spid="_x0000_s1028" style="position:absolute;margin-left:-101.8pt;margin-top:331.65pt;width:518.25pt;height:308.6pt;z-index:251677696;mso-wrap-distance-left:14.4pt;mso-wrap-distance-top:3.6pt;mso-wrap-distance-right:14.4pt;mso-wrap-distance-bottom:3.6pt;mso-position-horizontal-relative:margin;mso-position-vertical-relative:margin;mso-width-relative:margin;mso-height-relative:margin" coordorigin=",228" coordsize="35784,21867" o:gfxdata="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">
+                    <v:rect id="Rectangle 199" o:spid="_x0000_s1029" style="position:absolute;top:228;width:35674;height:1949;visibility:visible;mso-wrap-style:square;v-text-anchor:middle" o:gfxdata="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" fillcolor="#ef4623 [3204]" stroked="f" strokeweight="2pt">
                       <v:textbox>
                         <w:txbxContent>
                           <w:p>
@@ -1966,7 +2057,7 @@
                         </w:txbxContent>
                       </v:textbox>
                     </v:rect>
-                    <v:shape id="Text Box 200" o:spid="_x0000_s1030" type="#_x0000_t202" style="position:absolute;top:2187;width:35784;height:19908;visibility:visible;mso-wrap-style:square;v-text-anchor:top" o:gfxdata="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" filled="f" stroked="f" strokeweight=".5pt">
+                    <v:shape id="Text Box 200" o:spid="_x0000_s1030" type="#_x0000_t202" style="position:absolute;top:2187;width:35784;height:19908;visibility:visible;mso-wrap-style:square;v-text-anchor:top" o:gfxdata="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" filled="f" stroked="f" strokeweight=".5pt">
                       <v:textbox inset=",7.2pt,,0">
                         <w:txbxContent>
                           <w:p>
@@ -2471,6 +2562,7 @@
                                     <w:dataBinding w:prefixMappings="xmlns:ns0='http://schemas.openxmlformats.org/officeDocument/2006/extended-properties' " w:xpath="/ns0:Properties[1]/ns0:Company[1]" w:storeItemID="{6668398D-A668-4E3E-A5EB-62B293D839F1}"/>
                                     <w:text/>
                                   </w:sdtPr>
+                                  <w:sdtEndPr/>
                                   <w:sdtContent>
                                     <w:r>
                                       <w:t>Student Details:                                            CRN:</w:t>
@@ -2595,8 +2687,19 @@
                                           <w:sz w:val="28"/>
                                           <w:szCs w:val="28"/>
                                         </w:rPr>
-                                        <w:t>MAHA Alsubaie</w:t>
+                                        <w:t xml:space="preserve">MAHA </w:t>
                                       </w:r>
+                                      <w:proofErr w:type="spellStart"/>
+                                      <w:r>
+                                        <w:rPr>
+                                          <w:b/>
+                                          <w:bCs/>
+                                          <w:sz w:val="28"/>
+                                          <w:szCs w:val="28"/>
+                                        </w:rPr>
+                                        <w:t>Alsubaie</w:t>
+                                      </w:r>
+                                      <w:proofErr w:type="spellEnd"/>
                                     </w:p>
                                     <w:p>
                                       <w:pPr>
@@ -2624,8 +2727,19 @@
                                           <w:sz w:val="28"/>
                                           <w:szCs w:val="28"/>
                                         </w:rPr>
-                                        <w:t xml:space="preserve"> GALA Algodah</w:t>
+                                        <w:t xml:space="preserve"> GALA </w:t>
                                       </w:r>
+                                      <w:proofErr w:type="spellStart"/>
+                                      <w:r>
+                                        <w:rPr>
+                                          <w:b/>
+                                          <w:bCs/>
+                                          <w:sz w:val="28"/>
+                                          <w:szCs w:val="28"/>
+                                        </w:rPr>
+                                        <w:t>Algodah</w:t>
+                                      </w:r>
+                                      <w:proofErr w:type="spellEnd"/>
                                     </w:p>
                                     <w:p>
                                       <w:pPr>
@@ -2653,8 +2767,19 @@
                                           <w:sz w:val="28"/>
                                           <w:szCs w:val="28"/>
                                         </w:rPr>
-                                        <w:t xml:space="preserve"> Bushra Alshayeb</w:t>
+                                        <w:t xml:space="preserve"> Bushra </w:t>
                                       </w:r>
+                                      <w:proofErr w:type="spellStart"/>
+                                      <w:r>
+                                        <w:rPr>
+                                          <w:b/>
+                                          <w:bCs/>
+                                          <w:sz w:val="28"/>
+                                          <w:szCs w:val="28"/>
+                                        </w:rPr>
+                                        <w:t>Alshayeb</w:t>
+                                      </w:r>
+                                      <w:proofErr w:type="spellEnd"/>
                                     </w:p>
                                     <w:p>
                                       <w:pPr>
@@ -2682,7 +2807,27 @@
                                           <w:sz w:val="28"/>
                                           <w:szCs w:val="28"/>
                                         </w:rPr>
-                                        <w:t xml:space="preserve"> Hesa Abdullah</w:t>
+                                        <w:t xml:space="preserve"> </w:t>
+                                      </w:r>
+                                      <w:proofErr w:type="spellStart"/>
+                                      <w:r>
+                                        <w:rPr>
+                                          <w:b/>
+                                          <w:bCs/>
+                                          <w:sz w:val="28"/>
+                                          <w:szCs w:val="28"/>
+                                        </w:rPr>
+                                        <w:t>Hesa</w:t>
+                                      </w:r>
+                                      <w:proofErr w:type="spellEnd"/>
+                                      <w:r>
+                                        <w:rPr>
+                                          <w:b/>
+                                          <w:bCs/>
+                                          <w:sz w:val="28"/>
+                                          <w:szCs w:val="28"/>
+                                        </w:rPr>
+                                        <w:t xml:space="preserve"> Abdullah</w:t>
                                       </w:r>
                                     </w:p>
                                   </w:tc>
@@ -2750,6 +2895,7 @@
                                           <w:szCs w:val="28"/>
                                         </w:rPr>
                                       </w:pPr>
+                                      <w:proofErr w:type="gramStart"/>
                                       <w:r>
                                         <w:rPr>
                                           <w:b/>
@@ -2766,7 +2912,17 @@
                                           <w:sz w:val="28"/>
                                           <w:szCs w:val="28"/>
                                         </w:rPr>
-                                        <w:t>s240025765</w:t>
+                                        <w:t>s</w:t>
+                                      </w:r>
+                                      <w:proofErr w:type="gramEnd"/>
+                                      <w:r>
+                                        <w:rPr>
+                                          <w:b/>
+                                          <w:bCs/>
+                                          <w:sz w:val="28"/>
+                                          <w:szCs w:val="28"/>
+                                        </w:rPr>
+                                        <w:t>240025765</w:t>
                                       </w:r>
                                     </w:p>
                                     <w:p>
@@ -2779,6 +2935,7 @@
                                           <w:szCs w:val="28"/>
                                         </w:rPr>
                                       </w:pPr>
+                                      <w:proofErr w:type="gramStart"/>
                                       <w:r>
                                         <w:rPr>
                                           <w:b/>
@@ -2795,7 +2952,17 @@
                                           <w:sz w:val="28"/>
                                           <w:szCs w:val="28"/>
                                         </w:rPr>
-                                        <w:t>s240031741</w:t>
+                                        <w:t>s</w:t>
+                                      </w:r>
+                                      <w:proofErr w:type="gramEnd"/>
+                                      <w:r>
+                                        <w:rPr>
+                                          <w:b/>
+                                          <w:bCs/>
+                                          <w:sz w:val="28"/>
+                                          <w:szCs w:val="28"/>
+                                        </w:rPr>
+                                        <w:t>240031741</w:t>
                                       </w:r>
                                     </w:p>
                                     <w:p>
@@ -2808,6 +2975,7 @@
                                           <w:szCs w:val="28"/>
                                         </w:rPr>
                                       </w:pPr>
+                                      <w:proofErr w:type="gramStart"/>
                                       <w:r>
                                         <w:rPr>
                                           <w:b/>
@@ -2824,7 +2992,17 @@
                                           <w:sz w:val="28"/>
                                           <w:szCs w:val="28"/>
                                         </w:rPr>
-                                        <w:t>s240057076</w:t>
+                                        <w:t>s</w:t>
+                                      </w:r>
+                                      <w:proofErr w:type="gramEnd"/>
+                                      <w:r>
+                                        <w:rPr>
+                                          <w:b/>
+                                          <w:bCs/>
+                                          <w:sz w:val="28"/>
+                                          <w:szCs w:val="28"/>
+                                        </w:rPr>
+                                        <w:t>240057076</w:t>
                                       </w:r>
                                     </w:p>
                                     <w:p>
@@ -2984,7 +3162,7 @@
               </mc:Choice>
               <mc:Fallback>
                 <w:pict>
-                  <v:shape w14:anchorId="7CBAAF0B" id="Text Box 15" o:spid="_x0000_s1031" type="#_x0000_t202" alt="contact info" style="position:absolute;margin-left:36.5pt;margin-top:226.65pt;width:540pt;height:114pt;z-index:251675648;visibility:visible;mso-wrap-style:square;mso-width-percent:1282;mso-height-percent:0;mso-wrap-distance-left:9pt;mso-wrap-distance-top:0;mso-wrap-distance-right:9pt;mso-wrap-distance-bottom:0;mso-position-horizontal:absolute;mso-position-horizontal-relative:page;mso-position-vertical:absolute;mso-position-vertical-relative:margin;mso-width-percent:1282;mso-height-percent:0;mso-width-relative:margin;mso-height-relative:margin;v-text-anchor:bottom" o:gfxdata="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" o:allowoverlap="f" filled="f" stroked="f" strokeweight=".5pt">
+                  <v:shape w14:anchorId="7CBAAF0B" id="Text Box 15" o:spid="_x0000_s1031" type="#_x0000_t202" alt="contact info" style="position:absolute;margin-left:36.5pt;margin-top:226.65pt;width:540pt;height:114pt;z-index:251675648;visibility:visible;mso-wrap-style:square;mso-width-percent:1282;mso-height-percent:0;mso-wrap-distance-left:9pt;mso-wrap-distance-top:0;mso-wrap-distance-right:9pt;mso-wrap-distance-bottom:0;mso-position-horizontal:absolute;mso-position-horizontal-relative:page;mso-position-vertical:absolute;mso-position-vertical-relative:margin;mso-width-percent:1282;mso-height-percent:0;mso-width-relative:margin;mso-height-relative:margin;v-text-anchor:bottom" o:gfxdata="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" o:allowoverlap="f" filled="f" stroked="f" strokeweight=".5pt">
                     <v:textbox inset="0,0,0,0">
                       <w:txbxContent>
                         <w:p>
@@ -2999,6 +3177,7 @@
                               <w:dataBinding w:prefixMappings="xmlns:ns0='http://schemas.openxmlformats.org/officeDocument/2006/extended-properties' " w:xpath="/ns0:Properties[1]/ns0:Company[1]" w:storeItemID="{6668398D-A668-4E3E-A5EB-62B293D839F1}"/>
                               <w:text/>
                             </w:sdtPr>
+                            <w:sdtEndPr/>
                             <w:sdtContent>
                               <w:r>
                                 <w:t>Student Details:                                            CRN:</w:t>
@@ -3123,8 +3302,19 @@
                                     <w:sz w:val="28"/>
                                     <w:szCs w:val="28"/>
                                   </w:rPr>
-                                  <w:t>MAHA Alsubaie</w:t>
+                                  <w:t xml:space="preserve">MAHA </w:t>
                                 </w:r>
+                                <w:proofErr w:type="spellStart"/>
+                                <w:r>
+                                  <w:rPr>
+                                    <w:b/>
+                                    <w:bCs/>
+                                    <w:sz w:val="28"/>
+                                    <w:szCs w:val="28"/>
+                                  </w:rPr>
+                                  <w:t>Alsubaie</w:t>
+                                </w:r>
+                                <w:proofErr w:type="spellEnd"/>
                               </w:p>
                               <w:p>
                                 <w:pPr>
@@ -3152,8 +3342,19 @@
                                     <w:sz w:val="28"/>
                                     <w:szCs w:val="28"/>
                                   </w:rPr>
-                                  <w:t xml:space="preserve"> GALA Algodah</w:t>
+                                  <w:t xml:space="preserve"> GALA </w:t>
                                 </w:r>
+                                <w:proofErr w:type="spellStart"/>
+                                <w:r>
+                                  <w:rPr>
+                                    <w:b/>
+                                    <w:bCs/>
+                                    <w:sz w:val="28"/>
+                                    <w:szCs w:val="28"/>
+                                  </w:rPr>
+                                  <w:t>Algodah</w:t>
+                                </w:r>
+                                <w:proofErr w:type="spellEnd"/>
                               </w:p>
                               <w:p>
                                 <w:pPr>
@@ -3181,8 +3382,19 @@
                                     <w:sz w:val="28"/>
                                     <w:szCs w:val="28"/>
                                   </w:rPr>
-                                  <w:t xml:space="preserve"> Bushra Alshayeb</w:t>
+                                  <w:t xml:space="preserve"> Bushra </w:t>
                                 </w:r>
+                                <w:proofErr w:type="spellStart"/>
+                                <w:r>
+                                  <w:rPr>
+                                    <w:b/>
+                                    <w:bCs/>
+                                    <w:sz w:val="28"/>
+                                    <w:szCs w:val="28"/>
+                                  </w:rPr>
+                                  <w:t>Alshayeb</w:t>
+                                </w:r>
+                                <w:proofErr w:type="spellEnd"/>
                               </w:p>
                               <w:p>
                                 <w:pPr>
@@ -3210,7 +3422,27 @@
                                     <w:sz w:val="28"/>
                                     <w:szCs w:val="28"/>
                                   </w:rPr>
-                                  <w:t xml:space="preserve"> Hesa Abdullah</w:t>
+                                  <w:t xml:space="preserve"> </w:t>
+                                </w:r>
+                                <w:proofErr w:type="spellStart"/>
+                                <w:r>
+                                  <w:rPr>
+                                    <w:b/>
+                                    <w:bCs/>
+                                    <w:sz w:val="28"/>
+                                    <w:szCs w:val="28"/>
+                                  </w:rPr>
+                                  <w:t>Hesa</w:t>
+                                </w:r>
+                                <w:proofErr w:type="spellEnd"/>
+                                <w:r>
+                                  <w:rPr>
+                                    <w:b/>
+                                    <w:bCs/>
+                                    <w:sz w:val="28"/>
+                                    <w:szCs w:val="28"/>
+                                  </w:rPr>
+                                  <w:t xml:space="preserve"> Abdullah</w:t>
                                 </w:r>
                               </w:p>
                             </w:tc>
@@ -3278,6 +3510,7 @@
                                     <w:szCs w:val="28"/>
                                   </w:rPr>
                                 </w:pPr>
+                                <w:proofErr w:type="gramStart"/>
                                 <w:r>
                                   <w:rPr>
                                     <w:b/>
@@ -3294,7 +3527,17 @@
                                     <w:sz w:val="28"/>
                                     <w:szCs w:val="28"/>
                                   </w:rPr>
-                                  <w:t>s240025765</w:t>
+                                  <w:t>s</w:t>
+                                </w:r>
+                                <w:proofErr w:type="gramEnd"/>
+                                <w:r>
+                                  <w:rPr>
+                                    <w:b/>
+                                    <w:bCs/>
+                                    <w:sz w:val="28"/>
+                                    <w:szCs w:val="28"/>
+                                  </w:rPr>
+                                  <w:t>240025765</w:t>
                                 </w:r>
                               </w:p>
                               <w:p>
@@ -3307,6 +3550,7 @@
                                     <w:szCs w:val="28"/>
                                   </w:rPr>
                                 </w:pPr>
+                                <w:proofErr w:type="gramStart"/>
                                 <w:r>
                                   <w:rPr>
                                     <w:b/>
@@ -3323,7 +3567,17 @@
                                     <w:sz w:val="28"/>
                                     <w:szCs w:val="28"/>
                                   </w:rPr>
-                                  <w:t>s240031741</w:t>
+                                  <w:t>s</w:t>
+                                </w:r>
+                                <w:proofErr w:type="gramEnd"/>
+                                <w:r>
+                                  <w:rPr>
+                                    <w:b/>
+                                    <w:bCs/>
+                                    <w:sz w:val="28"/>
+                                    <w:szCs w:val="28"/>
+                                  </w:rPr>
+                                  <w:t>240031741</w:t>
                                 </w:r>
                               </w:p>
                               <w:p>
@@ -3336,6 +3590,7 @@
                                     <w:szCs w:val="28"/>
                                   </w:rPr>
                                 </w:pPr>
+                                <w:proofErr w:type="gramStart"/>
                                 <w:r>
                                   <w:rPr>
                                     <w:b/>
@@ -3352,7 +3607,17 @@
                                     <w:sz w:val="28"/>
                                     <w:szCs w:val="28"/>
                                   </w:rPr>
-                                  <w:t>s240057076</w:t>
+                                  <w:t>s</w:t>
+                                </w:r>
+                                <w:proofErr w:type="gramEnd"/>
+                                <w:r>
+                                  <w:rPr>
+                                    <w:b/>
+                                    <w:bCs/>
+                                    <w:sz w:val="28"/>
+                                    <w:szCs w:val="28"/>
+                                  </w:rPr>
+                                  <w:t>240057076</w:t>
                                 </w:r>
                               </w:p>
                               <w:p>
@@ -5007,7 +5272,7 @@
           </mc:Choice>
           <mc:Fallback>
             <w:pict>
-              <v:shape w14:anchorId="54D30FE5" id="Text Box 5" o:spid="_x0000_s1032" type="#_x0000_t202" alt="Sidebar" style="position:absolute;margin-left:35.8pt;margin-top:-4.85pt;width:98.25pt;height:181.45pt;z-index:251681792;visibility:visible;mso-wrap-style:square;mso-width-percent:250;mso-height-percent:950;mso-wrap-distance-left:14.4pt;mso-wrap-distance-top:0;mso-wrap-distance-right:14.4pt;mso-wrap-distance-bottom:3in;mso-position-horizontal:absolute;mso-position-horizontal-relative:page;mso-position-vertical:absolute;mso-position-vertical-relative:margin;mso-width-percent:250;mso-height-percent:950;mso-width-relative:margin;mso-height-relative:margin;v-text-anchor:top" o:gfxdata="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" filled="f" stroked="f" strokeweight=".5pt">
+              <v:shape w14:anchorId="54D30FE5" id="Text Box 5" o:spid="_x0000_s1032" type="#_x0000_t202" alt="Sidebar" style="position:absolute;margin-left:35.8pt;margin-top:-4.85pt;width:98.25pt;height:181.45pt;z-index:251681792;visibility:visible;mso-wrap-style:square;mso-width-percent:250;mso-height-percent:950;mso-wrap-distance-left:14.4pt;mso-wrap-distance-top:0;mso-wrap-distance-right:14.4pt;mso-wrap-distance-bottom:3in;mso-position-horizontal:absolute;mso-position-horizontal-relative:page;mso-position-vertical:absolute;mso-position-vertical-relative:margin;mso-width-percent:250;mso-height-percent:950;mso-width-relative:margin;mso-height-relative:margin;v-text-anchor:top" o:gfxdata="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" filled="f" stroked="f" strokeweight=".5pt">
                 <v:textbox inset="3.6pt,0,3.6pt,0">
                   <w:txbxContent>
                     <w:p/>
@@ -5183,7 +5448,7 @@
           </mc:Choice>
           <mc:Fallback>
             <w:pict>
-              <v:shape w14:anchorId="1D5252A4" id="Text Box 574844441" o:spid="_x0000_s1033" type="#_x0000_t202" alt="Sidebar" style="position:absolute;margin-left:47.8pt;margin-top:7.15pt;width:98.25pt;height:181.45pt;z-index:251689984;visibility:visible;mso-wrap-style:square;mso-width-percent:250;mso-height-percent:950;mso-wrap-distance-left:14.4pt;mso-wrap-distance-top:0;mso-wrap-distance-right:14.4pt;mso-wrap-distance-bottom:3in;mso-position-horizontal:absolute;mso-position-horizontal-relative:page;mso-position-vertical:absolute;mso-position-vertical-relative:margin;mso-width-percent:250;mso-height-percent:950;mso-width-relative:margin;mso-height-relative:margin;v-text-anchor:top" o:gfxdata="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" filled="f" stroked="f" strokeweight=".5pt">
+              <v:shape w14:anchorId="1D5252A4" id="Text Box 574844441" o:spid="_x0000_s1033" type="#_x0000_t202" alt="Sidebar" style="position:absolute;margin-left:47.8pt;margin-top:7.15pt;width:98.25pt;height:181.45pt;z-index:251689984;visibility:visible;mso-wrap-style:square;mso-width-percent:250;mso-height-percent:950;mso-wrap-distance-left:14.4pt;mso-wrap-distance-top:0;mso-wrap-distance-right:14.4pt;mso-wrap-distance-bottom:3in;mso-position-horizontal:absolute;mso-position-horizontal-relative:page;mso-position-vertical:absolute;mso-position-vertical-relative:margin;mso-width-percent:250;mso-height-percent:950;mso-width-relative:margin;mso-height-relative:margin;v-text-anchor:top" o:gfxdata="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" filled="f" stroked="f" strokeweight=".5pt">
                 <v:textbox inset="3.6pt,0,3.6pt,0">
                   <w:txbxContent>
                     <w:p>
@@ -5297,7 +5562,23 @@
           <w:sz w:val="24"/>
           <w:szCs w:val="24"/>
         </w:rPr>
-        <w:t>Activity organizers should be able to create, edit, publish, and cancel activities, define participant limits, registration periods, locations (physical or virtual), attendance methods, and eligibility requirements. Organizers should also manage participant lists, approve registrations when required, record attendance, issue participation certificates, and generate reports on attendance rates and student engagement.</w:t>
+        <w:t xml:space="preserve">Activity organizers should be able to create, edit, publish, and cancel activities, define participant limits, registration periods, locations (physical or virtual), attendance methods, and eligibility requirements. Organizers should also manage participant lists, approve registrations when </w:t>
+      </w:r>
+      <w:proofErr w:type="gramStart"/>
+      <w:r>
+        <w:rPr>
+          <w:sz w:val="24"/>
+          <w:szCs w:val="24"/>
+        </w:rPr>
+        <w:t>required</w:t>
+      </w:r>
+      <w:proofErr w:type="gramEnd"/>
+      <w:r>
+        <w:rPr>
+          <w:sz w:val="24"/>
+          <w:szCs w:val="24"/>
+        </w:rPr>
+        <w:t>, record attendance, issue participation certificates, and generate reports on attendance rates and student engagement.</w:t>
       </w:r>
     </w:p>
     <w:p>
@@ -5489,6 +5770,7 @@
           <w:szCs w:val="32"/>
         </w:rPr>
       </w:pPr>
+      <w:proofErr w:type="gramStart"/>
       <w:r>
         <w:rPr>
           <w:rFonts w:ascii="Times New Roman" w:hAnsi="Times New Roman" w:cs="Times New Roman"/>
@@ -5497,7 +5779,18 @@
           <w:sz w:val="32"/>
           <w:szCs w:val="32"/>
         </w:rPr>
-        <w:t xml:space="preserve">Major  development </w:t>
+        <w:t>Major  development</w:t>
+      </w:r>
+      <w:proofErr w:type="gramEnd"/>
+      <w:r>
+        <w:rPr>
+          <w:rFonts w:ascii="Times New Roman" w:hAnsi="Times New Roman" w:cs="Times New Roman"/>
+          <w:b/>
+          <w:bCs/>
+          <w:sz w:val="32"/>
+          <w:szCs w:val="32"/>
+        </w:rPr>
+        <w:t xml:space="preserve"> </w:t>
       </w:r>
       <w:r>
         <w:rPr>
@@ -5900,7 +6193,27 @@
                 <w:sz w:val="24"/>
                 <w:szCs w:val="24"/>
               </w:rPr>
-              <w:t>Task 1 : Develop Gant chart</w:t>
+              <w:t xml:space="preserve">Task </w:t>
+            </w:r>
+            <w:proofErr w:type="gramStart"/>
+            <w:r>
+              <w:rPr>
+                <w:b/>
+                <w:bCs/>
+                <w:sz w:val="24"/>
+                <w:szCs w:val="24"/>
+              </w:rPr>
+              <w:t>1 :</w:t>
+            </w:r>
+            <w:proofErr w:type="gramEnd"/>
+            <w:r>
+              <w:rPr>
+                <w:b/>
+                <w:bCs/>
+                <w:sz w:val="24"/>
+                <w:szCs w:val="24"/>
+              </w:rPr>
+              <w:t xml:space="preserve"> Develop Gant chart</w:t>
             </w:r>
           </w:p>
         </w:tc>
@@ -6650,21 +6963,22 @@
           <w:b/>
           <w:bCs/>
         </w:rPr>
-        <w:t xml:space="preserve">Shatha was tasked with designing the project timeline, which included creating Gantt Chart as well as sequencing and </w:t>
-      </w:r>
-      <w:r>
+        <w:t>Shatha was tasked with designing the project timeline, which included creating Gantt Chart as well as sequencing and dependency Ing tasks. She also assisted in nailing down system requirements, which allowed the team to keep a demonstrable timeline and workflow for the project.</w:t>
+      </w:r>
+    </w:p>
+    <w:p>
+      <w:pPr>
         <w:rPr>
           <w:b/>
           <w:bCs/>
         </w:rPr>
-        <w:t>dependency Ing</w:t>
-      </w:r>
+      </w:pPr>
       <w:r>
         <w:rPr>
           <w:b/>
           <w:bCs/>
         </w:rPr>
-        <w:t xml:space="preserve"> tasks. She also assisted in nailing down system requirements, which allowed the team to keep a demonstrable timeline and workflow for the project.</w:t>
+        <w:t>Bushra:</w:t>
       </w:r>
     </w:p>
     <w:p>
@@ -6679,22 +6993,39 @@
           <w:b/>
           <w:bCs/>
         </w:rPr>
-        <w:t>Bushra:</w:t>
-      </w:r>
-    </w:p>
-    <w:p>
-      <w:pPr>
+        <w:t xml:space="preserve">Bushra wrote the Data Flow Diagrams (Context Diagram, </w:t>
+      </w:r>
+      <w:proofErr w:type="gramStart"/>
+      <w:r>
         <w:rPr>
           <w:b/>
           <w:bCs/>
         </w:rPr>
-      </w:pPr>
+        <w:t>Level-0</w:t>
+      </w:r>
+      <w:proofErr w:type="gramEnd"/>
       <w:r>
         <w:rPr>
           <w:b/>
           <w:bCs/>
         </w:rPr>
-        <w:t>Bushra wrote the Data Flow Diagrams (Context Diagram, Level-0 DFD and Level-1 DFDs). She has made sure that only the right number of processes and data movement have been represented</w:t>
+        <w:t xml:space="preserve"> DFD and </w:t>
+      </w:r>
+      <w:proofErr w:type="gramStart"/>
+      <w:r>
+        <w:rPr>
+          <w:b/>
+          <w:bCs/>
+        </w:rPr>
+        <w:t>Level-1</w:t>
+      </w:r>
+      <w:proofErr w:type="gramEnd"/>
+      <w:r>
+        <w:rPr>
+          <w:b/>
+          <w:bCs/>
+        </w:rPr>
+        <w:t xml:space="preserve"> DFDs). She has made sure that only the right number of processes and data movement have been represented</w:t>
       </w:r>
       <w:r>
         <w:rPr>
@@ -6731,7 +7062,15 @@
     </w:p>
     <w:p>
       <w:r>
-        <w:t>Gala used Figma to create the low-fi prototypes, It was one of her first interface design experiences and through multiple iterations she refined the screen layouts, with simplicity and easy-to-use design as priorities.</w:t>
+        <w:t xml:space="preserve">Gala used Figma to create the low-fi prototypes, </w:t>
+      </w:r>
+      <w:proofErr w:type="gramStart"/>
+      <w:r>
+        <w:t>It</w:t>
+      </w:r>
+      <w:proofErr w:type="gramEnd"/>
+      <w:r>
+        <w:t xml:space="preserve"> was one of her first interface design experiences and through multiple iterations she refined the screen layouts, with simplicity and easy-to-use design as priorities.</w:t>
       </w:r>
     </w:p>
     <w:p>
@@ -7303,15 +7642,33 @@
           <w:szCs w:val="24"/>
         </w:rPr>
         <w:lastRenderedPageBreak/>
-        <w:t xml:space="preserve">In task 2,since the team designed the low fidelity prototype independently as a team and each member have different challenges: </w:t>
-      </w:r>
-    </w:p>
-    <w:p>
-      <w:pPr>
+        <w:t xml:space="preserve">In task </w:t>
+      </w:r>
+      <w:proofErr w:type="gramStart"/>
+      <w:r>
         <w:rPr>
           <w:rFonts w:ascii="Times New Roman" w:hAnsi="Times New Roman" w:cs="Times New Roman"/>
           <w:sz w:val="24"/>
           <w:szCs w:val="24"/>
+        </w:rPr>
+        <w:t>2,since</w:t>
+      </w:r>
+      <w:proofErr w:type="gramEnd"/>
+      <w:r>
+        <w:rPr>
+          <w:rFonts w:ascii="Times New Roman" w:hAnsi="Times New Roman" w:cs="Times New Roman"/>
+          <w:sz w:val="24"/>
+          <w:szCs w:val="24"/>
+        </w:rPr>
+        <w:t xml:space="preserve"> the team designed the low fidelity prototype independently as a team and each member have different challenges: </w:t>
+      </w:r>
+    </w:p>
+    <w:p>
+      <w:pPr>
+        <w:rPr>
+          <w:rFonts w:ascii="Times New Roman" w:hAnsi="Times New Roman" w:cs="Times New Roman"/>
+          <w:sz w:val="24"/>
+          <w:szCs w:val="24"/>
           <w:rtl/>
         </w:rPr>
       </w:pPr>
@@ -7330,33 +7687,87 @@
           <w:sz w:val="24"/>
           <w:szCs w:val="24"/>
         </w:rPr>
-        <w:t>Gala: The first experience of working with Figma, and at first she struggle to organize the screens in an easy and useful way but by making a couple of revisions, we found that you must think about simplicity.</w:t>
-      </w:r>
-    </w:p>
-    <w:p>
-      <w:pPr>
+        <w:t xml:space="preserve">Gala: The first experience of working with Figma, and at </w:t>
+      </w:r>
+      <w:proofErr w:type="gramStart"/>
+      <w:r>
         <w:rPr>
           <w:rFonts w:ascii="Times New Roman" w:hAnsi="Times New Roman" w:cs="Times New Roman"/>
           <w:sz w:val="24"/>
           <w:szCs w:val="24"/>
         </w:rPr>
-      </w:pPr>
-    </w:p>
-    <w:p>
-      <w:pPr>
+        <w:t>first</w:t>
+      </w:r>
+      <w:proofErr w:type="gramEnd"/>
+      <w:r>
         <w:rPr>
           <w:rFonts w:ascii="Times New Roman" w:hAnsi="Times New Roman" w:cs="Times New Roman"/>
           <w:sz w:val="24"/>
           <w:szCs w:val="24"/>
         </w:rPr>
-      </w:pPr>
+        <w:t xml:space="preserve"> she </w:t>
+      </w:r>
+      <w:proofErr w:type="gramStart"/>
       <w:r>
         <w:rPr>
           <w:rFonts w:ascii="Times New Roman" w:hAnsi="Times New Roman" w:cs="Times New Roman"/>
           <w:sz w:val="24"/>
           <w:szCs w:val="24"/>
         </w:rPr>
-        <w:t xml:space="preserve"> Maha: finally was able to use Figma (after a while she never had any editing feature experience) as her project meant so much at this stage, she found prototyping essential before even thinking about developing a system.</w:t>
+        <w:t>struggle</w:t>
+      </w:r>
+      <w:proofErr w:type="gramEnd"/>
+      <w:r>
+        <w:rPr>
+          <w:rFonts w:ascii="Times New Roman" w:hAnsi="Times New Roman" w:cs="Times New Roman"/>
+          <w:sz w:val="24"/>
+          <w:szCs w:val="24"/>
+        </w:rPr>
+        <w:t xml:space="preserve"> to organize the screens in an easy and useful way but by making a couple of revisions, we found that you must think about simplicity.</w:t>
+      </w:r>
+    </w:p>
+    <w:p>
+      <w:pPr>
+        <w:rPr>
+          <w:rFonts w:ascii="Times New Roman" w:hAnsi="Times New Roman" w:cs="Times New Roman"/>
+          <w:sz w:val="24"/>
+          <w:szCs w:val="24"/>
+        </w:rPr>
+      </w:pPr>
+    </w:p>
+    <w:p>
+      <w:pPr>
+        <w:rPr>
+          <w:rFonts w:ascii="Times New Roman" w:hAnsi="Times New Roman" w:cs="Times New Roman"/>
+          <w:sz w:val="24"/>
+          <w:szCs w:val="24"/>
+        </w:rPr>
+      </w:pPr>
+      <w:r>
+        <w:rPr>
+          <w:rFonts w:ascii="Times New Roman" w:hAnsi="Times New Roman" w:cs="Times New Roman"/>
+          <w:sz w:val="24"/>
+          <w:szCs w:val="24"/>
+        </w:rPr>
+        <w:t xml:space="preserve"> Maha: </w:t>
+      </w:r>
+      <w:proofErr w:type="gramStart"/>
+      <w:r>
+        <w:rPr>
+          <w:rFonts w:ascii="Times New Roman" w:hAnsi="Times New Roman" w:cs="Times New Roman"/>
+          <w:sz w:val="24"/>
+          <w:szCs w:val="24"/>
+        </w:rPr>
+        <w:t>finally</w:t>
+      </w:r>
+      <w:proofErr w:type="gramEnd"/>
+      <w:r>
+        <w:rPr>
+          <w:rFonts w:ascii="Times New Roman" w:hAnsi="Times New Roman" w:cs="Times New Roman"/>
+          <w:sz w:val="24"/>
+          <w:szCs w:val="24"/>
+        </w:rPr>
+        <w:t xml:space="preserve"> was able to use Figma (after a while she never had any editing feature experience) as her project meant so much at this stage, she found prototyping essential before even thinking about developing a system.</w:t>
       </w:r>
       <w:r>
         <w:rPr>
@@ -7570,12 +7981,21 @@
           <w:szCs w:val="24"/>
         </w:rPr>
       </w:pPr>
-      <w:r>
-        <w:rPr>
-          <w:sz w:val="24"/>
-          <w:szCs w:val="24"/>
-        </w:rPr>
-        <w:t>Level-0 DFD</w:t>
+      <w:proofErr w:type="gramStart"/>
+      <w:r>
+        <w:rPr>
+          <w:sz w:val="24"/>
+          <w:szCs w:val="24"/>
+        </w:rPr>
+        <w:t>Level-0</w:t>
+      </w:r>
+      <w:proofErr w:type="gramEnd"/>
+      <w:r>
+        <w:rPr>
+          <w:sz w:val="24"/>
+          <w:szCs w:val="24"/>
+        </w:rPr>
+        <w:t xml:space="preserve"> DFD</w:t>
       </w:r>
     </w:p>
     <w:p>
@@ -7602,7 +8022,23 @@
           <w:sz w:val="24"/>
           <w:szCs w:val="24"/>
         </w:rPr>
-        <w:t xml:space="preserve"> Level-1 DFD for </w:t>
+        <w:t xml:space="preserve"> </w:t>
+      </w:r>
+      <w:proofErr w:type="gramStart"/>
+      <w:r>
+        <w:rPr>
+          <w:sz w:val="24"/>
+          <w:szCs w:val="24"/>
+        </w:rPr>
+        <w:t>Level-1</w:t>
+      </w:r>
+      <w:proofErr w:type="gramEnd"/>
+      <w:r>
+        <w:rPr>
+          <w:sz w:val="24"/>
+          <w:szCs w:val="24"/>
+        </w:rPr>
+        <w:t xml:space="preserve"> DFD for </w:t>
       </w:r>
       <w:r>
         <w:rPr>
@@ -7680,100 +8116,1146 @@
           <w:szCs w:val="24"/>
         </w:rPr>
       </w:pPr>
-    </w:p>
-    <w:p>
-      <w:pPr>
-        <w:rPr>
-          <w:sz w:val="24"/>
-          <w:szCs w:val="24"/>
-        </w:rPr>
-      </w:pPr>
-    </w:p>
-    <w:p>
-      <w:pPr>
-        <w:rPr>
-          <w:sz w:val="24"/>
-          <w:szCs w:val="24"/>
-        </w:rPr>
-      </w:pPr>
-    </w:p>
-    <w:p>
-      <w:pPr>
-        <w:rPr>
-          <w:sz w:val="24"/>
-          <w:szCs w:val="24"/>
-        </w:rPr>
-      </w:pPr>
-    </w:p>
-    <w:p>
-      <w:pPr>
-        <w:rPr>
-          <w:sz w:val="24"/>
-          <w:szCs w:val="24"/>
-        </w:rPr>
-      </w:pPr>
-    </w:p>
-    <w:p>
-      <w:pPr>
-        <w:rPr>
-          <w:sz w:val="24"/>
-          <w:szCs w:val="24"/>
-        </w:rPr>
-      </w:pPr>
-    </w:p>
-    <w:p>
-      <w:pPr>
-        <w:rPr>
-          <w:sz w:val="24"/>
-          <w:szCs w:val="24"/>
-        </w:rPr>
-      </w:pPr>
-    </w:p>
-    <w:p>
-      <w:pPr>
-        <w:rPr>
-          <w:sz w:val="24"/>
-          <w:szCs w:val="24"/>
-        </w:rPr>
-      </w:pPr>
-    </w:p>
-    <w:p>
-      <w:pPr>
-        <w:rPr>
-          <w:sz w:val="24"/>
-          <w:szCs w:val="24"/>
-        </w:rPr>
-      </w:pPr>
-    </w:p>
-    <w:p>
-      <w:pPr>
-        <w:rPr>
-          <w:sz w:val="24"/>
-          <w:szCs w:val="24"/>
-        </w:rPr>
-      </w:pPr>
-    </w:p>
-    <w:p>
-      <w:pPr>
-        <w:rPr>
-          <w:sz w:val="24"/>
-          <w:szCs w:val="24"/>
-        </w:rPr>
-      </w:pPr>
-    </w:p>
-    <w:p>
-      <w:pPr>
-        <w:rPr>
-          <w:sz w:val="24"/>
-          <w:szCs w:val="24"/>
-        </w:rPr>
-      </w:pPr>
-    </w:p>
-    <w:p>
-      <w:pPr>
-        <w:rPr>
-          <w:sz w:val="24"/>
-          <w:szCs w:val="24"/>
+      <w:r>
+        <w:rPr>
+          <w:noProof/>
+          <w:sz w:val="24"/>
+          <w:szCs w:val="24"/>
+        </w:rPr>
+        <w:drawing>
+          <wp:inline distT="0" distB="0" distL="0" distR="0" wp14:anchorId="08D55445" wp14:editId="7B0E9129">
+            <wp:extent cx="4213614" cy="2747552"/>
+            <wp:effectExtent l="0" t="0" r="3175" b="0"/>
+            <wp:docPr id="207240267" name="Picture 13"/>
+            <wp:cNvGraphicFramePr>
+              <a:graphicFrameLocks xmlns:a="http://schemas.openxmlformats.org/drawingml/2006/main" noChangeAspect="1"/>
+            </wp:cNvGraphicFramePr>
+            <a:graphic xmlns:a="http://schemas.openxmlformats.org/drawingml/2006/main">
+              <a:graphicData uri="http://schemas.openxmlformats.org/drawingml/2006/picture">
+                <pic:pic xmlns:pic="http://schemas.openxmlformats.org/drawingml/2006/picture">
+                  <pic:nvPicPr>
+                    <pic:cNvPr id="207240267" name="Picture 207240267"/>
+                    <pic:cNvPicPr/>
+                  </pic:nvPicPr>
+                  <pic:blipFill>
+                    <a:blip r:embed="rId20"/>
+                    <a:stretch>
+                      <a:fillRect/>
+                    </a:stretch>
+                  </pic:blipFill>
+                  <pic:spPr>
+                    <a:xfrm>
+                      <a:off x="0" y="0"/>
+                      <a:ext cx="4220075" cy="2751765"/>
+                    </a:xfrm>
+                    <a:prstGeom prst="rect">
+                      <a:avLst/>
+                    </a:prstGeom>
+                  </pic:spPr>
+                </pic:pic>
+              </a:graphicData>
+            </a:graphic>
+          </wp:inline>
+        </w:drawing>
+      </w:r>
+    </w:p>
+    <w:p>
+      <w:pPr>
+        <w:rPr>
+          <w:sz w:val="24"/>
+          <w:szCs w:val="24"/>
+        </w:rPr>
+      </w:pPr>
+    </w:p>
+    <w:p>
+      <w:pPr>
+        <w:rPr>
+          <w:sz w:val="24"/>
+          <w:szCs w:val="24"/>
+        </w:rPr>
+      </w:pPr>
+    </w:p>
+    <w:p>
+      <w:pPr>
+        <w:rPr>
+          <w:sz w:val="24"/>
+          <w:szCs w:val="24"/>
+        </w:rPr>
+      </w:pPr>
+    </w:p>
+    <w:p>
+      <w:pPr>
+        <w:rPr>
+          <w:sz w:val="24"/>
+          <w:szCs w:val="24"/>
+        </w:rPr>
+      </w:pPr>
+    </w:p>
+    <w:p>
+      <w:pPr>
+        <w:rPr>
+          <w:sz w:val="24"/>
+          <w:szCs w:val="24"/>
+        </w:rPr>
+      </w:pPr>
+    </w:p>
+    <w:p>
+      <w:pPr>
+        <w:rPr>
+          <w:sz w:val="24"/>
+          <w:szCs w:val="24"/>
+        </w:rPr>
+      </w:pPr>
+    </w:p>
+    <w:p>
+      <w:pPr>
+        <w:rPr>
+          <w:sz w:val="24"/>
+          <w:szCs w:val="24"/>
+        </w:rPr>
+      </w:pPr>
+    </w:p>
+    <w:p>
+      <w:pPr>
+        <w:rPr>
+          <w:sz w:val="24"/>
+          <w:szCs w:val="24"/>
+        </w:rPr>
+      </w:pPr>
+      <w:r>
+        <w:rPr>
+          <w:noProof/>
+          <w:sz w:val="24"/>
+          <w:szCs w:val="24"/>
+        </w:rPr>
+        <w:drawing>
+          <wp:inline distT="0" distB="0" distL="0" distR="0" wp14:anchorId="04B71105" wp14:editId="23D3F5E1">
+            <wp:extent cx="3889149" cy="2690641"/>
+            <wp:effectExtent l="0" t="0" r="0" b="1905"/>
+            <wp:docPr id="1532223712" name="Picture 14"/>
+            <wp:cNvGraphicFramePr>
+              <a:graphicFrameLocks xmlns:a="http://schemas.openxmlformats.org/drawingml/2006/main" noChangeAspect="1"/>
+            </wp:cNvGraphicFramePr>
+            <a:graphic xmlns:a="http://schemas.openxmlformats.org/drawingml/2006/main">
+              <a:graphicData uri="http://schemas.openxmlformats.org/drawingml/2006/picture">
+                <pic:pic xmlns:pic="http://schemas.openxmlformats.org/drawingml/2006/picture">
+                  <pic:nvPicPr>
+                    <pic:cNvPr id="1532223712" name="Picture 1532223712"/>
+                    <pic:cNvPicPr/>
+                  </pic:nvPicPr>
+                  <pic:blipFill>
+                    <a:blip r:embed="rId21"/>
+                    <a:stretch>
+                      <a:fillRect/>
+                    </a:stretch>
+                  </pic:blipFill>
+                  <pic:spPr>
+                    <a:xfrm>
+                      <a:off x="0" y="0"/>
+                      <a:ext cx="3894792" cy="2694545"/>
+                    </a:xfrm>
+                    <a:prstGeom prst="rect">
+                      <a:avLst/>
+                    </a:prstGeom>
+                  </pic:spPr>
+                </pic:pic>
+              </a:graphicData>
+            </a:graphic>
+          </wp:inline>
+        </w:drawing>
+      </w:r>
+    </w:p>
+    <w:p>
+      <w:pPr>
+        <w:rPr>
+          <w:sz w:val="24"/>
+          <w:szCs w:val="24"/>
+        </w:rPr>
+      </w:pPr>
+    </w:p>
+    <w:p>
+      <w:pPr>
+        <w:rPr>
+          <w:sz w:val="24"/>
+          <w:szCs w:val="24"/>
+        </w:rPr>
+      </w:pPr>
+    </w:p>
+    <w:p>
+      <w:pPr>
+        <w:rPr>
+          <w:sz w:val="24"/>
+          <w:szCs w:val="24"/>
+        </w:rPr>
+      </w:pPr>
+      <w:r>
+        <w:rPr>
+          <w:noProof/>
+          <w:sz w:val="24"/>
+          <w:szCs w:val="24"/>
+        </w:rPr>
+        <w:lastRenderedPageBreak/>
+        <w:drawing>
+          <wp:inline distT="0" distB="0" distL="0" distR="0" wp14:anchorId="2DC5902D" wp14:editId="0F38D42F">
+            <wp:extent cx="3502823" cy="5406121"/>
+            <wp:effectExtent l="0" t="0" r="2540" b="4445"/>
+            <wp:docPr id="935565568" name="Picture 15"/>
+            <wp:cNvGraphicFramePr>
+              <a:graphicFrameLocks xmlns:a="http://schemas.openxmlformats.org/drawingml/2006/main" noChangeAspect="1"/>
+            </wp:cNvGraphicFramePr>
+            <a:graphic xmlns:a="http://schemas.openxmlformats.org/drawingml/2006/main">
+              <a:graphicData uri="http://schemas.openxmlformats.org/drawingml/2006/picture">
+                <pic:pic xmlns:pic="http://schemas.openxmlformats.org/drawingml/2006/picture">
+                  <pic:nvPicPr>
+                    <pic:cNvPr id="935565568" name="Picture 935565568"/>
+                    <pic:cNvPicPr/>
+                  </pic:nvPicPr>
+                  <pic:blipFill>
+                    <a:blip r:embed="rId22"/>
+                    <a:stretch>
+                      <a:fillRect/>
+                    </a:stretch>
+                  </pic:blipFill>
+                  <pic:spPr>
+                    <a:xfrm>
+                      <a:off x="0" y="0"/>
+                      <a:ext cx="3509587" cy="5416560"/>
+                    </a:xfrm>
+                    <a:prstGeom prst="rect">
+                      <a:avLst/>
+                    </a:prstGeom>
+                  </pic:spPr>
+                </pic:pic>
+              </a:graphicData>
+            </a:graphic>
+          </wp:inline>
+        </w:drawing>
+      </w:r>
+    </w:p>
+    <w:p>
+      <w:pPr>
+        <w:rPr>
+          <w:sz w:val="24"/>
+          <w:szCs w:val="24"/>
+        </w:rPr>
+      </w:pPr>
+    </w:p>
+    <w:p>
+      <w:pPr>
+        <w:rPr>
+          <w:sz w:val="24"/>
+          <w:szCs w:val="24"/>
+        </w:rPr>
+      </w:pPr>
+    </w:p>
+    <w:p>
+      <w:pPr>
+        <w:rPr>
+          <w:sz w:val="24"/>
+          <w:szCs w:val="24"/>
+        </w:rPr>
+      </w:pPr>
+    </w:p>
+    <w:p>
+      <w:pPr>
+        <w:rPr>
+          <w:sz w:val="24"/>
+          <w:szCs w:val="24"/>
+        </w:rPr>
+      </w:pPr>
+      <w:r>
+        <w:rPr>
+          <w:noProof/>
+          <w:sz w:val="24"/>
+          <w:szCs w:val="24"/>
+        </w:rPr>
+        <w:lastRenderedPageBreak/>
+        <w:drawing>
+          <wp:inline distT="0" distB="0" distL="0" distR="0" wp14:anchorId="2968D972" wp14:editId="366AB3EB">
+            <wp:extent cx="3390655" cy="4984955"/>
+            <wp:effectExtent l="0" t="0" r="635" b="0"/>
+            <wp:docPr id="704185413" name="Picture 16"/>
+            <wp:cNvGraphicFramePr>
+              <a:graphicFrameLocks xmlns:a="http://schemas.openxmlformats.org/drawingml/2006/main" noChangeAspect="1"/>
+            </wp:cNvGraphicFramePr>
+            <a:graphic xmlns:a="http://schemas.openxmlformats.org/drawingml/2006/main">
+              <a:graphicData uri="http://schemas.openxmlformats.org/drawingml/2006/picture">
+                <pic:pic xmlns:pic="http://schemas.openxmlformats.org/drawingml/2006/picture">
+                  <pic:nvPicPr>
+                    <pic:cNvPr id="704185413" name="Picture 704185413"/>
+                    <pic:cNvPicPr/>
+                  </pic:nvPicPr>
+                  <pic:blipFill>
+                    <a:blip r:embed="rId23"/>
+                    <a:stretch>
+                      <a:fillRect/>
+                    </a:stretch>
+                  </pic:blipFill>
+                  <pic:spPr>
+                    <a:xfrm>
+                      <a:off x="0" y="0"/>
+                      <a:ext cx="3398403" cy="4996346"/>
+                    </a:xfrm>
+                    <a:prstGeom prst="rect">
+                      <a:avLst/>
+                    </a:prstGeom>
+                  </pic:spPr>
+                </pic:pic>
+              </a:graphicData>
+            </a:graphic>
+          </wp:inline>
+        </w:drawing>
+      </w:r>
+    </w:p>
+    <w:p>
+      <w:pPr>
+        <w:rPr>
+          <w:sz w:val="24"/>
+          <w:szCs w:val="24"/>
+        </w:rPr>
+      </w:pPr>
+    </w:p>
+    <w:p>
+      <w:pPr>
+        <w:rPr>
+          <w:sz w:val="24"/>
+          <w:szCs w:val="24"/>
+        </w:rPr>
+      </w:pPr>
+    </w:p>
+    <w:p>
+      <w:pPr>
+        <w:rPr>
+          <w:sz w:val="24"/>
+          <w:szCs w:val="24"/>
+        </w:rPr>
+      </w:pPr>
+    </w:p>
+    <w:p>
+      <w:pPr>
+        <w:rPr>
+          <w:sz w:val="24"/>
+          <w:szCs w:val="24"/>
+        </w:rPr>
+      </w:pPr>
+    </w:p>
+    <w:p>
+      <w:pPr>
+        <w:rPr>
+          <w:sz w:val="24"/>
+          <w:szCs w:val="24"/>
+        </w:rPr>
+      </w:pPr>
+    </w:p>
+    <w:p>
+      <w:pPr>
+        <w:rPr>
+          <w:sz w:val="24"/>
+          <w:szCs w:val="24"/>
+        </w:rPr>
+      </w:pPr>
+    </w:p>
+    <w:p>
+      <w:pPr>
+        <w:rPr>
+          <w:sz w:val="24"/>
+          <w:szCs w:val="24"/>
+        </w:rPr>
+      </w:pPr>
+    </w:p>
+    <w:p>
+      <w:pPr>
+        <w:rPr>
+          <w:sz w:val="24"/>
+          <w:szCs w:val="24"/>
+        </w:rPr>
+      </w:pPr>
+      <w:r>
+        <w:rPr>
+          <w:noProof/>
+          <w:sz w:val="24"/>
+          <w:szCs w:val="24"/>
+        </w:rPr>
+        <w:drawing>
+          <wp:inline distT="0" distB="0" distL="0" distR="0" wp14:anchorId="38E594CB" wp14:editId="61205405">
+            <wp:extent cx="5349240" cy="6345555"/>
+            <wp:effectExtent l="0" t="0" r="0" b="4445"/>
+            <wp:docPr id="1522852738" name="Picture 17"/>
+            <wp:cNvGraphicFramePr>
+              <a:graphicFrameLocks xmlns:a="http://schemas.openxmlformats.org/drawingml/2006/main" noChangeAspect="1"/>
+            </wp:cNvGraphicFramePr>
+            <a:graphic xmlns:a="http://schemas.openxmlformats.org/drawingml/2006/main">
+              <a:graphicData uri="http://schemas.openxmlformats.org/drawingml/2006/picture">
+                <pic:pic xmlns:pic="http://schemas.openxmlformats.org/drawingml/2006/picture">
+                  <pic:nvPicPr>
+                    <pic:cNvPr id="1522852738" name="Picture 1522852738"/>
+                    <pic:cNvPicPr/>
+                  </pic:nvPicPr>
+                  <pic:blipFill>
+                    <a:blip r:embed="rId24"/>
+                    <a:stretch>
+                      <a:fillRect/>
+                    </a:stretch>
+                  </pic:blipFill>
+                  <pic:spPr>
+                    <a:xfrm>
+                      <a:off x="0" y="0"/>
+                      <a:ext cx="5349240" cy="6345555"/>
+                    </a:xfrm>
+                    <a:prstGeom prst="rect">
+                      <a:avLst/>
+                    </a:prstGeom>
+                  </pic:spPr>
+                </pic:pic>
+              </a:graphicData>
+            </a:graphic>
+          </wp:inline>
+        </w:drawing>
+      </w:r>
+    </w:p>
+    <w:p>
+      <w:pPr>
+        <w:rPr>
+          <w:sz w:val="24"/>
+          <w:szCs w:val="24"/>
+        </w:rPr>
+      </w:pPr>
+    </w:p>
+    <w:p>
+      <w:pPr>
+        <w:spacing w:before="240" w:after="240" w:line="240" w:lineRule="auto"/>
+        <w:rPr>
+          <w:rFonts w:ascii="Times New Roman" w:eastAsia="Times New Roman" w:hAnsi="Times New Roman" w:cs="Times New Roman"/>
+          <w:color w:val="auto"/>
+          <w:sz w:val="21"/>
+          <w:szCs w:val="21"/>
+          <w:lang w:val="en-SA" w:eastAsia="en-US"/>
+        </w:rPr>
+      </w:pPr>
+      <w:r>
+        <w:rPr>
+          <w:rFonts w:ascii="Times New Roman" w:eastAsia="Times New Roman" w:hAnsi="Times New Roman" w:cs="Times New Roman"/>
+          <w:color w:val="000000"/>
+          <w:sz w:val="21"/>
+          <w:szCs w:val="21"/>
+          <w:lang w:val="en-SA" w:eastAsia="en-US"/>
+        </w:rPr>
+        <w:lastRenderedPageBreak/>
+        <w:t>Shatha's task is to create the Context Diagram. She modelled the whole system as one process and demonstrated its interaction with the outside world in terms of data flows.</w:t>
+      </w:r>
+    </w:p>
+    <w:p>
+      <w:pPr>
+        <w:spacing w:before="240" w:after="240" w:line="240" w:lineRule="auto"/>
+        <w:rPr>
+          <w:rFonts w:ascii="Times New Roman" w:eastAsia="Times New Roman" w:hAnsi="Times New Roman" w:cs="Times New Roman"/>
+          <w:color w:val="auto"/>
+          <w:sz w:val="21"/>
+          <w:szCs w:val="21"/>
+          <w:lang w:val="en-SA" w:eastAsia="en-US"/>
+        </w:rPr>
+      </w:pPr>
+      <w:r>
+        <w:rPr>
+          <w:rFonts w:ascii="Times New Roman" w:eastAsia="Times New Roman" w:hAnsi="Times New Roman" w:cs="Times New Roman"/>
+          <w:color w:val="000000"/>
+          <w:sz w:val="21"/>
+          <w:szCs w:val="21"/>
+          <w:lang w:val="en-SA" w:eastAsia="en-US"/>
+        </w:rPr>
+        <w:t>Challenges Faced</w:t>
+      </w:r>
+    </w:p>
+    <w:p>
+      <w:pPr>
+        <w:spacing w:before="240" w:after="240" w:line="240" w:lineRule="auto"/>
+        <w:rPr>
+          <w:rFonts w:ascii="Times New Roman" w:eastAsia="Times New Roman" w:hAnsi="Times New Roman" w:cs="Times New Roman"/>
+          <w:color w:val="auto"/>
+          <w:sz w:val="21"/>
+          <w:szCs w:val="21"/>
+          <w:lang w:val="en-SA" w:eastAsia="en-US"/>
+        </w:rPr>
+      </w:pPr>
+      <w:r>
+        <w:rPr>
+          <w:rFonts w:ascii="Times New Roman" w:eastAsia="Times New Roman" w:hAnsi="Times New Roman" w:cs="Times New Roman"/>
+          <w:color w:val="000000"/>
+          <w:sz w:val="21"/>
+          <w:szCs w:val="21"/>
+          <w:lang w:val="en-SA" w:eastAsia="en-US"/>
+        </w:rPr>
+        <w:t>Identifying the correct external entities.</w:t>
+      </w:r>
+    </w:p>
+    <w:p>
+      <w:pPr>
+        <w:spacing w:before="240" w:after="240" w:line="240" w:lineRule="auto"/>
+        <w:rPr>
+          <w:rFonts w:ascii="Times New Roman" w:eastAsia="Times New Roman" w:hAnsi="Times New Roman" w:cs="Times New Roman"/>
+          <w:color w:val="auto"/>
+          <w:sz w:val="21"/>
+          <w:szCs w:val="21"/>
+          <w:lang w:val="en-SA" w:eastAsia="en-US"/>
+        </w:rPr>
+      </w:pPr>
+      <w:r>
+        <w:rPr>
+          <w:rFonts w:ascii="Times New Roman" w:eastAsia="Times New Roman" w:hAnsi="Times New Roman" w:cs="Times New Roman"/>
+          <w:color w:val="000000"/>
+          <w:sz w:val="21"/>
+          <w:szCs w:val="21"/>
+          <w:lang w:val="en-SA" w:eastAsia="en-US"/>
+        </w:rPr>
+        <w:t>Data flow: It defines the data flow between system and external entities.</w:t>
+      </w:r>
+    </w:p>
+    <w:p>
+      <w:pPr>
+        <w:spacing w:after="0" w:line="240" w:lineRule="auto"/>
+        <w:rPr>
+          <w:rFonts w:ascii="Times New Roman" w:eastAsia="Times New Roman" w:hAnsi="Times New Roman" w:cs="Times New Roman"/>
+          <w:color w:val="auto"/>
+          <w:sz w:val="21"/>
+          <w:szCs w:val="21"/>
+          <w:lang w:val="en-SA" w:eastAsia="en-US"/>
+        </w:rPr>
+      </w:pPr>
+    </w:p>
+    <w:p>
+      <w:pPr>
+        <w:shd w:val="clear" w:color="auto" w:fill="FFFFFF"/>
+        <w:spacing w:after="0" w:line="240" w:lineRule="auto"/>
+        <w:rPr>
+          <w:rFonts w:ascii="Times New Roman" w:eastAsia="Times New Roman" w:hAnsi="Times New Roman" w:cs="Times New Roman"/>
+          <w:color w:val="2B2D38"/>
+          <w:sz w:val="21"/>
+          <w:szCs w:val="21"/>
+          <w:lang w:val="en-SA" w:eastAsia="en-US"/>
+        </w:rPr>
+      </w:pPr>
+      <w:r>
+        <w:rPr>
+          <w:rFonts w:ascii="Times New Roman" w:eastAsia="Times New Roman" w:hAnsi="Times New Roman" w:cs="Times New Roman"/>
+          <w:color w:val="2B2D38"/>
+          <w:sz w:val="21"/>
+          <w:szCs w:val="21"/>
+          <w:lang w:val="en-SA" w:eastAsia="en-US"/>
+        </w:rPr>
+        <w:t>Ghala’s task was to create the Level-0 DFD by breaking the system into its processes. She demonstrated how data moves between the entities, the processes, and the data stores.</w:t>
+      </w:r>
+    </w:p>
+    <w:p>
+      <w:pPr>
+        <w:shd w:val="clear" w:color="auto" w:fill="FFFFFF"/>
+        <w:spacing w:after="0" w:line="240" w:lineRule="auto"/>
+        <w:rPr>
+          <w:rFonts w:ascii="Times New Roman" w:eastAsia="Times New Roman" w:hAnsi="Times New Roman" w:cs="Times New Roman"/>
+          <w:color w:val="auto"/>
+          <w:sz w:val="21"/>
+          <w:szCs w:val="21"/>
+          <w:lang w:val="en-SA" w:eastAsia="en-US"/>
+        </w:rPr>
+      </w:pPr>
+    </w:p>
+    <w:p>
+      <w:pPr>
+        <w:shd w:val="clear" w:color="auto" w:fill="FFFFFF"/>
+        <w:spacing w:after="0" w:line="240" w:lineRule="auto"/>
+        <w:rPr>
+          <w:rFonts w:ascii="Times New Roman" w:eastAsia="Times New Roman" w:hAnsi="Times New Roman" w:cs="Times New Roman"/>
+          <w:color w:val="2B2D38"/>
+          <w:sz w:val="21"/>
+          <w:szCs w:val="21"/>
+          <w:lang w:val="en-SA" w:eastAsia="en-US"/>
+        </w:rPr>
+      </w:pPr>
+      <w:r>
+        <w:rPr>
+          <w:rFonts w:ascii="Times New Roman" w:eastAsia="Times New Roman" w:hAnsi="Times New Roman" w:cs="Times New Roman"/>
+          <w:color w:val="2B2D38"/>
+          <w:sz w:val="21"/>
+          <w:szCs w:val="21"/>
+          <w:lang w:val="en-SA" w:eastAsia="en-US"/>
+        </w:rPr>
+        <w:t>Challenges Faced</w:t>
+      </w:r>
+    </w:p>
+    <w:p>
+      <w:pPr>
+        <w:shd w:val="clear" w:color="auto" w:fill="FFFFFF"/>
+        <w:spacing w:after="0" w:line="240" w:lineRule="auto"/>
+        <w:rPr>
+          <w:rFonts w:ascii="Times New Roman" w:eastAsia="Times New Roman" w:hAnsi="Times New Roman" w:cs="Times New Roman"/>
+          <w:color w:val="auto"/>
+          <w:sz w:val="21"/>
+          <w:szCs w:val="21"/>
+          <w:lang w:val="en-SA" w:eastAsia="en-US"/>
+        </w:rPr>
+      </w:pPr>
+    </w:p>
+    <w:p>
+      <w:pPr>
+        <w:shd w:val="clear" w:color="auto" w:fill="FFFFFF"/>
+        <w:spacing w:after="0" w:line="240" w:lineRule="auto"/>
+        <w:rPr>
+          <w:rFonts w:ascii="Times New Roman" w:eastAsia="Times New Roman" w:hAnsi="Times New Roman" w:cs="Times New Roman"/>
+          <w:color w:val="auto"/>
+          <w:sz w:val="21"/>
+          <w:szCs w:val="21"/>
+          <w:lang w:val="en-SA" w:eastAsia="en-US"/>
+        </w:rPr>
+      </w:pPr>
+      <w:r>
+        <w:rPr>
+          <w:rFonts w:ascii="Times New Roman" w:eastAsia="Times New Roman" w:hAnsi="Times New Roman" w:cs="Times New Roman"/>
+          <w:color w:val="2B2D38"/>
+          <w:sz w:val="21"/>
+          <w:szCs w:val="21"/>
+          <w:lang w:val="en-SA" w:eastAsia="en-US"/>
+        </w:rPr>
+        <w:t>Figuring out the processes.</w:t>
+      </w:r>
+    </w:p>
+    <w:p>
+      <w:pPr>
+        <w:shd w:val="clear" w:color="auto" w:fill="FFFFFF"/>
+        <w:spacing w:after="0" w:line="240" w:lineRule="auto"/>
+        <w:rPr>
+          <w:rFonts w:ascii="Times New Roman" w:eastAsia="Times New Roman" w:hAnsi="Times New Roman" w:cs="Times New Roman"/>
+          <w:color w:val="auto"/>
+          <w:sz w:val="21"/>
+          <w:szCs w:val="21"/>
+          <w:lang w:val="en-SA" w:eastAsia="en-US"/>
+        </w:rPr>
+      </w:pPr>
+      <w:r>
+        <w:rPr>
+          <w:rFonts w:ascii="Times New Roman" w:eastAsia="Times New Roman" w:hAnsi="Times New Roman" w:cs="Times New Roman"/>
+          <w:color w:val="2B2D38"/>
+          <w:sz w:val="21"/>
+          <w:szCs w:val="21"/>
+          <w:lang w:val="en-SA" w:eastAsia="en-US"/>
+        </w:rPr>
+        <w:t>Linking the data flows.</w:t>
+      </w:r>
+    </w:p>
+    <w:p>
+      <w:pPr>
+        <w:shd w:val="clear" w:color="auto" w:fill="FFFFFF"/>
+        <w:spacing w:after="220" w:line="240" w:lineRule="auto"/>
+        <w:rPr>
+          <w:rFonts w:ascii="Times New Roman" w:eastAsia="Times New Roman" w:hAnsi="Times New Roman" w:cs="Times New Roman"/>
+          <w:color w:val="auto"/>
+          <w:sz w:val="21"/>
+          <w:szCs w:val="21"/>
+          <w:lang w:val="en-SA" w:eastAsia="en-US"/>
+        </w:rPr>
+      </w:pPr>
+      <w:r>
+        <w:rPr>
+          <w:rFonts w:ascii="Times New Roman" w:eastAsia="Times New Roman" w:hAnsi="Times New Roman" w:cs="Times New Roman"/>
+          <w:color w:val="2B2D38"/>
+          <w:sz w:val="21"/>
+          <w:szCs w:val="21"/>
+          <w:lang w:val="en-SA" w:eastAsia="en-US"/>
+        </w:rPr>
+        <w:t>Making sure the diagram stayed the same as the Context Diagram.</w:t>
+      </w:r>
+    </w:p>
+    <w:p>
+      <w:pPr>
+        <w:spacing w:after="0" w:line="240" w:lineRule="auto"/>
+        <w:rPr>
+          <w:rFonts w:ascii="Times New Roman" w:eastAsia="Times New Roman" w:hAnsi="Times New Roman" w:cs="Times New Roman"/>
+          <w:color w:val="auto"/>
+          <w:sz w:val="21"/>
+          <w:szCs w:val="21"/>
+          <w:lang w:val="en-SA" w:eastAsia="en-US"/>
+        </w:rPr>
+      </w:pPr>
+    </w:p>
+    <w:p>
+      <w:pPr>
+        <w:shd w:val="clear" w:color="auto" w:fill="FFFFFF"/>
+        <w:spacing w:before="160" w:after="0" w:line="240" w:lineRule="auto"/>
+        <w:rPr>
+          <w:rFonts w:ascii="Times New Roman" w:eastAsia="Times New Roman" w:hAnsi="Times New Roman" w:cs="Times New Roman"/>
+          <w:color w:val="2B2D38"/>
+          <w:sz w:val="21"/>
+          <w:szCs w:val="21"/>
+          <w:lang w:val="en-SA" w:eastAsia="en-US"/>
+        </w:rPr>
+      </w:pPr>
+      <w:r>
+        <w:rPr>
+          <w:rFonts w:ascii="Times New Roman" w:eastAsia="Times New Roman" w:hAnsi="Times New Roman" w:cs="Times New Roman"/>
+          <w:color w:val="2B2D38"/>
+          <w:sz w:val="21"/>
+          <w:szCs w:val="21"/>
+          <w:lang w:val="en-SA" w:eastAsia="en-US"/>
+        </w:rPr>
+        <w:t>Maha’s task was to create the Level-1 DFD for Process 1. She had to break Process 1 into parts and show how the data moves around in detail.</w:t>
+      </w:r>
+    </w:p>
+    <w:p>
+      <w:pPr>
+        <w:shd w:val="clear" w:color="auto" w:fill="FFFFFF"/>
+        <w:spacing w:before="160" w:after="0" w:line="240" w:lineRule="auto"/>
+        <w:rPr>
+          <w:rFonts w:ascii="Times New Roman" w:eastAsia="Times New Roman" w:hAnsi="Times New Roman" w:cs="Times New Roman"/>
+          <w:color w:val="auto"/>
+          <w:sz w:val="21"/>
+          <w:szCs w:val="21"/>
+          <w:lang w:val="en-SA" w:eastAsia="en-US"/>
+        </w:rPr>
+      </w:pPr>
+    </w:p>
+    <w:p>
+      <w:pPr>
+        <w:shd w:val="clear" w:color="auto" w:fill="FFFFFF"/>
+        <w:spacing w:after="0" w:line="240" w:lineRule="auto"/>
+        <w:rPr>
+          <w:rFonts w:ascii="Times New Roman" w:eastAsia="Times New Roman" w:hAnsi="Times New Roman" w:cs="Times New Roman"/>
+          <w:color w:val="2B2D38"/>
+          <w:sz w:val="21"/>
+          <w:szCs w:val="21"/>
+          <w:lang w:val="en-SA" w:eastAsia="en-US"/>
+        </w:rPr>
+      </w:pPr>
+      <w:r>
+        <w:rPr>
+          <w:rFonts w:ascii="Times New Roman" w:eastAsia="Times New Roman" w:hAnsi="Times New Roman" w:cs="Times New Roman"/>
+          <w:color w:val="2B2D38"/>
+          <w:sz w:val="21"/>
+          <w:szCs w:val="21"/>
+          <w:lang w:val="en-SA" w:eastAsia="en-US"/>
+        </w:rPr>
+        <w:t>Challenges Faced</w:t>
+      </w:r>
+    </w:p>
+    <w:p>
+      <w:pPr>
+        <w:shd w:val="clear" w:color="auto" w:fill="FFFFFF"/>
+        <w:spacing w:after="0" w:line="240" w:lineRule="auto"/>
+        <w:rPr>
+          <w:rFonts w:ascii="Times New Roman" w:eastAsia="Times New Roman" w:hAnsi="Times New Roman" w:cs="Times New Roman"/>
+          <w:color w:val="auto"/>
+          <w:sz w:val="21"/>
+          <w:szCs w:val="21"/>
+          <w:lang w:val="en-SA" w:eastAsia="en-US"/>
+        </w:rPr>
+      </w:pPr>
+    </w:p>
+    <w:p>
+      <w:pPr>
+        <w:shd w:val="clear" w:color="auto" w:fill="FFFFFF"/>
+        <w:spacing w:after="0" w:line="240" w:lineRule="auto"/>
+        <w:rPr>
+          <w:rFonts w:ascii="Times New Roman" w:eastAsia="Times New Roman" w:hAnsi="Times New Roman" w:cs="Times New Roman"/>
+          <w:color w:val="auto"/>
+          <w:sz w:val="21"/>
+          <w:szCs w:val="21"/>
+          <w:lang w:val="en-SA" w:eastAsia="en-US"/>
+        </w:rPr>
+      </w:pPr>
+      <w:r>
+        <w:rPr>
+          <w:rFonts w:ascii="Times New Roman" w:eastAsia="Times New Roman" w:hAnsi="Times New Roman" w:cs="Times New Roman"/>
+          <w:color w:val="2B2D38"/>
+          <w:sz w:val="21"/>
+          <w:szCs w:val="21"/>
+          <w:lang w:val="en-SA" w:eastAsia="en-US"/>
+        </w:rPr>
+        <w:t>* Breaking Process 1 into subprocesses that make sense.</w:t>
+      </w:r>
+    </w:p>
+    <w:p>
+      <w:pPr>
+        <w:shd w:val="clear" w:color="auto" w:fill="FFFFFF"/>
+        <w:spacing w:after="0" w:line="240" w:lineRule="auto"/>
+        <w:rPr>
+          <w:rFonts w:ascii="Times New Roman" w:eastAsia="Times New Roman" w:hAnsi="Times New Roman" w:cs="Times New Roman"/>
+          <w:color w:val="auto"/>
+          <w:sz w:val="21"/>
+          <w:szCs w:val="21"/>
+          <w:lang w:val="en-SA" w:eastAsia="en-US"/>
+        </w:rPr>
+      </w:pPr>
+      <w:r>
+        <w:rPr>
+          <w:rFonts w:ascii="Times New Roman" w:eastAsia="Times New Roman" w:hAnsi="Times New Roman" w:cs="Times New Roman"/>
+          <w:color w:val="2B2D38"/>
+          <w:sz w:val="21"/>
+          <w:szCs w:val="21"/>
+          <w:lang w:val="en-SA" w:eastAsia="en-US"/>
+        </w:rPr>
+        <w:t>* Figuring out the way that the data flows.</w:t>
+      </w:r>
+    </w:p>
+    <w:p>
+      <w:pPr>
+        <w:shd w:val="clear" w:color="auto" w:fill="FFFFFF"/>
+        <w:spacing w:after="0" w:line="240" w:lineRule="auto"/>
+        <w:rPr>
+          <w:rFonts w:ascii="Times New Roman" w:eastAsia="Times New Roman" w:hAnsi="Times New Roman" w:cs="Times New Roman"/>
+          <w:color w:val="2B2D38"/>
+          <w:sz w:val="21"/>
+          <w:szCs w:val="21"/>
+          <w:lang w:val="en-SA" w:eastAsia="en-US"/>
+        </w:rPr>
+      </w:pPr>
+      <w:r>
+        <w:rPr>
+          <w:rFonts w:ascii="Times New Roman" w:eastAsia="Times New Roman" w:hAnsi="Times New Roman" w:cs="Times New Roman"/>
+          <w:color w:val="2B2D38"/>
+          <w:sz w:val="21"/>
+          <w:szCs w:val="21"/>
+          <w:lang w:val="en-SA" w:eastAsia="en-US"/>
+        </w:rPr>
+        <w:t xml:space="preserve">* Making sure the Level-1 DFD for Process 1 matches the Level-0 DFD, for Process </w:t>
+      </w:r>
+      <w:r>
+        <w:rPr>
+          <w:rFonts w:ascii="Times New Roman" w:eastAsia="Times New Roman" w:hAnsi="Times New Roman" w:cs="Times New Roman"/>
+          <w:color w:val="2B2D38"/>
+          <w:sz w:val="21"/>
+          <w:szCs w:val="21"/>
+          <w:lang w:val="en-SA" w:eastAsia="en-US"/>
+        </w:rPr>
+        <w:t xml:space="preserve"> </w:t>
+      </w:r>
+    </w:p>
+    <w:p>
+      <w:pPr>
+        <w:shd w:val="clear" w:color="auto" w:fill="FFFFFF"/>
+        <w:spacing w:after="0" w:line="240" w:lineRule="auto"/>
+        <w:rPr>
+          <w:rFonts w:ascii="Times New Roman" w:eastAsia="Times New Roman" w:hAnsi="Times New Roman" w:cs="Times New Roman"/>
+          <w:color w:val="2B2D38"/>
+          <w:sz w:val="21"/>
+          <w:szCs w:val="21"/>
+          <w:lang w:val="en-SA" w:eastAsia="en-US"/>
+        </w:rPr>
+      </w:pPr>
+    </w:p>
+    <w:p>
+      <w:pPr>
+        <w:shd w:val="clear" w:color="auto" w:fill="FFFFFF"/>
+        <w:spacing w:after="0" w:line="240" w:lineRule="auto"/>
+        <w:rPr>
+          <w:rFonts w:ascii="Times New Roman" w:eastAsia="Times New Roman" w:hAnsi="Times New Roman" w:cs="Times New Roman"/>
+          <w:color w:val="auto"/>
+          <w:sz w:val="21"/>
+          <w:szCs w:val="21"/>
+          <w:lang w:val="en-SA" w:eastAsia="en-US"/>
+        </w:rPr>
+      </w:pPr>
+    </w:p>
+    <w:p>
+      <w:pPr>
+        <w:shd w:val="clear" w:color="auto" w:fill="FFFFFF"/>
+        <w:spacing w:after="0" w:line="240" w:lineRule="auto"/>
+        <w:rPr>
+          <w:rFonts w:ascii="Times New Roman" w:eastAsia="Times New Roman" w:hAnsi="Times New Roman" w:cs="Times New Roman"/>
+          <w:color w:val="2B2D38"/>
+          <w:sz w:val="21"/>
+          <w:szCs w:val="21"/>
+          <w:lang w:val="en-SA" w:eastAsia="en-US"/>
+        </w:rPr>
+      </w:pPr>
+      <w:r>
+        <w:rPr>
+          <w:rFonts w:ascii="Times New Roman" w:eastAsia="Times New Roman" w:hAnsi="Times New Roman" w:cs="Times New Roman"/>
+          <w:color w:val="2B2D38"/>
+          <w:sz w:val="21"/>
+          <w:szCs w:val="21"/>
+          <w:lang w:val="en-SA" w:eastAsia="en-US"/>
+        </w:rPr>
+        <w:t>My task was to create the Level-1 DFD for Process 2 for the Payment process. She divided it into four subprocesses: Enter Payment, Verify Payment, Save Payment, and Send Receipt, showing the flow of payment data.</w:t>
+      </w:r>
+    </w:p>
+    <w:p>
+      <w:pPr>
+        <w:shd w:val="clear" w:color="auto" w:fill="FFFFFF"/>
+        <w:spacing w:after="0" w:line="240" w:lineRule="auto"/>
+        <w:rPr>
+          <w:rFonts w:ascii="Times New Roman" w:eastAsia="Times New Roman" w:hAnsi="Times New Roman" w:cs="Times New Roman"/>
+          <w:color w:val="auto"/>
+          <w:sz w:val="21"/>
+          <w:szCs w:val="21"/>
+          <w:lang w:val="en-SA" w:eastAsia="en-US"/>
+        </w:rPr>
+      </w:pPr>
+    </w:p>
+    <w:p>
+      <w:pPr>
+        <w:shd w:val="clear" w:color="auto" w:fill="FFFFFF"/>
+        <w:spacing w:after="0" w:line="240" w:lineRule="auto"/>
+        <w:rPr>
+          <w:rFonts w:ascii="Times New Roman" w:eastAsia="Times New Roman" w:hAnsi="Times New Roman" w:cs="Times New Roman"/>
+          <w:color w:val="2B2D38"/>
+          <w:sz w:val="21"/>
+          <w:szCs w:val="21"/>
+          <w:lang w:val="en-SA" w:eastAsia="en-US"/>
+        </w:rPr>
+      </w:pPr>
+      <w:r>
+        <w:rPr>
+          <w:rFonts w:ascii="Times New Roman" w:eastAsia="Times New Roman" w:hAnsi="Times New Roman" w:cs="Times New Roman"/>
+          <w:color w:val="2B2D38"/>
+          <w:sz w:val="21"/>
+          <w:szCs w:val="21"/>
+          <w:lang w:val="en-SA" w:eastAsia="en-US"/>
+        </w:rPr>
+        <w:t>Challenges Faced</w:t>
+      </w:r>
+    </w:p>
+    <w:p>
+      <w:pPr>
+        <w:shd w:val="clear" w:color="auto" w:fill="FFFFFF"/>
+        <w:spacing w:after="0" w:line="240" w:lineRule="auto"/>
+        <w:rPr>
+          <w:rFonts w:ascii="Times New Roman" w:eastAsia="Times New Roman" w:hAnsi="Times New Roman" w:cs="Times New Roman"/>
+          <w:color w:val="auto"/>
+          <w:sz w:val="21"/>
+          <w:szCs w:val="21"/>
+          <w:lang w:val="en-SA" w:eastAsia="en-US"/>
+        </w:rPr>
+      </w:pPr>
+    </w:p>
+    <w:p>
+      <w:pPr>
+        <w:shd w:val="clear" w:color="auto" w:fill="FFFFFF"/>
+        <w:spacing w:after="0" w:line="240" w:lineRule="auto"/>
+        <w:rPr>
+          <w:rFonts w:ascii="Times New Roman" w:eastAsia="Times New Roman" w:hAnsi="Times New Roman" w:cs="Times New Roman"/>
+          <w:color w:val="auto"/>
+          <w:sz w:val="21"/>
+          <w:szCs w:val="21"/>
+          <w:lang w:val="en-SA" w:eastAsia="en-US"/>
+        </w:rPr>
+      </w:pPr>
+      <w:r>
+        <w:rPr>
+          <w:rFonts w:ascii="Times New Roman" w:eastAsia="Times New Roman" w:hAnsi="Times New Roman" w:cs="Times New Roman"/>
+          <w:color w:val="2B2D38"/>
+          <w:sz w:val="21"/>
+          <w:szCs w:val="21"/>
+          <w:lang w:val="en-SA" w:eastAsia="en-US"/>
+        </w:rPr>
+        <w:t>Breaking the payment process into subprocesses.</w:t>
+      </w:r>
+    </w:p>
+    <w:p>
+      <w:pPr>
+        <w:shd w:val="clear" w:color="auto" w:fill="FFFFFF"/>
+        <w:spacing w:after="0" w:line="240" w:lineRule="auto"/>
+        <w:rPr>
+          <w:rFonts w:ascii="Times New Roman" w:eastAsia="Times New Roman" w:hAnsi="Times New Roman" w:cs="Times New Roman"/>
+          <w:color w:val="auto"/>
+          <w:sz w:val="21"/>
+          <w:szCs w:val="21"/>
+          <w:lang w:val="en-SA" w:eastAsia="en-US"/>
+        </w:rPr>
+      </w:pPr>
+      <w:r>
+        <w:rPr>
+          <w:rFonts w:ascii="Times New Roman" w:eastAsia="Times New Roman" w:hAnsi="Times New Roman" w:cs="Times New Roman"/>
+          <w:color w:val="2B2D38"/>
+          <w:sz w:val="21"/>
+          <w:szCs w:val="21"/>
+          <w:lang w:val="en-SA" w:eastAsia="en-US"/>
+        </w:rPr>
+        <w:t>Identifying the data flow.</w:t>
+      </w:r>
+    </w:p>
+    <w:p>
+      <w:pPr>
+        <w:shd w:val="clear" w:color="auto" w:fill="FFFFFF"/>
+        <w:spacing w:after="0" w:line="240" w:lineRule="auto"/>
+        <w:rPr>
+          <w:rFonts w:ascii="Times New Roman" w:eastAsia="Times New Roman" w:hAnsi="Times New Roman" w:cs="Times New Roman"/>
+          <w:color w:val="auto"/>
+          <w:sz w:val="21"/>
+          <w:szCs w:val="21"/>
+          <w:lang w:val="en-SA" w:eastAsia="en-US"/>
+        </w:rPr>
+      </w:pPr>
+      <w:r>
+        <w:rPr>
+          <w:rFonts w:ascii="Times New Roman" w:eastAsia="Times New Roman" w:hAnsi="Times New Roman" w:cs="Times New Roman"/>
+          <w:color w:val="2B2D38"/>
+          <w:sz w:val="21"/>
+          <w:szCs w:val="21"/>
+          <w:lang w:val="en-SA" w:eastAsia="en-US"/>
+        </w:rPr>
+        <w:t>Keeping the Level-1 DFD with the Level-0 DFD</w:t>
+      </w:r>
+    </w:p>
+    <w:p>
+      <w:pPr>
+        <w:shd w:val="clear" w:color="auto" w:fill="FFFFFF"/>
+        <w:spacing w:after="220" w:line="240" w:lineRule="auto"/>
+        <w:rPr>
+          <w:rFonts w:ascii="Times New Roman" w:eastAsia="Times New Roman" w:hAnsi="Times New Roman" w:cs="Times New Roman"/>
+          <w:color w:val="auto"/>
+          <w:sz w:val="21"/>
+          <w:szCs w:val="21"/>
+          <w:lang w:val="en-SA" w:eastAsia="en-US"/>
+        </w:rPr>
+      </w:pPr>
+    </w:p>
+    <w:p>
+      <w:pPr>
+        <w:shd w:val="clear" w:color="auto" w:fill="FFFFFF"/>
+        <w:spacing w:before="220" w:after="0" w:line="240" w:lineRule="auto"/>
+        <w:rPr>
+          <w:rFonts w:ascii="Times New Roman" w:eastAsia="Times New Roman" w:hAnsi="Times New Roman" w:cs="Times New Roman"/>
+          <w:color w:val="2B2D38"/>
+          <w:sz w:val="21"/>
+          <w:szCs w:val="21"/>
+          <w:lang w:val="en-SA" w:eastAsia="en-US"/>
+        </w:rPr>
+      </w:pPr>
+      <w:r>
+        <w:rPr>
+          <w:rFonts w:ascii="Times New Roman" w:eastAsia="Times New Roman" w:hAnsi="Times New Roman" w:cs="Times New Roman"/>
+          <w:color w:val="2B2D38"/>
+          <w:sz w:val="21"/>
+          <w:szCs w:val="21"/>
+          <w:lang w:val="en-SA" w:eastAsia="en-US"/>
+        </w:rPr>
+        <w:t xml:space="preserve">Bushra had to make the Level-1 DFD Process 3 for the User Management process. This was her task. She broke it down into four parts: Register, Login, Update Profile, and Logout. The User Management process was divided into these subprocesses. This showed how the User Management </w:t>
+      </w:r>
+      <w:r>
+        <w:rPr>
+          <w:rFonts w:ascii="Times New Roman" w:eastAsia="Times New Roman" w:hAnsi="Times New Roman" w:cs="Times New Roman"/>
+          <w:color w:val="2B2D38"/>
+          <w:sz w:val="21"/>
+          <w:szCs w:val="21"/>
+          <w:lang w:val="en-SA" w:eastAsia="en-US"/>
+        </w:rPr>
+        <w:lastRenderedPageBreak/>
+        <w:t>process works and how user information moves through the system. The User Management process was the focus.</w:t>
+      </w:r>
+    </w:p>
+    <w:p>
+      <w:pPr>
+        <w:shd w:val="clear" w:color="auto" w:fill="FFFFFF"/>
+        <w:spacing w:before="220" w:after="0" w:line="240" w:lineRule="auto"/>
+        <w:rPr>
+          <w:rFonts w:ascii="Times New Roman" w:eastAsia="Times New Roman" w:hAnsi="Times New Roman" w:cs="Times New Roman"/>
+          <w:color w:val="auto"/>
+          <w:sz w:val="21"/>
+          <w:szCs w:val="21"/>
+          <w:lang w:val="en-SA" w:eastAsia="en-US"/>
+        </w:rPr>
+      </w:pPr>
+    </w:p>
+    <w:p>
+      <w:pPr>
+        <w:shd w:val="clear" w:color="auto" w:fill="FFFFFF"/>
+        <w:spacing w:after="0" w:line="240" w:lineRule="auto"/>
+        <w:rPr>
+          <w:rFonts w:ascii="Times New Roman" w:eastAsia="Times New Roman" w:hAnsi="Times New Roman" w:cs="Times New Roman"/>
+          <w:color w:val="2B2D38"/>
+          <w:sz w:val="21"/>
+          <w:szCs w:val="21"/>
+          <w:lang w:val="en-SA" w:eastAsia="en-US"/>
+        </w:rPr>
+      </w:pPr>
+      <w:r>
+        <w:rPr>
+          <w:rFonts w:ascii="Times New Roman" w:eastAsia="Times New Roman" w:hAnsi="Times New Roman" w:cs="Times New Roman"/>
+          <w:color w:val="2B2D38"/>
+          <w:sz w:val="21"/>
+          <w:szCs w:val="21"/>
+          <w:lang w:val="en-SA" w:eastAsia="en-US"/>
+        </w:rPr>
+        <w:t>Challenges Faced</w:t>
+      </w:r>
+    </w:p>
+    <w:p>
+      <w:pPr>
+        <w:shd w:val="clear" w:color="auto" w:fill="FFFFFF"/>
+        <w:spacing w:after="0" w:line="240" w:lineRule="auto"/>
+        <w:rPr>
+          <w:rFonts w:ascii="Times New Roman" w:eastAsia="Times New Roman" w:hAnsi="Times New Roman" w:cs="Times New Roman"/>
+          <w:color w:val="auto"/>
+          <w:sz w:val="21"/>
+          <w:szCs w:val="21"/>
+          <w:lang w:val="en-SA" w:eastAsia="en-US"/>
+        </w:rPr>
+      </w:pPr>
+    </w:p>
+    <w:p>
+      <w:pPr>
+        <w:shd w:val="clear" w:color="auto" w:fill="FFFFFF"/>
+        <w:spacing w:after="0" w:line="240" w:lineRule="auto"/>
+        <w:rPr>
+          <w:rFonts w:ascii="Times New Roman" w:eastAsia="Times New Roman" w:hAnsi="Times New Roman" w:cs="Times New Roman"/>
+          <w:color w:val="auto"/>
+          <w:sz w:val="21"/>
+          <w:szCs w:val="21"/>
+          <w:lang w:val="en-SA" w:eastAsia="en-US"/>
+        </w:rPr>
+      </w:pPr>
+      <w:r>
+        <w:rPr>
+          <w:rFonts w:ascii="Times New Roman" w:eastAsia="Times New Roman" w:hAnsi="Times New Roman" w:cs="Times New Roman"/>
+          <w:color w:val="2B2D38"/>
+          <w:sz w:val="21"/>
+          <w:szCs w:val="21"/>
+          <w:lang w:val="en-SA" w:eastAsia="en-US"/>
+        </w:rPr>
+        <w:t>Bushra faced challenges. One challenge was breaking the User Management process into subprocesses. Another challenge was finding the data flow for the User Management process. She also had to keep the Level-1 DFD consistent with the Level-0 DFD for the User Management process. This was important for the User Management process.</w:t>
+      </w:r>
+    </w:p>
+    <w:p>
+      <w:pPr>
+        <w:shd w:val="clear" w:color="auto" w:fill="FFFFFF"/>
+        <w:spacing w:after="220" w:line="240" w:lineRule="auto"/>
+        <w:rPr>
+          <w:rFonts w:ascii="Times New Roman" w:eastAsia="Times New Roman" w:hAnsi="Times New Roman" w:cs="Times New Roman"/>
+          <w:color w:val="auto"/>
+          <w:sz w:val="21"/>
+          <w:szCs w:val="21"/>
+          <w:lang w:val="en-SA" w:eastAsia="en-US"/>
+        </w:rPr>
+      </w:pPr>
+    </w:p>
+    <w:p>
+      <w:pPr>
+        <w:spacing w:after="0" w:line="240" w:lineRule="auto"/>
+        <w:rPr>
+          <w:rFonts w:ascii="Times New Roman" w:eastAsia="Times New Roman" w:hAnsi="Times New Roman" w:cs="Times New Roman"/>
+          <w:color w:val="auto"/>
+          <w:sz w:val="21"/>
+          <w:szCs w:val="21"/>
+          <w:lang w:val="en-SA" w:eastAsia="en-US"/>
+        </w:rPr>
+      </w:pPr>
+    </w:p>
+    <w:p>
+      <w:pPr>
+        <w:spacing w:after="0" w:line="240" w:lineRule="auto"/>
+        <w:rPr>
+          <w:rFonts w:ascii="Times New Roman" w:eastAsia="Times New Roman" w:hAnsi="Times New Roman" w:cs="Times New Roman"/>
+          <w:color w:val="auto"/>
+          <w:sz w:val="21"/>
+          <w:szCs w:val="21"/>
+          <w:lang w:val="en-SA" w:eastAsia="en-US"/>
+        </w:rPr>
+      </w:pPr>
+    </w:p>
+    <w:p>
+      <w:pPr>
+        <w:rPr>
+          <w:rFonts w:ascii="Times New Roman" w:hAnsi="Times New Roman" w:cs="Times New Roman"/>
+          <w:sz w:val="21"/>
+          <w:szCs w:val="21"/>
+          <w:lang w:val="en-SA"/>
         </w:rPr>
       </w:pPr>
     </w:p>
@@ -8442,7 +9924,7 @@
       </w:pPr>
     </w:p>
     <w:sectPr>
-      <w:headerReference w:type="default" r:id="rId20"/>
+      <w:headerReference w:type="default" r:id="rId25"/>
       <w:pgSz w:w="12240" w:h="15840" w:code="1"/>
       <w:pgMar w:top="1080" w:right="720" w:bottom="2160" w:left="3096" w:header="1080" w:footer="720" w:gutter="0"/>
       <w:pgNumType w:start="1"/>
@@ -8454,7 +9936,7 @@
 </file>
 
 <file path=word/endnotes.xml><?xml version="1.0" encoding="utf-8"?>
-<w:endnotes xmlns:wpc="http://schemas.microsoft.com/office/word/2010/wordprocessingCanvas" xmlns:cx="http://schemas.microsoft.com/office/drawing/2014/chartex" xmlns:cx1="http://schemas.microsoft.com/office/drawing/2015/9/8/chartex" xmlns:cx2="http://schemas.microsoft.com/office/drawing/2015/10/21/chartex" xmlns:cx3="http://schemas.microsoft.com/office/drawing/2016/5/9/chartex" xmlns:cx4="http://schemas.microsoft.com/office/drawing/2016/5/10/chartex" xmlns:cx5="http://schemas.microsoft.com/office/drawing/2016/5/11/chartex" xmlns:cx6="http://schemas.microsoft.com/office/drawing/2016/5/12/chartex" xmlns:cx7="http://schemas.microsoft.com/office/drawing/2016/5/13/chartex" xmlns:cx8="http://schemas.microsoft.com/office/drawing/2016/5/14/chartex" xmlns:mc="http://schemas.openxmlformats.org/markup-compatibility/2006" xmlns:aink="http://schemas.microsoft.com/office/drawing/2016/ink" xmlns:am3d="http://schemas.microsoft.com/office/drawing/2017/model3d" xmlns:o="urn:schemas-microsoft-com:office:office" xmlns:oel="http://schemas.microsoft.com/office/2019/extlst" xmlns:r="http://schemas.openxmlformats.org/officeDocument/2006/relationships" xmlns:m="http://schemas.openxmlformats.org/officeDocument/2006/math" xmlns:v="urn:schemas-microsoft-com:vml" xmlns:wp14="http://schemas.microsoft.com/office/word/2010/wordprocessingDrawing" xmlns:wp="http://schemas.openxmlformats.org/drawingml/2006/wordprocessingDrawing" xmlns:w10="urn:schemas-microsoft-com:office:word" xmlns:w="http://schemas.openxmlformats.org/wordprocessingml/2006/main" xmlns:w14="http://schemas.microsoft.com/office/word/2010/wordml" xmlns:w15="http://schemas.microsoft.com/office/word/2012/wordml" xmlns:w16cei="http://schemas.microsoft.com/office/word/2026/wordml/cei" xmlns:w16cex="http://schemas.microsoft.com/office/word/2018/wordml/cex" xmlns:w16cid="http://schemas.microsoft.com/office/word/2016/wordml/cid" xmlns:w16="http://schemas.microsoft.com/office/word/2018/wordml" xmlns:w16du="http://schemas.microsoft.com/office/word/2023/wordml/word16du" xmlns:w16sdtdh="http://schemas.microsoft.com/office/word/2020/wordml/sdtdatahash" xmlns:w16sdtfl="http://schemas.microsoft.com/office/word/2024/wordml/sdtformatlock" xmlns:w16se="http://schemas.microsoft.com/office/word/2015/wordml/symex" xmlns:wpg="http://schemas.microsoft.com/office/word/2010/wordprocessingGroup" xmlns:wpi="http://schemas.microsoft.com/office/word/2010/wordprocessingInk" xmlns:wne="http://schemas.microsoft.com/office/word/2006/wordml" xmlns:wps="http://schemas.microsoft.com/office/word/2010/wordprocessingShape" mc:Ignorable="w14 w15 w16se w16cid w16 w16cex w16sdtdh w16sdtfl w16du wp14">
+<w:endnotes xmlns:wpc="http://schemas.microsoft.com/office/word/2010/wordprocessingCanvas" xmlns:cx="http://schemas.microsoft.com/office/drawing/2014/chartex" xmlns:cx1="http://schemas.microsoft.com/office/drawing/2015/9/8/chartex" xmlns:cx2="http://schemas.microsoft.com/office/drawing/2015/10/21/chartex" xmlns:cx3="http://schemas.microsoft.com/office/drawing/2016/5/9/chartex" xmlns:cx4="http://schemas.microsoft.com/office/drawing/2016/5/10/chartex" xmlns:cx5="http://schemas.microsoft.com/office/drawing/2016/5/11/chartex" xmlns:cx6="http://schemas.microsoft.com/office/drawing/2016/5/12/chartex" xmlns:cx7="http://schemas.microsoft.com/office/drawing/2016/5/13/chartex" xmlns:cx8="http://schemas.microsoft.com/office/drawing/2016/5/14/chartex" xmlns:mc="http://schemas.openxmlformats.org/markup-compatibility/2006" xmlns:m="http://schemas.openxmlformats.org/officeDocument/2006/math" xmlns:aink="http://schemas.microsoft.com/office/drawing/2016/ink" xmlns:am3d="http://schemas.microsoft.com/office/drawing/2017/model3d" xmlns:oel="http://schemas.microsoft.com/office/2019/extlst" xmlns:r="http://schemas.openxmlformats.org/officeDocument/2006/relationships" xmlns:wp14="http://schemas.microsoft.com/office/word/2010/wordprocessingDrawing" xmlns:wp="http://schemas.openxmlformats.org/drawingml/2006/wordprocessingDrawing" xmlns:wpg="http://schemas.microsoft.com/office/word/2010/wordprocessingGroup" xmlns:wpi="http://schemas.microsoft.com/office/word/2010/wordprocessingInk" xmlns:wps="http://schemas.microsoft.com/office/word/2010/wordprocessingShape" xmlns:o="urn:schemas-microsoft-com:office:office" xmlns:v="urn:schemas-microsoft-com:vml" xmlns:w10="urn:schemas-microsoft-com:office:word" xmlns:w="http://schemas.openxmlformats.org/wordprocessingml/2006/main" xmlns:w14="http://schemas.microsoft.com/office/word/2010/wordml" xmlns:w15="http://schemas.microsoft.com/office/word/2012/wordml" xmlns:w16cei="http://schemas.microsoft.com/office/word/2026/wordml/cei" xmlns:w16cex="http://schemas.microsoft.com/office/word/2018/wordml/cex" xmlns:w16cid="http://schemas.microsoft.com/office/word/2016/wordml/cid" xmlns:w16="http://schemas.microsoft.com/office/word/2018/wordml" xmlns:w16sdtdh="http://schemas.microsoft.com/office/word/2020/wordml/sdtdatahash" xmlns:w16sdtfl="http://schemas.microsoft.com/office/word/2024/wordml/sdtformatlock" xmlns:w16se="http://schemas.microsoft.com/office/word/2015/wordml/symex" xmlns:w16du="http://schemas.microsoft.com/office/word/2023/wordml/word16du" xmlns:wne="http://schemas.microsoft.com/office/word/2006/wordml" mc:Ignorable="w14 w15 w16se w16cid w16 w16cex w16sdtdh w16sdtfl w16du wp14">
   <w:endnote w:type="separator" w:id="-1">
     <w:p>
       <w:pPr>
@@ -8483,7 +9965,7 @@
 </file>
 
 <file path=word/footer1.xml><?xml version="1.0" encoding="utf-8"?>
-<w:ftr xmlns:wpc="http://schemas.microsoft.com/office/word/2010/wordprocessingCanvas" xmlns:cx="http://schemas.microsoft.com/office/drawing/2014/chartex" xmlns:cx1="http://schemas.microsoft.com/office/drawing/2015/9/8/chartex" xmlns:cx2="http://schemas.microsoft.com/office/drawing/2015/10/21/chartex" xmlns:cx3="http://schemas.microsoft.com/office/drawing/2016/5/9/chartex" xmlns:cx4="http://schemas.microsoft.com/office/drawing/2016/5/10/chartex" xmlns:cx5="http://schemas.microsoft.com/office/drawing/2016/5/11/chartex" xmlns:cx6="http://schemas.microsoft.com/office/drawing/2016/5/12/chartex" xmlns:cx7="http://schemas.microsoft.com/office/drawing/2016/5/13/chartex" xmlns:cx8="http://schemas.microsoft.com/office/drawing/2016/5/14/chartex" xmlns:mc="http://schemas.openxmlformats.org/markup-compatibility/2006" xmlns:aink="http://schemas.microsoft.com/office/drawing/2016/ink" xmlns:am3d="http://schemas.microsoft.com/office/drawing/2017/model3d" xmlns:o="urn:schemas-microsoft-com:office:office" xmlns:oel="http://schemas.microsoft.com/office/2019/extlst" xmlns:r="http://schemas.openxmlformats.org/officeDocument/2006/relationships" xmlns:m="http://schemas.openxmlformats.org/officeDocument/2006/math" xmlns:v="urn:schemas-microsoft-com:vml" xmlns:wp14="http://schemas.microsoft.com/office/word/2010/wordprocessingDrawing" xmlns:wp="http://schemas.openxmlformats.org/drawingml/2006/wordprocessingDrawing" xmlns:w10="urn:schemas-microsoft-com:office:word" xmlns:w="http://schemas.openxmlformats.org/wordprocessingml/2006/main" xmlns:w14="http://schemas.microsoft.com/office/word/2010/wordml" xmlns:w15="http://schemas.microsoft.com/office/word/2012/wordml" xmlns:w16cei="http://schemas.microsoft.com/office/word/2026/wordml/cei" xmlns:w16cex="http://schemas.microsoft.com/office/word/2018/wordml/cex" xmlns:w16cid="http://schemas.microsoft.com/office/word/2016/wordml/cid" xmlns:w16="http://schemas.microsoft.com/office/word/2018/wordml" xmlns:w16du="http://schemas.microsoft.com/office/word/2023/wordml/word16du" xmlns:w16sdtdh="http://schemas.microsoft.com/office/word/2020/wordml/sdtdatahash" xmlns:w16sdtfl="http://schemas.microsoft.com/office/word/2024/wordml/sdtformatlock" xmlns:w16se="http://schemas.microsoft.com/office/word/2015/wordml/symex" xmlns:wpg="http://schemas.microsoft.com/office/word/2010/wordprocessingGroup" xmlns:wpi="http://schemas.microsoft.com/office/word/2010/wordprocessingInk" xmlns:wne="http://schemas.microsoft.com/office/word/2006/wordml" xmlns:wps="http://schemas.microsoft.com/office/word/2010/wordprocessingShape" mc:Ignorable="w14 w15 w16se w16cid w16 w16cex w16sdtdh w16sdtfl w16du wp14">
+<w:ftr xmlns:wpc="http://schemas.microsoft.com/office/word/2010/wordprocessingCanvas" xmlns:cx="http://schemas.microsoft.com/office/drawing/2014/chartex" xmlns:cx1="http://schemas.microsoft.com/office/drawing/2015/9/8/chartex" xmlns:cx2="http://schemas.microsoft.com/office/drawing/2015/10/21/chartex" xmlns:cx3="http://schemas.microsoft.com/office/drawing/2016/5/9/chartex" xmlns:cx4="http://schemas.microsoft.com/office/drawing/2016/5/10/chartex" xmlns:cx5="http://schemas.microsoft.com/office/drawing/2016/5/11/chartex" xmlns:cx6="http://schemas.microsoft.com/office/drawing/2016/5/12/chartex" xmlns:cx7="http://schemas.microsoft.com/office/drawing/2016/5/13/chartex" xmlns:cx8="http://schemas.microsoft.com/office/drawing/2016/5/14/chartex" xmlns:mc="http://schemas.openxmlformats.org/markup-compatibility/2006" xmlns:m="http://schemas.openxmlformats.org/officeDocument/2006/math" xmlns:aink="http://schemas.microsoft.com/office/drawing/2016/ink" xmlns:am3d="http://schemas.microsoft.com/office/drawing/2017/model3d" xmlns:oel="http://schemas.microsoft.com/office/2019/extlst" xmlns:r="http://schemas.openxmlformats.org/officeDocument/2006/relationships" xmlns:wp14="http://schemas.microsoft.com/office/word/2010/wordprocessingDrawing" xmlns:wp="http://schemas.openxmlformats.org/drawingml/2006/wordprocessingDrawing" xmlns:wpg="http://schemas.microsoft.com/office/word/2010/wordprocessingGroup" xmlns:wpi="http://schemas.microsoft.com/office/word/2010/wordprocessingInk" xmlns:wps="http://schemas.microsoft.com/office/word/2010/wordprocessingShape" xmlns:o="urn:schemas-microsoft-com:office:office" xmlns:v="urn:schemas-microsoft-com:vml" xmlns:w10="urn:schemas-microsoft-com:office:word" xmlns:w="http://schemas.openxmlformats.org/wordprocessingml/2006/main" xmlns:w14="http://schemas.microsoft.com/office/word/2010/wordml" xmlns:w15="http://schemas.microsoft.com/office/word/2012/wordml" xmlns:w16cei="http://schemas.microsoft.com/office/word/2026/wordml/cei" xmlns:w16cex="http://schemas.microsoft.com/office/word/2018/wordml/cex" xmlns:w16cid="http://schemas.microsoft.com/office/word/2016/wordml/cid" xmlns:w16="http://schemas.microsoft.com/office/word/2018/wordml" xmlns:w16sdtdh="http://schemas.microsoft.com/office/word/2020/wordml/sdtdatahash" xmlns:w16sdtfl="http://schemas.microsoft.com/office/word/2024/wordml/sdtformatlock" xmlns:w16se="http://schemas.microsoft.com/office/word/2015/wordml/symex" xmlns:w16du="http://schemas.microsoft.com/office/word/2023/wordml/word16du" xmlns:wne="http://schemas.microsoft.com/office/word/2006/wordml" mc:Ignorable="w14 w15 w16se w16cid w16 w16cex w16sdtdh w16sdtfl w16du wp14">
   <w:p>
     <w:pPr>
       <w:pStyle w:val="Footer"/>
@@ -8589,7 +10071,7 @@
               <v:stroke joinstyle="miter"/>
               <v:path gradientshapeok="t" o:connecttype="rect"/>
             </v:shapetype>
-            <v:shape id="Text Box 9" o:spid="_x0000_s1034" type="#_x0000_t202" alt="Restricted - مقيد " style="position:absolute;left:0;text-align:left;margin-left:0;margin-top:0;width:84.4pt;height:32.1pt;z-index:251663360;visibility:visible;mso-wrap-style:none;mso-wrap-distance-left:0;mso-wrap-distance-top:0;mso-wrap-distance-right:0;mso-wrap-distance-bottom:0;mso-position-horizontal:left;mso-position-horizontal-relative:page;mso-position-vertical:bottom;mso-position-vertical-relative:page;v-text-anchor:bottom" o:gfxdata="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" filled="f" stroked="f">
+            <v:shape id="Text Box 9" o:spid="_x0000_s1034" type="#_x0000_t202" alt="Restricted - مقيد " style="position:absolute;left:0;text-align:left;margin-left:0;margin-top:0;width:84.4pt;height:32.1pt;z-index:251663360;visibility:visible;mso-wrap-style:none;mso-wrap-distance-left:0;mso-wrap-distance-top:0;mso-wrap-distance-right:0;mso-wrap-distance-bottom:0;mso-position-horizontal:left;mso-position-horizontal-relative:page;mso-position-vertical:bottom;mso-position-vertical-relative:page;v-text-anchor:bottom" o:gfxdata="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" filled="f" stroked="f">
               <v:textbox style="mso-fit-shape-to-text:t" inset="20pt,0,0,15pt">
                 <w:txbxContent>
                   <w:p>
@@ -8640,7 +10122,7 @@
 </file>
 
 <file path=word/footer2.xml><?xml version="1.0" encoding="utf-8"?>
-<w:ftr xmlns:wpc="http://schemas.microsoft.com/office/word/2010/wordprocessingCanvas" xmlns:cx="http://schemas.microsoft.com/office/drawing/2014/chartex" xmlns:cx1="http://schemas.microsoft.com/office/drawing/2015/9/8/chartex" xmlns:cx2="http://schemas.microsoft.com/office/drawing/2015/10/21/chartex" xmlns:cx3="http://schemas.microsoft.com/office/drawing/2016/5/9/chartex" xmlns:cx4="http://schemas.microsoft.com/office/drawing/2016/5/10/chartex" xmlns:cx5="http://schemas.microsoft.com/office/drawing/2016/5/11/chartex" xmlns:cx6="http://schemas.microsoft.com/office/drawing/2016/5/12/chartex" xmlns:cx7="http://schemas.microsoft.com/office/drawing/2016/5/13/chartex" xmlns:cx8="http://schemas.microsoft.com/office/drawing/2016/5/14/chartex" xmlns:mc="http://schemas.openxmlformats.org/markup-compatibility/2006" xmlns:aink="http://schemas.microsoft.com/office/drawing/2016/ink" xmlns:am3d="http://schemas.microsoft.com/office/drawing/2017/model3d" xmlns:o="urn:schemas-microsoft-com:office:office" xmlns:oel="http://schemas.microsoft.com/office/2019/extlst" xmlns:r="http://schemas.openxmlformats.org/officeDocument/2006/relationships" xmlns:m="http://schemas.openxmlformats.org/officeDocument/2006/math" xmlns:v="urn:schemas-microsoft-com:vml" xmlns:wp14="http://schemas.microsoft.com/office/word/2010/wordprocessingDrawing" xmlns:wp="http://schemas.openxmlformats.org/drawingml/2006/wordprocessingDrawing" xmlns:w10="urn:schemas-microsoft-com:office:word" xmlns:w="http://schemas.openxmlformats.org/wordprocessingml/2006/main" xmlns:w14="http://schemas.microsoft.com/office/word/2010/wordml" xmlns:w15="http://schemas.microsoft.com/office/word/2012/wordml" xmlns:w16cei="http://schemas.microsoft.com/office/word/2026/wordml/cei" xmlns:w16cex="http://schemas.microsoft.com/office/word/2018/wordml/cex" xmlns:w16cid="http://schemas.microsoft.com/office/word/2016/wordml/cid" xmlns:w16="http://schemas.microsoft.com/office/word/2018/wordml" xmlns:w16du="http://schemas.microsoft.com/office/word/2023/wordml/word16du" xmlns:w16sdtdh="http://schemas.microsoft.com/office/word/2020/wordml/sdtdatahash" xmlns:w16sdtfl="http://schemas.microsoft.com/office/word/2024/wordml/sdtformatlock" xmlns:w16se="http://schemas.microsoft.com/office/word/2015/wordml/symex" xmlns:wpg="http://schemas.microsoft.com/office/word/2010/wordprocessingGroup" xmlns:wpi="http://schemas.microsoft.com/office/word/2010/wordprocessingInk" xmlns:wne="http://schemas.microsoft.com/office/word/2006/wordml" xmlns:wps="http://schemas.microsoft.com/office/word/2010/wordprocessingShape" mc:Ignorable="w14 w15 w16se w16cid w16 w16cex w16sdtdh w16sdtfl w16du wp14">
+<w:ftr xmlns:wpc="http://schemas.microsoft.com/office/word/2010/wordprocessingCanvas" xmlns:cx="http://schemas.microsoft.com/office/drawing/2014/chartex" xmlns:cx1="http://schemas.microsoft.com/office/drawing/2015/9/8/chartex" xmlns:cx2="http://schemas.microsoft.com/office/drawing/2015/10/21/chartex" xmlns:cx3="http://schemas.microsoft.com/office/drawing/2016/5/9/chartex" xmlns:cx4="http://schemas.microsoft.com/office/drawing/2016/5/10/chartex" xmlns:cx5="http://schemas.microsoft.com/office/drawing/2016/5/11/chartex" xmlns:cx6="http://schemas.microsoft.com/office/drawing/2016/5/12/chartex" xmlns:cx7="http://schemas.microsoft.com/office/drawing/2016/5/13/chartex" xmlns:cx8="http://schemas.microsoft.com/office/drawing/2016/5/14/chartex" xmlns:mc="http://schemas.openxmlformats.org/markup-compatibility/2006" xmlns:m="http://schemas.openxmlformats.org/officeDocument/2006/math" xmlns:aink="http://schemas.microsoft.com/office/drawing/2016/ink" xmlns:am3d="http://schemas.microsoft.com/office/drawing/2017/model3d" xmlns:oel="http://schemas.microsoft.com/office/2019/extlst" xmlns:r="http://schemas.openxmlformats.org/officeDocument/2006/relationships" xmlns:wp14="http://schemas.microsoft.com/office/word/2010/wordprocessingDrawing" xmlns:wp="http://schemas.openxmlformats.org/drawingml/2006/wordprocessingDrawing" xmlns:wpg="http://schemas.microsoft.com/office/word/2010/wordprocessingGroup" xmlns:wpi="http://schemas.microsoft.com/office/word/2010/wordprocessingInk" xmlns:wps="http://schemas.microsoft.com/office/word/2010/wordprocessingShape" xmlns:o="urn:schemas-microsoft-com:office:office" xmlns:v="urn:schemas-microsoft-com:vml" xmlns:w10="urn:schemas-microsoft-com:office:word" xmlns:w="http://schemas.openxmlformats.org/wordprocessingml/2006/main" xmlns:w14="http://schemas.microsoft.com/office/word/2010/wordml" xmlns:w15="http://schemas.microsoft.com/office/word/2012/wordml" xmlns:w16cei="http://schemas.microsoft.com/office/word/2026/wordml/cei" xmlns:w16cex="http://schemas.microsoft.com/office/word/2018/wordml/cex" xmlns:w16cid="http://schemas.microsoft.com/office/word/2016/wordml/cid" xmlns:w16="http://schemas.microsoft.com/office/word/2018/wordml" xmlns:w16sdtdh="http://schemas.microsoft.com/office/word/2020/wordml/sdtdatahash" xmlns:w16sdtfl="http://schemas.microsoft.com/office/word/2024/wordml/sdtformatlock" xmlns:w16se="http://schemas.microsoft.com/office/word/2015/wordml/symex" xmlns:w16du="http://schemas.microsoft.com/office/word/2023/wordml/word16du" xmlns:wne="http://schemas.microsoft.com/office/word/2006/wordml" mc:Ignorable="w14 w15 w16se w16cid w16 w16cex w16sdtdh w16sdtfl w16du wp14">
   <w:p>
     <w:pPr>
       <w:pStyle w:val="Footer"/>
@@ -8746,7 +10228,7 @@
               <v:stroke joinstyle="miter"/>
               <v:path gradientshapeok="t" o:connecttype="rect"/>
             </v:shapetype>
-            <v:shape id="Text Box 10" o:spid="_x0000_s1035" type="#_x0000_t202" alt="Restricted - مقيد " style="position:absolute;left:0;text-align:left;margin-left:0;margin-top:0;width:84.4pt;height:32.1pt;z-index:251664384;visibility:visible;mso-wrap-style:none;mso-wrap-distance-left:0;mso-wrap-distance-top:0;mso-wrap-distance-right:0;mso-wrap-distance-bottom:0;mso-position-horizontal:left;mso-position-horizontal-relative:page;mso-position-vertical:bottom;mso-position-vertical-relative:page;v-text-anchor:bottom" o:gfxdata="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" filled="f" stroked="f">
+            <v:shape id="Text Box 10" o:spid="_x0000_s1035" type="#_x0000_t202" alt="Restricted - مقيد " style="position:absolute;left:0;text-align:left;margin-left:0;margin-top:0;width:84.4pt;height:32.1pt;z-index:251664384;visibility:visible;mso-wrap-style:none;mso-wrap-distance-left:0;mso-wrap-distance-top:0;mso-wrap-distance-right:0;mso-wrap-distance-bottom:0;mso-position-horizontal:left;mso-position-horizontal-relative:page;mso-position-vertical:bottom;mso-position-vertical-relative:page;v-text-anchor:bottom" o:gfxdata="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" filled="f" stroked="f">
               <v:textbox style="mso-fit-shape-to-text:t" inset="20pt,0,0,15pt">
                 <w:txbxContent>
                   <w:p>
@@ -8797,7 +10279,7 @@
 </file>
 
 <file path=word/footer3.xml><?xml version="1.0" encoding="utf-8"?>
-<w:ftr xmlns:wpc="http://schemas.microsoft.com/office/word/2010/wordprocessingCanvas" xmlns:cx="http://schemas.microsoft.com/office/drawing/2014/chartex" xmlns:cx1="http://schemas.microsoft.com/office/drawing/2015/9/8/chartex" xmlns:cx2="http://schemas.microsoft.com/office/drawing/2015/10/21/chartex" xmlns:cx3="http://schemas.microsoft.com/office/drawing/2016/5/9/chartex" xmlns:cx4="http://schemas.microsoft.com/office/drawing/2016/5/10/chartex" xmlns:cx5="http://schemas.microsoft.com/office/drawing/2016/5/11/chartex" xmlns:cx6="http://schemas.microsoft.com/office/drawing/2016/5/12/chartex" xmlns:cx7="http://schemas.microsoft.com/office/drawing/2016/5/13/chartex" xmlns:cx8="http://schemas.microsoft.com/office/drawing/2016/5/14/chartex" xmlns:mc="http://schemas.openxmlformats.org/markup-compatibility/2006" xmlns:aink="http://schemas.microsoft.com/office/drawing/2016/ink" xmlns:am3d="http://schemas.microsoft.com/office/drawing/2017/model3d" xmlns:o="urn:schemas-microsoft-com:office:office" xmlns:oel="http://schemas.microsoft.com/office/2019/extlst" xmlns:r="http://schemas.openxmlformats.org/officeDocument/2006/relationships" xmlns:m="http://schemas.openxmlformats.org/officeDocument/2006/math" xmlns:v="urn:schemas-microsoft-com:vml" xmlns:wp14="http://schemas.microsoft.com/office/word/2010/wordprocessingDrawing" xmlns:wp="http://schemas.openxmlformats.org/drawingml/2006/wordprocessingDrawing" xmlns:w10="urn:schemas-microsoft-com:office:word" xmlns:w="http://schemas.openxmlformats.org/wordprocessingml/2006/main" xmlns:w14="http://schemas.microsoft.com/office/word/2010/wordml" xmlns:w15="http://schemas.microsoft.com/office/word/2012/wordml" xmlns:w16cei="http://schemas.microsoft.com/office/word/2026/wordml/cei" xmlns:w16cex="http://schemas.microsoft.com/office/word/2018/wordml/cex" xmlns:w16cid="http://schemas.microsoft.com/office/word/2016/wordml/cid" xmlns:w16="http://schemas.microsoft.com/office/word/2018/wordml" xmlns:w16du="http://schemas.microsoft.com/office/word/2023/wordml/word16du" xmlns:w16sdtdh="http://schemas.microsoft.com/office/word/2020/wordml/sdtdatahash" xmlns:w16sdtfl="http://schemas.microsoft.com/office/word/2024/wordml/sdtformatlock" xmlns:w16se="http://schemas.microsoft.com/office/word/2015/wordml/symex" xmlns:wpg="http://schemas.microsoft.com/office/word/2010/wordprocessingGroup" xmlns:wpi="http://schemas.microsoft.com/office/word/2010/wordprocessingInk" xmlns:wne="http://schemas.microsoft.com/office/word/2006/wordml" xmlns:wps="http://schemas.microsoft.com/office/word/2010/wordprocessingShape" mc:Ignorable="w14 w15 w16se w16cid w16 w16cex w16sdtdh w16sdtfl w16du wp14">
+<w:ftr xmlns:wpc="http://schemas.microsoft.com/office/word/2010/wordprocessingCanvas" xmlns:cx="http://schemas.microsoft.com/office/drawing/2014/chartex" xmlns:cx1="http://schemas.microsoft.com/office/drawing/2015/9/8/chartex" xmlns:cx2="http://schemas.microsoft.com/office/drawing/2015/10/21/chartex" xmlns:cx3="http://schemas.microsoft.com/office/drawing/2016/5/9/chartex" xmlns:cx4="http://schemas.microsoft.com/office/drawing/2016/5/10/chartex" xmlns:cx5="http://schemas.microsoft.com/office/drawing/2016/5/11/chartex" xmlns:cx6="http://schemas.microsoft.com/office/drawing/2016/5/12/chartex" xmlns:cx7="http://schemas.microsoft.com/office/drawing/2016/5/13/chartex" xmlns:cx8="http://schemas.microsoft.com/office/drawing/2016/5/14/chartex" xmlns:mc="http://schemas.openxmlformats.org/markup-compatibility/2006" xmlns:m="http://schemas.openxmlformats.org/officeDocument/2006/math" xmlns:aink="http://schemas.microsoft.com/office/drawing/2016/ink" xmlns:am3d="http://schemas.microsoft.com/office/drawing/2017/model3d" xmlns:oel="http://schemas.microsoft.com/office/2019/extlst" xmlns:r="http://schemas.openxmlformats.org/officeDocument/2006/relationships" xmlns:wp14="http://schemas.microsoft.com/office/word/2010/wordprocessingDrawing" xmlns:wp="http://schemas.openxmlformats.org/drawingml/2006/wordprocessingDrawing" xmlns:wpg="http://schemas.microsoft.com/office/word/2010/wordprocessingGroup" xmlns:wpi="http://schemas.microsoft.com/office/word/2010/wordprocessingInk" xmlns:wps="http://schemas.microsoft.com/office/word/2010/wordprocessingShape" xmlns:o="urn:schemas-microsoft-com:office:office" xmlns:v="urn:schemas-microsoft-com:vml" xmlns:w10="urn:schemas-microsoft-com:office:word" xmlns:w="http://schemas.openxmlformats.org/wordprocessingml/2006/main" xmlns:w14="http://schemas.microsoft.com/office/word/2010/wordml" xmlns:w15="http://schemas.microsoft.com/office/word/2012/wordml" xmlns:w16cei="http://schemas.microsoft.com/office/word/2026/wordml/cei" xmlns:w16cex="http://schemas.microsoft.com/office/word/2018/wordml/cex" xmlns:w16cid="http://schemas.microsoft.com/office/word/2016/wordml/cid" xmlns:w16="http://schemas.microsoft.com/office/word/2018/wordml" xmlns:w16sdtdh="http://schemas.microsoft.com/office/word/2020/wordml/sdtdatahash" xmlns:w16sdtfl="http://schemas.microsoft.com/office/word/2024/wordml/sdtformatlock" xmlns:w16se="http://schemas.microsoft.com/office/word/2015/wordml/symex" xmlns:w16du="http://schemas.microsoft.com/office/word/2023/wordml/word16du" xmlns:wne="http://schemas.microsoft.com/office/word/2006/wordml" mc:Ignorable="w14 w15 w16se w16cid w16 w16cex w16sdtdh w16sdtfl w16du wp14">
   <w:p>
     <w:pPr>
       <w:pStyle w:val="Footer"/>
@@ -8903,7 +10385,7 @@
               <v:stroke joinstyle="miter"/>
               <v:path gradientshapeok="t" o:connecttype="rect"/>
             </v:shapetype>
-            <v:shape id="Text Box 8" o:spid="_x0000_s1036" type="#_x0000_t202" alt="Restricted - مقيد " style="position:absolute;left:0;text-align:left;margin-left:0;margin-top:0;width:84.4pt;height:32.1pt;z-index:251662336;visibility:visible;mso-wrap-style:none;mso-wrap-distance-left:0;mso-wrap-distance-top:0;mso-wrap-distance-right:0;mso-wrap-distance-bottom:0;mso-position-horizontal:left;mso-position-horizontal-relative:page;mso-position-vertical:bottom;mso-position-vertical-relative:page;v-text-anchor:bottom" o:gfxdata="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" filled="f" stroked="f">
+            <v:shape id="Text Box 8" o:spid="_x0000_s1036" type="#_x0000_t202" alt="Restricted - مقيد " style="position:absolute;left:0;text-align:left;margin-left:0;margin-top:0;width:84.4pt;height:32.1pt;z-index:251662336;visibility:visible;mso-wrap-style:none;mso-wrap-distance-left:0;mso-wrap-distance-top:0;mso-wrap-distance-right:0;mso-wrap-distance-bottom:0;mso-position-horizontal:left;mso-position-horizontal-relative:page;mso-position-vertical:bottom;mso-position-vertical-relative:page;v-text-anchor:bottom" o:gfxdata="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" filled="f" stroked="f">
               <v:textbox style="mso-fit-shape-to-text:t" inset="20pt,0,0,15pt">
                 <w:txbxContent>
                   <w:p>
@@ -8954,7 +10436,7 @@
 </file>
 
 <file path=word/footnotes.xml><?xml version="1.0" encoding="utf-8"?>
-<w:footnotes xmlns:wpc="http://schemas.microsoft.com/office/word/2010/wordprocessingCanvas" xmlns:cx="http://schemas.microsoft.com/office/drawing/2014/chartex" xmlns:cx1="http://schemas.microsoft.com/office/drawing/2015/9/8/chartex" xmlns:cx2="http://schemas.microsoft.com/office/drawing/2015/10/21/chartex" xmlns:cx3="http://schemas.microsoft.com/office/drawing/2016/5/9/chartex" xmlns:cx4="http://schemas.microsoft.com/office/drawing/2016/5/10/chartex" xmlns:cx5="http://schemas.microsoft.com/office/drawing/2016/5/11/chartex" xmlns:cx6="http://schemas.microsoft.com/office/drawing/2016/5/12/chartex" xmlns:cx7="http://schemas.microsoft.com/office/drawing/2016/5/13/chartex" xmlns:cx8="http://schemas.microsoft.com/office/drawing/2016/5/14/chartex" xmlns:mc="http://schemas.openxmlformats.org/markup-compatibility/2006" xmlns:aink="http://schemas.microsoft.com/office/drawing/2016/ink" xmlns:am3d="http://schemas.microsoft.com/office/drawing/2017/model3d" xmlns:o="urn:schemas-microsoft-com:office:office" xmlns:oel="http://schemas.microsoft.com/office/2019/extlst" xmlns:r="http://schemas.openxmlformats.org/officeDocument/2006/relationships" xmlns:m="http://schemas.openxmlformats.org/officeDocument/2006/math" xmlns:v="urn:schemas-microsoft-com:vml" xmlns:wp14="http://schemas.microsoft.com/office/word/2010/wordprocessingDrawing" xmlns:wp="http://schemas.openxmlformats.org/drawingml/2006/wordprocessingDrawing" xmlns:w10="urn:schemas-microsoft-com:office:word" xmlns:w="http://schemas.openxmlformats.org/wordprocessingml/2006/main" xmlns:w14="http://schemas.microsoft.com/office/word/2010/wordml" xmlns:w15="http://schemas.microsoft.com/office/word/2012/wordml" xmlns:w16cei="http://schemas.microsoft.com/office/word/2026/wordml/cei" xmlns:w16cex="http://schemas.microsoft.com/office/word/2018/wordml/cex" xmlns:w16cid="http://schemas.microsoft.com/office/word/2016/wordml/cid" xmlns:w16="http://schemas.microsoft.com/office/word/2018/wordml" xmlns:w16du="http://schemas.microsoft.com/office/word/2023/wordml/word16du" xmlns:w16sdtdh="http://schemas.microsoft.com/office/word/2020/wordml/sdtdatahash" xmlns:w16sdtfl="http://schemas.microsoft.com/office/word/2024/wordml/sdtformatlock" xmlns:w16se="http://schemas.microsoft.com/office/word/2015/wordml/symex" xmlns:wpg="http://schemas.microsoft.com/office/word/2010/wordprocessingGroup" xmlns:wpi="http://schemas.microsoft.com/office/word/2010/wordprocessingInk" xmlns:wne="http://schemas.microsoft.com/office/word/2006/wordml" xmlns:wps="http://schemas.microsoft.com/office/word/2010/wordprocessingShape" mc:Ignorable="w14 w15 w16se w16cid w16 w16cex w16sdtdh w16sdtfl w16du wp14">
+<w:footnotes xmlns:wpc="http://schemas.microsoft.com/office/word/2010/wordprocessingCanvas" xmlns:cx="http://schemas.microsoft.com/office/drawing/2014/chartex" xmlns:cx1="http://schemas.microsoft.com/office/drawing/2015/9/8/chartex" xmlns:cx2="http://schemas.microsoft.com/office/drawing/2015/10/21/chartex" xmlns:cx3="http://schemas.microsoft.com/office/drawing/2016/5/9/chartex" xmlns:cx4="http://schemas.microsoft.com/office/drawing/2016/5/10/chartex" xmlns:cx5="http://schemas.microsoft.com/office/drawing/2016/5/11/chartex" xmlns:cx6="http://schemas.microsoft.com/office/drawing/2016/5/12/chartex" xmlns:cx7="http://schemas.microsoft.com/office/drawing/2016/5/13/chartex" xmlns:cx8="http://schemas.microsoft.com/office/drawing/2016/5/14/chartex" xmlns:mc="http://schemas.openxmlformats.org/markup-compatibility/2006" xmlns:m="http://schemas.openxmlformats.org/officeDocument/2006/math" xmlns:aink="http://schemas.microsoft.com/office/drawing/2016/ink" xmlns:am3d="http://schemas.microsoft.com/office/drawing/2017/model3d" xmlns:oel="http://schemas.microsoft.com/office/2019/extlst" xmlns:r="http://schemas.openxmlformats.org/officeDocument/2006/relationships" xmlns:wp14="http://schemas.microsoft.com/office/word/2010/wordprocessingDrawing" xmlns:wp="http://schemas.openxmlformats.org/drawingml/2006/wordprocessingDrawing" xmlns:wpg="http://schemas.microsoft.com/office/word/2010/wordprocessingGroup" xmlns:wpi="http://schemas.microsoft.com/office/word/2010/wordprocessingInk" xmlns:wps="http://schemas.microsoft.com/office/word/2010/wordprocessingShape" xmlns:o="urn:schemas-microsoft-com:office:office" xmlns:v="urn:schemas-microsoft-com:vml" xmlns:w10="urn:schemas-microsoft-com:office:word" xmlns:w="http://schemas.openxmlformats.org/wordprocessingml/2006/main" xmlns:w14="http://schemas.microsoft.com/office/word/2010/wordml" xmlns:w15="http://schemas.microsoft.com/office/word/2012/wordml" xmlns:w16cei="http://schemas.microsoft.com/office/word/2026/wordml/cei" xmlns:w16cex="http://schemas.microsoft.com/office/word/2018/wordml/cex" xmlns:w16cid="http://schemas.microsoft.com/office/word/2016/wordml/cid" xmlns:w16="http://schemas.microsoft.com/office/word/2018/wordml" xmlns:w16sdtdh="http://schemas.microsoft.com/office/word/2020/wordml/sdtdatahash" xmlns:w16sdtfl="http://schemas.microsoft.com/office/word/2024/wordml/sdtformatlock" xmlns:w16se="http://schemas.microsoft.com/office/word/2015/wordml/symex" xmlns:w16du="http://schemas.microsoft.com/office/word/2023/wordml/word16du" xmlns:wne="http://schemas.microsoft.com/office/word/2006/wordml" mc:Ignorable="w14 w15 w16se w16cid w16 w16cex w16sdtdh w16sdtfl w16du wp14">
   <w:footnote w:type="separator" w:id="-1">
     <w:p>
       <w:pPr>
@@ -8983,7 +10465,7 @@
 </file>
 
 <file path=word/header1.xml><?xml version="1.0" encoding="utf-8"?>
-<w:hdr xmlns:wpc="http://schemas.microsoft.com/office/word/2010/wordprocessingCanvas" xmlns:cx="http://schemas.microsoft.com/office/drawing/2014/chartex" xmlns:cx1="http://schemas.microsoft.com/office/drawing/2015/9/8/chartex" xmlns:cx2="http://schemas.microsoft.com/office/drawing/2015/10/21/chartex" xmlns:cx3="http://schemas.microsoft.com/office/drawing/2016/5/9/chartex" xmlns:cx4="http://schemas.microsoft.com/office/drawing/2016/5/10/chartex" xmlns:cx5="http://schemas.microsoft.com/office/drawing/2016/5/11/chartex" xmlns:cx6="http://schemas.microsoft.com/office/drawing/2016/5/12/chartex" xmlns:cx7="http://schemas.microsoft.com/office/drawing/2016/5/13/chartex" xmlns:cx8="http://schemas.microsoft.com/office/drawing/2016/5/14/chartex" xmlns:mc="http://schemas.openxmlformats.org/markup-compatibility/2006" xmlns:aink="http://schemas.microsoft.com/office/drawing/2016/ink" xmlns:am3d="http://schemas.microsoft.com/office/drawing/2017/model3d" xmlns:o="urn:schemas-microsoft-com:office:office" xmlns:oel="http://schemas.microsoft.com/office/2019/extlst" xmlns:r="http://schemas.openxmlformats.org/officeDocument/2006/relationships" xmlns:m="http://schemas.openxmlformats.org/officeDocument/2006/math" xmlns:v="urn:schemas-microsoft-com:vml" xmlns:wp14="http://schemas.microsoft.com/office/word/2010/wordprocessingDrawing" xmlns:wp="http://schemas.openxmlformats.org/drawingml/2006/wordprocessingDrawing" xmlns:w10="urn:schemas-microsoft-com:office:word" xmlns:w="http://schemas.openxmlformats.org/wordprocessingml/2006/main" xmlns:w14="http://schemas.microsoft.com/office/word/2010/wordml" xmlns:w15="http://schemas.microsoft.com/office/word/2012/wordml" xmlns:w16cei="http://schemas.microsoft.com/office/word/2026/wordml/cei" xmlns:w16cex="http://schemas.microsoft.com/office/word/2018/wordml/cex" xmlns:w16cid="http://schemas.microsoft.com/office/word/2016/wordml/cid" xmlns:w16="http://schemas.microsoft.com/office/word/2018/wordml" xmlns:w16du="http://schemas.microsoft.com/office/word/2023/wordml/word16du" xmlns:w16sdtdh="http://schemas.microsoft.com/office/word/2020/wordml/sdtdatahash" xmlns:w16sdtfl="http://schemas.microsoft.com/office/word/2024/wordml/sdtformatlock" xmlns:w16se="http://schemas.microsoft.com/office/word/2015/wordml/symex" xmlns:wpg="http://schemas.microsoft.com/office/word/2010/wordprocessingGroup" xmlns:wpi="http://schemas.microsoft.com/office/word/2010/wordprocessingInk" xmlns:wne="http://schemas.microsoft.com/office/word/2006/wordml" xmlns:wps="http://schemas.microsoft.com/office/word/2010/wordprocessingShape" mc:Ignorable="w14 w15 w16se w16cid w16 w16cex w16sdtdh w16sdtfl w16du wp14">
+<w:hdr xmlns:wpc="http://schemas.microsoft.com/office/word/2010/wordprocessingCanvas" xmlns:cx="http://schemas.microsoft.com/office/drawing/2014/chartex" xmlns:cx1="http://schemas.microsoft.com/office/drawing/2015/9/8/chartex" xmlns:cx2="http://schemas.microsoft.com/office/drawing/2015/10/21/chartex" xmlns:cx3="http://schemas.microsoft.com/office/drawing/2016/5/9/chartex" xmlns:cx4="http://schemas.microsoft.com/office/drawing/2016/5/10/chartex" xmlns:cx5="http://schemas.microsoft.com/office/drawing/2016/5/11/chartex" xmlns:cx6="http://schemas.microsoft.com/office/drawing/2016/5/12/chartex" xmlns:cx7="http://schemas.microsoft.com/office/drawing/2016/5/13/chartex" xmlns:cx8="http://schemas.microsoft.com/office/drawing/2016/5/14/chartex" xmlns:mc="http://schemas.openxmlformats.org/markup-compatibility/2006" xmlns:m="http://schemas.openxmlformats.org/officeDocument/2006/math" xmlns:aink="http://schemas.microsoft.com/office/drawing/2016/ink" xmlns:am3d="http://schemas.microsoft.com/office/drawing/2017/model3d" xmlns:oel="http://schemas.microsoft.com/office/2019/extlst" xmlns:r="http://schemas.openxmlformats.org/officeDocument/2006/relationships" xmlns:wp14="http://schemas.microsoft.com/office/word/2010/wordprocessingDrawing" xmlns:wp="http://schemas.openxmlformats.org/drawingml/2006/wordprocessingDrawing" xmlns:wpg="http://schemas.microsoft.com/office/word/2010/wordprocessingGroup" xmlns:wpi="http://schemas.microsoft.com/office/word/2010/wordprocessingInk" xmlns:wps="http://schemas.microsoft.com/office/word/2010/wordprocessingShape" xmlns:o="urn:schemas-microsoft-com:office:office" xmlns:v="urn:schemas-microsoft-com:vml" xmlns:w10="urn:schemas-microsoft-com:office:word" xmlns:w="http://schemas.openxmlformats.org/wordprocessingml/2006/main" xmlns:w14="http://schemas.microsoft.com/office/word/2010/wordml" xmlns:w15="http://schemas.microsoft.com/office/word/2012/wordml" xmlns:w16cei="http://schemas.microsoft.com/office/word/2026/wordml/cei" xmlns:w16cex="http://schemas.microsoft.com/office/word/2018/wordml/cex" xmlns:w16cid="http://schemas.microsoft.com/office/word/2016/wordml/cid" xmlns:w16="http://schemas.microsoft.com/office/word/2018/wordml" xmlns:w16sdtdh="http://schemas.microsoft.com/office/word/2020/wordml/sdtdatahash" xmlns:w16sdtfl="http://schemas.microsoft.com/office/word/2024/wordml/sdtformatlock" xmlns:w16se="http://schemas.microsoft.com/office/word/2015/wordml/symex" xmlns:w16du="http://schemas.microsoft.com/office/word/2023/wordml/word16du" xmlns:wne="http://schemas.microsoft.com/office/word/2006/wordml" mc:Ignorable="w14 w15 w16se w16cid w16 w16cex w16sdtdh w16sdtfl w16du wp14">
   <w:tbl>
     <w:tblPr>
       <w:tblW w:w="6410" w:type="pct"/>
@@ -9083,7 +10565,7 @@
 </file>
 
 <file path=word/header2.xml><?xml version="1.0" encoding="utf-8"?>
-<w:hdr xmlns:wpc="http://schemas.microsoft.com/office/word/2010/wordprocessingCanvas" xmlns:cx="http://schemas.microsoft.com/office/drawing/2014/chartex" xmlns:cx1="http://schemas.microsoft.com/office/drawing/2015/9/8/chartex" xmlns:cx2="http://schemas.microsoft.com/office/drawing/2015/10/21/chartex" xmlns:cx3="http://schemas.microsoft.com/office/drawing/2016/5/9/chartex" xmlns:cx4="http://schemas.microsoft.com/office/drawing/2016/5/10/chartex" xmlns:cx5="http://schemas.microsoft.com/office/drawing/2016/5/11/chartex" xmlns:cx6="http://schemas.microsoft.com/office/drawing/2016/5/12/chartex" xmlns:cx7="http://schemas.microsoft.com/office/drawing/2016/5/13/chartex" xmlns:cx8="http://schemas.microsoft.com/office/drawing/2016/5/14/chartex" xmlns:mc="http://schemas.openxmlformats.org/markup-compatibility/2006" xmlns:aink="http://schemas.microsoft.com/office/drawing/2016/ink" xmlns:am3d="http://schemas.microsoft.com/office/drawing/2017/model3d" xmlns:o="urn:schemas-microsoft-com:office:office" xmlns:oel="http://schemas.microsoft.com/office/2019/extlst" xmlns:r="http://schemas.openxmlformats.org/officeDocument/2006/relationships" xmlns:m="http://schemas.openxmlformats.org/officeDocument/2006/math" xmlns:v="urn:schemas-microsoft-com:vml" xmlns:wp14="http://schemas.microsoft.com/office/word/2010/wordprocessingDrawing" xmlns:wp="http://schemas.openxmlformats.org/drawingml/2006/wordprocessingDrawing" xmlns:w10="urn:schemas-microsoft-com:office:word" xmlns:w="http://schemas.openxmlformats.org/wordprocessingml/2006/main" xmlns:w14="http://schemas.microsoft.com/office/word/2010/wordml" xmlns:w15="http://schemas.microsoft.com/office/word/2012/wordml" xmlns:w16cei="http://schemas.microsoft.com/office/word/2026/wordml/cei" xmlns:w16cex="http://schemas.microsoft.com/office/word/2018/wordml/cex" xmlns:w16cid="http://schemas.microsoft.com/office/word/2016/wordml/cid" xmlns:w16="http://schemas.microsoft.com/office/word/2018/wordml" xmlns:w16du="http://schemas.microsoft.com/office/word/2023/wordml/word16du" xmlns:w16sdtdh="http://schemas.microsoft.com/office/word/2020/wordml/sdtdatahash" xmlns:w16sdtfl="http://schemas.microsoft.com/office/word/2024/wordml/sdtformatlock" xmlns:w16se="http://schemas.microsoft.com/office/word/2015/wordml/symex" xmlns:wpg="http://schemas.microsoft.com/office/word/2010/wordprocessingGroup" xmlns:wpi="http://schemas.microsoft.com/office/word/2010/wordprocessingInk" xmlns:wne="http://schemas.microsoft.com/office/word/2006/wordml" xmlns:wps="http://schemas.microsoft.com/office/word/2010/wordprocessingShape" mc:Ignorable="w14 w15 w16se w16cid w16 w16cex w16sdtdh w16sdtfl w16du wp14">
+<w:hdr xmlns:wpc="http://schemas.microsoft.com/office/word/2010/wordprocessingCanvas" xmlns:cx="http://schemas.microsoft.com/office/drawing/2014/chartex" xmlns:cx1="http://schemas.microsoft.com/office/drawing/2015/9/8/chartex" xmlns:cx2="http://schemas.microsoft.com/office/drawing/2015/10/21/chartex" xmlns:cx3="http://schemas.microsoft.com/office/drawing/2016/5/9/chartex" xmlns:cx4="http://schemas.microsoft.com/office/drawing/2016/5/10/chartex" xmlns:cx5="http://schemas.microsoft.com/office/drawing/2016/5/11/chartex" xmlns:cx6="http://schemas.microsoft.com/office/drawing/2016/5/12/chartex" xmlns:cx7="http://schemas.microsoft.com/office/drawing/2016/5/13/chartex" xmlns:cx8="http://schemas.microsoft.com/office/drawing/2016/5/14/chartex" xmlns:mc="http://schemas.openxmlformats.org/markup-compatibility/2006" xmlns:m="http://schemas.openxmlformats.org/officeDocument/2006/math" xmlns:aink="http://schemas.microsoft.com/office/drawing/2016/ink" xmlns:am3d="http://schemas.microsoft.com/office/drawing/2017/model3d" xmlns:oel="http://schemas.microsoft.com/office/2019/extlst" xmlns:r="http://schemas.openxmlformats.org/officeDocument/2006/relationships" xmlns:wp14="http://schemas.microsoft.com/office/word/2010/wordprocessingDrawing" xmlns:wp="http://schemas.openxmlformats.org/drawingml/2006/wordprocessingDrawing" xmlns:wpg="http://schemas.microsoft.com/office/word/2010/wordprocessingGroup" xmlns:wpi="http://schemas.microsoft.com/office/word/2010/wordprocessingInk" xmlns:wps="http://schemas.microsoft.com/office/word/2010/wordprocessingShape" xmlns:o="urn:schemas-microsoft-com:office:office" xmlns:v="urn:schemas-microsoft-com:vml" xmlns:w10="urn:schemas-microsoft-com:office:word" xmlns:w="http://schemas.openxmlformats.org/wordprocessingml/2006/main" xmlns:w14="http://schemas.microsoft.com/office/word/2010/wordml" xmlns:w15="http://schemas.microsoft.com/office/word/2012/wordml" xmlns:w16cei="http://schemas.microsoft.com/office/word/2026/wordml/cei" xmlns:w16cex="http://schemas.microsoft.com/office/word/2018/wordml/cex" xmlns:w16cid="http://schemas.microsoft.com/office/word/2016/wordml/cid" xmlns:w16="http://schemas.microsoft.com/office/word/2018/wordml" xmlns:w16sdtdh="http://schemas.microsoft.com/office/word/2020/wordml/sdtdatahash" xmlns:w16sdtfl="http://schemas.microsoft.com/office/word/2024/wordml/sdtformatlock" xmlns:w16se="http://schemas.microsoft.com/office/word/2015/wordml/symex" xmlns:w16du="http://schemas.microsoft.com/office/word/2023/wordml/word16du" xmlns:wne="http://schemas.microsoft.com/office/word/2006/wordml" mc:Ignorable="w14 w15 w16se w16cid w16 w16cex w16sdtdh w16sdtfl w16du wp14">
   <w:p>
     <w:pPr>
       <w:ind w:left="-2340"/>
@@ -9268,7 +10750,7 @@
 </file>
 
 <file path=word/header3.xml><?xml version="1.0" encoding="utf-8"?>
-<w:hdr xmlns:wpc="http://schemas.microsoft.com/office/word/2010/wordprocessingCanvas" xmlns:cx="http://schemas.microsoft.com/office/drawing/2014/chartex" xmlns:cx1="http://schemas.microsoft.com/office/drawing/2015/9/8/chartex" xmlns:cx2="http://schemas.microsoft.com/office/drawing/2015/10/21/chartex" xmlns:cx3="http://schemas.microsoft.com/office/drawing/2016/5/9/chartex" xmlns:cx4="http://schemas.microsoft.com/office/drawing/2016/5/10/chartex" xmlns:cx5="http://schemas.microsoft.com/office/drawing/2016/5/11/chartex" xmlns:cx6="http://schemas.microsoft.com/office/drawing/2016/5/12/chartex" xmlns:cx7="http://schemas.microsoft.com/office/drawing/2016/5/13/chartex" xmlns:cx8="http://schemas.microsoft.com/office/drawing/2016/5/14/chartex" xmlns:mc="http://schemas.openxmlformats.org/markup-compatibility/2006" xmlns:aink="http://schemas.microsoft.com/office/drawing/2016/ink" xmlns:am3d="http://schemas.microsoft.com/office/drawing/2017/model3d" xmlns:o="urn:schemas-microsoft-com:office:office" xmlns:oel="http://schemas.microsoft.com/office/2019/extlst" xmlns:r="http://schemas.openxmlformats.org/officeDocument/2006/relationships" xmlns:m="http://schemas.openxmlformats.org/officeDocument/2006/math" xmlns:v="urn:schemas-microsoft-com:vml" xmlns:wp14="http://schemas.microsoft.com/office/word/2010/wordprocessingDrawing" xmlns:wp="http://schemas.openxmlformats.org/drawingml/2006/wordprocessingDrawing" xmlns:w10="urn:schemas-microsoft-com:office:word" xmlns:w="http://schemas.openxmlformats.org/wordprocessingml/2006/main" xmlns:w14="http://schemas.microsoft.com/office/word/2010/wordml" xmlns:w15="http://schemas.microsoft.com/office/word/2012/wordml" xmlns:w16cei="http://schemas.microsoft.com/office/word/2026/wordml/cei" xmlns:w16cex="http://schemas.microsoft.com/office/word/2018/wordml/cex" xmlns:w16cid="http://schemas.microsoft.com/office/word/2016/wordml/cid" xmlns:w16="http://schemas.microsoft.com/office/word/2018/wordml" xmlns:w16du="http://schemas.microsoft.com/office/word/2023/wordml/word16du" xmlns:w16sdtdh="http://schemas.microsoft.com/office/word/2020/wordml/sdtdatahash" xmlns:w16sdtfl="http://schemas.microsoft.com/office/word/2024/wordml/sdtformatlock" xmlns:w16se="http://schemas.microsoft.com/office/word/2015/wordml/symex" xmlns:wpg="http://schemas.microsoft.com/office/word/2010/wordprocessingGroup" xmlns:wpi="http://schemas.microsoft.com/office/word/2010/wordprocessingInk" xmlns:wne="http://schemas.microsoft.com/office/word/2006/wordml" xmlns:wps="http://schemas.microsoft.com/office/word/2010/wordprocessingShape" mc:Ignorable="w14 w15 w16se w16cid w16 w16cex w16sdtdh w16sdtfl w16du wp14">
+<w:hdr xmlns:wpc="http://schemas.microsoft.com/office/word/2010/wordprocessingCanvas" xmlns:cx="http://schemas.microsoft.com/office/drawing/2014/chartex" xmlns:cx1="http://schemas.microsoft.com/office/drawing/2015/9/8/chartex" xmlns:cx2="http://schemas.microsoft.com/office/drawing/2015/10/21/chartex" xmlns:cx3="http://schemas.microsoft.com/office/drawing/2016/5/9/chartex" xmlns:cx4="http://schemas.microsoft.com/office/drawing/2016/5/10/chartex" xmlns:cx5="http://schemas.microsoft.com/office/drawing/2016/5/11/chartex" xmlns:cx6="http://schemas.microsoft.com/office/drawing/2016/5/12/chartex" xmlns:cx7="http://schemas.microsoft.com/office/drawing/2016/5/13/chartex" xmlns:cx8="http://schemas.microsoft.com/office/drawing/2016/5/14/chartex" xmlns:mc="http://schemas.openxmlformats.org/markup-compatibility/2006" xmlns:m="http://schemas.openxmlformats.org/officeDocument/2006/math" xmlns:aink="http://schemas.microsoft.com/office/drawing/2016/ink" xmlns:am3d="http://schemas.microsoft.com/office/drawing/2017/model3d" xmlns:oel="http://schemas.microsoft.com/office/2019/extlst" xmlns:r="http://schemas.openxmlformats.org/officeDocument/2006/relationships" xmlns:wp14="http://schemas.microsoft.com/office/word/2010/wordprocessingDrawing" xmlns:wp="http://schemas.openxmlformats.org/drawingml/2006/wordprocessingDrawing" xmlns:wpg="http://schemas.microsoft.com/office/word/2010/wordprocessingGroup" xmlns:wpi="http://schemas.microsoft.com/office/word/2010/wordprocessingInk" xmlns:wps="http://schemas.microsoft.com/office/word/2010/wordprocessingShape" xmlns:o="urn:schemas-microsoft-com:office:office" xmlns:v="urn:schemas-microsoft-com:vml" xmlns:w10="urn:schemas-microsoft-com:office:word" xmlns:w="http://schemas.openxmlformats.org/wordprocessingml/2006/main" xmlns:w14="http://schemas.microsoft.com/office/word/2010/wordml" xmlns:w15="http://schemas.microsoft.com/office/word/2012/wordml" xmlns:w16cei="http://schemas.microsoft.com/office/word/2026/wordml/cei" xmlns:w16cex="http://schemas.microsoft.com/office/word/2018/wordml/cex" xmlns:w16cid="http://schemas.microsoft.com/office/word/2016/wordml/cid" xmlns:w16="http://schemas.microsoft.com/office/word/2018/wordml" xmlns:w16sdtdh="http://schemas.microsoft.com/office/word/2020/wordml/sdtdatahash" xmlns:w16sdtfl="http://schemas.microsoft.com/office/word/2024/wordml/sdtformatlock" xmlns:w16se="http://schemas.microsoft.com/office/word/2015/wordml/symex" xmlns:w16du="http://schemas.microsoft.com/office/word/2023/wordml/word16du" xmlns:wne="http://schemas.microsoft.com/office/word/2006/wordml" mc:Ignorable="w14 w15 w16se w16cid w16 w16cex w16sdtdh w16sdtfl w16du wp14">
   <w:tbl>
     <w:tblPr>
       <w:tblW w:w="6410" w:type="pct"/>
@@ -9364,7 +10846,7 @@
             <w:rPr>
               <w:noProof/>
             </w:rPr>
-            <w:instrText>Task 2</w:instrText>
+            <w:instrText>Task 3</w:instrText>
           </w:r>
           <w:r>
             <w:rPr>
@@ -9397,7 +10879,7 @@
             <w:rPr>
               <w:noProof/>
             </w:rPr>
-            <w:instrText>Task 2</w:instrText>
+            <w:instrText>Task 3</w:instrText>
           </w:r>
           <w:r>
             <w:rPr>
@@ -9415,7 +10897,7 @@
             <w:rPr>
               <w:noProof/>
             </w:rPr>
-            <w:t xml:space="preserve">Task 2 </w:t>
+            <w:t xml:space="preserve">Task 3 </w:t>
           </w:r>
           <w:r>
             <w:fldChar w:fldCharType="end"/>
@@ -9473,7 +10955,7 @@
 </file>
 
 <file path=word/numbering.xml><?xml version="1.0" encoding="utf-8"?>
-<w:numbering xmlns:wpc="http://schemas.microsoft.com/office/word/2010/wordprocessingCanvas" xmlns:cx="http://schemas.microsoft.com/office/drawing/2014/chartex" xmlns:cx1="http://schemas.microsoft.com/office/drawing/2015/9/8/chartex" xmlns:cx2="http://schemas.microsoft.com/office/drawing/2015/10/21/chartex" xmlns:cx3="http://schemas.microsoft.com/office/drawing/2016/5/9/chartex" xmlns:cx4="http://schemas.microsoft.com/office/drawing/2016/5/10/chartex" xmlns:cx5="http://schemas.microsoft.com/office/drawing/2016/5/11/chartex" xmlns:cx6="http://schemas.microsoft.com/office/drawing/2016/5/12/chartex" xmlns:cx7="http://schemas.microsoft.com/office/drawing/2016/5/13/chartex" xmlns:cx8="http://schemas.microsoft.com/office/drawing/2016/5/14/chartex" xmlns:mc="http://schemas.openxmlformats.org/markup-compatibility/2006" xmlns:aink="http://schemas.microsoft.com/office/drawing/2016/ink" xmlns:am3d="http://schemas.microsoft.com/office/drawing/2017/model3d" xmlns:o="urn:schemas-microsoft-com:office:office" xmlns:oel="http://schemas.microsoft.com/office/2019/extlst" xmlns:r="http://schemas.openxmlformats.org/officeDocument/2006/relationships" xmlns:m="http://schemas.openxmlformats.org/officeDocument/2006/math" xmlns:v="urn:schemas-microsoft-com:vml" xmlns:wp14="http://schemas.microsoft.com/office/word/2010/wordprocessingDrawing" xmlns:wp="http://schemas.openxmlformats.org/drawingml/2006/wordprocessingDrawing" xmlns:w10="urn:schemas-microsoft-com:office:word" xmlns:w="http://schemas.openxmlformats.org/wordprocessingml/2006/main" xmlns:w14="http://schemas.microsoft.com/office/word/2010/wordml" xmlns:w15="http://schemas.microsoft.com/office/word/2012/wordml" xmlns:w16cei="http://schemas.microsoft.com/office/word/2026/wordml/cei" xmlns:w16cex="http://schemas.microsoft.com/office/word/2018/wordml/cex" xmlns:w16cid="http://schemas.microsoft.com/office/word/2016/wordml/cid" xmlns:w16="http://schemas.microsoft.com/office/word/2018/wordml" xmlns:w16du="http://schemas.microsoft.com/office/word/2023/wordml/word16du" xmlns:w16sdtdh="http://schemas.microsoft.com/office/word/2020/wordml/sdtdatahash" xmlns:w16sdtfl="http://schemas.microsoft.com/office/word/2024/wordml/sdtformatlock" xmlns:w16se="http://schemas.microsoft.com/office/word/2015/wordml/symex" xmlns:wpg="http://schemas.microsoft.com/office/word/2010/wordprocessingGroup" xmlns:wpi="http://schemas.microsoft.com/office/word/2010/wordprocessingInk" xmlns:wne="http://schemas.microsoft.com/office/word/2006/wordml" xmlns:wps="http://schemas.microsoft.com/office/word/2010/wordprocessingShape" mc:Ignorable="w14 w15 w16se w16cid w16 w16cex w16sdtdh w16sdtfl w16du wp14">
+<w:numbering xmlns:wpc="http://schemas.microsoft.com/office/word/2010/wordprocessingCanvas" xmlns:cx="http://schemas.microsoft.com/office/drawing/2014/chartex" xmlns:cx1="http://schemas.microsoft.com/office/drawing/2015/9/8/chartex" xmlns:cx2="http://schemas.microsoft.com/office/drawing/2015/10/21/chartex" xmlns:cx3="http://schemas.microsoft.com/office/drawing/2016/5/9/chartex" xmlns:cx4="http://schemas.microsoft.com/office/drawing/2016/5/10/chartex" xmlns:cx5="http://schemas.microsoft.com/office/drawing/2016/5/11/chartex" xmlns:cx6="http://schemas.microsoft.com/office/drawing/2016/5/12/chartex" xmlns:cx7="http://schemas.microsoft.com/office/drawing/2016/5/13/chartex" xmlns:cx8="http://schemas.microsoft.com/office/drawing/2016/5/14/chartex" xmlns:mc="http://schemas.openxmlformats.org/markup-compatibility/2006" xmlns:m="http://schemas.openxmlformats.org/officeDocument/2006/math" xmlns:aink="http://schemas.microsoft.com/office/drawing/2016/ink" xmlns:am3d="http://schemas.microsoft.com/office/drawing/2017/model3d" xmlns:oel="http://schemas.microsoft.com/office/2019/extlst" xmlns:r="http://schemas.openxmlformats.org/officeDocument/2006/relationships" xmlns:wp14="http://schemas.microsoft.com/office/word/2010/wordprocessingDrawing" xmlns:wp="http://schemas.openxmlformats.org/drawingml/2006/wordprocessingDrawing" xmlns:wpg="http://schemas.microsoft.com/office/word/2010/wordprocessingGroup" xmlns:wpi="http://schemas.microsoft.com/office/word/2010/wordprocessingInk" xmlns:wps="http://schemas.microsoft.com/office/word/2010/wordprocessingShape" xmlns:o="urn:schemas-microsoft-com:office:office" xmlns:v="urn:schemas-microsoft-com:vml" xmlns:w10="urn:schemas-microsoft-com:office:word" xmlns:w="http://schemas.openxmlformats.org/wordprocessingml/2006/main" xmlns:w14="http://schemas.microsoft.com/office/word/2010/wordml" xmlns:w15="http://schemas.microsoft.com/office/word/2012/wordml" xmlns:w16cei="http://schemas.microsoft.com/office/word/2026/wordml/cei" xmlns:w16cex="http://schemas.microsoft.com/office/word/2018/wordml/cex" xmlns:w16cid="http://schemas.microsoft.com/office/word/2016/wordml/cid" xmlns:w16="http://schemas.microsoft.com/office/word/2018/wordml" xmlns:w16sdtdh="http://schemas.microsoft.com/office/word/2020/wordml/sdtdatahash" xmlns:w16sdtfl="http://schemas.microsoft.com/office/word/2024/wordml/sdtformatlock" xmlns:w16se="http://schemas.microsoft.com/office/word/2015/wordml/symex" xmlns:w16du="http://schemas.microsoft.com/office/word/2023/wordml/word16du" xmlns:wne="http://schemas.microsoft.com/office/word/2006/wordml" mc:Ignorable="w14 w15 w16se w16cid w16 w16cex w16sdtdh w16sdtfl w16du wp14">
   <w:abstractNum w:abstractNumId="0" w15:restartNumberingAfterBreak="0">
     <w:nsid w:val="FFFFFF89"/>
     <w:multiLevelType w:val="singleLevel"/>
@@ -11889,7 +13371,7 @@
 </file>
 
 <file path=word/styles.xml><?xml version="1.0" encoding="utf-8"?>
-<w:styles xmlns:mc="http://schemas.openxmlformats.org/markup-compatibility/2006" xmlns:r="http://schemas.openxmlformats.org/officeDocument/2006/relationships" xmlns:w="http://schemas.openxmlformats.org/wordprocessingml/2006/main" xmlns:w14="http://schemas.microsoft.com/office/word/2010/wordml" xmlns:w15="http://schemas.microsoft.com/office/word/2012/wordml" xmlns:w16cex="http://schemas.microsoft.com/office/word/2018/wordml/cex" xmlns:w16cid="http://schemas.microsoft.com/office/word/2016/wordml/cid" xmlns:w16="http://schemas.microsoft.com/office/word/2018/wordml" xmlns:w16du="http://schemas.microsoft.com/office/word/2023/wordml/word16du" xmlns:w16sdtdh="http://schemas.microsoft.com/office/word/2020/wordml/sdtdatahash" xmlns:w16sdtfl="http://schemas.microsoft.com/office/word/2024/wordml/sdtformatlock" xmlns:w16se="http://schemas.microsoft.com/office/word/2015/wordml/symex" mc:Ignorable="w14 w15 w16se w16cid w16 w16cex w16sdtdh w16sdtfl w16du">
+<w:styles xmlns:mc="http://schemas.openxmlformats.org/markup-compatibility/2006" xmlns:r="http://schemas.openxmlformats.org/officeDocument/2006/relationships" xmlns:w="http://schemas.openxmlformats.org/wordprocessingml/2006/main" xmlns:w14="http://schemas.microsoft.com/office/word/2010/wordml" xmlns:w15="http://schemas.microsoft.com/office/word/2012/wordml" xmlns:w16cex="http://schemas.microsoft.com/office/word/2018/wordml/cex" xmlns:w16cid="http://schemas.microsoft.com/office/word/2016/wordml/cid" xmlns:w16="http://schemas.microsoft.com/office/word/2018/wordml" xmlns:w16sdtdh="http://schemas.microsoft.com/office/word/2020/wordml/sdtdatahash" xmlns:w16sdtfl="http://schemas.microsoft.com/office/word/2024/wordml/sdtformatlock" xmlns:w16se="http://schemas.microsoft.com/office/word/2015/wordml/symex" xmlns:w16du="http://schemas.microsoft.com/office/word/2023/wordml/word16du" mc:Ignorable="w14 w15 w16se w16cid w16 w16cex w16sdtdh w16sdtfl w16du">
   <w:docDefaults>
     <w:rPrDefault>
       <w:rPr>
@@ -12358,6 +13840,7 @@
   <w:style w:type="character" w:default="1" w:styleId="DefaultParagraphFont">
     <w:name w:val="Default Paragraph Font"/>
     <w:uiPriority w:val="1"/>
+    <w:semiHidden/>
     <w:unhideWhenUsed/>
   </w:style>
   <w:style w:type="table" w:default="1" w:styleId="TableNormal">
@@ -13192,7 +14675,7 @@
 </file>
 
 <file path=word/glossary/document.xml><?xml version="1.0" encoding="utf-8"?>
-<w:glossaryDocument xmlns:wpc="http://schemas.microsoft.com/office/word/2010/wordprocessingCanvas" xmlns:cx="http://schemas.microsoft.com/office/drawing/2014/chartex" xmlns:cx1="http://schemas.microsoft.com/office/drawing/2015/9/8/chartex" xmlns:cx2="http://schemas.microsoft.com/office/drawing/2015/10/21/chartex" xmlns:cx3="http://schemas.microsoft.com/office/drawing/2016/5/9/chartex" xmlns:cx4="http://schemas.microsoft.com/office/drawing/2016/5/10/chartex" xmlns:cx5="http://schemas.microsoft.com/office/drawing/2016/5/11/chartex" xmlns:cx6="http://schemas.microsoft.com/office/drawing/2016/5/12/chartex" xmlns:cx7="http://schemas.microsoft.com/office/drawing/2016/5/13/chartex" xmlns:cx8="http://schemas.microsoft.com/office/drawing/2016/5/14/chartex" xmlns:mc="http://schemas.openxmlformats.org/markup-compatibility/2006" xmlns:aink="http://schemas.microsoft.com/office/drawing/2016/ink" xmlns:am3d="http://schemas.microsoft.com/office/drawing/2017/model3d" xmlns:o="urn:schemas-microsoft-com:office:office" xmlns:oel="http://schemas.microsoft.com/office/2019/extlst" xmlns:r="http://schemas.openxmlformats.org/officeDocument/2006/relationships" xmlns:m="http://schemas.openxmlformats.org/officeDocument/2006/math" xmlns:v="urn:schemas-microsoft-com:vml" xmlns:wp14="http://schemas.microsoft.com/office/word/2010/wordprocessingDrawing" xmlns:wp="http://schemas.openxmlformats.org/drawingml/2006/wordprocessingDrawing" xmlns:w10="urn:schemas-microsoft-com:office:word" xmlns:w="http://schemas.openxmlformats.org/wordprocessingml/2006/main" xmlns:w14="http://schemas.microsoft.com/office/word/2010/wordml" xmlns:w15="http://schemas.microsoft.com/office/word/2012/wordml" xmlns:w16cei="http://schemas.microsoft.com/office/word/2026/wordml/cei" xmlns:w16cex="http://schemas.microsoft.com/office/word/2018/wordml/cex" xmlns:w16cid="http://schemas.microsoft.com/office/word/2016/wordml/cid" xmlns:w16="http://schemas.microsoft.com/office/word/2018/wordml" xmlns:w16du="http://schemas.microsoft.com/office/word/2023/wordml/word16du" xmlns:w16sdtdh="http://schemas.microsoft.com/office/word/2020/wordml/sdtdatahash" xmlns:w16sdtfl="http://schemas.microsoft.com/office/word/2024/wordml/sdtformatlock" xmlns:w16se="http://schemas.microsoft.com/office/word/2015/wordml/symex" xmlns:wpg="http://schemas.microsoft.com/office/word/2010/wordprocessingGroup" xmlns:wpi="http://schemas.microsoft.com/office/word/2010/wordprocessingInk" xmlns:wne="http://schemas.microsoft.com/office/word/2006/wordml" xmlns:wps="http://schemas.microsoft.com/office/word/2010/wordprocessingShape" mc:Ignorable="w14 w15 w16se w16cid w16 w16cex w16sdtdh w16sdtfl w16du wp14">
+<w:glossaryDocument xmlns:wpc="http://schemas.microsoft.com/office/word/2010/wordprocessingCanvas" xmlns:cx="http://schemas.microsoft.com/office/drawing/2014/chartex" xmlns:cx1="http://schemas.microsoft.com/office/drawing/2015/9/8/chartex" xmlns:cx2="http://schemas.microsoft.com/office/drawing/2015/10/21/chartex" xmlns:cx3="http://schemas.microsoft.com/office/drawing/2016/5/9/chartex" xmlns:cx4="http://schemas.microsoft.com/office/drawing/2016/5/10/chartex" xmlns:cx5="http://schemas.microsoft.com/office/drawing/2016/5/11/chartex" xmlns:cx6="http://schemas.microsoft.com/office/drawing/2016/5/12/chartex" xmlns:cx7="http://schemas.microsoft.com/office/drawing/2016/5/13/chartex" xmlns:cx8="http://schemas.microsoft.com/office/drawing/2016/5/14/chartex" xmlns:mc="http://schemas.openxmlformats.org/markup-compatibility/2006" xmlns:m="http://schemas.openxmlformats.org/officeDocument/2006/math" xmlns:aink="http://schemas.microsoft.com/office/drawing/2016/ink" xmlns:am3d="http://schemas.microsoft.com/office/drawing/2017/model3d" xmlns:oel="http://schemas.microsoft.com/office/2019/extlst" xmlns:r="http://schemas.openxmlformats.org/officeDocument/2006/relationships" xmlns:wp14="http://schemas.microsoft.com/office/word/2010/wordprocessingDrawing" xmlns:wp="http://schemas.openxmlformats.org/drawingml/2006/wordprocessingDrawing" xmlns:wpg="http://schemas.microsoft.com/office/word/2010/wordprocessingGroup" xmlns:wpi="http://schemas.microsoft.com/office/word/2010/wordprocessingInk" xmlns:wps="http://schemas.microsoft.com/office/word/2010/wordprocessingShape" xmlns:o="urn:schemas-microsoft-com:office:office" xmlns:v="urn:schemas-microsoft-com:vml" xmlns:w10="urn:schemas-microsoft-com:office:word" xmlns:w="http://schemas.openxmlformats.org/wordprocessingml/2006/main" xmlns:w14="http://schemas.microsoft.com/office/word/2010/wordml" xmlns:w15="http://schemas.microsoft.com/office/word/2012/wordml" xmlns:w16cei="http://schemas.microsoft.com/office/word/2026/wordml/cei" xmlns:w16cex="http://schemas.microsoft.com/office/word/2018/wordml/cex" xmlns:w16cid="http://schemas.microsoft.com/office/word/2016/wordml/cid" xmlns:w16="http://schemas.microsoft.com/office/word/2018/wordml" xmlns:w16sdtdh="http://schemas.microsoft.com/office/word/2020/wordml/sdtdatahash" xmlns:w16sdtfl="http://schemas.microsoft.com/office/word/2024/wordml/sdtformatlock" xmlns:w16se="http://schemas.microsoft.com/office/word/2015/wordml/symex" xmlns:w16du="http://schemas.microsoft.com/office/word/2023/wordml/word16du" xmlns:wne="http://schemas.microsoft.com/office/word/2006/wordml" mc:Ignorable="w14 w15 w16se w16cid w16 w16cex w16sdtdh w16sdtfl w16du wp14">
   <w:docParts>
     <w:docPart>
       <w:docPartPr>
@@ -13277,7 +14760,7 @@
 </file>
 
 <file path=word/glossary/fontTable.xml><?xml version="1.0" encoding="utf-8"?>
-<w:fonts xmlns:mc="http://schemas.openxmlformats.org/markup-compatibility/2006" xmlns:r="http://schemas.openxmlformats.org/officeDocument/2006/relationships" xmlns:w="http://schemas.openxmlformats.org/wordprocessingml/2006/main" xmlns:w14="http://schemas.microsoft.com/office/word/2010/wordml" xmlns:w15="http://schemas.microsoft.com/office/word/2012/wordml" xmlns:w16cex="http://schemas.microsoft.com/office/word/2018/wordml/cex" xmlns:w16cid="http://schemas.microsoft.com/office/word/2016/wordml/cid" xmlns:w16="http://schemas.microsoft.com/office/word/2018/wordml" xmlns:w16du="http://schemas.microsoft.com/office/word/2023/wordml/word16du" xmlns:w16sdtdh="http://schemas.microsoft.com/office/word/2020/wordml/sdtdatahash" xmlns:w16sdtfl="http://schemas.microsoft.com/office/word/2024/wordml/sdtformatlock" xmlns:w16se="http://schemas.microsoft.com/office/word/2015/wordml/symex" mc:Ignorable="w14 w15 w16se w16cid w16 w16cex w16sdtdh w16sdtfl w16du">
+<w:fonts xmlns:mc="http://schemas.openxmlformats.org/markup-compatibility/2006" xmlns:r="http://schemas.openxmlformats.org/officeDocument/2006/relationships" xmlns:w="http://schemas.openxmlformats.org/wordprocessingml/2006/main" xmlns:w14="http://schemas.microsoft.com/office/word/2010/wordml" xmlns:w15="http://schemas.microsoft.com/office/word/2012/wordml" xmlns:w16cex="http://schemas.microsoft.com/office/word/2018/wordml/cex" xmlns:w16cid="http://schemas.microsoft.com/office/word/2016/wordml/cid" xmlns:w16="http://schemas.microsoft.com/office/word/2018/wordml" xmlns:w16sdtdh="http://schemas.microsoft.com/office/word/2020/wordml/sdtdatahash" xmlns:w16sdtfl="http://schemas.microsoft.com/office/word/2024/wordml/sdtformatlock" xmlns:w16se="http://schemas.microsoft.com/office/word/2015/wordml/symex" xmlns:w16du="http://schemas.microsoft.com/office/word/2023/wordml/word16du" mc:Ignorable="w14 w15 w16se w16cid w16 w16cex w16sdtdh w16sdtfl w16du">
   <w:font w:name="Cambria">
     <w:panose1 w:val="02040503050406030204"/>
     <w:charset w:val="00"/>
@@ -13294,10 +14777,10 @@
   </w:font>
   <w:font w:name="Wingdings">
     <w:panose1 w:val="05000000000000000000"/>
-    <w:charset w:val="02"/>
-    <w:family w:val="auto"/>
+    <w:charset w:val="4D"/>
+    <w:family w:val="decorative"/>
     <w:pitch w:val="variable"/>
-    <w:sig w:usb0="00000000" w:usb1="10000000" w:usb2="00000000" w:usb3="00000000" w:csb0="80000000" w:csb1="00000000"/>
+    <w:sig w:usb0="00000003" w:usb1="00000000" w:usb2="00000000" w:usb3="00000000" w:csb0="80000001" w:csb1="00000000"/>
   </w:font>
   <w:font w:name="Courier New">
     <w:panose1 w:val="02070309020205020404"/>
@@ -13309,7 +14792,7 @@
   <w:font w:name="Symbol">
     <w:panose1 w:val="05050102010706020507"/>
     <w:charset w:val="02"/>
-    <w:family w:val="roman"/>
+    <w:family w:val="decorative"/>
     <w:pitch w:val="variable"/>
     <w:sig w:usb0="00000000" w:usb1="10000000" w:usb2="00000000" w:usb3="00000000" w:csb0="80000000" w:csb1="00000000"/>
   </w:font>
@@ -13335,6 +14818,7 @@
     <w:sig w:usb0="E1002EFF" w:usb1="C000605B" w:usb2="00000029" w:usb3="00000000" w:csb0="000101FF" w:csb1="00000000"/>
   </w:font>
   <w:font w:name="Aptos">
+    <w:panose1 w:val="020B0004020202020204"/>
     <w:charset w:val="00"/>
     <w:family w:val="swiss"/>
     <w:pitch w:val="variable"/>
@@ -13342,12 +14826,14 @@
   </w:font>
   <w:font w:name="Frutiger LT Arabic 45 Light">
     <w:altName w:val="Arial"/>
+    <w:panose1 w:val="020B0604020202020204"/>
     <w:charset w:val="00"/>
     <w:family w:val="auto"/>
     <w:pitch w:val="variable"/>
     <w:sig w:usb0="800020AF" w:usb1="C000A04A" w:usb2="00000008" w:usb3="00000000" w:csb0="00000041" w:csb1="00000000"/>
   </w:font>
   <w:font w:name="Yu Mincho">
+    <w:panose1 w:val="02020400000000000000"/>
     <w:charset w:val="80"/>
     <w:family w:val="roman"/>
     <w:pitch w:val="variable"/>
@@ -13361,6 +14847,7 @@
     <w:sig w:usb0="E00002FF" w:usb1="2AC7FDFF" w:usb2="00000016" w:usb3="00000000" w:csb0="0002009F" w:csb1="00000000"/>
   </w:font>
   <w:font w:name="Aptos Display">
+    <w:panose1 w:val="020B0004020202020204"/>
     <w:charset w:val="00"/>
     <w:family w:val="swiss"/>
     <w:pitch w:val="variable"/>
@@ -13370,7 +14857,7 @@
 </file>
 
 <file path=word/glossary/numbering.xml><?xml version="1.0" encoding="utf-8"?>
-<w:numbering xmlns:wpc="http://schemas.microsoft.com/office/word/2010/wordprocessingCanvas" xmlns:cx="http://schemas.microsoft.com/office/drawing/2014/chartex" xmlns:cx1="http://schemas.microsoft.com/office/drawing/2015/9/8/chartex" xmlns:cx2="http://schemas.microsoft.com/office/drawing/2015/10/21/chartex" xmlns:cx3="http://schemas.microsoft.com/office/drawing/2016/5/9/chartex" xmlns:cx4="http://schemas.microsoft.com/office/drawing/2016/5/10/chartex" xmlns:cx5="http://schemas.microsoft.com/office/drawing/2016/5/11/chartex" xmlns:cx6="http://schemas.microsoft.com/office/drawing/2016/5/12/chartex" xmlns:cx7="http://schemas.microsoft.com/office/drawing/2016/5/13/chartex" xmlns:cx8="http://schemas.microsoft.com/office/drawing/2016/5/14/chartex" xmlns:mc="http://schemas.openxmlformats.org/markup-compatibility/2006" xmlns:aink="http://schemas.microsoft.com/office/drawing/2016/ink" xmlns:am3d="http://schemas.microsoft.com/office/drawing/2017/model3d" xmlns:o="urn:schemas-microsoft-com:office:office" xmlns:oel="http://schemas.microsoft.com/office/2019/extlst" xmlns:r="http://schemas.openxmlformats.org/officeDocument/2006/relationships" xmlns:m="http://schemas.openxmlformats.org/officeDocument/2006/math" xmlns:v="urn:schemas-microsoft-com:vml" xmlns:wp14="http://schemas.microsoft.com/office/word/2010/wordprocessingDrawing" xmlns:wp="http://schemas.openxmlformats.org/drawingml/2006/wordprocessingDrawing" xmlns:w10="urn:schemas-microsoft-com:office:word" xmlns:w="http://schemas.openxmlformats.org/wordprocessingml/2006/main" xmlns:w14="http://schemas.microsoft.com/office/word/2010/wordml" xmlns:w15="http://schemas.microsoft.com/office/word/2012/wordml" xmlns:w16cei="http://schemas.microsoft.com/office/word/2026/wordml/cei" xmlns:w16cex="http://schemas.microsoft.com/office/word/2018/wordml/cex" xmlns:w16cid="http://schemas.microsoft.com/office/word/2016/wordml/cid" xmlns:w16="http://schemas.microsoft.com/office/word/2018/wordml" xmlns:w16du="http://schemas.microsoft.com/office/word/2023/wordml/word16du" xmlns:w16sdtdh="http://schemas.microsoft.com/office/word/2020/wordml/sdtdatahash" xmlns:w16sdtfl="http://schemas.microsoft.com/office/word/2024/wordml/sdtformatlock" xmlns:w16se="http://schemas.microsoft.com/office/word/2015/wordml/symex" xmlns:wpg="http://schemas.microsoft.com/office/word/2010/wordprocessingGroup" xmlns:wpi="http://schemas.microsoft.com/office/word/2010/wordprocessingInk" xmlns:wne="http://schemas.microsoft.com/office/word/2006/wordml" xmlns:wps="http://schemas.microsoft.com/office/word/2010/wordprocessingShape" mc:Ignorable="w14 w15 w16se w16cid w16 w16cex w16sdtdh w16sdtfl w16du wp14">
+<w:numbering xmlns:wpc="http://schemas.microsoft.com/office/word/2010/wordprocessingCanvas" xmlns:cx="http://schemas.microsoft.com/office/drawing/2014/chartex" xmlns:cx1="http://schemas.microsoft.com/office/drawing/2015/9/8/chartex" xmlns:cx2="http://schemas.microsoft.com/office/drawing/2015/10/21/chartex" xmlns:cx3="http://schemas.microsoft.com/office/drawing/2016/5/9/chartex" xmlns:cx4="http://schemas.microsoft.com/office/drawing/2016/5/10/chartex" xmlns:cx5="http://schemas.microsoft.com/office/drawing/2016/5/11/chartex" xmlns:cx6="http://schemas.microsoft.com/office/drawing/2016/5/12/chartex" xmlns:cx7="http://schemas.microsoft.com/office/drawing/2016/5/13/chartex" xmlns:cx8="http://schemas.microsoft.com/office/drawing/2016/5/14/chartex" xmlns:mc="http://schemas.openxmlformats.org/markup-compatibility/2006" xmlns:m="http://schemas.openxmlformats.org/officeDocument/2006/math" xmlns:aink="http://schemas.microsoft.com/office/drawing/2016/ink" xmlns:am3d="http://schemas.microsoft.com/office/drawing/2017/model3d" xmlns:oel="http://schemas.microsoft.com/office/2019/extlst" xmlns:r="http://schemas.openxmlformats.org/officeDocument/2006/relationships" xmlns:wp14="http://schemas.microsoft.com/office/word/2010/wordprocessingDrawing" xmlns:wp="http://schemas.openxmlformats.org/drawingml/2006/wordprocessingDrawing" xmlns:wpg="http://schemas.microsoft.com/office/word/2010/wordprocessingGroup" xmlns:wpi="http://schemas.microsoft.com/office/word/2010/wordprocessingInk" xmlns:wps="http://schemas.microsoft.com/office/word/2010/wordprocessingShape" xmlns:o="urn:schemas-microsoft-com:office:office" xmlns:v="urn:schemas-microsoft-com:vml" xmlns:w10="urn:schemas-microsoft-com:office:word" xmlns:w="http://schemas.openxmlformats.org/wordprocessingml/2006/main" xmlns:w14="http://schemas.microsoft.com/office/word/2010/wordml" xmlns:w15="http://schemas.microsoft.com/office/word/2012/wordml" xmlns:w16cei="http://schemas.microsoft.com/office/word/2026/wordml/cei" xmlns:w16cex="http://schemas.microsoft.com/office/word/2018/wordml/cex" xmlns:w16cid="http://schemas.microsoft.com/office/word/2016/wordml/cid" xmlns:w16="http://schemas.microsoft.com/office/word/2018/wordml" xmlns:w16sdtdh="http://schemas.microsoft.com/office/word/2020/wordml/sdtdatahash" xmlns:w16sdtfl="http://schemas.microsoft.com/office/word/2024/wordml/sdtformatlock" xmlns:w16se="http://schemas.microsoft.com/office/word/2015/wordml/symex" xmlns:w16du="http://schemas.microsoft.com/office/word/2023/wordml/word16du" xmlns:wne="http://schemas.microsoft.com/office/word/2006/wordml" mc:Ignorable="w14 w15 w16se w16cid w16 w16cex w16sdtdh w16sdtfl w16du wp14">
   <w:abstractNum w:abstractNumId="0" w15:restartNumberingAfterBreak="0">
     <w:nsid w:val="FFFFFF89"/>
     <w:multiLevelType w:val="singleLevel"/>
@@ -13397,7 +14884,7 @@
 </file>
 
 <file path=word/glossary/settings.xml><?xml version="1.0" encoding="utf-8"?>
-<w:settings xmlns:mc="http://schemas.openxmlformats.org/markup-compatibility/2006" xmlns:o="urn:schemas-microsoft-com:office:office" xmlns:r="http://schemas.openxmlformats.org/officeDocument/2006/relationships" xmlns:m="http://schemas.openxmlformats.org/officeDocument/2006/math" xmlns:v="urn:schemas-microsoft-com:vml" xmlns:w10="urn:schemas-microsoft-com:office:word" xmlns:w="http://schemas.openxmlformats.org/wordprocessingml/2006/main" xmlns:w14="http://schemas.microsoft.com/office/word/2010/wordml" xmlns:w15="http://schemas.microsoft.com/office/word/2012/wordml" xmlns:w16cex="http://schemas.microsoft.com/office/word/2018/wordml/cex" xmlns:w16cid="http://schemas.microsoft.com/office/word/2016/wordml/cid" xmlns:w16="http://schemas.microsoft.com/office/word/2018/wordml" xmlns:w16du="http://schemas.microsoft.com/office/word/2023/wordml/word16du" xmlns:w16sdtdh="http://schemas.microsoft.com/office/word/2020/wordml/sdtdatahash" xmlns:w16sdtfl="http://schemas.microsoft.com/office/word/2024/wordml/sdtformatlock" xmlns:w16se="http://schemas.microsoft.com/office/word/2015/wordml/symex" xmlns:sl="http://schemas.openxmlformats.org/schemaLibrary/2006/main" mc:Ignorable="w14 w15 w16se w16cid w16 w16cex w16sdtdh w16sdtfl w16du">
+<w:settings xmlns:mc="http://schemas.openxmlformats.org/markup-compatibility/2006" xmlns:m="http://schemas.openxmlformats.org/officeDocument/2006/math" xmlns:r="http://schemas.openxmlformats.org/officeDocument/2006/relationships" xmlns:sl="http://schemas.openxmlformats.org/schemaLibrary/2006/main" xmlns:o="urn:schemas-microsoft-com:office:office" xmlns:v="urn:schemas-microsoft-com:vml" xmlns:w10="urn:schemas-microsoft-com:office:word" xmlns:w="http://schemas.openxmlformats.org/wordprocessingml/2006/main" xmlns:w14="http://schemas.microsoft.com/office/word/2010/wordml" xmlns:w15="http://schemas.microsoft.com/office/word/2012/wordml" xmlns:w16cex="http://schemas.microsoft.com/office/word/2018/wordml/cex" xmlns:w16cid="http://schemas.microsoft.com/office/word/2016/wordml/cid" xmlns:w16="http://schemas.microsoft.com/office/word/2018/wordml" xmlns:w16sdtdh="http://schemas.microsoft.com/office/word/2020/wordml/sdtdatahash" xmlns:w16sdtfl="http://schemas.microsoft.com/office/word/2024/wordml/sdtformatlock" xmlns:w16se="http://schemas.microsoft.com/office/word/2015/wordml/symex" xmlns:w16du="http://schemas.microsoft.com/office/word/2023/wordml/word16du" mc:Ignorable="w14 w15 w16se w16cid w16 w16cex w16sdtdh w16sdtfl w16du">
   <w:view w:val="normal"/>
   <w:defaultTabStop w:val="720"/>
   <w:characterSpacingControl w:val="doNotCompress"/>
@@ -13414,9 +14901,11 @@
     <w:rsidRoot w:val="00324ACF"/>
     <w:rsid w:val="00051231"/>
     <w:rsid w:val="00075A1C"/>
+    <w:rsid w:val="001668DE"/>
     <w:rsid w:val="0018073C"/>
     <w:rsid w:val="001A632E"/>
     <w:rsid w:val="00207A61"/>
+    <w:rsid w:val="002333B7"/>
     <w:rsid w:val="00324ACF"/>
     <w:rsid w:val="00335F4A"/>
     <w:rsid w:val="00351A43"/>
@@ -13482,7 +14971,7 @@
 </file>
 
 <file path=word/glossary/styles.xml><?xml version="1.0" encoding="utf-8"?>
-<w:styles xmlns:mc="http://schemas.openxmlformats.org/markup-compatibility/2006" xmlns:r="http://schemas.openxmlformats.org/officeDocument/2006/relationships" xmlns:w="http://schemas.openxmlformats.org/wordprocessingml/2006/main" xmlns:w14="http://schemas.microsoft.com/office/word/2010/wordml" xmlns:w15="http://schemas.microsoft.com/office/word/2012/wordml" xmlns:w16cex="http://schemas.microsoft.com/office/word/2018/wordml/cex" xmlns:w16cid="http://schemas.microsoft.com/office/word/2016/wordml/cid" xmlns:w16="http://schemas.microsoft.com/office/word/2018/wordml" xmlns:w16du="http://schemas.microsoft.com/office/word/2023/wordml/word16du" xmlns:w16sdtdh="http://schemas.microsoft.com/office/word/2020/wordml/sdtdatahash" xmlns:w16sdtfl="http://schemas.microsoft.com/office/word/2024/wordml/sdtformatlock" xmlns:w16se="http://schemas.microsoft.com/office/word/2015/wordml/symex" mc:Ignorable="w14 w15 w16se w16cid w16 w16cex w16sdtdh w16sdtfl w16du">
+<w:styles xmlns:mc="http://schemas.openxmlformats.org/markup-compatibility/2006" xmlns:r="http://schemas.openxmlformats.org/officeDocument/2006/relationships" xmlns:w="http://schemas.openxmlformats.org/wordprocessingml/2006/main" xmlns:w14="http://schemas.microsoft.com/office/word/2010/wordml" xmlns:w15="http://schemas.microsoft.com/office/word/2012/wordml" xmlns:w16cex="http://schemas.microsoft.com/office/word/2018/wordml/cex" xmlns:w16cid="http://schemas.microsoft.com/office/word/2016/wordml/cid" xmlns:w16="http://schemas.microsoft.com/office/word/2018/wordml" xmlns:w16sdtdh="http://schemas.microsoft.com/office/word/2020/wordml/sdtdatahash" xmlns:w16sdtfl="http://schemas.microsoft.com/office/word/2024/wordml/sdtformatlock" xmlns:w16se="http://schemas.microsoft.com/office/word/2015/wordml/symex" xmlns:w16du="http://schemas.microsoft.com/office/word/2023/wordml/word16du" mc:Ignorable="w14 w15 w16se w16cid w16 w16cex w16sdtdh w16sdtfl w16du">
   <w:docDefaults>
     <w:rPrDefault>
       <w:rPr>
@@ -13949,7 +15438,7 @@
 </file>
 
 <file path=word/glossary/webSettings.xml><?xml version="1.0" encoding="utf-8"?>
-<w:webSettings xmlns:mc="http://schemas.openxmlformats.org/markup-compatibility/2006" xmlns:r="http://schemas.openxmlformats.org/officeDocument/2006/relationships" xmlns:w="http://schemas.openxmlformats.org/wordprocessingml/2006/main" xmlns:w14="http://schemas.microsoft.com/office/word/2010/wordml" xmlns:w15="http://schemas.microsoft.com/office/word/2012/wordml" xmlns:w16cex="http://schemas.microsoft.com/office/word/2018/wordml/cex" xmlns:w16cid="http://schemas.microsoft.com/office/word/2016/wordml/cid" xmlns:w16="http://schemas.microsoft.com/office/word/2018/wordml" xmlns:w16du="http://schemas.microsoft.com/office/word/2023/wordml/word16du" xmlns:w16sdtdh="http://schemas.microsoft.com/office/word/2020/wordml/sdtdatahash" xmlns:w16sdtfl="http://schemas.microsoft.com/office/word/2024/wordml/sdtformatlock" xmlns:w16se="http://schemas.microsoft.com/office/word/2015/wordml/symex" mc:Ignorable="w14 w15 w16se w16cid w16 w16cex w16sdtdh w16sdtfl w16du">
+<w:webSettings xmlns:mc="http://schemas.openxmlformats.org/markup-compatibility/2006" xmlns:r="http://schemas.openxmlformats.org/officeDocument/2006/relationships" xmlns:w="http://schemas.openxmlformats.org/wordprocessingml/2006/main" xmlns:w14="http://schemas.microsoft.com/office/word/2010/wordml" xmlns:w15="http://schemas.microsoft.com/office/word/2012/wordml" xmlns:w16cex="http://schemas.microsoft.com/office/word/2018/wordml/cex" xmlns:w16cid="http://schemas.microsoft.com/office/word/2016/wordml/cid" xmlns:w16="http://schemas.microsoft.com/office/word/2018/wordml" xmlns:w16sdtdh="http://schemas.microsoft.com/office/word/2020/wordml/sdtdatahash" xmlns:w16sdtfl="http://schemas.microsoft.com/office/word/2024/wordml/sdtformatlock" xmlns:w16se="http://schemas.microsoft.com/office/word/2015/wordml/symex" xmlns:w16du="http://schemas.microsoft.com/office/word/2023/wordml/word16du" mc:Ignorable="w14 w15 w16se w16cid w16 w16cex w16sdtdh w16sdtfl w16du">
   <w:optimizeForBrowser/>
   <w:allowPNG/>
 </w:webSettings>
@@ -14283,16 +15772,16 @@
 </file>
 
 <file path=customXml/item2.xml><?xml version="1.0" encoding="utf-8"?>
-<b:Sources xmlns:b="http://schemas.openxmlformats.org/officeDocument/2006/bibliography" SelectedStyle="\APA.XSL" StyleName="APA"/>
-</file>
-
-<file path=customXml/item3.xml><?xml version="1.0" encoding="utf-8"?>
 <?mso-contentType ?>
 <FormTemplates xmlns="http://schemas.microsoft.com/sharepoint/v3/contenttype/forms">
   <Display>DocumentLibraryForm</Display>
   <Edit>AssetEditForm</Edit>
   <New>DocumentLibraryForm</New>
 </FormTemplates>
+</file>
+
+<file path=customXml/item3.xml><?xml version="1.0" encoding="utf-8"?>
+<b:Sources xmlns:b="http://schemas.openxmlformats.org/officeDocument/2006/bibliography" SelectedStyle="\APA.XSL" StyleName="APA"/>
 </file>
 
 <file path=customXml/itemProps1.xml><?xml version="1.0" encoding="utf-8"?>
@@ -14304,17 +15793,17 @@
 </file>
 
 <file path=customXml/itemProps2.xml><?xml version="1.0" encoding="utf-8"?>
+<ds:datastoreItem xmlns:ds="http://schemas.openxmlformats.org/officeDocument/2006/customXml" ds:itemID="{E34C63B7-A026-4A37-9535-4FBB4C03A11D}">
+  <ds:schemaRefs>
+    <ds:schemaRef ds:uri="http://schemas.microsoft.com/sharepoint/v3/contenttype/forms"/>
+  </ds:schemaRefs>
+</ds:datastoreItem>
+</file>
+
+<file path=customXml/itemProps3.xml><?xml version="1.0" encoding="utf-8"?>
 <ds:datastoreItem xmlns:ds="http://schemas.openxmlformats.org/officeDocument/2006/customXml" ds:itemID="{355C5113-D031-41DB-A6D8-43CE1A0E6695}">
   <ds:schemaRefs>
     <ds:schemaRef ds:uri="http://schemas.openxmlformats.org/officeDocument/2006/bibliography"/>
   </ds:schemaRefs>
 </ds:datastoreItem>
-</file>
-
-<file path=customXml/itemProps3.xml><?xml version="1.0" encoding="utf-8"?>
-<ds:datastoreItem xmlns:ds="http://schemas.openxmlformats.org/officeDocument/2006/customXml" ds:itemID="{E34C63B7-A026-4A37-9535-4FBB4C03A11D}">
-  <ds:schemaRefs>
-    <ds:schemaRef ds:uri="http://schemas.microsoft.com/sharepoint/v3/contenttype/forms"/>
-  </ds:schemaRefs>
-</ds:datastoreItem>
 </file>
--- a/IT353 Project _.docx
+++ b/IT353 Project _.docx
@@ -1,6 +1,6 @@
 
 <file path=word/document.xml><?xml version="1.0" encoding="utf-8"?>
-<w:document xmlns:wpc="http://schemas.microsoft.com/office/word/2010/wordprocessingCanvas" xmlns:cx="http://schemas.microsoft.com/office/drawing/2014/chartex" xmlns:cx1="http://schemas.microsoft.com/office/drawing/2015/9/8/chartex" xmlns:cx2="http://schemas.microsoft.com/office/drawing/2015/10/21/chartex" xmlns:cx3="http://schemas.microsoft.com/office/drawing/2016/5/9/chartex" xmlns:cx4="http://schemas.microsoft.com/office/drawing/2016/5/10/chartex" xmlns:cx5="http://schemas.microsoft.com/office/drawing/2016/5/11/chartex" xmlns:cx6="http://schemas.microsoft.com/office/drawing/2016/5/12/chartex" xmlns:cx7="http://schemas.microsoft.com/office/drawing/2016/5/13/chartex" xmlns:cx8="http://schemas.microsoft.com/office/drawing/2016/5/14/chartex" xmlns:mc="http://schemas.openxmlformats.org/markup-compatibility/2006" xmlns:m="http://schemas.openxmlformats.org/officeDocument/2006/math" xmlns:aink="http://schemas.microsoft.com/office/drawing/2016/ink" xmlns:am3d="http://schemas.microsoft.com/office/drawing/2017/model3d" xmlns:oel="http://schemas.microsoft.com/office/2019/extlst" xmlns:r="http://schemas.openxmlformats.org/officeDocument/2006/relationships" xmlns:wp14="http://schemas.microsoft.com/office/word/2010/wordprocessingDrawing" xmlns:wp="http://schemas.openxmlformats.org/drawingml/2006/wordprocessingDrawing" xmlns:wpg="http://schemas.microsoft.com/office/word/2010/wordprocessingGroup" xmlns:wpi="http://schemas.microsoft.com/office/word/2010/wordprocessingInk" xmlns:wps="http://schemas.microsoft.com/office/word/2010/wordprocessingShape" xmlns:o="urn:schemas-microsoft-com:office:office" xmlns:v="urn:schemas-microsoft-com:vml" xmlns:w10="urn:schemas-microsoft-com:office:word" xmlns:w="http://schemas.openxmlformats.org/wordprocessingml/2006/main" xmlns:w14="http://schemas.microsoft.com/office/word/2010/wordml" xmlns:w15="http://schemas.microsoft.com/office/word/2012/wordml" xmlns:w16cei="http://schemas.microsoft.com/office/word/2026/wordml/cei" xmlns:w16cex="http://schemas.microsoft.com/office/word/2018/wordml/cex" xmlns:w16cid="http://schemas.microsoft.com/office/word/2016/wordml/cid" xmlns:w16="http://schemas.microsoft.com/office/word/2018/wordml" xmlns:w16sdtdh="http://schemas.microsoft.com/office/word/2020/wordml/sdtdatahash" xmlns:w16sdtfl="http://schemas.microsoft.com/office/word/2024/wordml/sdtformatlock" xmlns:w16se="http://schemas.microsoft.com/office/word/2015/wordml/symex" xmlns:w16du="http://schemas.microsoft.com/office/word/2023/wordml/word16du" xmlns:wne="http://schemas.microsoft.com/office/word/2006/wordml" mc:Ignorable="w14 w15 w16se w16cid w16 w16cex w16sdtdh w16sdtfl w16du wp14">
+<w:document xmlns:wpc="http://schemas.microsoft.com/office/word/2010/wordprocessingCanvas" xmlns:cx="http://schemas.microsoft.com/office/drawing/2014/chartex" xmlns:cx1="http://schemas.microsoft.com/office/drawing/2015/9/8/chartex" xmlns:cx2="http://schemas.microsoft.com/office/drawing/2015/10/21/chartex" xmlns:cx3="http://schemas.microsoft.com/office/drawing/2016/5/9/chartex" xmlns:cx4="http://schemas.microsoft.com/office/drawing/2016/5/10/chartex" xmlns:cx5="http://schemas.microsoft.com/office/drawing/2016/5/11/chartex" xmlns:cx6="http://schemas.microsoft.com/office/drawing/2016/5/12/chartex" xmlns:cx7="http://schemas.microsoft.com/office/drawing/2016/5/13/chartex" xmlns:cx8="http://schemas.microsoft.com/office/drawing/2016/5/14/chartex" xmlns:mc="http://schemas.openxmlformats.org/markup-compatibility/2006" xmlns:aink="http://schemas.microsoft.com/office/drawing/2016/ink" xmlns:am3d="http://schemas.microsoft.com/office/drawing/2017/model3d" xmlns:o="urn:schemas-microsoft-com:office:office" xmlns:oel="http://schemas.microsoft.com/office/2019/extlst" xmlns:r="http://schemas.openxmlformats.org/officeDocument/2006/relationships" xmlns:m="http://schemas.openxmlformats.org/officeDocument/2006/math" xmlns:v="urn:schemas-microsoft-com:vml" xmlns:wp14="http://schemas.microsoft.com/office/word/2010/wordprocessingDrawing" xmlns:wp="http://schemas.openxmlformats.org/drawingml/2006/wordprocessingDrawing" xmlns:w10="urn:schemas-microsoft-com:office:word" xmlns:w="http://schemas.openxmlformats.org/wordprocessingml/2006/main" xmlns:w14="http://schemas.microsoft.com/office/word/2010/wordml" xmlns:w15="http://schemas.microsoft.com/office/word/2012/wordml" xmlns:w16cex="http://schemas.microsoft.com/office/word/2018/wordml/cex" xmlns:w16cid="http://schemas.microsoft.com/office/word/2016/wordml/cid" xmlns:w16="http://schemas.microsoft.com/office/word/2018/wordml" xmlns:w16du="http://schemas.microsoft.com/office/word/2023/wordml/word16du" xmlns:w16sdtdh="http://schemas.microsoft.com/office/word/2020/wordml/sdtdatahash" xmlns:w16sdtfl="http://schemas.microsoft.com/office/word/2024/wordml/sdtformatlock" xmlns:w16se="http://schemas.microsoft.com/office/word/2015/wordml/symex" xmlns:wpg="http://schemas.microsoft.com/office/word/2010/wordprocessingGroup" xmlns:wpi="http://schemas.microsoft.com/office/word/2010/wordprocessingInk" xmlns:wne="http://schemas.microsoft.com/office/word/2006/wordml" xmlns:wps="http://schemas.microsoft.com/office/word/2010/wordprocessingShape" mc:Ignorable="w14 w15 w16se w16cid w16 w16cex w16sdtdh w16sdtfl w16du wp14">
   <w:body>
     <w:p>
       <w:r>
@@ -74,11 +74,10 @@
                               <w:dataBinding w:prefixMappings="xmlns:ns0='http://purl.org/dc/elements/1.1/' xmlns:ns1='http://schemas.openxmlformats.org/package/2006/metadata/core-properties' " w:xpath="/ns1:coreProperties[1]/ns0:title[1]" w:storeItemID="{6C3C8BC8-F283-45AE-878A-BAB7291924A1}"/>
                               <w:text/>
                             </w:sdtPr>
-                            <w:sdtEndPr/>
                             <w:sdtContent>
                               <w:p>
                                 <w:pPr>
-                                  <w:pStyle w:val="Title"/>
+                                  <w:pStyle w:val="a9"/>
                                   <w:jc w:val="center"/>
                                   <w:rPr>
                                     <w:sz w:val="56"/>
@@ -97,7 +96,7 @@
                           </w:sdt>
                           <w:p>
                             <w:pPr>
-                              <w:pStyle w:val="Subtitle"/>
+                              <w:pStyle w:val="a6"/>
                               <w:spacing w:after="120" w:line="240" w:lineRule="auto"/>
                               <w:ind w:left="706" w:right="720"/>
                               <w:jc w:val="center"/>
@@ -133,7 +132,6 @@
                                 <w:dataBinding w:prefixMappings="xmlns:ns0='http://purl.org/dc/elements/1.1/' xmlns:ns1='http://schemas.openxmlformats.org/package/2006/metadata/core-properties' " w:xpath="/ns1:coreProperties[1]/ns0:subject[1]" w:storeItemID="{6C3C8BC8-F283-45AE-878A-BAB7291924A1}"/>
                                 <w:text/>
                               </w:sdtPr>
-                              <w:sdtEndPr/>
                               <w:sdtContent>
                                 <w:r>
                                   <w:rPr>
@@ -539,7 +537,6 @@
                               <w:dataBinding w:prefixMappings="xmlns:ns0='http://schemas.microsoft.com/office/2006/coverPageProps'" w:xpath="/ns0:CoverPageProperties[1]/ns0:Abstract[1]" w:storeItemID="{55AF091B-3C7A-41E3-B477-F2FDAA23CFDA}"/>
                               <w:text/>
                             </w:sdtPr>
-                            <w:sdtEndPr/>
                             <w:sdtContent>
                               <w:p>
                                 <w:pPr>
@@ -608,13 +605,13 @@
               </wp:anchor>
             </w:drawing>
           </mc:Choice>
-          <mc:Fallback>
+          <mc:Fallback xmlns:w16cei="http://schemas.microsoft.com/office/word/2026/wordml/cei">
             <w:pict>
               <v:shapetype w14:anchorId="31BDEDF3" id="_x0000_t202" coordsize="21600,21600" o:spt="202" path="m,l,21600r21600,l21600,xe">
                 <v:stroke joinstyle="miter"/>
                 <v:path gradientshapeok="t" o:connecttype="rect"/>
               </v:shapetype>
-              <v:shape id="Text Box 14" o:spid="_x0000_s1026" type="#_x0000_t202" alt="Report title" style="position:absolute;margin-left:36.5pt;margin-top:90.15pt;width:540pt;height:141.5pt;z-index:-251641856;visibility:visible;mso-wrap-style:square;mso-width-percent:0;mso-height-percent:0;mso-wrap-distance-left:9pt;mso-wrap-distance-top:0;mso-wrap-distance-right:9pt;mso-wrap-distance-bottom:0;mso-position-horizontal:absolute;mso-position-horizontal-relative:page;mso-position-vertical:absolute;mso-position-vertical-relative:margin;mso-width-percent:0;mso-height-percent:0;mso-width-relative:margin;mso-height-relative:margin;v-text-anchor:bottom" o:gfxdata="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" o:allowoverlap="f" filled="f" stroked="f">
+              <v:shape id="Text Box 14" o:spid="_x0000_s1026" type="#_x0000_t202" alt="Report title" style="position:absolute;margin-left:36.5pt;margin-top:90.15pt;width:540pt;height:141.5pt;z-index:-251641856;visibility:visible;mso-wrap-style:square;mso-width-percent:0;mso-height-percent:0;mso-wrap-distance-left:9pt;mso-wrap-distance-top:0;mso-wrap-distance-right:9pt;mso-wrap-distance-bottom:0;mso-position-horizontal:absolute;mso-position-horizontal-relative:page;mso-position-vertical:absolute;mso-position-vertical-relative:margin;mso-width-percent:0;mso-height-percent:0;mso-width-relative:margin;mso-height-relative:margin;v-text-anchor:bottom" o:gfxdata="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" o:allowoverlap="f" filled="f" stroked="f">
                 <v:textbox inset="0,0,0,0">
                   <w:txbxContent>
                     <w:sdt>
@@ -1316,9 +1313,9 @@
               </wp:anchor>
             </w:drawing>
           </mc:Choice>
-          <mc:Fallback>
+          <mc:Fallback xmlns:w16cei="http://schemas.microsoft.com/office/word/2026/wordml/cei">
             <w:pict>
-              <v:shape w14:anchorId="6466823C" id="Text Box 2" o:spid="_x0000_s1027" type="#_x0000_t202" style="position:absolute;margin-left:40.3pt;margin-top:4.65pt;width:545.45pt;height:87.55pt;z-index:251679744;visibility:visible;mso-wrap-style:square;mso-width-percent:0;mso-height-percent:0;mso-wrap-distance-left:9pt;mso-wrap-distance-top:7.2pt;mso-wrap-distance-right:9pt;mso-wrap-distance-bottom:7.2pt;mso-position-horizontal:absolute;mso-position-horizontal-relative:page;mso-position-vertical:absolute;mso-position-vertical-relative:text;mso-width-percent:0;mso-height-percent:0;mso-width-relative:margin;mso-height-relative:margin;v-text-anchor:top" o:gfxdata="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" filled="f" stroked="f">
+              <v:shape w14:anchorId="6466823C" id="Text Box 2" o:spid="_x0000_s1027" type="#_x0000_t202" style="position:absolute;margin-left:40.3pt;margin-top:4.65pt;width:545.45pt;height:87.55pt;z-index:251679744;visibility:visible;mso-wrap-style:square;mso-width-percent:0;mso-height-percent:0;mso-wrap-distance-left:9pt;mso-wrap-distance-top:7.2pt;mso-wrap-distance-right:9pt;mso-wrap-distance-bottom:7.2pt;mso-position-horizontal:absolute;mso-position-horizontal-relative:page;mso-position-vertical:absolute;mso-position-vertical-relative:text;mso-width-percent:0;mso-height-percent:0;mso-width-relative:margin;mso-height-relative:margin;v-text-anchor:top" o:gfxdata="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" filled="f" stroked="f">
                 <v:textbox>
                   <w:txbxContent>
                     <w:p>
@@ -1436,7 +1433,6 @@
           <w:docPartUnique/>
         </w:docPartObj>
       </w:sdtPr>
-      <w:sdtEndPr/>
       <w:sdtContent>
         <w:p/>
         <w:p>
@@ -1582,7 +1578,7 @@
                               <w:txbxContent>
                                 <w:p>
                                   <w:pPr>
-                                    <w:pStyle w:val="ListParagraph"/>
+                                    <w:pStyle w:val="af5"/>
                                     <w:numPr>
                                       <w:ilvl w:val="0"/>
                                       <w:numId w:val="6"/>
@@ -1651,7 +1647,7 @@
                                 </w:p>
                                 <w:p>
                                   <w:pPr>
-                                    <w:pStyle w:val="ListParagraph"/>
+                                    <w:pStyle w:val="af5"/>
                                     <w:numPr>
                                       <w:ilvl w:val="0"/>
                                       <w:numId w:val="6"/>
@@ -1672,7 +1668,7 @@
                                 </w:p>
                                 <w:p>
                                   <w:pPr>
-                                    <w:pStyle w:val="ListParagraph"/>
+                                    <w:pStyle w:val="af5"/>
                                     <w:numPr>
                                       <w:ilvl w:val="0"/>
                                       <w:numId w:val="6"/>
@@ -1784,7 +1780,7 @@
                                 </w:p>
                                 <w:p>
                                   <w:pPr>
-                                    <w:pStyle w:val="ListParagraph"/>
+                                    <w:pStyle w:val="af5"/>
                                     <w:numPr>
                                       <w:ilvl w:val="0"/>
                                       <w:numId w:val="6"/>
@@ -1806,7 +1802,7 @@
                                 </w:p>
                                 <w:p>
                                   <w:pPr>
-                                    <w:pStyle w:val="ListParagraph"/>
+                                    <w:pStyle w:val="af5"/>
                                     <w:numPr>
                                       <w:ilvl w:val="0"/>
                                       <w:numId w:val="6"/>
@@ -1834,7 +1830,7 @@
                                 </w:p>
                                 <w:p>
                                   <w:pPr>
-                                    <w:pStyle w:val="ListParagraph"/>
+                                    <w:pStyle w:val="af5"/>
                                     <w:numPr>
                                       <w:ilvl w:val="0"/>
                                       <w:numId w:val="6"/>
@@ -1856,7 +1852,7 @@
                                 </w:p>
                                 <w:p>
                                   <w:pPr>
-                                    <w:pStyle w:val="ListParagraph"/>
+                                    <w:pStyle w:val="af5"/>
                                     <w:numPr>
                                       <w:ilvl w:val="0"/>
                                       <w:numId w:val="6"/>
@@ -1903,7 +1899,7 @@
                                 </w:p>
                                 <w:p>
                                   <w:pPr>
-                                    <w:pStyle w:val="ListParagraph"/>
+                                    <w:pStyle w:val="af5"/>
                                     <w:numPr>
                                       <w:ilvl w:val="0"/>
                                       <w:numId w:val="6"/>
@@ -1925,7 +1921,7 @@
                                 </w:p>
                                 <w:p>
                                   <w:pPr>
-                                    <w:pStyle w:val="ListParagraph"/>
+                                    <w:pStyle w:val="af5"/>
                                     <w:numPr>
                                       <w:ilvl w:val="0"/>
                                       <w:numId w:val="6"/>
@@ -1965,7 +1961,7 @@
                                 </w:p>
                                 <w:p>
                                   <w:pPr>
-                                    <w:pStyle w:val="ListParagraph"/>
+                                    <w:pStyle w:val="af5"/>
                                     <w:numPr>
                                       <w:ilvl w:val="0"/>
                                       <w:numId w:val="6"/>
@@ -2025,10 +2021,10 @@
                   </wp:anchor>
                 </w:drawing>
               </mc:Choice>
-              <mc:Fallback>
+              <mc:Fallback xmlns:w16cei="http://schemas.microsoft.com/office/word/2026/wordml/cei">
                 <w:pict>
-                  <v:group w14:anchorId="31857F9A" id="Group 198" o:spid="_x0000_s1028" style="position:absolute;margin-left:-101.8pt;margin-top:331.65pt;width:518.25pt;height:308.6pt;z-index:251677696;mso-wrap-distance-left:14.4pt;mso-wrap-distance-top:3.6pt;mso-wrap-distance-right:14.4pt;mso-wrap-distance-bottom:3.6pt;mso-position-horizontal-relative:margin;mso-position-vertical-relative:margin;mso-width-relative:margin;mso-height-relative:margin" coordorigin=",228" coordsize="35784,21867" o:gfxdata="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">
-                    <v:rect id="Rectangle 199" o:spid="_x0000_s1029" style="position:absolute;top:228;width:35674;height:1949;visibility:visible;mso-wrap-style:square;v-text-anchor:middle" o:gfxdata="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" fillcolor="#ef4623 [3204]" stroked="f" strokeweight="2pt">
+                  <v:group w14:anchorId="31857F9A" id="Group 198" o:spid="_x0000_s1028" style="position:absolute;margin-left:-101.8pt;margin-top:331.65pt;width:518.25pt;height:308.6pt;z-index:251677696;mso-wrap-distance-left:14.4pt;mso-wrap-distance-top:3.6pt;mso-wrap-distance-right:14.4pt;mso-wrap-distance-bottom:3.6pt;mso-position-horizontal-relative:margin;mso-position-vertical-relative:margin;mso-width-relative:margin;mso-height-relative:margin" coordorigin=",228" coordsize="35784,21867" o:gfxdata="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">
+                    <v:rect id="Rectangle 199" o:spid="_x0000_s1029" style="position:absolute;top:228;width:35674;height:1949;visibility:visible;mso-wrap-style:square;v-text-anchor:middle" o:gfxdata="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" fillcolor="#ef4623 [3204]" stroked="f" strokeweight="2pt">
                       <v:textbox>
                         <w:txbxContent>
                           <w:p>
@@ -2057,7 +2053,7 @@
                         </w:txbxContent>
                       </v:textbox>
                     </v:rect>
-                    <v:shape id="Text Box 200" o:spid="_x0000_s1030" type="#_x0000_t202" style="position:absolute;top:2187;width:35784;height:19908;visibility:visible;mso-wrap-style:square;v-text-anchor:top" o:gfxdata="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" filled="f" stroked="f" strokeweight=".5pt">
+                    <v:shape id="Text Box 200" o:spid="_x0000_s1030" type="#_x0000_t202" style="position:absolute;top:2187;width:35784;height:19908;visibility:visible;mso-wrap-style:square;v-text-anchor:top" o:gfxdata="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" filled="f" stroked="f" strokeweight=".5pt">
                       <v:textbox inset=",7.2pt,,0">
                         <w:txbxContent>
                           <w:p>
@@ -2562,7 +2558,6 @@
                                     <w:dataBinding w:prefixMappings="xmlns:ns0='http://schemas.openxmlformats.org/officeDocument/2006/extended-properties' " w:xpath="/ns0:Properties[1]/ns0:Company[1]" w:storeItemID="{6668398D-A668-4E3E-A5EB-62B293D839F1}"/>
                                     <w:text/>
                                   </w:sdtPr>
-                                  <w:sdtEndPr/>
                                   <w:sdtContent>
                                     <w:r>
                                       <w:t>Student Details:                                            CRN:</w:t>
@@ -2625,7 +2620,7 @@
                                     </w:tcPr>
                                     <w:p>
                                       <w:pPr>
-                                        <w:pStyle w:val="Footer"/>
+                                        <w:pStyle w:val="a5"/>
                                         <w:rPr>
                                           <w:b/>
                                           <w:bCs/>
@@ -2663,7 +2658,7 @@
                                     </w:p>
                                     <w:p>
                                       <w:pPr>
-                                        <w:pStyle w:val="Footer"/>
+                                        <w:pStyle w:val="a5"/>
                                         <w:rPr>
                                           <w:b/>
                                           <w:bCs/>
@@ -2687,23 +2682,12 @@
                                           <w:sz w:val="28"/>
                                           <w:szCs w:val="28"/>
                                         </w:rPr>
-                                        <w:t xml:space="preserve">MAHA </w:t>
+                                        <w:t>MAHA Alsubaie</w:t>
                                       </w:r>
-                                      <w:proofErr w:type="spellStart"/>
-                                      <w:r>
-                                        <w:rPr>
-                                          <w:b/>
-                                          <w:bCs/>
-                                          <w:sz w:val="28"/>
-                                          <w:szCs w:val="28"/>
-                                        </w:rPr>
-                                        <w:t>Alsubaie</w:t>
-                                      </w:r>
-                                      <w:proofErr w:type="spellEnd"/>
                                     </w:p>
                                     <w:p>
                                       <w:pPr>
-                                        <w:pStyle w:val="Footer"/>
+                                        <w:pStyle w:val="a5"/>
                                         <w:rPr>
                                           <w:b/>
                                           <w:bCs/>
@@ -2743,7 +2727,7 @@
                                     </w:p>
                                     <w:p>
                                       <w:pPr>
-                                        <w:pStyle w:val="Footer"/>
+                                        <w:pStyle w:val="a5"/>
                                         <w:rPr>
                                           <w:b/>
                                           <w:bCs/>
@@ -2783,7 +2767,7 @@
                                     </w:p>
                                     <w:p>
                                       <w:pPr>
-                                        <w:pStyle w:val="Footer"/>
+                                        <w:pStyle w:val="a5"/>
                                         <w:rPr>
                                           <w:b/>
                                           <w:bCs/>
@@ -2840,7 +2824,7 @@
                                     </w:tcPr>
                                     <w:p>
                                       <w:pPr>
-                                        <w:pStyle w:val="Footer"/>
+                                        <w:pStyle w:val="a5"/>
                                         <w:ind w:left="0"/>
                                         <w:rPr>
                                           <w:b/>
@@ -2858,7 +2842,7 @@
                                     </w:tcPr>
                                     <w:p>
                                       <w:pPr>
-                                        <w:pStyle w:val="Footer"/>
+                                        <w:pStyle w:val="a5"/>
                                         <w:rPr>
                                           <w:b/>
                                           <w:bCs/>
@@ -2887,7 +2871,7 @@
                                     </w:p>
                                     <w:p>
                                       <w:pPr>
-                                        <w:pStyle w:val="Footer"/>
+                                        <w:pStyle w:val="a5"/>
                                         <w:rPr>
                                           <w:b/>
                                           <w:bCs/>
@@ -2927,7 +2911,7 @@
                                     </w:p>
                                     <w:p>
                                       <w:pPr>
-                                        <w:pStyle w:val="Footer"/>
+                                        <w:pStyle w:val="a5"/>
                                         <w:rPr>
                                           <w:b/>
                                           <w:bCs/>
@@ -2967,7 +2951,7 @@
                                     </w:p>
                                     <w:p>
                                       <w:pPr>
-                                        <w:pStyle w:val="Footer"/>
+                                        <w:pStyle w:val="a5"/>
                                         <w:rPr>
                                           <w:b/>
                                           <w:bCs/>
@@ -3007,7 +2991,7 @@
                                     </w:p>
                                     <w:p>
                                       <w:pPr>
-                                        <w:pStyle w:val="Footer"/>
+                                        <w:pStyle w:val="a5"/>
                                         <w:rPr>
                                           <w:b/>
                                           <w:bCs/>
@@ -3047,7 +3031,7 @@
                                     </w:tcPr>
                                     <w:p>
                                       <w:pPr>
-                                        <w:pStyle w:val="Footer"/>
+                                        <w:pStyle w:val="a5"/>
                                         <w:rPr>
                                           <w:b/>
                                           <w:bCs/>
@@ -3066,7 +3050,7 @@
                                     </w:tcPr>
                                     <w:p>
                                       <w:pPr>
-                                        <w:pStyle w:val="Footer"/>
+                                        <w:pStyle w:val="a5"/>
                                         <w:ind w:left="0"/>
                                         <w:rPr>
                                           <w:b/>
@@ -3084,7 +3068,7 @@
                                     </w:tcPr>
                                     <w:p>
                                       <w:pPr>
-                                        <w:pStyle w:val="Footer"/>
+                                        <w:pStyle w:val="a5"/>
                                         <w:rPr>
                                           <w:b/>
                                           <w:bCs/>
@@ -3107,7 +3091,7 @@
                                     </w:tcPr>
                                     <w:p>
                                       <w:pPr>
-                                        <w:pStyle w:val="Footer"/>
+                                        <w:pStyle w:val="a5"/>
                                       </w:pPr>
                                     </w:p>
                                   </w:tc>
@@ -3118,7 +3102,7 @@
                                     </w:tcPr>
                                     <w:p>
                                       <w:pPr>
-                                        <w:pStyle w:val="Footer"/>
+                                        <w:pStyle w:val="a5"/>
                                       </w:pPr>
                                     </w:p>
                                   </w:tc>
@@ -3129,7 +3113,7 @@
                                     </w:tcPr>
                                     <w:p>
                                       <w:pPr>
-                                        <w:pStyle w:val="Footer"/>
+                                        <w:pStyle w:val="a5"/>
                                       </w:pPr>
                                     </w:p>
                                   </w:tc>
@@ -3137,7 +3121,7 @@
                               </w:tbl>
                               <w:p>
                                 <w:pPr>
-                                  <w:pStyle w:val="NoSpacing"/>
+                                  <w:pStyle w:val="ad"/>
                                 </w:pPr>
                               </w:p>
                             </w:txbxContent>
@@ -3162,7 +3146,11 @@
               </mc:Choice>
               <mc:Fallback>
                 <w:pict>
-                  <v:shape w14:anchorId="7CBAAF0B" id="Text Box 15" o:spid="_x0000_s1031" type="#_x0000_t202" alt="contact info" style="position:absolute;margin-left:36.5pt;margin-top:226.65pt;width:540pt;height:114pt;z-index:251675648;visibility:visible;mso-wrap-style:square;mso-width-percent:1282;mso-height-percent:0;mso-wrap-distance-left:9pt;mso-wrap-distance-top:0;mso-wrap-distance-right:9pt;mso-wrap-distance-bottom:0;mso-position-horizontal:absolute;mso-position-horizontal-relative:page;mso-position-vertical:absolute;mso-position-vertical-relative:margin;mso-width-percent:1282;mso-height-percent:0;mso-width-relative:margin;mso-height-relative:margin;v-text-anchor:bottom" o:gfxdata="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" o:allowoverlap="f" filled="f" stroked="f" strokeweight=".5pt">
+                  <v:shapetype w14:anchorId="7CBAAF0B" id="_x0000_t202" coordsize="21600,21600" o:spt="202" path="m,l,21600r21600,l21600,xe">
+                    <v:stroke joinstyle="miter"/>
+                    <v:path gradientshapeok="t" o:connecttype="rect"/>
+                  </v:shapetype>
+                  <v:shape id="Text Box 15" o:spid="_x0000_s1031" type="#_x0000_t202" alt="contact info" style="position:absolute;margin-left:36.5pt;margin-top:226.65pt;width:540pt;height:114pt;z-index:251675648;visibility:visible;mso-wrap-style:square;mso-width-percent:1282;mso-height-percent:0;mso-wrap-distance-left:9pt;mso-wrap-distance-top:0;mso-wrap-distance-right:9pt;mso-wrap-distance-bottom:0;mso-position-horizontal:absolute;mso-position-horizontal-relative:page;mso-position-vertical:absolute;mso-position-vertical-relative:margin;mso-width-percent:1282;mso-height-percent:0;mso-width-relative:margin;mso-height-relative:margin;v-text-anchor:bottom" o:gfxdata="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" o:allowoverlap="f" filled="f" stroked="f" strokeweight=".5pt">
                     <v:textbox inset="0,0,0,0">
                       <w:txbxContent>
                         <w:p>
@@ -3177,7 +3165,6 @@
                               <w:dataBinding w:prefixMappings="xmlns:ns0='http://schemas.openxmlformats.org/officeDocument/2006/extended-properties' " w:xpath="/ns0:Properties[1]/ns0:Company[1]" w:storeItemID="{6668398D-A668-4E3E-A5EB-62B293D839F1}"/>
                               <w:text/>
                             </w:sdtPr>
-                            <w:sdtEndPr/>
                             <w:sdtContent>
                               <w:r>
                                 <w:t>Student Details:                                            CRN:</w:t>
@@ -3240,7 +3227,7 @@
                               </w:tcPr>
                               <w:p>
                                 <w:pPr>
-                                  <w:pStyle w:val="Footer"/>
+                                  <w:pStyle w:val="a5"/>
                                   <w:rPr>
                                     <w:b/>
                                     <w:bCs/>
@@ -3278,7 +3265,7 @@
                               </w:p>
                               <w:p>
                                 <w:pPr>
-                                  <w:pStyle w:val="Footer"/>
+                                  <w:pStyle w:val="a5"/>
                                   <w:rPr>
                                     <w:b/>
                                     <w:bCs/>
@@ -3302,23 +3289,12 @@
                                     <w:sz w:val="28"/>
                                     <w:szCs w:val="28"/>
                                   </w:rPr>
-                                  <w:t xml:space="preserve">MAHA </w:t>
+                                  <w:t>MAHA Alsubaie</w:t>
                                 </w:r>
-                                <w:proofErr w:type="spellStart"/>
-                                <w:r>
-                                  <w:rPr>
-                                    <w:b/>
-                                    <w:bCs/>
-                                    <w:sz w:val="28"/>
-                                    <w:szCs w:val="28"/>
-                                  </w:rPr>
-                                  <w:t>Alsubaie</w:t>
-                                </w:r>
-                                <w:proofErr w:type="spellEnd"/>
                               </w:p>
                               <w:p>
                                 <w:pPr>
-                                  <w:pStyle w:val="Footer"/>
+                                  <w:pStyle w:val="a5"/>
                                   <w:rPr>
                                     <w:b/>
                                     <w:bCs/>
@@ -3358,7 +3334,7 @@
                               </w:p>
                               <w:p>
                                 <w:pPr>
-                                  <w:pStyle w:val="Footer"/>
+                                  <w:pStyle w:val="a5"/>
                                   <w:rPr>
                                     <w:b/>
                                     <w:bCs/>
@@ -3398,7 +3374,7 @@
                               </w:p>
                               <w:p>
                                 <w:pPr>
-                                  <w:pStyle w:val="Footer"/>
+                                  <w:pStyle w:val="a5"/>
                                   <w:rPr>
                                     <w:b/>
                                     <w:bCs/>
@@ -3455,7 +3431,7 @@
                               </w:tcPr>
                               <w:p>
                                 <w:pPr>
-                                  <w:pStyle w:val="Footer"/>
+                                  <w:pStyle w:val="a5"/>
                                   <w:ind w:left="0"/>
                                   <w:rPr>
                                     <w:b/>
@@ -3473,7 +3449,7 @@
                               </w:tcPr>
                               <w:p>
                                 <w:pPr>
-                                  <w:pStyle w:val="Footer"/>
+                                  <w:pStyle w:val="a5"/>
                                   <w:rPr>
                                     <w:b/>
                                     <w:bCs/>
@@ -3502,7 +3478,7 @@
                               </w:p>
                               <w:p>
                                 <w:pPr>
-                                  <w:pStyle w:val="Footer"/>
+                                  <w:pStyle w:val="a5"/>
                                   <w:rPr>
                                     <w:b/>
                                     <w:bCs/>
@@ -3542,7 +3518,7 @@
                               </w:p>
                               <w:p>
                                 <w:pPr>
-                                  <w:pStyle w:val="Footer"/>
+                                  <w:pStyle w:val="a5"/>
                                   <w:rPr>
                                     <w:b/>
                                     <w:bCs/>
@@ -3582,7 +3558,7 @@
                               </w:p>
                               <w:p>
                                 <w:pPr>
-                                  <w:pStyle w:val="Footer"/>
+                                  <w:pStyle w:val="a5"/>
                                   <w:rPr>
                                     <w:b/>
                                     <w:bCs/>
@@ -3622,7 +3598,7 @@
                               </w:p>
                               <w:p>
                                 <w:pPr>
-                                  <w:pStyle w:val="Footer"/>
+                                  <w:pStyle w:val="a5"/>
                                   <w:rPr>
                                     <w:b/>
                                     <w:bCs/>
@@ -3662,7 +3638,7 @@
                               </w:tcPr>
                               <w:p>
                                 <w:pPr>
-                                  <w:pStyle w:val="Footer"/>
+                                  <w:pStyle w:val="a5"/>
                                   <w:rPr>
                                     <w:b/>
                                     <w:bCs/>
@@ -3681,7 +3657,7 @@
                               </w:tcPr>
                               <w:p>
                                 <w:pPr>
-                                  <w:pStyle w:val="Footer"/>
+                                  <w:pStyle w:val="a5"/>
                                   <w:ind w:left="0"/>
                                   <w:rPr>
                                     <w:b/>
@@ -3699,7 +3675,7 @@
                               </w:tcPr>
                               <w:p>
                                 <w:pPr>
-                                  <w:pStyle w:val="Footer"/>
+                                  <w:pStyle w:val="a5"/>
                                   <w:rPr>
                                     <w:b/>
                                     <w:bCs/>
@@ -3722,7 +3698,7 @@
                               </w:tcPr>
                               <w:p>
                                 <w:pPr>
-                                  <w:pStyle w:val="Footer"/>
+                                  <w:pStyle w:val="a5"/>
                                 </w:pPr>
                               </w:p>
                             </w:tc>
@@ -3733,7 +3709,7 @@
                               </w:tcPr>
                               <w:p>
                                 <w:pPr>
-                                  <w:pStyle w:val="Footer"/>
+                                  <w:pStyle w:val="a5"/>
                                 </w:pPr>
                               </w:p>
                             </w:tc>
@@ -3744,7 +3720,7 @@
                               </w:tcPr>
                               <w:p>
                                 <w:pPr>
-                                  <w:pStyle w:val="Footer"/>
+                                  <w:pStyle w:val="a5"/>
                                 </w:pPr>
                               </w:p>
                             </w:tc>
@@ -3752,7 +3728,7 @@
                         </w:tbl>
                         <w:p>
                           <w:pPr>
-                            <w:pStyle w:val="NoSpacing"/>
+                            <w:pStyle w:val="ad"/>
                           </w:pPr>
                         </w:p>
                       </w:txbxContent>
@@ -3788,7 +3764,7 @@
     </w:p>
     <w:p>
       <w:pPr>
-        <w:pStyle w:val="Heading1"/>
+        <w:pStyle w:val="1"/>
       </w:pPr>
       <w:r>
         <w:lastRenderedPageBreak/>
@@ -3797,7 +3773,7 @@
     </w:p>
     <w:p>
       <w:pPr>
-        <w:pStyle w:val="ListParagraph"/>
+        <w:pStyle w:val="af5"/>
         <w:numPr>
           <w:ilvl w:val="0"/>
           <w:numId w:val="20"/>
@@ -3821,7 +3797,7 @@
     </w:p>
     <w:p>
       <w:pPr>
-        <w:pStyle w:val="ListParagraph"/>
+        <w:pStyle w:val="af5"/>
         <w:rPr>
           <w:sz w:val="24"/>
           <w:szCs w:val="24"/>
@@ -3837,7 +3813,7 @@
     </w:p>
     <w:p>
       <w:pPr>
-        <w:pStyle w:val="ListParagraph"/>
+        <w:pStyle w:val="af5"/>
         <w:numPr>
           <w:ilvl w:val="1"/>
           <w:numId w:val="20"/>
@@ -3857,7 +3833,7 @@
     </w:p>
     <w:p>
       <w:pPr>
-        <w:pStyle w:val="ListParagraph"/>
+        <w:pStyle w:val="af5"/>
         <w:numPr>
           <w:ilvl w:val="1"/>
           <w:numId w:val="20"/>
@@ -3877,7 +3853,7 @@
     </w:p>
     <w:p>
       <w:pPr>
-        <w:pStyle w:val="ListParagraph"/>
+        <w:pStyle w:val="af5"/>
         <w:numPr>
           <w:ilvl w:val="1"/>
           <w:numId w:val="20"/>
@@ -3897,7 +3873,7 @@
     </w:p>
     <w:p>
       <w:pPr>
-        <w:pStyle w:val="ListParagraph"/>
+        <w:pStyle w:val="af5"/>
         <w:numPr>
           <w:ilvl w:val="1"/>
           <w:numId w:val="20"/>
@@ -3917,7 +3893,7 @@
     </w:p>
     <w:p>
       <w:pPr>
-        <w:pStyle w:val="ListParagraph"/>
+        <w:pStyle w:val="af5"/>
         <w:numPr>
           <w:ilvl w:val="1"/>
           <w:numId w:val="20"/>
@@ -3937,7 +3913,7 @@
     </w:p>
     <w:p>
       <w:pPr>
-        <w:pStyle w:val="ListParagraph"/>
+        <w:pStyle w:val="af5"/>
         <w:numPr>
           <w:ilvl w:val="1"/>
           <w:numId w:val="20"/>
@@ -3978,7 +3954,7 @@
     </w:p>
     <w:p>
       <w:pPr>
-        <w:pStyle w:val="ListParagraph"/>
+        <w:pStyle w:val="af5"/>
         <w:numPr>
           <w:ilvl w:val="0"/>
           <w:numId w:val="20"/>
@@ -4002,7 +3978,7 @@
     </w:p>
     <w:p>
       <w:pPr>
-        <w:pStyle w:val="ListParagraph"/>
+        <w:pStyle w:val="af5"/>
         <w:rPr>
           <w:sz w:val="24"/>
           <w:szCs w:val="24"/>
@@ -4067,7 +4043,7 @@
     </w:p>
     <w:p>
       <w:pPr>
-        <w:pStyle w:val="ListParagraph"/>
+        <w:pStyle w:val="af5"/>
         <w:rPr>
           <w:sz w:val="24"/>
           <w:szCs w:val="24"/>
@@ -4153,7 +4129,7 @@
     </w:p>
     <w:p>
       <w:pPr>
-        <w:pStyle w:val="ListParagraph"/>
+        <w:pStyle w:val="af5"/>
         <w:rPr>
           <w:sz w:val="24"/>
           <w:szCs w:val="24"/>
@@ -4192,7 +4168,7 @@
     </w:p>
     <w:p>
       <w:pPr>
-        <w:pStyle w:val="ListParagraph"/>
+        <w:pStyle w:val="af5"/>
         <w:numPr>
           <w:ilvl w:val="0"/>
           <w:numId w:val="20"/>
@@ -4216,7 +4192,7 @@
     </w:p>
     <w:p>
       <w:pPr>
-        <w:pStyle w:val="ListParagraph"/>
+        <w:pStyle w:val="af5"/>
         <w:rPr>
           <w:sz w:val="24"/>
           <w:szCs w:val="24"/>
@@ -4241,20 +4217,12 @@
           <w:sz w:val="24"/>
           <w:szCs w:val="24"/>
         </w:rPr>
-        <w:t xml:space="preserve"> This section must be </w:t>
-      </w:r>
-      <w:r>
-        <w:rPr>
-          <w:sz w:val="24"/>
-          <w:szCs w:val="24"/>
-        </w:rPr>
-        <w:lastRenderedPageBreak/>
-        <w:t>written in students’ own words and should address some of the following:</w:t>
-      </w:r>
-    </w:p>
-    <w:p>
-      <w:pPr>
-        <w:pStyle w:val="ListParagraph"/>
+        <w:t xml:space="preserve"> This section must be written in students’ own words and should address some of the following:</w:t>
+      </w:r>
+    </w:p>
+    <w:p>
+      <w:pPr>
+        <w:pStyle w:val="af5"/>
         <w:numPr>
           <w:ilvl w:val="1"/>
           <w:numId w:val="20"/>
@@ -4274,7 +4242,7 @@
     </w:p>
     <w:p>
       <w:pPr>
-        <w:pStyle w:val="ListParagraph"/>
+        <w:pStyle w:val="af5"/>
         <w:numPr>
           <w:ilvl w:val="1"/>
           <w:numId w:val="20"/>
@@ -4294,7 +4262,7 @@
     </w:p>
     <w:p>
       <w:pPr>
-        <w:pStyle w:val="ListParagraph"/>
+        <w:pStyle w:val="af5"/>
         <w:numPr>
           <w:ilvl w:val="1"/>
           <w:numId w:val="20"/>
@@ -4314,7 +4282,7 @@
     </w:p>
     <w:p>
       <w:pPr>
-        <w:pStyle w:val="ListParagraph"/>
+        <w:pStyle w:val="af5"/>
         <w:numPr>
           <w:ilvl w:val="1"/>
           <w:numId w:val="20"/>
@@ -4414,16 +4382,15 @@
     </w:p>
     <w:p>
       <w:pPr>
-        <w:pStyle w:val="Heading1"/>
-      </w:pPr>
-      <w:r>
-        <w:lastRenderedPageBreak/>
+        <w:pStyle w:val="1"/>
+      </w:pPr>
+      <w:r>
         <w:t>Important Notes</w:t>
       </w:r>
     </w:p>
     <w:p>
       <w:pPr>
-        <w:pStyle w:val="ListParagraph"/>
+        <w:pStyle w:val="af5"/>
         <w:numPr>
           <w:ilvl w:val="0"/>
           <w:numId w:val="21"/>
@@ -4456,7 +4423,7 @@
     </w:p>
     <w:p>
       <w:pPr>
-        <w:pStyle w:val="ListParagraph"/>
+        <w:pStyle w:val="af5"/>
         <w:numPr>
           <w:ilvl w:val="0"/>
           <w:numId w:val="21"/>
@@ -4476,7 +4443,7 @@
     </w:p>
     <w:p>
       <w:pPr>
-        <w:pStyle w:val="ListParagraph"/>
+        <w:pStyle w:val="af5"/>
         <w:numPr>
           <w:ilvl w:val="0"/>
           <w:numId w:val="21"/>
@@ -4576,10 +4543,9 @@
     </w:p>
     <w:p>
       <w:pPr>
-        <w:pStyle w:val="Heading1"/>
-      </w:pPr>
-      <w:r>
-        <w:lastRenderedPageBreak/>
+        <w:pStyle w:val="1"/>
+      </w:pPr>
+      <w:r>
         <w:t>Project Rubric</w:t>
       </w:r>
     </w:p>
@@ -5169,7 +5135,7 @@
     <w:p/>
     <w:p>
       <w:pPr>
-        <w:pStyle w:val="Heading1"/>
+        <w:pStyle w:val="1"/>
         <w:rPr>
           <w:rFonts w:ascii="Times New Roman" w:hAnsi="Times New Roman" w:cs="Times New Roman"/>
           <w:sz w:val="36"/>
@@ -5181,7 +5147,6 @@
           <w:noProof/>
           <w:lang w:eastAsia="en-US"/>
         </w:rPr>
-        <w:lastRenderedPageBreak/>
         <mc:AlternateContent>
           <mc:Choice Requires="wps">
             <w:drawing>
@@ -5270,9 +5235,9 @@
               </wp:anchor>
             </w:drawing>
           </mc:Choice>
-          <mc:Fallback>
+          <mc:Fallback xmlns:w16cei="http://schemas.microsoft.com/office/word/2026/wordml/cei">
             <w:pict>
-              <v:shape w14:anchorId="54D30FE5" id="Text Box 5" o:spid="_x0000_s1032" type="#_x0000_t202" alt="Sidebar" style="position:absolute;margin-left:35.8pt;margin-top:-4.85pt;width:98.25pt;height:181.45pt;z-index:251681792;visibility:visible;mso-wrap-style:square;mso-width-percent:250;mso-height-percent:950;mso-wrap-distance-left:14.4pt;mso-wrap-distance-top:0;mso-wrap-distance-right:14.4pt;mso-wrap-distance-bottom:3in;mso-position-horizontal:absolute;mso-position-horizontal-relative:page;mso-position-vertical:absolute;mso-position-vertical-relative:margin;mso-width-percent:250;mso-height-percent:950;mso-width-relative:margin;mso-height-relative:margin;v-text-anchor:top" o:gfxdata="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" filled="f" stroked="f" strokeweight=".5pt">
+              <v:shape w14:anchorId="54D30FE5" id="Text Box 5" o:spid="_x0000_s1032" type="#_x0000_t202" alt="Sidebar" style="position:absolute;margin-left:35.8pt;margin-top:-4.85pt;width:98.25pt;height:181.45pt;z-index:251681792;visibility:visible;mso-wrap-style:square;mso-width-percent:250;mso-height-percent:950;mso-wrap-distance-left:14.4pt;mso-wrap-distance-top:0;mso-wrap-distance-right:14.4pt;mso-wrap-distance-bottom:3in;mso-position-horizontal:absolute;mso-position-horizontal-relative:page;mso-position-vertical:absolute;mso-position-vertical-relative:margin;mso-width-percent:250;mso-height-percent:950;mso-width-relative:margin;mso-height-relative:margin;v-text-anchor:top" o:gfxdata="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" filled="f" stroked="f" strokeweight=".5pt">
                 <v:textbox inset="3.6pt,0,3.6pt,0">
                   <w:txbxContent>
                     <w:p/>
@@ -5374,16 +5339,16 @@
                         <w:txbxContent>
                           <w:p>
                             <w:pPr>
-                              <w:pStyle w:val="Quote"/>
+                              <w:pStyle w:val="af"/>
                               <w:rPr>
-                                <w:rStyle w:val="QuoteChar"/>
+                                <w:rStyle w:val="Char5"/>
                                 <w:i/>
                                 <w:iCs/>
                               </w:rPr>
                             </w:pPr>
                             <w:r>
                               <w:rPr>
-                                <w:rStyle w:val="QuoteChar"/>
+                                <w:rStyle w:val="Char5"/>
                                 <w:i/>
                                 <w:iCs/>
                               </w:rPr>
@@ -5392,16 +5357,16 @@
                           </w:p>
                           <w:p>
                             <w:pPr>
-                              <w:pStyle w:val="Quote"/>
+                              <w:pStyle w:val="af"/>
                               <w:rPr>
-                                <w:rStyle w:val="QuoteChar"/>
+                                <w:rStyle w:val="Char5"/>
                                 <w:i/>
                                 <w:iCs/>
                               </w:rPr>
                             </w:pPr>
                             <w:r>
                               <w:rPr>
-                                <w:rStyle w:val="QuoteChar"/>
+                                <w:rStyle w:val="Char5"/>
                                 <w:i/>
                                 <w:iCs/>
                               </w:rPr>
@@ -5446,9 +5411,9 @@
               </wp:anchor>
             </w:drawing>
           </mc:Choice>
-          <mc:Fallback>
+          <mc:Fallback xmlns:w16cei="http://schemas.microsoft.com/office/word/2026/wordml/cei">
             <w:pict>
-              <v:shape w14:anchorId="1D5252A4" id="Text Box 574844441" o:spid="_x0000_s1033" type="#_x0000_t202" alt="Sidebar" style="position:absolute;margin-left:47.8pt;margin-top:7.15pt;width:98.25pt;height:181.45pt;z-index:251689984;visibility:visible;mso-wrap-style:square;mso-width-percent:250;mso-height-percent:950;mso-wrap-distance-left:14.4pt;mso-wrap-distance-top:0;mso-wrap-distance-right:14.4pt;mso-wrap-distance-bottom:3in;mso-position-horizontal:absolute;mso-position-horizontal-relative:page;mso-position-vertical:absolute;mso-position-vertical-relative:margin;mso-width-percent:250;mso-height-percent:950;mso-width-relative:margin;mso-height-relative:margin;v-text-anchor:top" o:gfxdata="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" filled="f" stroked="f" strokeweight=".5pt">
+              <v:shape w14:anchorId="1D5252A4" id="Text Box 574844441" o:spid="_x0000_s1033" type="#_x0000_t202" alt="Sidebar" style="position:absolute;margin-left:47.8pt;margin-top:7.15pt;width:98.25pt;height:181.45pt;z-index:251689984;visibility:visible;mso-wrap-style:square;mso-width-percent:250;mso-height-percent:950;mso-wrap-distance-left:14.4pt;mso-wrap-distance-top:0;mso-wrap-distance-right:14.4pt;mso-wrap-distance-bottom:3in;mso-position-horizontal:absolute;mso-position-horizontal-relative:page;mso-position-vertical:absolute;mso-position-vertical-relative:margin;mso-width-percent:250;mso-height-percent:950;mso-width-relative:margin;mso-height-relative:margin;v-text-anchor:top" o:gfxdata="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" filled="f" stroked="f" strokeweight=".5pt">
                 <v:textbox inset="3.6pt,0,3.6pt,0">
                   <w:txbxContent>
                     <w:p>
@@ -5593,7 +5558,6 @@
           <w:sz w:val="24"/>
           <w:szCs w:val="24"/>
         </w:rPr>
-        <w:lastRenderedPageBreak/>
         <w:t>The Student Affairs Department should oversee the entire system by managing activity categories, approving activities submitted by organizers, monitoring participation statistics across all university branches, generating institutional reports, and ensuring that each student's activity transcript is accurate and complete before graduation.</w:t>
       </w:r>
     </w:p>
@@ -5648,10 +5612,9 @@
     </w:p>
     <w:p>
       <w:pPr>
-        <w:pStyle w:val="Heading1"/>
-      </w:pPr>
-      <w:r>
-        <w:lastRenderedPageBreak/>
+        <w:pStyle w:val="1"/>
+      </w:pPr>
+      <w:r>
         <w:t>Task 1</w:t>
       </w:r>
     </w:p>
@@ -5815,7 +5778,7 @@
     </w:p>
     <w:p>
       <w:pPr>
-        <w:pStyle w:val="ListParagraph"/>
+        <w:pStyle w:val="af5"/>
         <w:numPr>
           <w:ilvl w:val="0"/>
           <w:numId w:val="23"/>
@@ -5841,7 +5804,7 @@
     </w:p>
     <w:p>
       <w:pPr>
-        <w:pStyle w:val="ListParagraph"/>
+        <w:pStyle w:val="af5"/>
         <w:numPr>
           <w:ilvl w:val="0"/>
           <w:numId w:val="23"/>
@@ -5867,7 +5830,7 @@
     </w:p>
     <w:p>
       <w:pPr>
-        <w:pStyle w:val="ListParagraph"/>
+        <w:pStyle w:val="af5"/>
         <w:numPr>
           <w:ilvl w:val="0"/>
           <w:numId w:val="23"/>
@@ -5893,7 +5856,7 @@
     </w:p>
     <w:p>
       <w:pPr>
-        <w:pStyle w:val="ListParagraph"/>
+        <w:pStyle w:val="af5"/>
         <w:numPr>
           <w:ilvl w:val="0"/>
           <w:numId w:val="23"/>
@@ -5919,7 +5882,7 @@
     </w:p>
     <w:p>
       <w:pPr>
-        <w:pStyle w:val="ListParagraph"/>
+        <w:pStyle w:val="af5"/>
         <w:numPr>
           <w:ilvl w:val="0"/>
           <w:numId w:val="23"/>
@@ -5945,7 +5908,7 @@
     </w:p>
     <w:p>
       <w:pPr>
-        <w:pStyle w:val="ListParagraph"/>
+        <w:pStyle w:val="af5"/>
         <w:numPr>
           <w:ilvl w:val="0"/>
           <w:numId w:val="23"/>
@@ -5971,7 +5934,7 @@
     </w:p>
     <w:p>
       <w:pPr>
-        <w:pStyle w:val="ListParagraph"/>
+        <w:pStyle w:val="af5"/>
         <w:numPr>
           <w:ilvl w:val="0"/>
           <w:numId w:val="23"/>
@@ -5997,7 +5960,7 @@
     </w:p>
     <w:p>
       <w:pPr>
-        <w:pStyle w:val="ListParagraph"/>
+        <w:pStyle w:val="af5"/>
         <w:numPr>
           <w:ilvl w:val="0"/>
           <w:numId w:val="23"/>
@@ -6023,7 +5986,7 @@
     </w:p>
     <w:p>
       <w:pPr>
-        <w:pStyle w:val="ListParagraph"/>
+        <w:pStyle w:val="af5"/>
         <w:numPr>
           <w:ilvl w:val="0"/>
           <w:numId w:val="23"/>
@@ -6049,7 +6012,7 @@
     </w:p>
     <w:p>
       <w:pPr>
-        <w:pStyle w:val="ListParagraph"/>
+        <w:pStyle w:val="af5"/>
         <w:numPr>
           <w:ilvl w:val="0"/>
           <w:numId w:val="23"/>
@@ -6085,7 +6048,7 @@
     </w:p>
     <w:tbl>
       <w:tblPr>
-        <w:tblStyle w:val="TableGrid"/>
+        <w:tblStyle w:val="a8"/>
         <w:tblW w:w="0" w:type="auto"/>
         <w:tblLook w:val="04A0" w:firstRow="1" w:lastRow="0" w:firstColumn="1" w:lastColumn="0" w:noHBand="0" w:noVBand="1"/>
       </w:tblPr>
@@ -6117,7 +6080,6 @@
                 <w:sz w:val="24"/>
                 <w:szCs w:val="24"/>
               </w:rPr>
-              <w:lastRenderedPageBreak/>
               <w:t>Activity</w:t>
             </w:r>
           </w:p>
@@ -6576,7 +6538,7 @@
               </wp:anchor>
             </w:drawing>
           </mc:Choice>
-          <mc:Fallback>
+          <mc:Fallback xmlns:w16cei="http://schemas.microsoft.com/office/word/2026/wordml/cei">
             <w:pict>
               <v:shapetype w14:anchorId="0B1951B0" id="_x0000_t32" coordsize="21600,21600" o:spt="32" o:oned="t" path="m,l21600,21600e" filled="f">
                 <v:path arrowok="t" fillok="f" o:connecttype="none"/>
@@ -6932,7 +6894,6 @@
           <w:b/>
           <w:bCs/>
         </w:rPr>
-        <w:lastRenderedPageBreak/>
         <w:t>The whole team worked on the first four tasks (Gantt Chart, Low-Fidelity Prototype, DFDs and Use Case Model) with each member working on separate parts of the project and with different experiences:</w:t>
       </w:r>
     </w:p>
@@ -7129,16 +7090,15 @@
     <w:p/>
     <w:p>
       <w:pPr>
-        <w:pStyle w:val="Heading1"/>
-      </w:pPr>
-      <w:r>
-        <w:lastRenderedPageBreak/>
+        <w:pStyle w:val="1"/>
+      </w:pPr>
+      <w:r>
         <w:t>Task 2</w:t>
       </w:r>
     </w:p>
     <w:p>
       <w:pPr>
-        <w:pStyle w:val="ListParagraph"/>
+        <w:pStyle w:val="af5"/>
         <w:numPr>
           <w:ilvl w:val="0"/>
           <w:numId w:val="24"/>
@@ -7159,7 +7119,7 @@
     </w:p>
     <w:p>
       <w:pPr>
-        <w:pStyle w:val="ListParagraph"/>
+        <w:pStyle w:val="af5"/>
         <w:numPr>
           <w:ilvl w:val="0"/>
           <w:numId w:val="24"/>
@@ -7180,7 +7140,7 @@
     </w:p>
     <w:p>
       <w:pPr>
-        <w:pStyle w:val="ListParagraph"/>
+        <w:pStyle w:val="af5"/>
         <w:numPr>
           <w:ilvl w:val="0"/>
           <w:numId w:val="24"/>
@@ -7279,7 +7239,7 @@
     </w:p>
     <w:p>
       <w:pPr>
-        <w:pStyle w:val="ListParagraph"/>
+        <w:pStyle w:val="af5"/>
         <w:numPr>
           <w:ilvl w:val="0"/>
           <w:numId w:val="25"/>
@@ -7301,7 +7261,7 @@
     </w:p>
     <w:p>
       <w:pPr>
-        <w:pStyle w:val="ListParagraph"/>
+        <w:pStyle w:val="af5"/>
         <w:ind w:left="780"/>
         <w:rPr>
           <w:rFonts w:ascii="Times New Roman" w:hAnsi="Times New Roman" w:cs="Times New Roman"/>
@@ -7311,7 +7271,7 @@
     </w:p>
     <w:p>
       <w:pPr>
-        <w:pStyle w:val="ListParagraph"/>
+        <w:pStyle w:val="af5"/>
         <w:ind w:left="780"/>
         <w:rPr>
           <w:rFonts w:ascii="Times New Roman" w:hAnsi="Times New Roman" w:cs="Times New Roman"/>
@@ -7335,7 +7295,7 @@
     </w:p>
     <w:p>
       <w:pPr>
-        <w:pStyle w:val="ListParagraph"/>
+        <w:pStyle w:val="af5"/>
         <w:ind w:left="780"/>
         <w:rPr>
           <w:rFonts w:ascii="Times New Roman" w:hAnsi="Times New Roman" w:cs="Times New Roman"/>
@@ -7347,7 +7307,7 @@
     </w:p>
     <w:p>
       <w:pPr>
-        <w:pStyle w:val="ListParagraph"/>
+        <w:pStyle w:val="af5"/>
         <w:ind w:left="780"/>
         <w:rPr>
           <w:rFonts w:ascii="Times New Roman" w:hAnsi="Times New Roman" w:cs="Times New Roman"/>
@@ -7366,7 +7326,7 @@
     </w:p>
     <w:p>
       <w:pPr>
-        <w:pStyle w:val="ListParagraph"/>
+        <w:pStyle w:val="af5"/>
         <w:ind w:left="780"/>
         <w:rPr>
           <w:rFonts w:ascii="Times New Roman" w:hAnsi="Times New Roman" w:cs="Times New Roman"/>
@@ -7397,7 +7357,7 @@
     </w:p>
     <w:p>
       <w:pPr>
-        <w:pStyle w:val="ListParagraph"/>
+        <w:pStyle w:val="af5"/>
         <w:ind w:left="780"/>
         <w:rPr>
           <w:rtl/>
@@ -7406,7 +7366,7 @@
     </w:p>
     <w:p>
       <w:pPr>
-        <w:pStyle w:val="ListParagraph"/>
+        <w:pStyle w:val="af5"/>
         <w:ind w:left="780"/>
         <w:rPr>
           <w:rtl/>
@@ -7433,7 +7393,6 @@
           <w:sz w:val="24"/>
           <w:szCs w:val="24"/>
         </w:rPr>
-        <w:lastRenderedPageBreak/>
         <w:t>Screen 1: Home</w:t>
       </w:r>
     </w:p>
@@ -7505,7 +7464,6 @@
           <w:sz w:val="32"/>
           <w:szCs w:val="32"/>
         </w:rPr>
-        <w:lastRenderedPageBreak/>
         <w:t>Screen 2: My Activities</w:t>
       </w:r>
     </w:p>
@@ -7581,7 +7539,6 @@
           <w:sz w:val="32"/>
           <w:szCs w:val="32"/>
         </w:rPr>
-        <w:lastRenderedPageBreak/>
         <w:t>Screen three: Activity details &amp; registration</w:t>
       </w:r>
     </w:p>
@@ -7641,7 +7598,6 @@
           <w:sz w:val="24"/>
           <w:szCs w:val="24"/>
         </w:rPr>
-        <w:lastRenderedPageBreak/>
         <w:t xml:space="preserve">In task </w:t>
       </w:r>
       <w:proofErr w:type="gramStart"/>
@@ -7927,10 +7883,9 @@
     </w:p>
     <w:p>
       <w:pPr>
-        <w:pStyle w:val="Heading1"/>
-      </w:pPr>
-      <w:r>
-        <w:lastRenderedPageBreak/>
+        <w:pStyle w:val="1"/>
+      </w:pPr>
+      <w:r>
         <w:t>Task 3</w:t>
       </w:r>
     </w:p>
@@ -7951,7 +7906,7 @@
     </w:p>
     <w:p>
       <w:pPr>
-        <w:pStyle w:val="ListParagraph"/>
+        <w:pStyle w:val="af5"/>
         <w:numPr>
           <w:ilvl w:val="0"/>
           <w:numId w:val="12"/>
@@ -7971,7 +7926,7 @@
     </w:p>
     <w:p>
       <w:pPr>
-        <w:pStyle w:val="ListParagraph"/>
+        <w:pStyle w:val="af5"/>
         <w:numPr>
           <w:ilvl w:val="0"/>
           <w:numId w:val="12"/>
@@ -8000,7 +7955,7 @@
     </w:p>
     <w:p>
       <w:pPr>
-        <w:pStyle w:val="ListParagraph"/>
+        <w:pStyle w:val="af5"/>
         <w:numPr>
           <w:ilvl w:val="0"/>
           <w:numId w:val="12"/>
@@ -8294,7 +8249,6 @@
           <w:sz w:val="24"/>
           <w:szCs w:val="24"/>
         </w:rPr>
-        <w:lastRenderedPageBreak/>
         <w:drawing>
           <wp:inline distT="0" distB="0" distL="0" distR="0" wp14:anchorId="2DC5902D" wp14:editId="0F38D42F">
             <wp:extent cx="3502823" cy="5406121"/>
@@ -8369,7 +8323,6 @@
           <w:sz w:val="24"/>
           <w:szCs w:val="24"/>
         </w:rPr>
-        <w:lastRenderedPageBreak/>
         <w:drawing>
           <wp:inline distT="0" distB="0" distL="0" distR="0" wp14:anchorId="2968D972" wp14:editId="366AB3EB">
             <wp:extent cx="3390655" cy="4984955"/>
@@ -8529,7 +8482,7 @@
           <w:color w:val="auto"/>
           <w:sz w:val="21"/>
           <w:szCs w:val="21"/>
-          <w:lang w:val="en-SA" w:eastAsia="en-US"/>
+          <w:lang w:eastAsia="en-US"/>
         </w:rPr>
       </w:pPr>
       <w:r>
@@ -8538,9 +8491,8 @@
           <w:color w:val="000000"/>
           <w:sz w:val="21"/>
           <w:szCs w:val="21"/>
-          <w:lang w:val="en-SA" w:eastAsia="en-US"/>
-        </w:rPr>
-        <w:lastRenderedPageBreak/>
+          <w:lang w:eastAsia="en-US"/>
+        </w:rPr>
         <w:t>Shatha's task is to create the Context Diagram. She modelled the whole system as one process and demonstrated its interaction with the outside world in terms of data flows.</w:t>
       </w:r>
     </w:p>
@@ -8552,7 +8504,7 @@
           <w:color w:val="auto"/>
           <w:sz w:val="21"/>
           <w:szCs w:val="21"/>
-          <w:lang w:val="en-SA" w:eastAsia="en-US"/>
+          <w:lang w:eastAsia="en-US"/>
         </w:rPr>
       </w:pPr>
       <w:r>
@@ -8561,7 +8513,7 @@
           <w:color w:val="000000"/>
           <w:sz w:val="21"/>
           <w:szCs w:val="21"/>
-          <w:lang w:val="en-SA" w:eastAsia="en-US"/>
+          <w:lang w:eastAsia="en-US"/>
         </w:rPr>
         <w:t>Challenges Faced</w:t>
       </w:r>
@@ -8574,7 +8526,7 @@
           <w:color w:val="auto"/>
           <w:sz w:val="21"/>
           <w:szCs w:val="21"/>
-          <w:lang w:val="en-SA" w:eastAsia="en-US"/>
+          <w:lang w:eastAsia="en-US"/>
         </w:rPr>
       </w:pPr>
       <w:r>
@@ -8583,7 +8535,7 @@
           <w:color w:val="000000"/>
           <w:sz w:val="21"/>
           <w:szCs w:val="21"/>
-          <w:lang w:val="en-SA" w:eastAsia="en-US"/>
+          <w:lang w:eastAsia="en-US"/>
         </w:rPr>
         <w:t>Identifying the correct external entities.</w:t>
       </w:r>
@@ -8596,7 +8548,7 @@
           <w:color w:val="auto"/>
           <w:sz w:val="21"/>
           <w:szCs w:val="21"/>
-          <w:lang w:val="en-SA" w:eastAsia="en-US"/>
+          <w:lang w:eastAsia="en-US"/>
         </w:rPr>
       </w:pPr>
       <w:r>
@@ -8605,7 +8557,7 @@
           <w:color w:val="000000"/>
           <w:sz w:val="21"/>
           <w:szCs w:val="21"/>
-          <w:lang w:val="en-SA" w:eastAsia="en-US"/>
+          <w:lang w:eastAsia="en-US"/>
         </w:rPr>
         <w:t>Data flow: It defines the data flow between system and external entities.</w:t>
       </w:r>
@@ -8618,7 +8570,7 @@
           <w:color w:val="auto"/>
           <w:sz w:val="21"/>
           <w:szCs w:val="21"/>
-          <w:lang w:val="en-SA" w:eastAsia="en-US"/>
+          <w:lang w:eastAsia="en-US"/>
         </w:rPr>
       </w:pPr>
     </w:p>
@@ -8631,7 +8583,7 @@
           <w:color w:val="2B2D38"/>
           <w:sz w:val="21"/>
           <w:szCs w:val="21"/>
-          <w:lang w:val="en-SA" w:eastAsia="en-US"/>
+          <w:lang w:eastAsia="en-US"/>
         </w:rPr>
       </w:pPr>
       <w:r>
@@ -8640,7 +8592,7 @@
           <w:color w:val="2B2D38"/>
           <w:sz w:val="21"/>
           <w:szCs w:val="21"/>
-          <w:lang w:val="en-SA" w:eastAsia="en-US"/>
+          <w:lang w:eastAsia="en-US"/>
         </w:rPr>
         <w:t>Ghala’s task was to create the Level-0 DFD by breaking the system into its processes. She demonstrated how data moves between the entities, the processes, and the data stores.</w:t>
       </w:r>
@@ -8654,7 +8606,7 @@
           <w:color w:val="auto"/>
           <w:sz w:val="21"/>
           <w:szCs w:val="21"/>
-          <w:lang w:val="en-SA" w:eastAsia="en-US"/>
+          <w:lang w:eastAsia="en-US"/>
         </w:rPr>
       </w:pPr>
     </w:p>
@@ -8667,7 +8619,7 @@
           <w:color w:val="2B2D38"/>
           <w:sz w:val="21"/>
           <w:szCs w:val="21"/>
-          <w:lang w:val="en-SA" w:eastAsia="en-US"/>
+          <w:lang w:eastAsia="en-US"/>
         </w:rPr>
       </w:pPr>
       <w:r>
@@ -8676,7 +8628,7 @@
           <w:color w:val="2B2D38"/>
           <w:sz w:val="21"/>
           <w:szCs w:val="21"/>
-          <w:lang w:val="en-SA" w:eastAsia="en-US"/>
+          <w:lang w:eastAsia="en-US"/>
         </w:rPr>
         <w:t>Challenges Faced</w:t>
       </w:r>
@@ -8690,7 +8642,7 @@
           <w:color w:val="auto"/>
           <w:sz w:val="21"/>
           <w:szCs w:val="21"/>
-          <w:lang w:val="en-SA" w:eastAsia="en-US"/>
+          <w:lang w:eastAsia="en-US"/>
         </w:rPr>
       </w:pPr>
     </w:p>
@@ -8703,7 +8655,7 @@
           <w:color w:val="auto"/>
           <w:sz w:val="21"/>
           <w:szCs w:val="21"/>
-          <w:lang w:val="en-SA" w:eastAsia="en-US"/>
+          <w:lang w:eastAsia="en-US"/>
         </w:rPr>
       </w:pPr>
       <w:r>
@@ -8712,7 +8664,7 @@
           <w:color w:val="2B2D38"/>
           <w:sz w:val="21"/>
           <w:szCs w:val="21"/>
-          <w:lang w:val="en-SA" w:eastAsia="en-US"/>
+          <w:lang w:eastAsia="en-US"/>
         </w:rPr>
         <w:t>Figuring out the processes.</w:t>
       </w:r>
@@ -8726,7 +8678,7 @@
           <w:color w:val="auto"/>
           <w:sz w:val="21"/>
           <w:szCs w:val="21"/>
-          <w:lang w:val="en-SA" w:eastAsia="en-US"/>
+          <w:lang w:eastAsia="en-US"/>
         </w:rPr>
       </w:pPr>
       <w:r>
@@ -8735,7 +8687,7 @@
           <w:color w:val="2B2D38"/>
           <w:sz w:val="21"/>
           <w:szCs w:val="21"/>
-          <w:lang w:val="en-SA" w:eastAsia="en-US"/>
+          <w:lang w:eastAsia="en-US"/>
         </w:rPr>
         <w:t>Linking the data flows.</w:t>
       </w:r>
@@ -8749,7 +8701,7 @@
           <w:color w:val="auto"/>
           <w:sz w:val="21"/>
           <w:szCs w:val="21"/>
-          <w:lang w:val="en-SA" w:eastAsia="en-US"/>
+          <w:lang w:eastAsia="en-US"/>
         </w:rPr>
       </w:pPr>
       <w:r>
@@ -8758,7 +8710,7 @@
           <w:color w:val="2B2D38"/>
           <w:sz w:val="21"/>
           <w:szCs w:val="21"/>
-          <w:lang w:val="en-SA" w:eastAsia="en-US"/>
+          <w:lang w:eastAsia="en-US"/>
         </w:rPr>
         <w:t>Making sure the diagram stayed the same as the Context Diagram.</w:t>
       </w:r>
@@ -8771,7 +8723,7 @@
           <w:color w:val="auto"/>
           <w:sz w:val="21"/>
           <w:szCs w:val="21"/>
-          <w:lang w:val="en-SA" w:eastAsia="en-US"/>
+          <w:lang w:eastAsia="en-US"/>
         </w:rPr>
       </w:pPr>
     </w:p>
@@ -8784,7 +8736,7 @@
           <w:color w:val="2B2D38"/>
           <w:sz w:val="21"/>
           <w:szCs w:val="21"/>
-          <w:lang w:val="en-SA" w:eastAsia="en-US"/>
+          <w:lang w:eastAsia="en-US"/>
         </w:rPr>
       </w:pPr>
       <w:r>
@@ -8793,7 +8745,7 @@
           <w:color w:val="2B2D38"/>
           <w:sz w:val="21"/>
           <w:szCs w:val="21"/>
-          <w:lang w:val="en-SA" w:eastAsia="en-US"/>
+          <w:lang w:eastAsia="en-US"/>
         </w:rPr>
         <w:t>Maha’s task was to create the Level-1 DFD for Process 1. She had to break Process 1 into parts and show how the data moves around in detail.</w:t>
       </w:r>
@@ -8807,7 +8759,7 @@
           <w:color w:val="auto"/>
           <w:sz w:val="21"/>
           <w:szCs w:val="21"/>
-          <w:lang w:val="en-SA" w:eastAsia="en-US"/>
+          <w:lang w:eastAsia="en-US"/>
         </w:rPr>
       </w:pPr>
     </w:p>
@@ -8820,7 +8772,7 @@
           <w:color w:val="2B2D38"/>
           <w:sz w:val="21"/>
           <w:szCs w:val="21"/>
-          <w:lang w:val="en-SA" w:eastAsia="en-US"/>
+          <w:lang w:eastAsia="en-US"/>
         </w:rPr>
       </w:pPr>
       <w:r>
@@ -8829,7 +8781,7 @@
           <w:color w:val="2B2D38"/>
           <w:sz w:val="21"/>
           <w:szCs w:val="21"/>
-          <w:lang w:val="en-SA" w:eastAsia="en-US"/>
+          <w:lang w:eastAsia="en-US"/>
         </w:rPr>
         <w:t>Challenges Faced</w:t>
       </w:r>
@@ -8843,7 +8795,7 @@
           <w:color w:val="auto"/>
           <w:sz w:val="21"/>
           <w:szCs w:val="21"/>
-          <w:lang w:val="en-SA" w:eastAsia="en-US"/>
+          <w:lang w:eastAsia="en-US"/>
         </w:rPr>
       </w:pPr>
     </w:p>
@@ -8856,7 +8808,7 @@
           <w:color w:val="auto"/>
           <w:sz w:val="21"/>
           <w:szCs w:val="21"/>
-          <w:lang w:val="en-SA" w:eastAsia="en-US"/>
+          <w:lang w:eastAsia="en-US"/>
         </w:rPr>
       </w:pPr>
       <w:r>
@@ -8865,7 +8817,7 @@
           <w:color w:val="2B2D38"/>
           <w:sz w:val="21"/>
           <w:szCs w:val="21"/>
-          <w:lang w:val="en-SA" w:eastAsia="en-US"/>
+          <w:lang w:eastAsia="en-US"/>
         </w:rPr>
         <w:t>* Breaking Process 1 into subprocesses that make sense.</w:t>
       </w:r>
@@ -8879,7 +8831,7 @@
           <w:color w:val="auto"/>
           <w:sz w:val="21"/>
           <w:szCs w:val="21"/>
-          <w:lang w:val="en-SA" w:eastAsia="en-US"/>
+          <w:lang w:eastAsia="en-US"/>
         </w:rPr>
       </w:pPr>
       <w:r>
@@ -8888,7 +8840,7 @@
           <w:color w:val="2B2D38"/>
           <w:sz w:val="21"/>
           <w:szCs w:val="21"/>
-          <w:lang w:val="en-SA" w:eastAsia="en-US"/>
+          <w:lang w:eastAsia="en-US"/>
         </w:rPr>
         <w:t>* Figuring out the way that the data flows.</w:t>
       </w:r>
@@ -8902,7 +8854,7 @@
           <w:color w:val="2B2D38"/>
           <w:sz w:val="21"/>
           <w:szCs w:val="21"/>
-          <w:lang w:val="en-SA" w:eastAsia="en-US"/>
+          <w:lang w:eastAsia="en-US"/>
         </w:rPr>
       </w:pPr>
       <w:r>
@@ -8911,20 +8863,36 @@
           <w:color w:val="2B2D38"/>
           <w:sz w:val="21"/>
           <w:szCs w:val="21"/>
-          <w:lang w:val="en-SA" w:eastAsia="en-US"/>
-        </w:rPr>
-        <w:t xml:space="preserve">* Making sure the Level-1 DFD for Process 1 matches the Level-0 DFD, for Process </w:t>
-      </w:r>
-      <w:r>
+          <w:lang w:eastAsia="en-US"/>
+        </w:rPr>
+        <w:t xml:space="preserve">* Making sure the Level-1 DFD for Process 1 matches the Level-0 DFD, for Process  </w:t>
+      </w:r>
+    </w:p>
+    <w:p>
+      <w:pPr>
+        <w:shd w:val="clear" w:color="auto" w:fill="FFFFFF"/>
+        <w:spacing w:after="0" w:line="240" w:lineRule="auto"/>
         <w:rPr>
           <w:rFonts w:ascii="Times New Roman" w:eastAsia="Times New Roman" w:hAnsi="Times New Roman" w:cs="Times New Roman"/>
           <w:color w:val="2B2D38"/>
           <w:sz w:val="21"/>
           <w:szCs w:val="21"/>
-          <w:lang w:val="en-SA" w:eastAsia="en-US"/>
-        </w:rPr>
-        <w:t xml:space="preserve"> </w:t>
-      </w:r>
+          <w:lang w:eastAsia="en-US"/>
+        </w:rPr>
+      </w:pPr>
+    </w:p>
+    <w:p>
+      <w:pPr>
+        <w:shd w:val="clear" w:color="auto" w:fill="FFFFFF"/>
+        <w:spacing w:after="0" w:line="240" w:lineRule="auto"/>
+        <w:rPr>
+          <w:rFonts w:ascii="Times New Roman" w:eastAsia="Times New Roman" w:hAnsi="Times New Roman" w:cs="Times New Roman"/>
+          <w:color w:val="auto"/>
+          <w:sz w:val="21"/>
+          <w:szCs w:val="21"/>
+          <w:lang w:eastAsia="en-US"/>
+        </w:rPr>
+      </w:pPr>
     </w:p>
     <w:p>
       <w:pPr>
@@ -8935,9 +8903,19 @@
           <w:color w:val="2B2D38"/>
           <w:sz w:val="21"/>
           <w:szCs w:val="21"/>
-          <w:lang w:val="en-SA" w:eastAsia="en-US"/>
-        </w:rPr>
-      </w:pPr>
+          <w:lang w:eastAsia="en-US"/>
+        </w:rPr>
+      </w:pPr>
+      <w:r>
+        <w:rPr>
+          <w:rFonts w:ascii="Times New Roman" w:eastAsia="Times New Roman" w:hAnsi="Times New Roman" w:cs="Times New Roman"/>
+          <w:color w:val="2B2D38"/>
+          <w:sz w:val="21"/>
+          <w:szCs w:val="21"/>
+          <w:lang w:eastAsia="en-US"/>
+        </w:rPr>
+        <w:t>My task was to create the Level-1 DFD for Process 2 for the Payment process. She divided it into four subprocesses: Enter Payment, Verify Payment, Save Payment, and Send Receipt, showing the flow of payment data.</w:t>
+      </w:r>
     </w:p>
     <w:p>
       <w:pPr>
@@ -8948,7 +8926,7 @@
           <w:color w:val="auto"/>
           <w:sz w:val="21"/>
           <w:szCs w:val="21"/>
-          <w:lang w:val="en-SA" w:eastAsia="en-US"/>
+          <w:lang w:eastAsia="en-US"/>
         </w:rPr>
       </w:pPr>
     </w:p>
@@ -8961,7 +8939,7 @@
           <w:color w:val="2B2D38"/>
           <w:sz w:val="21"/>
           <w:szCs w:val="21"/>
-          <w:lang w:val="en-SA" w:eastAsia="en-US"/>
+          <w:lang w:eastAsia="en-US"/>
         </w:rPr>
       </w:pPr>
       <w:r>
@@ -8970,9 +8948,9 @@
           <w:color w:val="2B2D38"/>
           <w:sz w:val="21"/>
           <w:szCs w:val="21"/>
-          <w:lang w:val="en-SA" w:eastAsia="en-US"/>
-        </w:rPr>
-        <w:t>My task was to create the Level-1 DFD for Process 2 for the Payment process. She divided it into four subprocesses: Enter Payment, Verify Payment, Save Payment, and Send Receipt, showing the flow of payment data.</w:t>
+          <w:lang w:eastAsia="en-US"/>
+        </w:rPr>
+        <w:t>Challenges Faced</w:t>
       </w:r>
     </w:p>
     <w:p>
@@ -8984,7 +8962,7 @@
           <w:color w:val="auto"/>
           <w:sz w:val="21"/>
           <w:szCs w:val="21"/>
-          <w:lang w:val="en-SA" w:eastAsia="en-US"/>
+          <w:lang w:eastAsia="en-US"/>
         </w:rPr>
       </w:pPr>
     </w:p>
@@ -8992,12 +8970,35 @@
       <w:pPr>
         <w:shd w:val="clear" w:color="auto" w:fill="FFFFFF"/>
         <w:spacing w:after="0" w:line="240" w:lineRule="auto"/>
+        <w:rPr>
+          <w:rFonts w:ascii="Times New Roman" w:eastAsia="Times New Roman" w:hAnsi="Times New Roman" w:cs="Times New Roman"/>
+          <w:color w:val="auto"/>
+          <w:sz w:val="21"/>
+          <w:szCs w:val="21"/>
+          <w:lang w:eastAsia="en-US"/>
+        </w:rPr>
+      </w:pPr>
+      <w:r>
         <w:rPr>
           <w:rFonts w:ascii="Times New Roman" w:eastAsia="Times New Roman" w:hAnsi="Times New Roman" w:cs="Times New Roman"/>
           <w:color w:val="2B2D38"/>
           <w:sz w:val="21"/>
           <w:szCs w:val="21"/>
-          <w:lang w:val="en-SA" w:eastAsia="en-US"/>
+          <w:lang w:eastAsia="en-US"/>
+        </w:rPr>
+        <w:t>Breaking the payment process into subprocesses.</w:t>
+      </w:r>
+    </w:p>
+    <w:p>
+      <w:pPr>
+        <w:shd w:val="clear" w:color="auto" w:fill="FFFFFF"/>
+        <w:spacing w:after="0" w:line="240" w:lineRule="auto"/>
+        <w:rPr>
+          <w:rFonts w:ascii="Times New Roman" w:eastAsia="Times New Roman" w:hAnsi="Times New Roman" w:cs="Times New Roman"/>
+          <w:color w:val="auto"/>
+          <w:sz w:val="21"/>
+          <w:szCs w:val="21"/>
+          <w:lang w:eastAsia="en-US"/>
         </w:rPr>
       </w:pPr>
       <w:r>
@@ -9006,9 +9007,9 @@
           <w:color w:val="2B2D38"/>
           <w:sz w:val="21"/>
           <w:szCs w:val="21"/>
-          <w:lang w:val="en-SA" w:eastAsia="en-US"/>
-        </w:rPr>
-        <w:t>Challenges Faced</w:t>
+          <w:lang w:eastAsia="en-US"/>
+        </w:rPr>
+        <w:t>Identifying the data flow.</w:t>
       </w:r>
     </w:p>
     <w:p>
@@ -9020,54 +9021,90 @@
           <w:color w:val="auto"/>
           <w:sz w:val="21"/>
           <w:szCs w:val="21"/>
-          <w:lang w:val="en-SA" w:eastAsia="en-US"/>
-        </w:rPr>
-      </w:pPr>
+          <w:lang w:eastAsia="en-US"/>
+        </w:rPr>
+      </w:pPr>
+      <w:r>
+        <w:rPr>
+          <w:rFonts w:ascii="Times New Roman" w:eastAsia="Times New Roman" w:hAnsi="Times New Roman" w:cs="Times New Roman"/>
+          <w:color w:val="2B2D38"/>
+          <w:sz w:val="21"/>
+          <w:szCs w:val="21"/>
+          <w:lang w:eastAsia="en-US"/>
+        </w:rPr>
+        <w:t>Keeping the Level-1 DFD with the Level-0 DFD</w:t>
+      </w:r>
     </w:p>
     <w:p>
       <w:pPr>
         <w:shd w:val="clear" w:color="auto" w:fill="FFFFFF"/>
-        <w:spacing w:after="0" w:line="240" w:lineRule="auto"/>
+        <w:spacing w:after="220" w:line="240" w:lineRule="auto"/>
         <w:rPr>
           <w:rFonts w:ascii="Times New Roman" w:eastAsia="Times New Roman" w:hAnsi="Times New Roman" w:cs="Times New Roman"/>
           <w:color w:val="auto"/>
           <w:sz w:val="21"/>
           <w:szCs w:val="21"/>
-          <w:lang w:val="en-SA" w:eastAsia="en-US"/>
-        </w:rPr>
-      </w:pPr>
-      <w:r>
+          <w:lang w:eastAsia="en-US"/>
+        </w:rPr>
+      </w:pPr>
+    </w:p>
+    <w:p>
+      <w:pPr>
+        <w:shd w:val="clear" w:color="auto" w:fill="FFFFFF"/>
+        <w:spacing w:before="220" w:after="0" w:line="240" w:lineRule="auto"/>
         <w:rPr>
           <w:rFonts w:ascii="Times New Roman" w:eastAsia="Times New Roman" w:hAnsi="Times New Roman" w:cs="Times New Roman"/>
           <w:color w:val="2B2D38"/>
           <w:sz w:val="21"/>
           <w:szCs w:val="21"/>
-          <w:lang w:val="en-SA" w:eastAsia="en-US"/>
-        </w:rPr>
-        <w:t>Breaking the payment process into subprocesses.</w:t>
+          <w:lang w:eastAsia="en-US"/>
+        </w:rPr>
+      </w:pPr>
+      <w:r>
+        <w:rPr>
+          <w:rFonts w:ascii="Times New Roman" w:eastAsia="Times New Roman" w:hAnsi="Times New Roman" w:cs="Times New Roman"/>
+          <w:color w:val="2B2D38"/>
+          <w:sz w:val="21"/>
+          <w:szCs w:val="21"/>
+          <w:lang w:eastAsia="en-US"/>
+        </w:rPr>
+        <w:t>Bushra had to make the Level-1 DFD Process 3 for the User Management process. This was her task. She broke it down into four parts: Register, Login, Update Profile, and Logout. The User Management process was divided into these subprocesses. This showed how the User Management process works and how user information moves through the system. The User Management process was the focus.</w:t>
       </w:r>
     </w:p>
     <w:p>
       <w:pPr>
         <w:shd w:val="clear" w:color="auto" w:fill="FFFFFF"/>
-        <w:spacing w:after="0" w:line="240" w:lineRule="auto"/>
+        <w:spacing w:before="220" w:after="0" w:line="240" w:lineRule="auto"/>
         <w:rPr>
           <w:rFonts w:ascii="Times New Roman" w:eastAsia="Times New Roman" w:hAnsi="Times New Roman" w:cs="Times New Roman"/>
           <w:color w:val="auto"/>
           <w:sz w:val="21"/>
           <w:szCs w:val="21"/>
-          <w:lang w:val="en-SA" w:eastAsia="en-US"/>
-        </w:rPr>
-      </w:pPr>
-      <w:r>
+          <w:lang w:eastAsia="en-US"/>
+        </w:rPr>
+      </w:pPr>
+    </w:p>
+    <w:p>
+      <w:pPr>
+        <w:shd w:val="clear" w:color="auto" w:fill="FFFFFF"/>
+        <w:spacing w:after="0" w:line="240" w:lineRule="auto"/>
         <w:rPr>
           <w:rFonts w:ascii="Times New Roman" w:eastAsia="Times New Roman" w:hAnsi="Times New Roman" w:cs="Times New Roman"/>
           <w:color w:val="2B2D38"/>
           <w:sz w:val="21"/>
           <w:szCs w:val="21"/>
-          <w:lang w:val="en-SA" w:eastAsia="en-US"/>
-        </w:rPr>
-        <w:t>Identifying the data flow.</w:t>
+          <w:lang w:eastAsia="en-US"/>
+        </w:rPr>
+      </w:pPr>
+      <w:r>
+        <w:rPr>
+          <w:rFonts w:ascii="Times New Roman" w:eastAsia="Times New Roman" w:hAnsi="Times New Roman" w:cs="Times New Roman"/>
+          <w:color w:val="2B2D38"/>
+          <w:sz w:val="21"/>
+          <w:szCs w:val="21"/>
+          <w:lang w:eastAsia="en-US"/>
+        </w:rPr>
+        <w:t>Challenges Faced</w:t>
       </w:r>
     </w:p>
     <w:p>
@@ -9079,7 +9116,20 @@
           <w:color w:val="auto"/>
           <w:sz w:val="21"/>
           <w:szCs w:val="21"/>
-          <w:lang w:val="en-SA" w:eastAsia="en-US"/>
+          <w:lang w:eastAsia="en-US"/>
+        </w:rPr>
+      </w:pPr>
+    </w:p>
+    <w:p>
+      <w:pPr>
+        <w:shd w:val="clear" w:color="auto" w:fill="FFFFFF"/>
+        <w:spacing w:after="0" w:line="240" w:lineRule="auto"/>
+        <w:rPr>
+          <w:rFonts w:ascii="Times New Roman" w:eastAsia="Times New Roman" w:hAnsi="Times New Roman" w:cs="Times New Roman"/>
+          <w:color w:val="auto"/>
+          <w:sz w:val="21"/>
+          <w:szCs w:val="21"/>
+          <w:lang w:eastAsia="en-US"/>
         </w:rPr>
       </w:pPr>
       <w:r>
@@ -9088,9 +9138,9 @@
           <w:color w:val="2B2D38"/>
           <w:sz w:val="21"/>
           <w:szCs w:val="21"/>
-          <w:lang w:val="en-SA" w:eastAsia="en-US"/>
-        </w:rPr>
-        <w:t>Keeping the Level-1 DFD with the Level-0 DFD</w:t>
+          <w:lang w:eastAsia="en-US"/>
+        </w:rPr>
+        <w:t>Bushra faced challenges. One challenge was breaking the User Management process into subprocesses. Another challenge was finding the data flow for the User Management process. She also had to keep the Level-1 DFD consistent with the Level-0 DFD for the User Management process. This was important for the User Management process.</w:t>
       </w:r>
     </w:p>
     <w:p>
@@ -9102,169 +9152,49 @@
           <w:color w:val="auto"/>
           <w:sz w:val="21"/>
           <w:szCs w:val="21"/>
-          <w:lang w:val="en-SA" w:eastAsia="en-US"/>
-        </w:rPr>
-      </w:pPr>
-    </w:p>
-    <w:p>
-      <w:pPr>
-        <w:shd w:val="clear" w:color="auto" w:fill="FFFFFF"/>
-        <w:spacing w:before="220" w:after="0" w:line="240" w:lineRule="auto"/>
-        <w:rPr>
-          <w:rFonts w:ascii="Times New Roman" w:eastAsia="Times New Roman" w:hAnsi="Times New Roman" w:cs="Times New Roman"/>
-          <w:color w:val="2B2D38"/>
-          <w:sz w:val="21"/>
-          <w:szCs w:val="21"/>
-          <w:lang w:val="en-SA" w:eastAsia="en-US"/>
-        </w:rPr>
-      </w:pPr>
-      <w:r>
-        <w:rPr>
-          <w:rFonts w:ascii="Times New Roman" w:eastAsia="Times New Roman" w:hAnsi="Times New Roman" w:cs="Times New Roman"/>
-          <w:color w:val="2B2D38"/>
-          <w:sz w:val="21"/>
-          <w:szCs w:val="21"/>
-          <w:lang w:val="en-SA" w:eastAsia="en-US"/>
-        </w:rPr>
-        <w:t xml:space="preserve">Bushra had to make the Level-1 DFD Process 3 for the User Management process. This was her task. She broke it down into four parts: Register, Login, Update Profile, and Logout. The User Management process was divided into these subprocesses. This showed how the User Management </w:t>
-      </w:r>
-      <w:r>
-        <w:rPr>
-          <w:rFonts w:ascii="Times New Roman" w:eastAsia="Times New Roman" w:hAnsi="Times New Roman" w:cs="Times New Roman"/>
-          <w:color w:val="2B2D38"/>
-          <w:sz w:val="21"/>
-          <w:szCs w:val="21"/>
-          <w:lang w:val="en-SA" w:eastAsia="en-US"/>
-        </w:rPr>
-        <w:lastRenderedPageBreak/>
-        <w:t>process works and how user information moves through the system. The User Management process was the focus.</w:t>
-      </w:r>
-    </w:p>
-    <w:p>
-      <w:pPr>
-        <w:shd w:val="clear" w:color="auto" w:fill="FFFFFF"/>
-        <w:spacing w:before="220" w:after="0" w:line="240" w:lineRule="auto"/>
+          <w:lang w:eastAsia="en-US"/>
+        </w:rPr>
+      </w:pPr>
+    </w:p>
+    <w:p>
+      <w:pPr>
+        <w:spacing w:after="0" w:line="240" w:lineRule="auto"/>
         <w:rPr>
           <w:rFonts w:ascii="Times New Roman" w:eastAsia="Times New Roman" w:hAnsi="Times New Roman" w:cs="Times New Roman"/>
           <w:color w:val="auto"/>
           <w:sz w:val="21"/>
           <w:szCs w:val="21"/>
-          <w:lang w:val="en-SA" w:eastAsia="en-US"/>
-        </w:rPr>
-      </w:pPr>
-    </w:p>
-    <w:p>
-      <w:pPr>
-        <w:shd w:val="clear" w:color="auto" w:fill="FFFFFF"/>
-        <w:spacing w:after="0" w:line="240" w:lineRule="auto"/>
-        <w:rPr>
-          <w:rFonts w:ascii="Times New Roman" w:eastAsia="Times New Roman" w:hAnsi="Times New Roman" w:cs="Times New Roman"/>
-          <w:color w:val="2B2D38"/>
-          <w:sz w:val="21"/>
-          <w:szCs w:val="21"/>
-          <w:lang w:val="en-SA" w:eastAsia="en-US"/>
-        </w:rPr>
-      </w:pPr>
-      <w:r>
-        <w:rPr>
-          <w:rFonts w:ascii="Times New Roman" w:eastAsia="Times New Roman" w:hAnsi="Times New Roman" w:cs="Times New Roman"/>
-          <w:color w:val="2B2D38"/>
-          <w:sz w:val="21"/>
-          <w:szCs w:val="21"/>
-          <w:lang w:val="en-SA" w:eastAsia="en-US"/>
-        </w:rPr>
-        <w:t>Challenges Faced</w:t>
-      </w:r>
-    </w:p>
-    <w:p>
-      <w:pPr>
-        <w:shd w:val="clear" w:color="auto" w:fill="FFFFFF"/>
+          <w:lang w:eastAsia="en-US"/>
+        </w:rPr>
+      </w:pPr>
+    </w:p>
+    <w:p>
+      <w:pPr>
         <w:spacing w:after="0" w:line="240" w:lineRule="auto"/>
         <w:rPr>
           <w:rFonts w:ascii="Times New Roman" w:eastAsia="Times New Roman" w:hAnsi="Times New Roman" w:cs="Times New Roman"/>
           <w:color w:val="auto"/>
           <w:sz w:val="21"/>
           <w:szCs w:val="21"/>
-          <w:lang w:val="en-SA" w:eastAsia="en-US"/>
-        </w:rPr>
-      </w:pPr>
-    </w:p>
-    <w:p>
-      <w:pPr>
-        <w:shd w:val="clear" w:color="auto" w:fill="FFFFFF"/>
-        <w:spacing w:after="0" w:line="240" w:lineRule="auto"/>
-        <w:rPr>
-          <w:rFonts w:ascii="Times New Roman" w:eastAsia="Times New Roman" w:hAnsi="Times New Roman" w:cs="Times New Roman"/>
-          <w:color w:val="auto"/>
+          <w:lang w:eastAsia="en-US"/>
+        </w:rPr>
+      </w:pPr>
+    </w:p>
+    <w:p>
+      <w:pPr>
+        <w:rPr>
+          <w:rFonts w:ascii="Times New Roman" w:hAnsi="Times New Roman" w:cs="Times New Roman"/>
           <w:sz w:val="21"/>
           <w:szCs w:val="21"/>
-          <w:lang w:val="en-SA" w:eastAsia="en-US"/>
-        </w:rPr>
-      </w:pPr>
-      <w:r>
-        <w:rPr>
-          <w:rFonts w:ascii="Times New Roman" w:eastAsia="Times New Roman" w:hAnsi="Times New Roman" w:cs="Times New Roman"/>
-          <w:color w:val="2B2D38"/>
-          <w:sz w:val="21"/>
-          <w:szCs w:val="21"/>
-          <w:lang w:val="en-SA" w:eastAsia="en-US"/>
-        </w:rPr>
-        <w:t>Bushra faced challenges. One challenge was breaking the User Management process into subprocesses. Another challenge was finding the data flow for the User Management process. She also had to keep the Level-1 DFD consistent with the Level-0 DFD for the User Management process. This was important for the User Management process.</w:t>
-      </w:r>
-    </w:p>
-    <w:p>
-      <w:pPr>
-        <w:shd w:val="clear" w:color="auto" w:fill="FFFFFF"/>
-        <w:spacing w:after="220" w:line="240" w:lineRule="auto"/>
-        <w:rPr>
-          <w:rFonts w:ascii="Times New Roman" w:eastAsia="Times New Roman" w:hAnsi="Times New Roman" w:cs="Times New Roman"/>
-          <w:color w:val="auto"/>
-          <w:sz w:val="21"/>
-          <w:szCs w:val="21"/>
-          <w:lang w:val="en-SA" w:eastAsia="en-US"/>
-        </w:rPr>
-      </w:pPr>
-    </w:p>
-    <w:p>
-      <w:pPr>
-        <w:spacing w:after="0" w:line="240" w:lineRule="auto"/>
-        <w:rPr>
-          <w:rFonts w:ascii="Times New Roman" w:eastAsia="Times New Roman" w:hAnsi="Times New Roman" w:cs="Times New Roman"/>
-          <w:color w:val="auto"/>
-          <w:sz w:val="21"/>
-          <w:szCs w:val="21"/>
-          <w:lang w:val="en-SA" w:eastAsia="en-US"/>
-        </w:rPr>
-      </w:pPr>
-    </w:p>
-    <w:p>
-      <w:pPr>
-        <w:spacing w:after="0" w:line="240" w:lineRule="auto"/>
-        <w:rPr>
-          <w:rFonts w:ascii="Times New Roman" w:eastAsia="Times New Roman" w:hAnsi="Times New Roman" w:cs="Times New Roman"/>
-          <w:color w:val="auto"/>
-          <w:sz w:val="21"/>
-          <w:szCs w:val="21"/>
-          <w:lang w:val="en-SA" w:eastAsia="en-US"/>
-        </w:rPr>
-      </w:pPr>
-    </w:p>
-    <w:p>
-      <w:pPr>
-        <w:rPr>
-          <w:rFonts w:ascii="Times New Roman" w:hAnsi="Times New Roman" w:cs="Times New Roman"/>
-          <w:sz w:val="21"/>
-          <w:szCs w:val="21"/>
-          <w:lang w:val="en-SA"/>
-        </w:rPr>
-      </w:pPr>
-    </w:p>
-    <w:p>
-      <w:pPr>
-        <w:pStyle w:val="Heading1"/>
-      </w:pPr>
-      <w:r>
-        <w:lastRenderedPageBreak/>
+          <w:lang/>
+        </w:rPr>
+      </w:pPr>
+    </w:p>
+    <w:p>
+      <w:pPr>
+        <w:pStyle w:val="1"/>
+      </w:pPr>
+      <w:r>
         <w:t>Task 4</w:t>
       </w:r>
     </w:p>
@@ -9285,7 +9215,7 @@
     </w:p>
     <w:p>
       <w:pPr>
-        <w:pStyle w:val="ListParagraph"/>
+        <w:pStyle w:val="af5"/>
         <w:numPr>
           <w:ilvl w:val="0"/>
           <w:numId w:val="13"/>
@@ -9305,7 +9235,7 @@
     </w:p>
     <w:p>
       <w:pPr>
-        <w:pStyle w:val="ListParagraph"/>
+        <w:pStyle w:val="af5"/>
         <w:numPr>
           <w:ilvl w:val="0"/>
           <w:numId w:val="13"/>
@@ -9325,7 +9255,7 @@
     </w:p>
     <w:p>
       <w:pPr>
-        <w:pStyle w:val="ListParagraph"/>
+        <w:pStyle w:val="af5"/>
         <w:numPr>
           <w:ilvl w:val="0"/>
           <w:numId w:val="13"/>
@@ -9377,129 +9307,1355 @@
     <w:p>
       <w:pPr>
         <w:rPr>
-          <w:sz w:val="24"/>
-          <w:szCs w:val="24"/>
-        </w:rPr>
-      </w:pPr>
-    </w:p>
-    <w:p>
-      <w:pPr>
-        <w:rPr>
-          <w:sz w:val="24"/>
-          <w:szCs w:val="24"/>
-        </w:rPr>
-      </w:pPr>
-    </w:p>
-    <w:p>
-      <w:pPr>
-        <w:rPr>
-          <w:sz w:val="24"/>
-          <w:szCs w:val="24"/>
-        </w:rPr>
-      </w:pPr>
-    </w:p>
-    <w:p>
-      <w:pPr>
-        <w:rPr>
-          <w:sz w:val="24"/>
-          <w:szCs w:val="24"/>
-        </w:rPr>
-      </w:pPr>
-    </w:p>
-    <w:p>
-      <w:pPr>
-        <w:rPr>
-          <w:sz w:val="24"/>
-          <w:szCs w:val="24"/>
-        </w:rPr>
-      </w:pPr>
-    </w:p>
-    <w:p>
-      <w:pPr>
-        <w:rPr>
-          <w:sz w:val="24"/>
-          <w:szCs w:val="24"/>
-        </w:rPr>
-      </w:pPr>
-    </w:p>
-    <w:p>
-      <w:pPr>
-        <w:rPr>
-          <w:sz w:val="24"/>
-          <w:szCs w:val="24"/>
-        </w:rPr>
-      </w:pPr>
-    </w:p>
-    <w:p>
-      <w:pPr>
-        <w:rPr>
-          <w:sz w:val="24"/>
-          <w:szCs w:val="24"/>
-        </w:rPr>
-      </w:pPr>
-    </w:p>
-    <w:p>
-      <w:pPr>
-        <w:rPr>
-          <w:sz w:val="24"/>
-          <w:szCs w:val="24"/>
-        </w:rPr>
-      </w:pPr>
-    </w:p>
-    <w:p>
-      <w:pPr>
-        <w:rPr>
-          <w:sz w:val="24"/>
-          <w:szCs w:val="24"/>
-        </w:rPr>
-      </w:pPr>
-    </w:p>
-    <w:p>
-      <w:pPr>
-        <w:rPr>
-          <w:sz w:val="24"/>
-          <w:szCs w:val="24"/>
-        </w:rPr>
-      </w:pPr>
-    </w:p>
-    <w:p>
-      <w:pPr>
-        <w:rPr>
-          <w:sz w:val="24"/>
-          <w:szCs w:val="24"/>
-        </w:rPr>
-      </w:pPr>
-    </w:p>
-    <w:p>
-      <w:pPr>
-        <w:rPr>
-          <w:sz w:val="24"/>
-          <w:szCs w:val="24"/>
-        </w:rPr>
-      </w:pPr>
-    </w:p>
-    <w:p>
-      <w:pPr>
-        <w:rPr>
-          <w:sz w:val="24"/>
-          <w:szCs w:val="24"/>
-        </w:rPr>
-      </w:pPr>
-    </w:p>
-    <w:p>
-      <w:pPr>
-        <w:rPr>
-          <w:sz w:val="24"/>
-          <w:szCs w:val="24"/>
-        </w:rPr>
-      </w:pPr>
-    </w:p>
-    <w:p>
-      <w:pPr>
-        <w:pStyle w:val="Heading1"/>
-      </w:pPr>
-      <w:r>
-        <w:lastRenderedPageBreak/>
+          <w:rFonts w:ascii="Times New Roman" w:hAnsi="Times New Roman" w:cs="Times New Roman"/>
+          <w:b/>
+          <w:bCs/>
+          <w:sz w:val="24"/>
+          <w:szCs w:val="24"/>
+        </w:rPr>
+      </w:pPr>
+      <w:r>
+        <w:rPr>
+          <w:rFonts w:ascii="Times New Roman" w:hAnsi="Times New Roman" w:cs="Times New Roman"/>
+          <w:b/>
+          <w:bCs/>
+          <w:sz w:val="24"/>
+          <w:szCs w:val="24"/>
+        </w:rPr>
+        <w:t>System Actors:</w:t>
+      </w:r>
+    </w:p>
+    <w:p>
+      <w:pPr>
+        <w:rPr>
+          <w:rFonts w:ascii="Times New Roman" w:hAnsi="Times New Roman" w:cs="Times New Roman"/>
+          <w:sz w:val="24"/>
+          <w:szCs w:val="24"/>
+        </w:rPr>
+      </w:pPr>
+      <w:r>
+        <w:rPr>
+          <w:rFonts w:ascii="Times New Roman" w:hAnsi="Times New Roman" w:cs="Times New Roman"/>
+          <w:sz w:val="24"/>
+          <w:szCs w:val="24"/>
+        </w:rPr>
+        <w:t xml:space="preserve">Based on the Student Activities Management System </w:t>
+      </w:r>
+      <w:proofErr w:type="gramStart"/>
+      <w:r>
+        <w:rPr>
+          <w:rFonts w:ascii="Times New Roman" w:hAnsi="Times New Roman" w:cs="Times New Roman"/>
+          <w:sz w:val="24"/>
+          <w:szCs w:val="24"/>
+        </w:rPr>
+        <w:t>( SAMS</w:t>
+      </w:r>
+      <w:proofErr w:type="gramEnd"/>
+      <w:r>
+        <w:rPr>
+          <w:rFonts w:ascii="Times New Roman" w:hAnsi="Times New Roman" w:cs="Times New Roman"/>
+          <w:sz w:val="24"/>
+          <w:szCs w:val="24"/>
+        </w:rPr>
+        <w:t xml:space="preserve"> ) </w:t>
+      </w:r>
+      <w:proofErr w:type="gramStart"/>
+      <w:r>
+        <w:rPr>
+          <w:rFonts w:ascii="Times New Roman" w:hAnsi="Times New Roman" w:cs="Times New Roman"/>
+          <w:sz w:val="24"/>
+          <w:szCs w:val="24"/>
+        </w:rPr>
+        <w:t>scenario ,</w:t>
+      </w:r>
+      <w:proofErr w:type="gramEnd"/>
+      <w:r>
+        <w:rPr>
+          <w:rFonts w:ascii="Times New Roman" w:hAnsi="Times New Roman" w:cs="Times New Roman"/>
+          <w:sz w:val="24"/>
+          <w:szCs w:val="24"/>
+        </w:rPr>
+        <w:t xml:space="preserve"> the actors interact with </w:t>
+      </w:r>
+      <w:proofErr w:type="gramStart"/>
+      <w:r>
+        <w:rPr>
+          <w:rFonts w:ascii="Times New Roman" w:hAnsi="Times New Roman" w:cs="Times New Roman"/>
+          <w:sz w:val="24"/>
+          <w:szCs w:val="24"/>
+        </w:rPr>
+        <w:t>system :</w:t>
+      </w:r>
+      <w:proofErr w:type="gramEnd"/>
+    </w:p>
+    <w:p>
+      <w:pPr>
+        <w:rPr>
+          <w:rFonts w:ascii="Times New Roman" w:hAnsi="Times New Roman" w:cs="Times New Roman"/>
+          <w:b/>
+          <w:bCs/>
+          <w:sz w:val="24"/>
+          <w:szCs w:val="24"/>
+        </w:rPr>
+      </w:pPr>
+      <w:r>
+        <w:rPr>
+          <w:rFonts w:ascii="Times New Roman" w:hAnsi="Times New Roman" w:cs="Times New Roman"/>
+          <w:b/>
+          <w:bCs/>
+          <w:sz w:val="24"/>
+          <w:szCs w:val="24"/>
+        </w:rPr>
+        <w:t xml:space="preserve"> </w:t>
+      </w:r>
+    </w:p>
+    <w:p>
+      <w:pPr>
+        <w:rPr>
+          <w:rFonts w:ascii="Times New Roman" w:hAnsi="Times New Roman" w:cs="Times New Roman"/>
+          <w:b/>
+          <w:bCs/>
+          <w:sz w:val="24"/>
+          <w:szCs w:val="24"/>
+        </w:rPr>
+      </w:pPr>
+      <w:r>
+        <w:rPr>
+          <w:rFonts w:ascii="Times New Roman" w:hAnsi="Times New Roman" w:cs="Times New Roman"/>
+          <w:b/>
+          <w:bCs/>
+          <w:sz w:val="24"/>
+          <w:szCs w:val="24"/>
+        </w:rPr>
+        <w:t>Student​:</w:t>
+      </w:r>
+    </w:p>
+    <w:p>
+      <w:pPr>
+        <w:rPr>
+          <w:rFonts w:ascii="Times New Roman" w:hAnsi="Times New Roman" w:cs="Times New Roman"/>
+          <w:sz w:val="24"/>
+          <w:szCs w:val="24"/>
+        </w:rPr>
+      </w:pPr>
+      <w:r>
+        <w:rPr>
+          <w:rFonts w:ascii="Times New Roman" w:hAnsi="Times New Roman" w:cs="Times New Roman"/>
+          <w:sz w:val="24"/>
+          <w:szCs w:val="24"/>
+        </w:rPr>
+        <w:t xml:space="preserve"> browse, book an activity, cancel bookings, register attendance electronically, see personal activity history and transcript.</w:t>
+      </w:r>
+    </w:p>
+    <w:p>
+      <w:pPr>
+        <w:rPr>
+          <w:rFonts w:ascii="Times New Roman" w:hAnsi="Times New Roman" w:cs="Times New Roman"/>
+          <w:b/>
+          <w:bCs/>
+          <w:sz w:val="24"/>
+          <w:szCs w:val="24"/>
+        </w:rPr>
+      </w:pPr>
+      <w:r>
+        <w:rPr>
+          <w:rFonts w:ascii="Times New Roman" w:hAnsi="Times New Roman" w:cs="Times New Roman"/>
+          <w:b/>
+          <w:bCs/>
+          <w:sz w:val="24"/>
+          <w:szCs w:val="24"/>
+        </w:rPr>
+        <w:t xml:space="preserve"> </w:t>
+      </w:r>
+    </w:p>
+    <w:p>
+      <w:pPr>
+        <w:rPr>
+          <w:rFonts w:ascii="Times New Roman" w:hAnsi="Times New Roman" w:cs="Times New Roman"/>
+          <w:b/>
+          <w:bCs/>
+          <w:sz w:val="24"/>
+          <w:szCs w:val="24"/>
+        </w:rPr>
+      </w:pPr>
+      <w:r>
+        <w:rPr>
+          <w:rFonts w:ascii="Times New Roman" w:hAnsi="Times New Roman" w:cs="Times New Roman"/>
+          <w:b/>
+          <w:bCs/>
+          <w:sz w:val="24"/>
+          <w:szCs w:val="24"/>
+        </w:rPr>
+        <w:t xml:space="preserve">Activity Organizer: </w:t>
+      </w:r>
+    </w:p>
+    <w:p>
+      <w:pPr>
+        <w:rPr>
+          <w:rFonts w:ascii="Times New Roman" w:hAnsi="Times New Roman" w:cs="Times New Roman"/>
+          <w:sz w:val="24"/>
+          <w:szCs w:val="24"/>
+        </w:rPr>
+      </w:pPr>
+      <w:r>
+        <w:rPr>
+          <w:rFonts w:ascii="Times New Roman" w:hAnsi="Times New Roman" w:cs="Times New Roman"/>
+          <w:sz w:val="24"/>
+          <w:szCs w:val="24"/>
+        </w:rPr>
+        <w:t>Create, edit and publish activities, venue and participant limitations update. Register participants for an activity, manage the list of participants in different sessions of each event (dates or locations), record attendance on all days Participants can be issued with a certificate and generate attendance reports.</w:t>
+      </w:r>
+    </w:p>
+    <w:p>
+      <w:pPr>
+        <w:rPr>
+          <w:rFonts w:ascii="Times New Roman" w:hAnsi="Times New Roman" w:cs="Times New Roman"/>
+          <w:sz w:val="24"/>
+          <w:szCs w:val="24"/>
+        </w:rPr>
+      </w:pPr>
+      <w:r>
+        <w:rPr>
+          <w:rFonts w:ascii="Times New Roman" w:hAnsi="Times New Roman" w:cs="Times New Roman"/>
+          <w:sz w:val="24"/>
+          <w:szCs w:val="24"/>
+        </w:rPr>
+        <w:t xml:space="preserve"> </w:t>
+      </w:r>
+    </w:p>
+    <w:p>
+      <w:pPr>
+        <w:rPr>
+          <w:rFonts w:ascii="Times New Roman" w:hAnsi="Times New Roman" w:cs="Times New Roman"/>
+          <w:sz w:val="24"/>
+          <w:szCs w:val="24"/>
+        </w:rPr>
+      </w:pPr>
+      <w:r>
+        <w:rPr>
+          <w:rFonts w:ascii="Times New Roman" w:hAnsi="Times New Roman" w:cs="Times New Roman"/>
+          <w:sz w:val="24"/>
+          <w:szCs w:val="24"/>
+        </w:rPr>
+        <w:t xml:space="preserve"> </w:t>
+      </w:r>
+    </w:p>
+    <w:p>
+      <w:pPr>
+        <w:rPr>
+          <w:rFonts w:ascii="Times New Roman" w:hAnsi="Times New Roman" w:cs="Times New Roman"/>
+          <w:sz w:val="24"/>
+          <w:szCs w:val="24"/>
+        </w:rPr>
+      </w:pPr>
+      <w:r>
+        <w:rPr>
+          <w:rFonts w:ascii="Times New Roman" w:hAnsi="Times New Roman" w:cs="Times New Roman"/>
+          <w:sz w:val="24"/>
+          <w:szCs w:val="24"/>
+        </w:rPr>
+        <w:t>Student Affairs Department: Responsible for system level oversight and controls, manages categories of activities, approves/rejects submitted activities and monitors institutional reporting statistics as well as student transcripts.</w:t>
+      </w:r>
+    </w:p>
+    <w:p>
+      <w:pPr>
+        <w:rPr>
+          <w:rFonts w:ascii="Times New Roman" w:hAnsi="Times New Roman" w:cs="Times New Roman"/>
+          <w:sz w:val="24"/>
+          <w:szCs w:val="24"/>
+        </w:rPr>
+      </w:pPr>
+      <w:r>
+        <w:rPr>
+          <w:rFonts w:ascii="Times New Roman" w:hAnsi="Times New Roman" w:cs="Times New Roman"/>
+          <w:b/>
+          <w:bCs/>
+          <w:sz w:val="24"/>
+          <w:szCs w:val="24"/>
+        </w:rPr>
+        <w:t>Student Affairs Department:</w:t>
+      </w:r>
+      <w:r>
+        <w:rPr>
+          <w:rFonts w:ascii="Times New Roman" w:hAnsi="Times New Roman" w:cs="Times New Roman"/>
+          <w:sz w:val="24"/>
+          <w:szCs w:val="24"/>
+        </w:rPr>
+        <w:t xml:space="preserve"> Responsible for system level oversight and controls, manages categories of activities, approves/rejects submitted activities and monitors institutional reporting statistics as well as student transcripts.</w:t>
+      </w:r>
+    </w:p>
+    <w:p>
+      <w:pPr>
+        <w:rPr>
+          <w:sz w:val="24"/>
+          <w:szCs w:val="24"/>
+        </w:rPr>
+      </w:pPr>
+    </w:p>
+    <w:p>
+      <w:pPr>
+        <w:rPr>
+          <w:sz w:val="24"/>
+          <w:szCs w:val="24"/>
+        </w:rPr>
+      </w:pPr>
+      <w:r>
+        <w:rPr>
+          <w:noProof/>
+          <w:sz w:val="24"/>
+          <w:szCs w:val="24"/>
+        </w:rPr>
+        <w:drawing>
+          <wp:anchor distT="0" distB="0" distL="114300" distR="114300" simplePos="0" relativeHeight="251692032" behindDoc="0" locked="0" layoutInCell="1" allowOverlap="1" wp14:anchorId="4AA6ED24" wp14:editId="16C0B589">
+            <wp:simplePos x="0" y="0"/>
+            <wp:positionH relativeFrom="margin">
+              <wp:posOffset>-803910</wp:posOffset>
+            </wp:positionH>
+            <wp:positionV relativeFrom="margin">
+              <wp:posOffset>1487170</wp:posOffset>
+            </wp:positionV>
+            <wp:extent cx="5812790" cy="3879850"/>
+            <wp:effectExtent l="0" t="0" r="0" b="6350"/>
+            <wp:wrapSquare wrapText="bothSides"/>
+            <wp:docPr id="1518632115" name="صورة 13"/>
+            <wp:cNvGraphicFramePr>
+              <a:graphicFrameLocks xmlns:a="http://schemas.openxmlformats.org/drawingml/2006/main" noChangeAspect="1"/>
+            </wp:cNvGraphicFramePr>
+            <a:graphic xmlns:a="http://schemas.openxmlformats.org/drawingml/2006/main">
+              <a:graphicData uri="http://schemas.openxmlformats.org/drawingml/2006/picture">
+                <pic:pic xmlns:pic="http://schemas.openxmlformats.org/drawingml/2006/picture">
+                  <pic:nvPicPr>
+                    <pic:cNvPr id="1518632115" name="صورة 1518632115"/>
+                    <pic:cNvPicPr/>
+                  </pic:nvPicPr>
+                  <pic:blipFill>
+                    <a:blip r:embed="rId25"/>
+                    <a:stretch>
+                      <a:fillRect/>
+                    </a:stretch>
+                  </pic:blipFill>
+                  <pic:spPr>
+                    <a:xfrm>
+                      <a:off x="0" y="0"/>
+                      <a:ext cx="5812790" cy="3879850"/>
+                    </a:xfrm>
+                    <a:prstGeom prst="rect">
+                      <a:avLst/>
+                    </a:prstGeom>
+                  </pic:spPr>
+                </pic:pic>
+              </a:graphicData>
+            </a:graphic>
+            <wp14:sizeRelH relativeFrom="margin">
+              <wp14:pctWidth>0</wp14:pctWidth>
+            </wp14:sizeRelH>
+            <wp14:sizeRelV relativeFrom="margin">
+              <wp14:pctHeight>0</wp14:pctHeight>
+            </wp14:sizeRelV>
+          </wp:anchor>
+        </w:drawing>
+      </w:r>
+    </w:p>
+    <w:p>
+      <w:pPr>
+        <w:rPr>
+          <w:sz w:val="24"/>
+          <w:szCs w:val="24"/>
+        </w:rPr>
+      </w:pPr>
+    </w:p>
+    <w:p>
+      <w:pPr>
+        <w:rPr>
+          <w:sz w:val="24"/>
+          <w:szCs w:val="24"/>
+        </w:rPr>
+      </w:pPr>
+    </w:p>
+    <w:p>
+      <w:pPr>
+        <w:rPr>
+          <w:sz w:val="24"/>
+          <w:szCs w:val="24"/>
+        </w:rPr>
+      </w:pPr>
+    </w:p>
+    <w:p>
+      <w:pPr>
+        <w:rPr>
+          <w:sz w:val="24"/>
+          <w:szCs w:val="24"/>
+        </w:rPr>
+      </w:pPr>
+    </w:p>
+    <w:p>
+      <w:pPr>
+        <w:rPr>
+          <w:sz w:val="24"/>
+          <w:szCs w:val="24"/>
+        </w:rPr>
+      </w:pPr>
+    </w:p>
+    <w:p>
+      <w:pPr>
+        <w:rPr>
+          <w:sz w:val="24"/>
+          <w:szCs w:val="24"/>
+        </w:rPr>
+      </w:pPr>
+    </w:p>
+    <w:p>
+      <w:pPr>
+        <w:rPr>
+          <w:sz w:val="24"/>
+          <w:szCs w:val="24"/>
+        </w:rPr>
+      </w:pPr>
+    </w:p>
+    <w:p>
+      <w:pPr>
+        <w:rPr>
+          <w:sz w:val="24"/>
+          <w:szCs w:val="24"/>
+        </w:rPr>
+      </w:pPr>
+    </w:p>
+    <w:p>
+      <w:pPr>
+        <w:rPr>
+          <w:sz w:val="24"/>
+          <w:szCs w:val="24"/>
+        </w:rPr>
+      </w:pPr>
+      <w:r>
+        <w:rPr>
+          <w:noProof/>
+          <w:sz w:val="24"/>
+          <w:szCs w:val="24"/>
+        </w:rPr>
+        <w:drawing>
+          <wp:anchor distT="0" distB="0" distL="114300" distR="114300" simplePos="0" relativeHeight="251693056" behindDoc="0" locked="0" layoutInCell="1" allowOverlap="1" wp14:anchorId="3A041018" wp14:editId="1881B211">
+            <wp:simplePos x="0" y="0"/>
+            <wp:positionH relativeFrom="margin">
+              <wp:posOffset>-632460</wp:posOffset>
+            </wp:positionH>
+            <wp:positionV relativeFrom="margin">
+              <wp:posOffset>1195070</wp:posOffset>
+            </wp:positionV>
+            <wp:extent cx="5349240" cy="4895850"/>
+            <wp:effectExtent l="0" t="0" r="3810" b="0"/>
+            <wp:wrapSquare wrapText="bothSides"/>
+            <wp:docPr id="1329900479" name="صورة 14"/>
+            <wp:cNvGraphicFramePr>
+              <a:graphicFrameLocks xmlns:a="http://schemas.openxmlformats.org/drawingml/2006/main" noChangeAspect="1"/>
+            </wp:cNvGraphicFramePr>
+            <a:graphic xmlns:a="http://schemas.openxmlformats.org/drawingml/2006/main">
+              <a:graphicData uri="http://schemas.openxmlformats.org/drawingml/2006/picture">
+                <pic:pic xmlns:pic="http://schemas.openxmlformats.org/drawingml/2006/picture">
+                  <pic:nvPicPr>
+                    <pic:cNvPr id="1329900479" name="صورة 1329900479"/>
+                    <pic:cNvPicPr/>
+                  </pic:nvPicPr>
+                  <pic:blipFill>
+                    <a:blip r:embed="rId26"/>
+                    <a:stretch>
+                      <a:fillRect/>
+                    </a:stretch>
+                  </pic:blipFill>
+                  <pic:spPr>
+                    <a:xfrm>
+                      <a:off x="0" y="0"/>
+                      <a:ext cx="5349240" cy="4895850"/>
+                    </a:xfrm>
+                    <a:prstGeom prst="rect">
+                      <a:avLst/>
+                    </a:prstGeom>
+                  </pic:spPr>
+                </pic:pic>
+              </a:graphicData>
+            </a:graphic>
+            <wp14:sizeRelV relativeFrom="margin">
+              <wp14:pctHeight>0</wp14:pctHeight>
+            </wp14:sizeRelV>
+          </wp:anchor>
+        </w:drawing>
+      </w:r>
+    </w:p>
+    <w:p>
+      <w:pPr>
+        <w:rPr>
+          <w:sz w:val="24"/>
+          <w:szCs w:val="24"/>
+        </w:rPr>
+      </w:pPr>
+    </w:p>
+    <w:p>
+      <w:pPr>
+        <w:rPr>
+          <w:sz w:val="24"/>
+          <w:szCs w:val="24"/>
+        </w:rPr>
+      </w:pPr>
+    </w:p>
+    <w:p>
+      <w:pPr>
+        <w:rPr>
+          <w:sz w:val="24"/>
+          <w:szCs w:val="24"/>
+        </w:rPr>
+      </w:pPr>
+    </w:p>
+    <w:p>
+      <w:pPr>
+        <w:rPr>
+          <w:sz w:val="24"/>
+          <w:szCs w:val="24"/>
+        </w:rPr>
+      </w:pPr>
+    </w:p>
+    <w:p>
+      <w:pPr>
+        <w:rPr>
+          <w:sz w:val="24"/>
+          <w:szCs w:val="24"/>
+        </w:rPr>
+      </w:pPr>
+    </w:p>
+    <w:p>
+      <w:pPr>
+        <w:rPr>
+          <w:sz w:val="24"/>
+          <w:szCs w:val="24"/>
+        </w:rPr>
+      </w:pPr>
+    </w:p>
+    <w:p>
+      <w:pPr>
+        <w:pStyle w:val="1"/>
+      </w:pPr>
+      <w:r>
+        <w:rPr>
+          <w:noProof/>
+        </w:rPr>
+        <w:drawing>
+          <wp:anchor distT="0" distB="0" distL="114300" distR="114300" simplePos="0" relativeHeight="251694080" behindDoc="0" locked="0" layoutInCell="1" allowOverlap="1" wp14:anchorId="5ABF0A5D" wp14:editId="2855E25F">
+            <wp:simplePos x="0" y="0"/>
+            <wp:positionH relativeFrom="page">
+              <wp:align>center</wp:align>
+            </wp:positionH>
+            <wp:positionV relativeFrom="margin">
+              <wp:posOffset>795020</wp:posOffset>
+            </wp:positionV>
+            <wp:extent cx="5349240" cy="5986145"/>
+            <wp:effectExtent l="0" t="0" r="3810" b="0"/>
+            <wp:wrapSquare wrapText="bothSides"/>
+            <wp:docPr id="576150275" name="صورة 15"/>
+            <wp:cNvGraphicFramePr>
+              <a:graphicFrameLocks xmlns:a="http://schemas.openxmlformats.org/drawingml/2006/main" noChangeAspect="1"/>
+            </wp:cNvGraphicFramePr>
+            <a:graphic xmlns:a="http://schemas.openxmlformats.org/drawingml/2006/main">
+              <a:graphicData uri="http://schemas.openxmlformats.org/drawingml/2006/picture">
+                <pic:pic xmlns:pic="http://schemas.openxmlformats.org/drawingml/2006/picture">
+                  <pic:nvPicPr>
+                    <pic:cNvPr id="576150275" name="صورة 576150275"/>
+                    <pic:cNvPicPr/>
+                  </pic:nvPicPr>
+                  <pic:blipFill>
+                    <a:blip r:embed="rId27"/>
+                    <a:stretch>
+                      <a:fillRect/>
+                    </a:stretch>
+                  </pic:blipFill>
+                  <pic:spPr>
+                    <a:xfrm>
+                      <a:off x="0" y="0"/>
+                      <a:ext cx="5349240" cy="5986145"/>
+                    </a:xfrm>
+                    <a:prstGeom prst="rect">
+                      <a:avLst/>
+                    </a:prstGeom>
+                  </pic:spPr>
+                </pic:pic>
+              </a:graphicData>
+            </a:graphic>
+          </wp:anchor>
+        </w:drawing>
+      </w:r>
+    </w:p>
+    <w:p>
+      <w:pPr>
+        <w:pStyle w:val="1"/>
+      </w:pPr>
+    </w:p>
+    <w:p/>
+    <w:p>
+      <w:r>
+        <w:rPr>
+          <w:rFonts w:asciiTheme="majorHAnsi" w:eastAsiaTheme="majorEastAsia" w:hAnsiTheme="majorHAnsi" w:cstheme="majorBidi"/>
+          <w:b/>
+          <w:bCs/>
+          <w:noProof/>
+          <w:color w:val="000000" w:themeColor="text1"/>
+          <w:sz w:val="40"/>
+        </w:rPr>
+        <w:drawing>
+          <wp:anchor distT="0" distB="0" distL="114300" distR="114300" simplePos="0" relativeHeight="251695104" behindDoc="0" locked="0" layoutInCell="1" allowOverlap="1" wp14:anchorId="52003FCF" wp14:editId="69288B86">
+            <wp:simplePos x="0" y="0"/>
+            <wp:positionH relativeFrom="page">
+              <wp:align>center</wp:align>
+            </wp:positionH>
+            <wp:positionV relativeFrom="margin">
+              <wp:posOffset>935990</wp:posOffset>
+            </wp:positionV>
+            <wp:extent cx="5349240" cy="5132705"/>
+            <wp:effectExtent l="0" t="0" r="3810" b="0"/>
+            <wp:wrapSquare wrapText="bothSides"/>
+            <wp:docPr id="1683237759" name="صورة 16" descr="صورة تحتوي على نص, لقطة شاشة, الخط, المستند&#10;&#10;قد يكون المحتوى الذي تم إنشاؤه بواسطة الذكاء الاصطناعي غير صحيح."/>
+            <wp:cNvGraphicFramePr>
+              <a:graphicFrameLocks xmlns:a="http://schemas.openxmlformats.org/drawingml/2006/main" noChangeAspect="1"/>
+            </wp:cNvGraphicFramePr>
+            <a:graphic xmlns:a="http://schemas.openxmlformats.org/drawingml/2006/main">
+              <a:graphicData uri="http://schemas.openxmlformats.org/drawingml/2006/picture">
+                <pic:pic xmlns:pic="http://schemas.openxmlformats.org/drawingml/2006/picture">
+                  <pic:nvPicPr>
+                    <pic:cNvPr id="1683237759" name="صورة 16" descr="صورة تحتوي على نص, لقطة شاشة, الخط, المستند&#10;&#10;قد يكون المحتوى الذي تم إنشاؤه بواسطة الذكاء الاصطناعي غير صحيح."/>
+                    <pic:cNvPicPr/>
+                  </pic:nvPicPr>
+                  <pic:blipFill>
+                    <a:blip r:embed="rId28"/>
+                    <a:stretch>
+                      <a:fillRect/>
+                    </a:stretch>
+                  </pic:blipFill>
+                  <pic:spPr>
+                    <a:xfrm>
+                      <a:off x="0" y="0"/>
+                      <a:ext cx="5349240" cy="5132705"/>
+                    </a:xfrm>
+                    <a:prstGeom prst="rect">
+                      <a:avLst/>
+                    </a:prstGeom>
+                  </pic:spPr>
+                </pic:pic>
+              </a:graphicData>
+            </a:graphic>
+          </wp:anchor>
+        </w:drawing>
+      </w:r>
+    </w:p>
+    <w:p/>
+    <w:p>
+      <w:pPr>
+        <w:jc w:val="center"/>
+        <w:rPr>
+          <w:rFonts w:asciiTheme="majorHAnsi" w:eastAsiaTheme="majorEastAsia" w:hAnsiTheme="majorHAnsi" w:cstheme="majorBidi"/>
+          <w:b/>
+          <w:bCs/>
+          <w:color w:val="000000" w:themeColor="text1"/>
+          <w:sz w:val="40"/>
+        </w:rPr>
+      </w:pPr>
+    </w:p>
+    <w:p/>
+    <w:p>
+      <w:pPr>
+        <w:pStyle w:val="1"/>
+        <w:jc w:val="right"/>
+      </w:pPr>
+    </w:p>
+    <w:p/>
+    <w:p>
+      <w:pPr>
+        <w:rPr>
+          <w:rFonts w:ascii="Times New Roman" w:hAnsi="Times New Roman" w:cs="Times New Roman"/>
+          <w:b/>
+          <w:bCs/>
+        </w:rPr>
+      </w:pPr>
+      <w:r>
+        <w:rPr>
+          <w:rFonts w:ascii="Times New Roman" w:hAnsi="Times New Roman" w:cs="Times New Roman"/>
+          <w:b/>
+          <w:bCs/>
+        </w:rPr>
+        <w:t>Shatha</w:t>
+      </w:r>
+      <w:r>
+        <w:rPr>
+          <w:rFonts w:ascii="Times New Roman" w:hAnsi="Times New Roman" w:cs="Times New Roman"/>
+          <w:b/>
+          <w:bCs/>
+        </w:rPr>
+        <w:t>:</w:t>
+      </w:r>
+    </w:p>
+    <w:p>
+      <w:pPr>
+        <w:rPr>
+          <w:rFonts w:ascii="Times New Roman" w:hAnsi="Times New Roman" w:cs="Times New Roman"/>
+        </w:rPr>
+      </w:pPr>
+      <w:r>
+        <w:rPr>
+          <w:rFonts w:ascii="Times New Roman" w:hAnsi="Times New Roman" w:cs="Times New Roman"/>
+        </w:rPr>
+        <w:t>Identified the system actors (Student, Activity Organizer, Student Affairs Department).</w:t>
+      </w:r>
+    </w:p>
+    <w:p>
+      <w:pPr>
+        <w:rPr>
+          <w:rFonts w:ascii="Times New Roman" w:hAnsi="Times New Roman" w:cs="Times New Roman"/>
+        </w:rPr>
+      </w:pPr>
+      <w:proofErr w:type="gramStart"/>
+      <w:r>
+        <w:rPr>
+          <w:rFonts w:ascii="Times New Roman" w:hAnsi="Times New Roman" w:cs="Times New Roman"/>
+        </w:rPr>
+        <w:t>Helped</w:t>
+      </w:r>
+      <w:proofErr w:type="gramEnd"/>
+      <w:r>
+        <w:rPr>
+          <w:rFonts w:ascii="Times New Roman" w:hAnsi="Times New Roman" w:cs="Times New Roman"/>
+        </w:rPr>
+        <w:t xml:space="preserve"> define the responsibilities of each actor in the system.</w:t>
+      </w:r>
+    </w:p>
+    <w:p>
+      <w:pPr>
+        <w:rPr>
+          <w:rFonts w:ascii="Times New Roman" w:hAnsi="Times New Roman" w:cs="Times New Roman"/>
+        </w:rPr>
+      </w:pPr>
+      <w:r>
+        <w:rPr>
+          <w:rFonts w:ascii="Times New Roman" w:hAnsi="Times New Roman" w:cs="Times New Roman"/>
+        </w:rPr>
+        <w:t xml:space="preserve"> Reviewed the consistency between actors and use cases.</w:t>
+      </w:r>
+    </w:p>
+    <w:p>
+      <w:pPr>
+        <w:rPr>
+          <w:rFonts w:ascii="Times New Roman" w:hAnsi="Times New Roman" w:cs="Times New Roman"/>
+          <w:b/>
+          <w:bCs/>
+        </w:rPr>
+      </w:pPr>
+      <w:r>
+        <w:rPr>
+          <w:rFonts w:ascii="Times New Roman" w:hAnsi="Times New Roman" w:cs="Times New Roman"/>
+          <w:b/>
+          <w:bCs/>
+        </w:rPr>
+        <w:t>Bushra</w:t>
+      </w:r>
+      <w:r>
+        <w:rPr>
+          <w:rFonts w:ascii="Times New Roman" w:hAnsi="Times New Roman" w:cs="Times New Roman"/>
+          <w:b/>
+          <w:bCs/>
+        </w:rPr>
+        <w:t>:</w:t>
+      </w:r>
+    </w:p>
+    <w:p>
+      <w:pPr>
+        <w:rPr>
+          <w:rFonts w:ascii="Times New Roman" w:hAnsi="Times New Roman" w:cs="Times New Roman"/>
+        </w:rPr>
+      </w:pPr>
+      <w:r>
+        <w:rPr>
+          <w:rFonts w:ascii="Times New Roman" w:hAnsi="Times New Roman" w:cs="Times New Roman"/>
+        </w:rPr>
+        <w:t>Designed the Use Case Diagram</w:t>
+      </w:r>
+    </w:p>
+    <w:p>
+      <w:pPr>
+        <w:rPr>
+          <w:rFonts w:ascii="Times New Roman" w:hAnsi="Times New Roman" w:cs="Times New Roman"/>
+        </w:rPr>
+      </w:pPr>
+      <w:r>
+        <w:rPr>
+          <w:rFonts w:ascii="Times New Roman" w:hAnsi="Times New Roman" w:cs="Times New Roman"/>
+        </w:rPr>
+        <w:t xml:space="preserve"> Connected all actors with their corresponding use cases.</w:t>
+      </w:r>
+    </w:p>
+    <w:p>
+      <w:pPr>
+        <w:rPr>
+          <w:rFonts w:ascii="Times New Roman" w:hAnsi="Times New Roman" w:cs="Times New Roman"/>
+        </w:rPr>
+      </w:pPr>
+      <w:r>
+        <w:rPr>
+          <w:rFonts w:ascii="Times New Roman" w:hAnsi="Times New Roman" w:cs="Times New Roman"/>
+        </w:rPr>
+        <w:t>Verified that the diagram matched the project requirements.</w:t>
+      </w:r>
+    </w:p>
+    <w:p>
+      <w:pPr>
+        <w:rPr>
+          <w:rFonts w:ascii="Times New Roman" w:hAnsi="Times New Roman" w:cs="Times New Roman"/>
+          <w:b/>
+          <w:bCs/>
+        </w:rPr>
+      </w:pPr>
+      <w:r>
+        <w:rPr>
+          <w:rFonts w:ascii="Times New Roman" w:hAnsi="Times New Roman" w:cs="Times New Roman"/>
+          <w:b/>
+          <w:bCs/>
+        </w:rPr>
+        <w:t>Ghala</w:t>
+      </w:r>
+      <w:r>
+        <w:rPr>
+          <w:rFonts w:ascii="Times New Roman" w:hAnsi="Times New Roman" w:cs="Times New Roman"/>
+          <w:b/>
+          <w:bCs/>
+        </w:rPr>
+        <w:t>:</w:t>
+      </w:r>
+    </w:p>
+    <w:p>
+      <w:pPr>
+        <w:rPr>
+          <w:rFonts w:ascii="Times New Roman" w:hAnsi="Times New Roman" w:cs="Times New Roman"/>
+        </w:rPr>
+      </w:pPr>
+      <w:r>
+        <w:rPr>
+          <w:rFonts w:ascii="Times New Roman" w:hAnsi="Times New Roman" w:cs="Times New Roman"/>
+        </w:rPr>
+        <w:t xml:space="preserve"> Documented the Register for Activities use case.</w:t>
+      </w:r>
+    </w:p>
+    <w:p>
+      <w:pPr>
+        <w:rPr>
+          <w:rFonts w:ascii="Times New Roman" w:hAnsi="Times New Roman" w:cs="Times New Roman"/>
+        </w:rPr>
+      </w:pPr>
+      <w:r>
+        <w:rPr>
+          <w:rFonts w:ascii="Times New Roman" w:hAnsi="Times New Roman" w:cs="Times New Roman"/>
+        </w:rPr>
+        <w:t xml:space="preserve"> Completed the use case template including stakeholders, trigger, preconditions, success guarantee, main success scenario, and extensions.</w:t>
+      </w:r>
+    </w:p>
+    <w:p>
+      <w:pPr>
+        <w:rPr>
+          <w:rFonts w:ascii="Times New Roman" w:hAnsi="Times New Roman" w:cs="Times New Roman"/>
+          <w:b/>
+          <w:bCs/>
+        </w:rPr>
+      </w:pPr>
+      <w:r>
+        <w:rPr>
+          <w:rFonts w:ascii="Times New Roman" w:hAnsi="Times New Roman" w:cs="Times New Roman"/>
+          <w:b/>
+          <w:bCs/>
+        </w:rPr>
+        <w:t>Maha</w:t>
+      </w:r>
+      <w:r>
+        <w:rPr>
+          <w:rFonts w:ascii="Times New Roman" w:hAnsi="Times New Roman" w:cs="Times New Roman"/>
+          <w:b/>
+          <w:bCs/>
+        </w:rPr>
+        <w:t>:</w:t>
+      </w:r>
+    </w:p>
+    <w:p>
+      <w:pPr>
+        <w:rPr>
+          <w:rFonts w:ascii="Times New Roman" w:hAnsi="Times New Roman" w:cs="Times New Roman"/>
+        </w:rPr>
+      </w:pPr>
+      <w:r>
+        <w:rPr>
+          <w:rFonts w:ascii="Times New Roman" w:hAnsi="Times New Roman" w:cs="Times New Roman"/>
+        </w:rPr>
+        <w:t xml:space="preserve">Documented </w:t>
+      </w:r>
+      <w:proofErr w:type="gramStart"/>
+      <w:r>
+        <w:rPr>
+          <w:rFonts w:ascii="Times New Roman" w:hAnsi="Times New Roman" w:cs="Times New Roman"/>
+        </w:rPr>
+        <w:t>the  Create</w:t>
+      </w:r>
+      <w:proofErr w:type="gramEnd"/>
+      <w:r>
+        <w:rPr>
+          <w:rFonts w:ascii="Times New Roman" w:hAnsi="Times New Roman" w:cs="Times New Roman"/>
+        </w:rPr>
+        <w:t xml:space="preserve"> and Publish Activities use case.</w:t>
+      </w:r>
+    </w:p>
+    <w:p>
+      <w:pPr>
+        <w:rPr>
+          <w:rFonts w:ascii="Times New Roman" w:hAnsi="Times New Roman" w:cs="Times New Roman"/>
+        </w:rPr>
+      </w:pPr>
+      <w:r>
+        <w:rPr>
+          <w:rFonts w:ascii="Times New Roman" w:hAnsi="Times New Roman" w:cs="Times New Roman"/>
+        </w:rPr>
+        <w:t>Defined the workflow and alternative scenarios.</w:t>
+      </w:r>
+    </w:p>
+    <w:p>
+      <w:pPr>
+        <w:rPr>
+          <w:rFonts w:ascii="Times New Roman" w:hAnsi="Times New Roman" w:cs="Times New Roman"/>
+        </w:rPr>
+      </w:pPr>
+      <w:r>
+        <w:rPr>
+          <w:rFonts w:ascii="Times New Roman" w:hAnsi="Times New Roman" w:cs="Times New Roman"/>
+        </w:rPr>
+        <w:t>Reviewed the completeness of the documentation.</w:t>
+      </w:r>
+    </w:p>
+    <w:p>
+      <w:pPr>
+        <w:rPr>
+          <w:rFonts w:ascii="Times New Roman" w:hAnsi="Times New Roman" w:cs="Times New Roman"/>
+          <w:b/>
+          <w:bCs/>
+        </w:rPr>
+      </w:pPr>
+      <w:r>
+        <w:rPr>
+          <w:rFonts w:ascii="Times New Roman" w:hAnsi="Times New Roman" w:cs="Times New Roman"/>
+          <w:b/>
+          <w:bCs/>
+        </w:rPr>
+        <w:t>Hessa</w:t>
+      </w:r>
+      <w:r>
+        <w:rPr>
+          <w:rFonts w:ascii="Times New Roman" w:hAnsi="Times New Roman" w:cs="Times New Roman"/>
+          <w:b/>
+          <w:bCs/>
+        </w:rPr>
+        <w:t>:</w:t>
+      </w:r>
+    </w:p>
+    <w:p>
+      <w:pPr>
+        <w:rPr>
+          <w:rFonts w:ascii="Times New Roman" w:hAnsi="Times New Roman" w:cs="Times New Roman"/>
+        </w:rPr>
+      </w:pPr>
+      <w:r>
+        <w:rPr>
+          <w:rFonts w:ascii="Times New Roman" w:hAnsi="Times New Roman" w:cs="Times New Roman"/>
+        </w:rPr>
+        <w:t xml:space="preserve"> Documented the Approve or Reject Activities use case.</w:t>
+      </w:r>
+    </w:p>
+    <w:p>
+      <w:pPr>
+        <w:rPr>
+          <w:rFonts w:ascii="Times New Roman" w:hAnsi="Times New Roman" w:cs="Times New Roman"/>
+        </w:rPr>
+      </w:pPr>
+      <w:r>
+        <w:rPr>
+          <w:rFonts w:ascii="Times New Roman" w:hAnsi="Times New Roman" w:cs="Times New Roman"/>
+        </w:rPr>
+        <w:t xml:space="preserve"> Reviewed the entire Task 4 document for formatting and consistency.</w:t>
+      </w:r>
+    </w:p>
+    <w:p>
+      <w:pPr>
+        <w:rPr>
+          <w:rFonts w:ascii="Times New Roman" w:hAnsi="Times New Roman" w:cs="Times New Roman"/>
+          <w:lang w:val="en-GB"/>
+        </w:rPr>
+      </w:pPr>
+      <w:r>
+        <w:rPr>
+          <w:rFonts w:ascii="Times New Roman" w:hAnsi="Times New Roman" w:cs="Times New Roman"/>
+        </w:rPr>
+        <w:t>Finalized the report before submission.</w:t>
+      </w:r>
+    </w:p>
+    <w:p/>
+    <w:p>
+      <w:pPr>
+        <w:pStyle w:val="1"/>
+        <w:jc w:val="right"/>
+      </w:pPr>
+    </w:p>
+    <w:p>
+      <w:pPr>
+        <w:rPr>
+          <w:rFonts w:ascii="Times New Roman" w:hAnsi="Times New Roman" w:cs="Times New Roman"/>
+          <w:b/>
+          <w:bCs/>
+          <w:sz w:val="32"/>
+          <w:szCs w:val="32"/>
+        </w:rPr>
+      </w:pPr>
+      <w:r>
+        <w:rPr>
+          <w:rFonts w:ascii="Times New Roman" w:hAnsi="Times New Roman" w:cs="Times New Roman"/>
+          <w:b/>
+          <w:bCs/>
+          <w:sz w:val="32"/>
+          <w:szCs w:val="32"/>
+        </w:rPr>
+        <w:t>Reflection:</w:t>
+      </w:r>
+    </w:p>
+    <w:p>
+      <w:pPr>
+        <w:rPr>
+          <w:rFonts w:ascii="Times New Roman" w:hAnsi="Times New Roman" w:cs="Times New Roman"/>
+        </w:rPr>
+      </w:pPr>
+      <w:r>
+        <w:rPr>
+          <w:rFonts w:ascii="Times New Roman" w:hAnsi="Times New Roman" w:cs="Times New Roman"/>
+          <w:rtl/>
+        </w:rPr>
+        <w:t>‏</w:t>
+      </w:r>
+      <w:r>
+        <w:rPr>
+          <w:rFonts w:ascii="Times New Roman" w:hAnsi="Times New Roman" w:cs="Times New Roman"/>
+        </w:rPr>
+        <w:t xml:space="preserve">Working on the Student Activities Management System project was a great experience for our team. We got to use the things we learned in the System Analysis and Design course in a situation At </w:t>
+      </w:r>
+      <w:proofErr w:type="gramStart"/>
+      <w:r>
+        <w:rPr>
+          <w:rFonts w:ascii="Times New Roman" w:hAnsi="Times New Roman" w:cs="Times New Roman"/>
+        </w:rPr>
+        <w:t>first</w:t>
+      </w:r>
+      <w:proofErr w:type="gramEnd"/>
+      <w:r>
+        <w:rPr>
+          <w:rFonts w:ascii="Times New Roman" w:hAnsi="Times New Roman" w:cs="Times New Roman"/>
+        </w:rPr>
+        <w:t xml:space="preserve"> we thought it would be about making </w:t>
+      </w:r>
+      <w:proofErr w:type="gramStart"/>
+      <w:r>
+        <w:rPr>
+          <w:rFonts w:ascii="Times New Roman" w:hAnsi="Times New Roman" w:cs="Times New Roman"/>
+        </w:rPr>
+        <w:t>diagrams</w:t>
+      </w:r>
+      <w:proofErr w:type="gramEnd"/>
+      <w:r>
+        <w:rPr>
+          <w:rFonts w:ascii="Times New Roman" w:hAnsi="Times New Roman" w:cs="Times New Roman"/>
+        </w:rPr>
+        <w:t xml:space="preserve"> but it turned out that every task was connected to the others. We had to make sure the prototype, Data Flow Diagrams and Use Case Model all showed the system, which took a lot of planning talking and working together.</w:t>
+      </w:r>
+    </w:p>
+    <w:p>
+      <w:pPr>
+        <w:rPr>
+          <w:rFonts w:ascii="Times New Roman" w:hAnsi="Times New Roman" w:cs="Times New Roman"/>
+        </w:rPr>
+      </w:pPr>
+      <w:r>
+        <w:rPr>
+          <w:rFonts w:ascii="Times New Roman" w:hAnsi="Times New Roman" w:cs="Times New Roman"/>
+          <w:rtl/>
+        </w:rPr>
+        <w:t>‏</w:t>
+      </w:r>
+      <w:r>
+        <w:rPr>
+          <w:rFonts w:ascii="Times New Roman" w:hAnsi="Times New Roman" w:cs="Times New Roman"/>
+        </w:rPr>
+        <w:t xml:space="preserve">One of the parts was making the Use Case Model. Finding the system actors was not too bad. Writing down the use cases in enough detail and making sure they fit the project requirements was tougher than we thought. We had to include the preconditions, main success scenario, alternative flows and postconditions for each use case </w:t>
+      </w:r>
+      <w:proofErr w:type="gramStart"/>
+      <w:r>
+        <w:rPr>
+          <w:rFonts w:ascii="Times New Roman" w:hAnsi="Times New Roman" w:cs="Times New Roman"/>
+        </w:rPr>
+        <w:t>To</w:t>
+      </w:r>
+      <w:proofErr w:type="gramEnd"/>
+      <w:r>
+        <w:rPr>
+          <w:rFonts w:ascii="Times New Roman" w:hAnsi="Times New Roman" w:cs="Times New Roman"/>
+        </w:rPr>
+        <w:t xml:space="preserve"> get past this we looked at the project scenario times compared the use cases with the prototype and Data Flow Diagrams and talked about any confusing points until we agreed on a solution.</w:t>
+      </w:r>
+    </w:p>
+    <w:p>
+      <w:pPr>
+        <w:rPr>
+          <w:rFonts w:ascii="Times New Roman" w:hAnsi="Times New Roman" w:cs="Times New Roman"/>
+        </w:rPr>
+      </w:pPr>
+      <w:r>
+        <w:rPr>
+          <w:rFonts w:ascii="Times New Roman" w:hAnsi="Times New Roman" w:cs="Times New Roman"/>
+          <w:rtl/>
+        </w:rPr>
+        <w:t>‏</w:t>
+      </w:r>
+      <w:r>
+        <w:rPr>
+          <w:rFonts w:ascii="Times New Roman" w:hAnsi="Times New Roman" w:cs="Times New Roman"/>
+        </w:rPr>
+        <w:t xml:space="preserve">We chose the Evolutionary Prototyping approach because it seemed better for this project than Throwaway Prototyping. The Student Activities Management System has a lot of features like looking at </w:t>
+      </w:r>
+      <w:proofErr w:type="gramStart"/>
+      <w:r>
+        <w:rPr>
+          <w:rFonts w:ascii="Times New Roman" w:hAnsi="Times New Roman" w:cs="Times New Roman"/>
+        </w:rPr>
+        <w:t>activities</w:t>
+      </w:r>
+      <w:proofErr w:type="gramEnd"/>
+      <w:r>
+        <w:rPr>
+          <w:rFonts w:ascii="Times New Roman" w:hAnsi="Times New Roman" w:cs="Times New Roman"/>
+        </w:rPr>
+        <w:t xml:space="preserve"> signing </w:t>
+      </w:r>
+      <w:proofErr w:type="gramStart"/>
+      <w:r>
+        <w:rPr>
+          <w:rFonts w:ascii="Times New Roman" w:hAnsi="Times New Roman" w:cs="Times New Roman"/>
+        </w:rPr>
+        <w:t>up</w:t>
+      </w:r>
+      <w:proofErr w:type="gramEnd"/>
+      <w:r>
+        <w:rPr>
+          <w:rFonts w:ascii="Times New Roman" w:hAnsi="Times New Roman" w:cs="Times New Roman"/>
+        </w:rPr>
+        <w:t xml:space="preserve"> tracking </w:t>
+      </w:r>
+      <w:proofErr w:type="gramStart"/>
+      <w:r>
+        <w:rPr>
+          <w:rFonts w:ascii="Times New Roman" w:hAnsi="Times New Roman" w:cs="Times New Roman"/>
+        </w:rPr>
+        <w:t>attendance</w:t>
+      </w:r>
+      <w:proofErr w:type="gramEnd"/>
+      <w:r>
+        <w:rPr>
+          <w:rFonts w:ascii="Times New Roman" w:hAnsi="Times New Roman" w:cs="Times New Roman"/>
+        </w:rPr>
+        <w:t xml:space="preserve"> sending notifications and managing activities. We thought our understanding of what was needed would get better as we worked on the project. This approach let us improve the prototype bit by bit and make changes as needed of making one that would be thrown away.</w:t>
+      </w:r>
+    </w:p>
+    <w:p>
+      <w:pPr>
+        <w:rPr>
+          <w:rFonts w:ascii="Times New Roman" w:hAnsi="Times New Roman" w:cs="Times New Roman"/>
+        </w:rPr>
+      </w:pPr>
+    </w:p>
+    <w:p>
+      <w:pPr>
+        <w:rPr>
+          <w:rFonts w:ascii="Times New Roman" w:hAnsi="Times New Roman" w:cs="Times New Roman"/>
+        </w:rPr>
+      </w:pPr>
+      <w:r>
+        <w:rPr>
+          <w:rFonts w:ascii="Times New Roman" w:hAnsi="Times New Roman" w:cs="Times New Roman"/>
+          <w:rtl/>
+        </w:rPr>
+        <w:t>‏</w:t>
+      </w:r>
+      <w:r>
+        <w:rPr>
+          <w:rFonts w:ascii="Times New Roman" w:hAnsi="Times New Roman" w:cs="Times New Roman"/>
+        </w:rPr>
+        <w:t xml:space="preserve">We used ChatGPT as a tool to help us. We used it to organize our ideas </w:t>
+      </w:r>
+      <w:proofErr w:type="gramStart"/>
+      <w:r>
+        <w:rPr>
+          <w:rFonts w:ascii="Times New Roman" w:hAnsi="Times New Roman" w:cs="Times New Roman"/>
+        </w:rPr>
+        <w:t>make</w:t>
+      </w:r>
+      <w:proofErr w:type="gramEnd"/>
+      <w:r>
+        <w:rPr>
+          <w:rFonts w:ascii="Times New Roman" w:hAnsi="Times New Roman" w:cs="Times New Roman"/>
+        </w:rPr>
+        <w:t xml:space="preserve"> our writing better and clarify things. We also used it to brainstorm when we were </w:t>
+      </w:r>
+      <w:proofErr w:type="gramStart"/>
+      <w:r>
+        <w:rPr>
+          <w:rFonts w:ascii="Times New Roman" w:hAnsi="Times New Roman" w:cs="Times New Roman"/>
+        </w:rPr>
+        <w:t>stuck,</w:t>
+      </w:r>
+      <w:proofErr w:type="gramEnd"/>
+      <w:r>
+        <w:rPr>
+          <w:rFonts w:ascii="Times New Roman" w:hAnsi="Times New Roman" w:cs="Times New Roman"/>
+        </w:rPr>
+        <w:t xml:space="preserve"> on how to explain </w:t>
+      </w:r>
+      <w:proofErr w:type="gramStart"/>
+      <w:r>
+        <w:rPr>
+          <w:rFonts w:ascii="Times New Roman" w:hAnsi="Times New Roman" w:cs="Times New Roman"/>
+        </w:rPr>
+        <w:t>something..</w:t>
+      </w:r>
+      <w:proofErr w:type="gramEnd"/>
+      <w:r>
+        <w:rPr>
+          <w:rFonts w:ascii="Times New Roman" w:hAnsi="Times New Roman" w:cs="Times New Roman"/>
+        </w:rPr>
+        <w:t xml:space="preserve"> We always checked what it </w:t>
+      </w:r>
+      <w:proofErr w:type="gramStart"/>
+      <w:r>
+        <w:rPr>
+          <w:rFonts w:ascii="Times New Roman" w:hAnsi="Times New Roman" w:cs="Times New Roman"/>
+        </w:rPr>
+        <w:t>said</w:t>
+      </w:r>
+      <w:proofErr w:type="gramEnd"/>
+      <w:r>
+        <w:rPr>
+          <w:rFonts w:ascii="Times New Roman" w:hAnsi="Times New Roman" w:cs="Times New Roman"/>
+        </w:rPr>
+        <w:t xml:space="preserve"> made sure it fit the project requirements and wrote it in our own </w:t>
+      </w:r>
+      <w:proofErr w:type="gramStart"/>
+      <w:r>
+        <w:rPr>
+          <w:rFonts w:ascii="Times New Roman" w:hAnsi="Times New Roman" w:cs="Times New Roman"/>
+        </w:rPr>
+        <w:t>words</w:t>
+      </w:r>
+      <w:proofErr w:type="gramEnd"/>
+      <w:r>
+        <w:rPr>
+          <w:rFonts w:ascii="Times New Roman" w:hAnsi="Times New Roman" w:cs="Times New Roman"/>
+        </w:rPr>
+        <w:t xml:space="preserve"> so it was accurate and followed the project rules.</w:t>
+      </w:r>
+    </w:p>
+    <w:p>
+      <w:pPr>
+        <w:rPr>
+          <w:rFonts w:ascii="Times New Roman" w:hAnsi="Times New Roman" w:cs="Times New Roman"/>
+        </w:rPr>
+      </w:pPr>
+    </w:p>
+    <w:p>
+      <w:r>
+        <w:rPr>
+          <w:rFonts w:ascii="Times New Roman" w:hAnsi="Times New Roman" w:cs="Times New Roman"/>
+          <w:rtl/>
+        </w:rPr>
+        <w:t>‏</w:t>
+      </w:r>
+      <w:r>
+        <w:rPr>
+          <w:rFonts w:ascii="Times New Roman" w:hAnsi="Times New Roman" w:cs="Times New Roman"/>
+        </w:rPr>
+        <w:t xml:space="preserve">If we could do the project again we would take time to review each task before moving on to the next one. We would also have meetings to find inconsistencies early and work better </w:t>
+      </w:r>
+      <w:r>
+        <w:t xml:space="preserve">together. </w:t>
+      </w:r>
+      <w:proofErr w:type="gramStart"/>
+      <w:r>
+        <w:t>Overall</w:t>
+      </w:r>
+      <w:proofErr w:type="gramEnd"/>
+      <w:r>
+        <w:t xml:space="preserve"> this project helped </w:t>
+      </w:r>
+      <w:proofErr w:type="gramStart"/>
+      <w:r>
+        <w:t>us think</w:t>
+      </w:r>
+      <w:proofErr w:type="gramEnd"/>
+      <w:r>
+        <w:t xml:space="preserve"> </w:t>
+      </w:r>
+      <w:proofErr w:type="gramStart"/>
+      <w:r>
+        <w:t>critically</w:t>
+      </w:r>
+      <w:proofErr w:type="gramEnd"/>
+      <w:r>
+        <w:t xml:space="preserve"> work together communicate and understand how different system analysis models work together to design a complete information system, which is the Student Activities Management System</w:t>
+      </w:r>
+    </w:p>
+    <w:p/>
+    <w:p>
+      <w:pPr>
+        <w:rPr>
+          <w:b/>
+          <w:bCs/>
+        </w:rPr>
+      </w:pPr>
+      <w:proofErr w:type="spellStart"/>
+      <w:r>
+        <w:rPr>
+          <w:b/>
+          <w:bCs/>
+        </w:rPr>
+        <w:t>Github</w:t>
+      </w:r>
+      <w:proofErr w:type="spellEnd"/>
+      <w:r>
+        <w:rPr>
+          <w:b/>
+          <w:bCs/>
+        </w:rPr>
+        <w:t xml:space="preserve"> Link:</w:t>
+      </w:r>
+    </w:p>
+    <w:p>
+      <w:hyperlink r:id="rId29" w:history="1">
+        <w:r>
+          <w:rPr>
+            <w:rStyle w:val="Hyperlink"/>
+          </w:rPr>
+          <w:t>https://github.com/GalaAlgodah/IT353-SAMS-Project</w:t>
+        </w:r>
+      </w:hyperlink>
+      <w:r>
+        <w:t xml:space="preserve"> </w:t>
+      </w:r>
+    </w:p>
+    <w:p/>
+    <w:p>
+      <w:pPr>
+        <w:pStyle w:val="1"/>
+      </w:pPr>
+      <w:r>
         <w:t>Task 5</w:t>
       </w:r>
     </w:p>
@@ -9703,10 +10859,9 @@
     </w:p>
     <w:p>
       <w:pPr>
-        <w:pStyle w:val="Heading1"/>
-      </w:pPr>
-      <w:r>
-        <w:lastRenderedPageBreak/>
+        <w:pStyle w:val="1"/>
+      </w:pPr>
+      <w:r>
         <w:t>Task 6</w:t>
       </w:r>
     </w:p>
@@ -9862,10 +11017,9 @@
     </w:p>
     <w:p>
       <w:pPr>
-        <w:pStyle w:val="Heading1"/>
-      </w:pPr>
-      <w:r>
-        <w:lastRenderedPageBreak/>
+        <w:pStyle w:val="1"/>
+      </w:pPr>
+      <w:r>
         <w:t>Task 7</w:t>
       </w:r>
     </w:p>
@@ -9924,7 +11078,7 @@
       </w:pPr>
     </w:p>
     <w:sectPr>
-      <w:headerReference w:type="default" r:id="rId25"/>
+      <w:headerReference w:type="default" r:id="rId30"/>
       <w:pgSz w:w="12240" w:h="15840" w:code="1"/>
       <w:pgMar w:top="1080" w:right="720" w:bottom="2160" w:left="3096" w:header="1080" w:footer="720" w:gutter="0"/>
       <w:pgNumType w:start="1"/>
@@ -9936,7 +11090,7 @@
 </file>
 
 <file path=word/endnotes.xml><?xml version="1.0" encoding="utf-8"?>
-<w:endnotes xmlns:wpc="http://schemas.microsoft.com/office/word/2010/wordprocessingCanvas" xmlns:cx="http://schemas.microsoft.com/office/drawing/2014/chartex" xmlns:cx1="http://schemas.microsoft.com/office/drawing/2015/9/8/chartex" xmlns:cx2="http://schemas.microsoft.com/office/drawing/2015/10/21/chartex" xmlns:cx3="http://schemas.microsoft.com/office/drawing/2016/5/9/chartex" xmlns:cx4="http://schemas.microsoft.com/office/drawing/2016/5/10/chartex" xmlns:cx5="http://schemas.microsoft.com/office/drawing/2016/5/11/chartex" xmlns:cx6="http://schemas.microsoft.com/office/drawing/2016/5/12/chartex" xmlns:cx7="http://schemas.microsoft.com/office/drawing/2016/5/13/chartex" xmlns:cx8="http://schemas.microsoft.com/office/drawing/2016/5/14/chartex" xmlns:mc="http://schemas.openxmlformats.org/markup-compatibility/2006" xmlns:m="http://schemas.openxmlformats.org/officeDocument/2006/math" xmlns:aink="http://schemas.microsoft.com/office/drawing/2016/ink" xmlns:am3d="http://schemas.microsoft.com/office/drawing/2017/model3d" xmlns:oel="http://schemas.microsoft.com/office/2019/extlst" xmlns:r="http://schemas.openxmlformats.org/officeDocument/2006/relationships" xmlns:wp14="http://schemas.microsoft.com/office/word/2010/wordprocessingDrawing" xmlns:wp="http://schemas.openxmlformats.org/drawingml/2006/wordprocessingDrawing" xmlns:wpg="http://schemas.microsoft.com/office/word/2010/wordprocessingGroup" xmlns:wpi="http://schemas.microsoft.com/office/word/2010/wordprocessingInk" xmlns:wps="http://schemas.microsoft.com/office/word/2010/wordprocessingShape" xmlns:o="urn:schemas-microsoft-com:office:office" xmlns:v="urn:schemas-microsoft-com:vml" xmlns:w10="urn:schemas-microsoft-com:office:word" xmlns:w="http://schemas.openxmlformats.org/wordprocessingml/2006/main" xmlns:w14="http://schemas.microsoft.com/office/word/2010/wordml" xmlns:w15="http://schemas.microsoft.com/office/word/2012/wordml" xmlns:w16cei="http://schemas.microsoft.com/office/word/2026/wordml/cei" xmlns:w16cex="http://schemas.microsoft.com/office/word/2018/wordml/cex" xmlns:w16cid="http://schemas.microsoft.com/office/word/2016/wordml/cid" xmlns:w16="http://schemas.microsoft.com/office/word/2018/wordml" xmlns:w16sdtdh="http://schemas.microsoft.com/office/word/2020/wordml/sdtdatahash" xmlns:w16sdtfl="http://schemas.microsoft.com/office/word/2024/wordml/sdtformatlock" xmlns:w16se="http://schemas.microsoft.com/office/word/2015/wordml/symex" xmlns:w16du="http://schemas.microsoft.com/office/word/2023/wordml/word16du" xmlns:wne="http://schemas.microsoft.com/office/word/2006/wordml" mc:Ignorable="w14 w15 w16se w16cid w16 w16cex w16sdtdh w16sdtfl w16du wp14">
+<w:endnotes xmlns:wpc="http://schemas.microsoft.com/office/word/2010/wordprocessingCanvas" xmlns:cx="http://schemas.microsoft.com/office/drawing/2014/chartex" xmlns:cx1="http://schemas.microsoft.com/office/drawing/2015/9/8/chartex" xmlns:cx2="http://schemas.microsoft.com/office/drawing/2015/10/21/chartex" xmlns:cx3="http://schemas.microsoft.com/office/drawing/2016/5/9/chartex" xmlns:cx4="http://schemas.microsoft.com/office/drawing/2016/5/10/chartex" xmlns:cx5="http://schemas.microsoft.com/office/drawing/2016/5/11/chartex" xmlns:cx6="http://schemas.microsoft.com/office/drawing/2016/5/12/chartex" xmlns:cx7="http://schemas.microsoft.com/office/drawing/2016/5/13/chartex" xmlns:cx8="http://schemas.microsoft.com/office/drawing/2016/5/14/chartex" xmlns:mc="http://schemas.openxmlformats.org/markup-compatibility/2006" xmlns:aink="http://schemas.microsoft.com/office/drawing/2016/ink" xmlns:am3d="http://schemas.microsoft.com/office/drawing/2017/model3d" xmlns:o="urn:schemas-microsoft-com:office:office" xmlns:oel="http://schemas.microsoft.com/office/2019/extlst" xmlns:r="http://schemas.openxmlformats.org/officeDocument/2006/relationships" xmlns:m="http://schemas.openxmlformats.org/officeDocument/2006/math" xmlns:v="urn:schemas-microsoft-com:vml" xmlns:wp14="http://schemas.microsoft.com/office/word/2010/wordprocessingDrawing" xmlns:wp="http://schemas.openxmlformats.org/drawingml/2006/wordprocessingDrawing" xmlns:w10="urn:schemas-microsoft-com:office:word" xmlns:w="http://schemas.openxmlformats.org/wordprocessingml/2006/main" xmlns:w14="http://schemas.microsoft.com/office/word/2010/wordml" xmlns:w15="http://schemas.microsoft.com/office/word/2012/wordml" xmlns:w16cex="http://schemas.microsoft.com/office/word/2018/wordml/cex" xmlns:w16cid="http://schemas.microsoft.com/office/word/2016/wordml/cid" xmlns:w16="http://schemas.microsoft.com/office/word/2018/wordml" xmlns:w16du="http://schemas.microsoft.com/office/word/2023/wordml/word16du" xmlns:w16sdtdh="http://schemas.microsoft.com/office/word/2020/wordml/sdtdatahash" xmlns:w16sdtfl="http://schemas.microsoft.com/office/word/2024/wordml/sdtformatlock" xmlns:w16se="http://schemas.microsoft.com/office/word/2015/wordml/symex" xmlns:wpg="http://schemas.microsoft.com/office/word/2010/wordprocessingGroup" xmlns:wpi="http://schemas.microsoft.com/office/word/2010/wordprocessingInk" xmlns:wne="http://schemas.microsoft.com/office/word/2006/wordml" xmlns:wps="http://schemas.microsoft.com/office/word/2010/wordprocessingShape" mc:Ignorable="w14 w15 w16se w16cid w16 w16cex w16sdtdh w16sdtfl w16du wp14">
   <w:endnote w:type="separator" w:id="-1">
     <w:p>
       <w:pPr>
@@ -9965,10 +11119,10 @@
 </file>
 
 <file path=word/footer1.xml><?xml version="1.0" encoding="utf-8"?>
-<w:ftr xmlns:wpc="http://schemas.microsoft.com/office/word/2010/wordprocessingCanvas" xmlns:cx="http://schemas.microsoft.com/office/drawing/2014/chartex" xmlns:cx1="http://schemas.microsoft.com/office/drawing/2015/9/8/chartex" xmlns:cx2="http://schemas.microsoft.com/office/drawing/2015/10/21/chartex" xmlns:cx3="http://schemas.microsoft.com/office/drawing/2016/5/9/chartex" xmlns:cx4="http://schemas.microsoft.com/office/drawing/2016/5/10/chartex" xmlns:cx5="http://schemas.microsoft.com/office/drawing/2016/5/11/chartex" xmlns:cx6="http://schemas.microsoft.com/office/drawing/2016/5/12/chartex" xmlns:cx7="http://schemas.microsoft.com/office/drawing/2016/5/13/chartex" xmlns:cx8="http://schemas.microsoft.com/office/drawing/2016/5/14/chartex" xmlns:mc="http://schemas.openxmlformats.org/markup-compatibility/2006" xmlns:m="http://schemas.openxmlformats.org/officeDocument/2006/math" xmlns:aink="http://schemas.microsoft.com/office/drawing/2016/ink" xmlns:am3d="http://schemas.microsoft.com/office/drawing/2017/model3d" xmlns:oel="http://schemas.microsoft.com/office/2019/extlst" xmlns:r="http://schemas.openxmlformats.org/officeDocument/2006/relationships" xmlns:wp14="http://schemas.microsoft.com/office/word/2010/wordprocessingDrawing" xmlns:wp="http://schemas.openxmlformats.org/drawingml/2006/wordprocessingDrawing" xmlns:wpg="http://schemas.microsoft.com/office/word/2010/wordprocessingGroup" xmlns:wpi="http://schemas.microsoft.com/office/word/2010/wordprocessingInk" xmlns:wps="http://schemas.microsoft.com/office/word/2010/wordprocessingShape" xmlns:o="urn:schemas-microsoft-com:office:office" xmlns:v="urn:schemas-microsoft-com:vml" xmlns:w10="urn:schemas-microsoft-com:office:word" xmlns:w="http://schemas.openxmlformats.org/wordprocessingml/2006/main" xmlns:w14="http://schemas.microsoft.com/office/word/2010/wordml" xmlns:w15="http://schemas.microsoft.com/office/word/2012/wordml" xmlns:w16cei="http://schemas.microsoft.com/office/word/2026/wordml/cei" xmlns:w16cex="http://schemas.microsoft.com/office/word/2018/wordml/cex" xmlns:w16cid="http://schemas.microsoft.com/office/word/2016/wordml/cid" xmlns:w16="http://schemas.microsoft.com/office/word/2018/wordml" xmlns:w16sdtdh="http://schemas.microsoft.com/office/word/2020/wordml/sdtdatahash" xmlns:w16sdtfl="http://schemas.microsoft.com/office/word/2024/wordml/sdtformatlock" xmlns:w16se="http://schemas.microsoft.com/office/word/2015/wordml/symex" xmlns:w16du="http://schemas.microsoft.com/office/word/2023/wordml/word16du" xmlns:wne="http://schemas.microsoft.com/office/word/2006/wordml" mc:Ignorable="w14 w15 w16se w16cid w16 w16cex w16sdtdh w16sdtfl w16du wp14">
+<w:ftr xmlns:wpc="http://schemas.microsoft.com/office/word/2010/wordprocessingCanvas" xmlns:cx="http://schemas.microsoft.com/office/drawing/2014/chartex" xmlns:cx1="http://schemas.microsoft.com/office/drawing/2015/9/8/chartex" xmlns:cx2="http://schemas.microsoft.com/office/drawing/2015/10/21/chartex" xmlns:cx3="http://schemas.microsoft.com/office/drawing/2016/5/9/chartex" xmlns:cx4="http://schemas.microsoft.com/office/drawing/2016/5/10/chartex" xmlns:cx5="http://schemas.microsoft.com/office/drawing/2016/5/11/chartex" xmlns:cx6="http://schemas.microsoft.com/office/drawing/2016/5/12/chartex" xmlns:cx7="http://schemas.microsoft.com/office/drawing/2016/5/13/chartex" xmlns:cx8="http://schemas.microsoft.com/office/drawing/2016/5/14/chartex" xmlns:mc="http://schemas.openxmlformats.org/markup-compatibility/2006" xmlns:aink="http://schemas.microsoft.com/office/drawing/2016/ink" xmlns:am3d="http://schemas.microsoft.com/office/drawing/2017/model3d" xmlns:o="urn:schemas-microsoft-com:office:office" xmlns:oel="http://schemas.microsoft.com/office/2019/extlst" xmlns:r="http://schemas.openxmlformats.org/officeDocument/2006/relationships" xmlns:m="http://schemas.openxmlformats.org/officeDocument/2006/math" xmlns:v="urn:schemas-microsoft-com:vml" xmlns:wp14="http://schemas.microsoft.com/office/word/2010/wordprocessingDrawing" xmlns:wp="http://schemas.openxmlformats.org/drawingml/2006/wordprocessingDrawing" xmlns:w10="urn:schemas-microsoft-com:office:word" xmlns:w="http://schemas.openxmlformats.org/wordprocessingml/2006/main" xmlns:w14="http://schemas.microsoft.com/office/word/2010/wordml" xmlns:w15="http://schemas.microsoft.com/office/word/2012/wordml" xmlns:w16cex="http://schemas.microsoft.com/office/word/2018/wordml/cex" xmlns:w16cid="http://schemas.microsoft.com/office/word/2016/wordml/cid" xmlns:w16="http://schemas.microsoft.com/office/word/2018/wordml" xmlns:w16du="http://schemas.microsoft.com/office/word/2023/wordml/word16du" xmlns:w16sdtdh="http://schemas.microsoft.com/office/word/2020/wordml/sdtdatahash" xmlns:w16sdtfl="http://schemas.microsoft.com/office/word/2024/wordml/sdtformatlock" xmlns:w16se="http://schemas.microsoft.com/office/word/2015/wordml/symex" xmlns:wpg="http://schemas.microsoft.com/office/word/2010/wordprocessingGroup" xmlns:wpi="http://schemas.microsoft.com/office/word/2010/wordprocessingInk" xmlns:wne="http://schemas.microsoft.com/office/word/2006/wordml" xmlns:wps="http://schemas.microsoft.com/office/word/2010/wordprocessingShape" mc:Ignorable="w14 w15 w16se w16cid w16 w16cex w16sdtdh w16sdtfl w16du wp14">
   <w:p>
     <w:pPr>
-      <w:pStyle w:val="Footer"/>
+      <w:pStyle w:val="a5"/>
     </w:pPr>
     <w:r>
       <w:rPr>
@@ -10065,13 +11219,13 @@
             </wp:anchor>
           </w:drawing>
         </mc:Choice>
-        <mc:Fallback>
+        <mc:Fallback xmlns:w16cei="http://schemas.microsoft.com/office/word/2026/wordml/cei">
           <w:pict>
             <v:shapetype w14:anchorId="1B6FB134" id="_x0000_t202" coordsize="21600,21600" o:spt="202" path="m,l,21600r21600,l21600,xe">
               <v:stroke joinstyle="miter"/>
               <v:path gradientshapeok="t" o:connecttype="rect"/>
             </v:shapetype>
-            <v:shape id="Text Box 9" o:spid="_x0000_s1034" type="#_x0000_t202" alt="Restricted - مقيد " style="position:absolute;left:0;text-align:left;margin-left:0;margin-top:0;width:84.4pt;height:32.1pt;z-index:251663360;visibility:visible;mso-wrap-style:none;mso-wrap-distance-left:0;mso-wrap-distance-top:0;mso-wrap-distance-right:0;mso-wrap-distance-bottom:0;mso-position-horizontal:left;mso-position-horizontal-relative:page;mso-position-vertical:bottom;mso-position-vertical-relative:page;v-text-anchor:bottom" o:gfxdata="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" filled="f" stroked="f">
+            <v:shape id="Text Box 9" o:spid="_x0000_s1034" type="#_x0000_t202" alt="Restricted - مقيد " style="position:absolute;left:0;text-align:left;margin-left:0;margin-top:0;width:84.4pt;height:32.1pt;z-index:251663360;visibility:visible;mso-wrap-style:none;mso-wrap-distance-left:0;mso-wrap-distance-top:0;mso-wrap-distance-right:0;mso-wrap-distance-bottom:0;mso-position-horizontal:left;mso-position-horizontal-relative:page;mso-position-vertical:bottom;mso-position-vertical-relative:page;v-text-anchor:bottom" o:gfxdata="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" filled="f" stroked="f">
               <v:textbox style="mso-fit-shape-to-text:t" inset="20pt,0,0,15pt">
                 <w:txbxContent>
                   <w:p>
@@ -10122,10 +11276,10 @@
 </file>
 
 <file path=word/footer2.xml><?xml version="1.0" encoding="utf-8"?>
-<w:ftr xmlns:wpc="http://schemas.microsoft.com/office/word/2010/wordprocessingCanvas" xmlns:cx="http://schemas.microsoft.com/office/drawing/2014/chartex" xmlns:cx1="http://schemas.microsoft.com/office/drawing/2015/9/8/chartex" xmlns:cx2="http://schemas.microsoft.com/office/drawing/2015/10/21/chartex" xmlns:cx3="http://schemas.microsoft.com/office/drawing/2016/5/9/chartex" xmlns:cx4="http://schemas.microsoft.com/office/drawing/2016/5/10/chartex" xmlns:cx5="http://schemas.microsoft.com/office/drawing/2016/5/11/chartex" xmlns:cx6="http://schemas.microsoft.com/office/drawing/2016/5/12/chartex" xmlns:cx7="http://schemas.microsoft.com/office/drawing/2016/5/13/chartex" xmlns:cx8="http://schemas.microsoft.com/office/drawing/2016/5/14/chartex" xmlns:mc="http://schemas.openxmlformats.org/markup-compatibility/2006" xmlns:m="http://schemas.openxmlformats.org/officeDocument/2006/math" xmlns:aink="http://schemas.microsoft.com/office/drawing/2016/ink" xmlns:am3d="http://schemas.microsoft.com/office/drawing/2017/model3d" xmlns:oel="http://schemas.microsoft.com/office/2019/extlst" xmlns:r="http://schemas.openxmlformats.org/officeDocument/2006/relationships" xmlns:wp14="http://schemas.microsoft.com/office/word/2010/wordprocessingDrawing" xmlns:wp="http://schemas.openxmlformats.org/drawingml/2006/wordprocessingDrawing" xmlns:wpg="http://schemas.microsoft.com/office/word/2010/wordprocessingGroup" xmlns:wpi="http://schemas.microsoft.com/office/word/2010/wordprocessingInk" xmlns:wps="http://schemas.microsoft.com/office/word/2010/wordprocessingShape" xmlns:o="urn:schemas-microsoft-com:office:office" xmlns:v="urn:schemas-microsoft-com:vml" xmlns:w10="urn:schemas-microsoft-com:office:word" xmlns:w="http://schemas.openxmlformats.org/wordprocessingml/2006/main" xmlns:w14="http://schemas.microsoft.com/office/word/2010/wordml" xmlns:w15="http://schemas.microsoft.com/office/word/2012/wordml" xmlns:w16cei="http://schemas.microsoft.com/office/word/2026/wordml/cei" xmlns:w16cex="http://schemas.microsoft.com/office/word/2018/wordml/cex" xmlns:w16cid="http://schemas.microsoft.com/office/word/2016/wordml/cid" xmlns:w16="http://schemas.microsoft.com/office/word/2018/wordml" xmlns:w16sdtdh="http://schemas.microsoft.com/office/word/2020/wordml/sdtdatahash" xmlns:w16sdtfl="http://schemas.microsoft.com/office/word/2024/wordml/sdtformatlock" xmlns:w16se="http://schemas.microsoft.com/office/word/2015/wordml/symex" xmlns:w16du="http://schemas.microsoft.com/office/word/2023/wordml/word16du" xmlns:wne="http://schemas.microsoft.com/office/word/2006/wordml" mc:Ignorable="w14 w15 w16se w16cid w16 w16cex w16sdtdh w16sdtfl w16du wp14">
+<w:ftr xmlns:wpc="http://schemas.microsoft.com/office/word/2010/wordprocessingCanvas" xmlns:cx="http://schemas.microsoft.com/office/drawing/2014/chartex" xmlns:cx1="http://schemas.microsoft.com/office/drawing/2015/9/8/chartex" xmlns:cx2="http://schemas.microsoft.com/office/drawing/2015/10/21/chartex" xmlns:cx3="http://schemas.microsoft.com/office/drawing/2016/5/9/chartex" xmlns:cx4="http://schemas.microsoft.com/office/drawing/2016/5/10/chartex" xmlns:cx5="http://schemas.microsoft.com/office/drawing/2016/5/11/chartex" xmlns:cx6="http://schemas.microsoft.com/office/drawing/2016/5/12/chartex" xmlns:cx7="http://schemas.microsoft.com/office/drawing/2016/5/13/chartex" xmlns:cx8="http://schemas.microsoft.com/office/drawing/2016/5/14/chartex" xmlns:mc="http://schemas.openxmlformats.org/markup-compatibility/2006" xmlns:aink="http://schemas.microsoft.com/office/drawing/2016/ink" xmlns:am3d="http://schemas.microsoft.com/office/drawing/2017/model3d" xmlns:o="urn:schemas-microsoft-com:office:office" xmlns:oel="http://schemas.microsoft.com/office/2019/extlst" xmlns:r="http://schemas.openxmlformats.org/officeDocument/2006/relationships" xmlns:m="http://schemas.openxmlformats.org/officeDocument/2006/math" xmlns:v="urn:schemas-microsoft-com:vml" xmlns:wp14="http://schemas.microsoft.com/office/word/2010/wordprocessingDrawing" xmlns:wp="http://schemas.openxmlformats.org/drawingml/2006/wordprocessingDrawing" xmlns:w10="urn:schemas-microsoft-com:office:word" xmlns:w="http://schemas.openxmlformats.org/wordprocessingml/2006/main" xmlns:w14="http://schemas.microsoft.com/office/word/2010/wordml" xmlns:w15="http://schemas.microsoft.com/office/word/2012/wordml" xmlns:w16cex="http://schemas.microsoft.com/office/word/2018/wordml/cex" xmlns:w16cid="http://schemas.microsoft.com/office/word/2016/wordml/cid" xmlns:w16="http://schemas.microsoft.com/office/word/2018/wordml" xmlns:w16du="http://schemas.microsoft.com/office/word/2023/wordml/word16du" xmlns:w16sdtdh="http://schemas.microsoft.com/office/word/2020/wordml/sdtdatahash" xmlns:w16sdtfl="http://schemas.microsoft.com/office/word/2024/wordml/sdtformatlock" xmlns:w16se="http://schemas.microsoft.com/office/word/2015/wordml/symex" xmlns:wpg="http://schemas.microsoft.com/office/word/2010/wordprocessingGroup" xmlns:wpi="http://schemas.microsoft.com/office/word/2010/wordprocessingInk" xmlns:wne="http://schemas.microsoft.com/office/word/2006/wordml" xmlns:wps="http://schemas.microsoft.com/office/word/2010/wordprocessingShape" mc:Ignorable="w14 w15 w16se w16cid w16 w16cex w16sdtdh w16sdtfl w16du wp14">
   <w:p>
     <w:pPr>
-      <w:pStyle w:val="Footer"/>
+      <w:pStyle w:val="a5"/>
     </w:pPr>
     <w:r>
       <w:rPr>
@@ -10222,13 +11376,13 @@
             </wp:anchor>
           </w:drawing>
         </mc:Choice>
-        <mc:Fallback>
+        <mc:Fallback xmlns:w16cei="http://schemas.microsoft.com/office/word/2026/wordml/cei">
           <w:pict>
             <v:shapetype w14:anchorId="5602C1D6" id="_x0000_t202" coordsize="21600,21600" o:spt="202" path="m,l,21600r21600,l21600,xe">
               <v:stroke joinstyle="miter"/>
               <v:path gradientshapeok="t" o:connecttype="rect"/>
             </v:shapetype>
-            <v:shape id="Text Box 10" o:spid="_x0000_s1035" type="#_x0000_t202" alt="Restricted - مقيد " style="position:absolute;left:0;text-align:left;margin-left:0;margin-top:0;width:84.4pt;height:32.1pt;z-index:251664384;visibility:visible;mso-wrap-style:none;mso-wrap-distance-left:0;mso-wrap-distance-top:0;mso-wrap-distance-right:0;mso-wrap-distance-bottom:0;mso-position-horizontal:left;mso-position-horizontal-relative:page;mso-position-vertical:bottom;mso-position-vertical-relative:page;v-text-anchor:bottom" o:gfxdata="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" filled="f" stroked="f">
+            <v:shape id="Text Box 10" o:spid="_x0000_s1035" type="#_x0000_t202" alt="Restricted - مقيد " style="position:absolute;left:0;text-align:left;margin-left:0;margin-top:0;width:84.4pt;height:32.1pt;z-index:251664384;visibility:visible;mso-wrap-style:none;mso-wrap-distance-left:0;mso-wrap-distance-top:0;mso-wrap-distance-right:0;mso-wrap-distance-bottom:0;mso-position-horizontal:left;mso-position-horizontal-relative:page;mso-position-vertical:bottom;mso-position-vertical-relative:page;v-text-anchor:bottom" o:gfxdata="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" filled="f" stroked="f">
               <v:textbox style="mso-fit-shape-to-text:t" inset="20pt,0,0,15pt">
                 <w:txbxContent>
                   <w:p>
@@ -10279,10 +11433,10 @@
 </file>
 
 <file path=word/footer3.xml><?xml version="1.0" encoding="utf-8"?>
-<w:ftr xmlns:wpc="http://schemas.microsoft.com/office/word/2010/wordprocessingCanvas" xmlns:cx="http://schemas.microsoft.com/office/drawing/2014/chartex" xmlns:cx1="http://schemas.microsoft.com/office/drawing/2015/9/8/chartex" xmlns:cx2="http://schemas.microsoft.com/office/drawing/2015/10/21/chartex" xmlns:cx3="http://schemas.microsoft.com/office/drawing/2016/5/9/chartex" xmlns:cx4="http://schemas.microsoft.com/office/drawing/2016/5/10/chartex" xmlns:cx5="http://schemas.microsoft.com/office/drawing/2016/5/11/chartex" xmlns:cx6="http://schemas.microsoft.com/office/drawing/2016/5/12/chartex" xmlns:cx7="http://schemas.microsoft.com/office/drawing/2016/5/13/chartex" xmlns:cx8="http://schemas.microsoft.com/office/drawing/2016/5/14/chartex" xmlns:mc="http://schemas.openxmlformats.org/markup-compatibility/2006" xmlns:m="http://schemas.openxmlformats.org/officeDocument/2006/math" xmlns:aink="http://schemas.microsoft.com/office/drawing/2016/ink" xmlns:am3d="http://schemas.microsoft.com/office/drawing/2017/model3d" xmlns:oel="http://schemas.microsoft.com/office/2019/extlst" xmlns:r="http://schemas.openxmlformats.org/officeDocument/2006/relationships" xmlns:wp14="http://schemas.microsoft.com/office/word/2010/wordprocessingDrawing" xmlns:wp="http://schemas.openxmlformats.org/drawingml/2006/wordprocessingDrawing" xmlns:wpg="http://schemas.microsoft.com/office/word/2010/wordprocessingGroup" xmlns:wpi="http://schemas.microsoft.com/office/word/2010/wordprocessingInk" xmlns:wps="http://schemas.microsoft.com/office/word/2010/wordprocessingShape" xmlns:o="urn:schemas-microsoft-com:office:office" xmlns:v="urn:schemas-microsoft-com:vml" xmlns:w10="urn:schemas-microsoft-com:office:word" xmlns:w="http://schemas.openxmlformats.org/wordprocessingml/2006/main" xmlns:w14="http://schemas.microsoft.com/office/word/2010/wordml" xmlns:w15="http://schemas.microsoft.com/office/word/2012/wordml" xmlns:w16cei="http://schemas.microsoft.com/office/word/2026/wordml/cei" xmlns:w16cex="http://schemas.microsoft.com/office/word/2018/wordml/cex" xmlns:w16cid="http://schemas.microsoft.com/office/word/2016/wordml/cid" xmlns:w16="http://schemas.microsoft.com/office/word/2018/wordml" xmlns:w16sdtdh="http://schemas.microsoft.com/office/word/2020/wordml/sdtdatahash" xmlns:w16sdtfl="http://schemas.microsoft.com/office/word/2024/wordml/sdtformatlock" xmlns:w16se="http://schemas.microsoft.com/office/word/2015/wordml/symex" xmlns:w16du="http://schemas.microsoft.com/office/word/2023/wordml/word16du" xmlns:wne="http://schemas.microsoft.com/office/word/2006/wordml" mc:Ignorable="w14 w15 w16se w16cid w16 w16cex w16sdtdh w16sdtfl w16du wp14">
+<w:ftr xmlns:wpc="http://schemas.microsoft.com/office/word/2010/wordprocessingCanvas" xmlns:cx="http://schemas.microsoft.com/office/drawing/2014/chartex" xmlns:cx1="http://schemas.microsoft.com/office/drawing/2015/9/8/chartex" xmlns:cx2="http://schemas.microsoft.com/office/drawing/2015/10/21/chartex" xmlns:cx3="http://schemas.microsoft.com/office/drawing/2016/5/9/chartex" xmlns:cx4="http://schemas.microsoft.com/office/drawing/2016/5/10/chartex" xmlns:cx5="http://schemas.microsoft.com/office/drawing/2016/5/11/chartex" xmlns:cx6="http://schemas.microsoft.com/office/drawing/2016/5/12/chartex" xmlns:cx7="http://schemas.microsoft.com/office/drawing/2016/5/13/chartex" xmlns:cx8="http://schemas.microsoft.com/office/drawing/2016/5/14/chartex" xmlns:mc="http://schemas.openxmlformats.org/markup-compatibility/2006" xmlns:aink="http://schemas.microsoft.com/office/drawing/2016/ink" xmlns:am3d="http://schemas.microsoft.com/office/drawing/2017/model3d" xmlns:o="urn:schemas-microsoft-com:office:office" xmlns:oel="http://schemas.microsoft.com/office/2019/extlst" xmlns:r="http://schemas.openxmlformats.org/officeDocument/2006/relationships" xmlns:m="http://schemas.openxmlformats.org/officeDocument/2006/math" xmlns:v="urn:schemas-microsoft-com:vml" xmlns:wp14="http://schemas.microsoft.com/office/word/2010/wordprocessingDrawing" xmlns:wp="http://schemas.openxmlformats.org/drawingml/2006/wordprocessingDrawing" xmlns:w10="urn:schemas-microsoft-com:office:word" xmlns:w="http://schemas.openxmlformats.org/wordprocessingml/2006/main" xmlns:w14="http://schemas.microsoft.com/office/word/2010/wordml" xmlns:w15="http://schemas.microsoft.com/office/word/2012/wordml" xmlns:w16cex="http://schemas.microsoft.com/office/word/2018/wordml/cex" xmlns:w16cid="http://schemas.microsoft.com/office/word/2016/wordml/cid" xmlns:w16="http://schemas.microsoft.com/office/word/2018/wordml" xmlns:w16du="http://schemas.microsoft.com/office/word/2023/wordml/word16du" xmlns:w16sdtdh="http://schemas.microsoft.com/office/word/2020/wordml/sdtdatahash" xmlns:w16sdtfl="http://schemas.microsoft.com/office/word/2024/wordml/sdtformatlock" xmlns:w16se="http://schemas.microsoft.com/office/word/2015/wordml/symex" xmlns:wpg="http://schemas.microsoft.com/office/word/2010/wordprocessingGroup" xmlns:wpi="http://schemas.microsoft.com/office/word/2010/wordprocessingInk" xmlns:wne="http://schemas.microsoft.com/office/word/2006/wordml" xmlns:wps="http://schemas.microsoft.com/office/word/2010/wordprocessingShape" mc:Ignorable="w14 w15 w16se w16cid w16 w16cex w16sdtdh w16sdtfl w16du wp14">
   <w:p>
     <w:pPr>
-      <w:pStyle w:val="Footer"/>
+      <w:pStyle w:val="a5"/>
     </w:pPr>
     <w:r>
       <w:rPr>
@@ -10379,13 +11533,13 @@
             </wp:anchor>
           </w:drawing>
         </mc:Choice>
-        <mc:Fallback>
+        <mc:Fallback xmlns:w16cei="http://schemas.microsoft.com/office/word/2026/wordml/cei">
           <w:pict>
             <v:shapetype w14:anchorId="30AB902B" id="_x0000_t202" coordsize="21600,21600" o:spt="202" path="m,l,21600r21600,l21600,xe">
               <v:stroke joinstyle="miter"/>
               <v:path gradientshapeok="t" o:connecttype="rect"/>
             </v:shapetype>
-            <v:shape id="Text Box 8" o:spid="_x0000_s1036" type="#_x0000_t202" alt="Restricted - مقيد " style="position:absolute;left:0;text-align:left;margin-left:0;margin-top:0;width:84.4pt;height:32.1pt;z-index:251662336;visibility:visible;mso-wrap-style:none;mso-wrap-distance-left:0;mso-wrap-distance-top:0;mso-wrap-distance-right:0;mso-wrap-distance-bottom:0;mso-position-horizontal:left;mso-position-horizontal-relative:page;mso-position-vertical:bottom;mso-position-vertical-relative:page;v-text-anchor:bottom" o:gfxdata="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" filled="f" stroked="f">
+            <v:shape id="Text Box 8" o:spid="_x0000_s1036" type="#_x0000_t202" alt="Restricted - مقيد " style="position:absolute;left:0;text-align:left;margin-left:0;margin-top:0;width:84.4pt;height:32.1pt;z-index:251662336;visibility:visible;mso-wrap-style:none;mso-wrap-distance-left:0;mso-wrap-distance-top:0;mso-wrap-distance-right:0;mso-wrap-distance-bottom:0;mso-position-horizontal:left;mso-position-horizontal-relative:page;mso-position-vertical:bottom;mso-position-vertical-relative:page;v-text-anchor:bottom" o:gfxdata="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" filled="f" stroked="f">
               <v:textbox style="mso-fit-shape-to-text:t" inset="20pt,0,0,15pt">
                 <w:txbxContent>
                   <w:p>
@@ -10436,7 +11590,7 @@
 </file>
 
 <file path=word/footnotes.xml><?xml version="1.0" encoding="utf-8"?>
-<w:footnotes xmlns:wpc="http://schemas.microsoft.com/office/word/2010/wordprocessingCanvas" xmlns:cx="http://schemas.microsoft.com/office/drawing/2014/chartex" xmlns:cx1="http://schemas.microsoft.com/office/drawing/2015/9/8/chartex" xmlns:cx2="http://schemas.microsoft.com/office/drawing/2015/10/21/chartex" xmlns:cx3="http://schemas.microsoft.com/office/drawing/2016/5/9/chartex" xmlns:cx4="http://schemas.microsoft.com/office/drawing/2016/5/10/chartex" xmlns:cx5="http://schemas.microsoft.com/office/drawing/2016/5/11/chartex" xmlns:cx6="http://schemas.microsoft.com/office/drawing/2016/5/12/chartex" xmlns:cx7="http://schemas.microsoft.com/office/drawing/2016/5/13/chartex" xmlns:cx8="http://schemas.microsoft.com/office/drawing/2016/5/14/chartex" xmlns:mc="http://schemas.openxmlformats.org/markup-compatibility/2006" xmlns:m="http://schemas.openxmlformats.org/officeDocument/2006/math" xmlns:aink="http://schemas.microsoft.com/office/drawing/2016/ink" xmlns:am3d="http://schemas.microsoft.com/office/drawing/2017/model3d" xmlns:oel="http://schemas.microsoft.com/office/2019/extlst" xmlns:r="http://schemas.openxmlformats.org/officeDocument/2006/relationships" xmlns:wp14="http://schemas.microsoft.com/office/word/2010/wordprocessingDrawing" xmlns:wp="http://schemas.openxmlformats.org/drawingml/2006/wordprocessingDrawing" xmlns:wpg="http://schemas.microsoft.com/office/word/2010/wordprocessingGroup" xmlns:wpi="http://schemas.microsoft.com/office/word/2010/wordprocessingInk" xmlns:wps="http://schemas.microsoft.com/office/word/2010/wordprocessingShape" xmlns:o="urn:schemas-microsoft-com:office:office" xmlns:v="urn:schemas-microsoft-com:vml" xmlns:w10="urn:schemas-microsoft-com:office:word" xmlns:w="http://schemas.openxmlformats.org/wordprocessingml/2006/main" xmlns:w14="http://schemas.microsoft.com/office/word/2010/wordml" xmlns:w15="http://schemas.microsoft.com/office/word/2012/wordml" xmlns:w16cei="http://schemas.microsoft.com/office/word/2026/wordml/cei" xmlns:w16cex="http://schemas.microsoft.com/office/word/2018/wordml/cex" xmlns:w16cid="http://schemas.microsoft.com/office/word/2016/wordml/cid" xmlns:w16="http://schemas.microsoft.com/office/word/2018/wordml" xmlns:w16sdtdh="http://schemas.microsoft.com/office/word/2020/wordml/sdtdatahash" xmlns:w16sdtfl="http://schemas.microsoft.com/office/word/2024/wordml/sdtformatlock" xmlns:w16se="http://schemas.microsoft.com/office/word/2015/wordml/symex" xmlns:w16du="http://schemas.microsoft.com/office/word/2023/wordml/word16du" xmlns:wne="http://schemas.microsoft.com/office/word/2006/wordml" mc:Ignorable="w14 w15 w16se w16cid w16 w16cex w16sdtdh w16sdtfl w16du wp14">
+<w:footnotes xmlns:wpc="http://schemas.microsoft.com/office/word/2010/wordprocessingCanvas" xmlns:cx="http://schemas.microsoft.com/office/drawing/2014/chartex" xmlns:cx1="http://schemas.microsoft.com/office/drawing/2015/9/8/chartex" xmlns:cx2="http://schemas.microsoft.com/office/drawing/2015/10/21/chartex" xmlns:cx3="http://schemas.microsoft.com/office/drawing/2016/5/9/chartex" xmlns:cx4="http://schemas.microsoft.com/office/drawing/2016/5/10/chartex" xmlns:cx5="http://schemas.microsoft.com/office/drawing/2016/5/11/chartex" xmlns:cx6="http://schemas.microsoft.com/office/drawing/2016/5/12/chartex" xmlns:cx7="http://schemas.microsoft.com/office/drawing/2016/5/13/chartex" xmlns:cx8="http://schemas.microsoft.com/office/drawing/2016/5/14/chartex" xmlns:mc="http://schemas.openxmlformats.org/markup-compatibility/2006" xmlns:aink="http://schemas.microsoft.com/office/drawing/2016/ink" xmlns:am3d="http://schemas.microsoft.com/office/drawing/2017/model3d" xmlns:o="urn:schemas-microsoft-com:office:office" xmlns:oel="http://schemas.microsoft.com/office/2019/extlst" xmlns:r="http://schemas.openxmlformats.org/officeDocument/2006/relationships" xmlns:m="http://schemas.openxmlformats.org/officeDocument/2006/math" xmlns:v="urn:schemas-microsoft-com:vml" xmlns:wp14="http://schemas.microsoft.com/office/word/2010/wordprocessingDrawing" xmlns:wp="http://schemas.openxmlformats.org/drawingml/2006/wordprocessingDrawing" xmlns:w10="urn:schemas-microsoft-com:office:word" xmlns:w="http://schemas.openxmlformats.org/wordprocessingml/2006/main" xmlns:w14="http://schemas.microsoft.com/office/word/2010/wordml" xmlns:w15="http://schemas.microsoft.com/office/word/2012/wordml" xmlns:w16cex="http://schemas.microsoft.com/office/word/2018/wordml/cex" xmlns:w16cid="http://schemas.microsoft.com/office/word/2016/wordml/cid" xmlns:w16="http://schemas.microsoft.com/office/word/2018/wordml" xmlns:w16du="http://schemas.microsoft.com/office/word/2023/wordml/word16du" xmlns:w16sdtdh="http://schemas.microsoft.com/office/word/2020/wordml/sdtdatahash" xmlns:w16sdtfl="http://schemas.microsoft.com/office/word/2024/wordml/sdtformatlock" xmlns:w16se="http://schemas.microsoft.com/office/word/2015/wordml/symex" xmlns:wpg="http://schemas.microsoft.com/office/word/2010/wordprocessingGroup" xmlns:wpi="http://schemas.microsoft.com/office/word/2010/wordprocessingInk" xmlns:wne="http://schemas.microsoft.com/office/word/2006/wordml" xmlns:wps="http://schemas.microsoft.com/office/word/2010/wordprocessingShape" mc:Ignorable="w14 w15 w16se w16cid w16 w16cex w16sdtdh w16sdtfl w16du wp14">
   <w:footnote w:type="separator" w:id="-1">
     <w:p>
       <w:pPr>
@@ -10465,7 +11619,7 @@
 </file>
 
 <file path=word/header1.xml><?xml version="1.0" encoding="utf-8"?>
-<w:hdr xmlns:wpc="http://schemas.microsoft.com/office/word/2010/wordprocessingCanvas" xmlns:cx="http://schemas.microsoft.com/office/drawing/2014/chartex" xmlns:cx1="http://schemas.microsoft.com/office/drawing/2015/9/8/chartex" xmlns:cx2="http://schemas.microsoft.com/office/drawing/2015/10/21/chartex" xmlns:cx3="http://schemas.microsoft.com/office/drawing/2016/5/9/chartex" xmlns:cx4="http://schemas.microsoft.com/office/drawing/2016/5/10/chartex" xmlns:cx5="http://schemas.microsoft.com/office/drawing/2016/5/11/chartex" xmlns:cx6="http://schemas.microsoft.com/office/drawing/2016/5/12/chartex" xmlns:cx7="http://schemas.microsoft.com/office/drawing/2016/5/13/chartex" xmlns:cx8="http://schemas.microsoft.com/office/drawing/2016/5/14/chartex" xmlns:mc="http://schemas.openxmlformats.org/markup-compatibility/2006" xmlns:m="http://schemas.openxmlformats.org/officeDocument/2006/math" xmlns:aink="http://schemas.microsoft.com/office/drawing/2016/ink" xmlns:am3d="http://schemas.microsoft.com/office/drawing/2017/model3d" xmlns:oel="http://schemas.microsoft.com/office/2019/extlst" xmlns:r="http://schemas.openxmlformats.org/officeDocument/2006/relationships" xmlns:wp14="http://schemas.microsoft.com/office/word/2010/wordprocessingDrawing" xmlns:wp="http://schemas.openxmlformats.org/drawingml/2006/wordprocessingDrawing" xmlns:wpg="http://schemas.microsoft.com/office/word/2010/wordprocessingGroup" xmlns:wpi="http://schemas.microsoft.com/office/word/2010/wordprocessingInk" xmlns:wps="http://schemas.microsoft.com/office/word/2010/wordprocessingShape" xmlns:o="urn:schemas-microsoft-com:office:office" xmlns:v="urn:schemas-microsoft-com:vml" xmlns:w10="urn:schemas-microsoft-com:office:word" xmlns:w="http://schemas.openxmlformats.org/wordprocessingml/2006/main" xmlns:w14="http://schemas.microsoft.com/office/word/2010/wordml" xmlns:w15="http://schemas.microsoft.com/office/word/2012/wordml" xmlns:w16cei="http://schemas.microsoft.com/office/word/2026/wordml/cei" xmlns:w16cex="http://schemas.microsoft.com/office/word/2018/wordml/cex" xmlns:w16cid="http://schemas.microsoft.com/office/word/2016/wordml/cid" xmlns:w16="http://schemas.microsoft.com/office/word/2018/wordml" xmlns:w16sdtdh="http://schemas.microsoft.com/office/word/2020/wordml/sdtdatahash" xmlns:w16sdtfl="http://schemas.microsoft.com/office/word/2024/wordml/sdtformatlock" xmlns:w16se="http://schemas.microsoft.com/office/word/2015/wordml/symex" xmlns:w16du="http://schemas.microsoft.com/office/word/2023/wordml/word16du" xmlns:wne="http://schemas.microsoft.com/office/word/2006/wordml" mc:Ignorable="w14 w15 w16se w16cid w16 w16cex w16sdtdh w16sdtfl w16du wp14">
+<w:hdr xmlns:wpc="http://schemas.microsoft.com/office/word/2010/wordprocessingCanvas" xmlns:cx="http://schemas.microsoft.com/office/drawing/2014/chartex" xmlns:cx1="http://schemas.microsoft.com/office/drawing/2015/9/8/chartex" xmlns:cx2="http://schemas.microsoft.com/office/drawing/2015/10/21/chartex" xmlns:cx3="http://schemas.microsoft.com/office/drawing/2016/5/9/chartex" xmlns:cx4="http://schemas.microsoft.com/office/drawing/2016/5/10/chartex" xmlns:cx5="http://schemas.microsoft.com/office/drawing/2016/5/11/chartex" xmlns:cx6="http://schemas.microsoft.com/office/drawing/2016/5/12/chartex" xmlns:cx7="http://schemas.microsoft.com/office/drawing/2016/5/13/chartex" xmlns:cx8="http://schemas.microsoft.com/office/drawing/2016/5/14/chartex" xmlns:mc="http://schemas.openxmlformats.org/markup-compatibility/2006" xmlns:aink="http://schemas.microsoft.com/office/drawing/2016/ink" xmlns:am3d="http://schemas.microsoft.com/office/drawing/2017/model3d" xmlns:o="urn:schemas-microsoft-com:office:office" xmlns:oel="http://schemas.microsoft.com/office/2019/extlst" xmlns:r="http://schemas.openxmlformats.org/officeDocument/2006/relationships" xmlns:m="http://schemas.openxmlformats.org/officeDocument/2006/math" xmlns:v="urn:schemas-microsoft-com:vml" xmlns:wp14="http://schemas.microsoft.com/office/word/2010/wordprocessingDrawing" xmlns:wp="http://schemas.openxmlformats.org/drawingml/2006/wordprocessingDrawing" xmlns:w10="urn:schemas-microsoft-com:office:word" xmlns:w="http://schemas.openxmlformats.org/wordprocessingml/2006/main" xmlns:w14="http://schemas.microsoft.com/office/word/2010/wordml" xmlns:w15="http://schemas.microsoft.com/office/word/2012/wordml" xmlns:w16cex="http://schemas.microsoft.com/office/word/2018/wordml/cex" xmlns:w16cid="http://schemas.microsoft.com/office/word/2016/wordml/cid" xmlns:w16="http://schemas.microsoft.com/office/word/2018/wordml" xmlns:w16du="http://schemas.microsoft.com/office/word/2023/wordml/word16du" xmlns:w16sdtdh="http://schemas.microsoft.com/office/word/2020/wordml/sdtdatahash" xmlns:w16sdtfl="http://schemas.microsoft.com/office/word/2024/wordml/sdtformatlock" xmlns:w16se="http://schemas.microsoft.com/office/word/2015/wordml/symex" xmlns:wpg="http://schemas.microsoft.com/office/word/2010/wordprocessingGroup" xmlns:wpi="http://schemas.microsoft.com/office/word/2010/wordprocessingInk" xmlns:wne="http://schemas.microsoft.com/office/word/2006/wordml" xmlns:wps="http://schemas.microsoft.com/office/word/2010/wordprocessingShape" mc:Ignorable="w14 w15 w16se w16cid w16 w16cex w16sdtdh w16sdtfl w16du wp14">
   <w:tbl>
     <w:tblPr>
       <w:tblW w:w="6410" w:type="pct"/>
@@ -10529,7 +11683,7 @@
         </w:tcPr>
         <w:p>
           <w:pPr>
-            <w:pStyle w:val="Header"/>
+            <w:pStyle w:val="a7"/>
           </w:pPr>
         </w:p>
       </w:tc>
@@ -10539,7 +11693,7 @@
         </w:tcPr>
         <w:p>
           <w:pPr>
-            <w:pStyle w:val="Header"/>
+            <w:pStyle w:val="a7"/>
           </w:pPr>
         </w:p>
       </w:tc>
@@ -10550,7 +11704,7 @@
         </w:tcPr>
         <w:p>
           <w:pPr>
-            <w:pStyle w:val="Header"/>
+            <w:pStyle w:val="a7"/>
           </w:pPr>
         </w:p>
       </w:tc>
@@ -10558,14 +11712,14 @@
   </w:tbl>
   <w:p>
     <w:pPr>
-      <w:pStyle w:val="Header"/>
+      <w:pStyle w:val="a7"/>
     </w:pPr>
   </w:p>
 </w:hdr>
 </file>
 
 <file path=word/header2.xml><?xml version="1.0" encoding="utf-8"?>
-<w:hdr xmlns:wpc="http://schemas.microsoft.com/office/word/2010/wordprocessingCanvas" xmlns:cx="http://schemas.microsoft.com/office/drawing/2014/chartex" xmlns:cx1="http://schemas.microsoft.com/office/drawing/2015/9/8/chartex" xmlns:cx2="http://schemas.microsoft.com/office/drawing/2015/10/21/chartex" xmlns:cx3="http://schemas.microsoft.com/office/drawing/2016/5/9/chartex" xmlns:cx4="http://schemas.microsoft.com/office/drawing/2016/5/10/chartex" xmlns:cx5="http://schemas.microsoft.com/office/drawing/2016/5/11/chartex" xmlns:cx6="http://schemas.microsoft.com/office/drawing/2016/5/12/chartex" xmlns:cx7="http://schemas.microsoft.com/office/drawing/2016/5/13/chartex" xmlns:cx8="http://schemas.microsoft.com/office/drawing/2016/5/14/chartex" xmlns:mc="http://schemas.openxmlformats.org/markup-compatibility/2006" xmlns:m="http://schemas.openxmlformats.org/officeDocument/2006/math" xmlns:aink="http://schemas.microsoft.com/office/drawing/2016/ink" xmlns:am3d="http://schemas.microsoft.com/office/drawing/2017/model3d" xmlns:oel="http://schemas.microsoft.com/office/2019/extlst" xmlns:r="http://schemas.openxmlformats.org/officeDocument/2006/relationships" xmlns:wp14="http://schemas.microsoft.com/office/word/2010/wordprocessingDrawing" xmlns:wp="http://schemas.openxmlformats.org/drawingml/2006/wordprocessingDrawing" xmlns:wpg="http://schemas.microsoft.com/office/word/2010/wordprocessingGroup" xmlns:wpi="http://schemas.microsoft.com/office/word/2010/wordprocessingInk" xmlns:wps="http://schemas.microsoft.com/office/word/2010/wordprocessingShape" xmlns:o="urn:schemas-microsoft-com:office:office" xmlns:v="urn:schemas-microsoft-com:vml" xmlns:w10="urn:schemas-microsoft-com:office:word" xmlns:w="http://schemas.openxmlformats.org/wordprocessingml/2006/main" xmlns:w14="http://schemas.microsoft.com/office/word/2010/wordml" xmlns:w15="http://schemas.microsoft.com/office/word/2012/wordml" xmlns:w16cei="http://schemas.microsoft.com/office/word/2026/wordml/cei" xmlns:w16cex="http://schemas.microsoft.com/office/word/2018/wordml/cex" xmlns:w16cid="http://schemas.microsoft.com/office/word/2016/wordml/cid" xmlns:w16="http://schemas.microsoft.com/office/word/2018/wordml" xmlns:w16sdtdh="http://schemas.microsoft.com/office/word/2020/wordml/sdtdatahash" xmlns:w16sdtfl="http://schemas.microsoft.com/office/word/2024/wordml/sdtformatlock" xmlns:w16se="http://schemas.microsoft.com/office/word/2015/wordml/symex" xmlns:w16du="http://schemas.microsoft.com/office/word/2023/wordml/word16du" xmlns:wne="http://schemas.microsoft.com/office/word/2006/wordml" mc:Ignorable="w14 w15 w16se w16cid w16 w16cex w16sdtdh w16sdtfl w16du wp14">
+<w:hdr xmlns:wpc="http://schemas.microsoft.com/office/word/2010/wordprocessingCanvas" xmlns:cx="http://schemas.microsoft.com/office/drawing/2014/chartex" xmlns:cx1="http://schemas.microsoft.com/office/drawing/2015/9/8/chartex" xmlns:cx2="http://schemas.microsoft.com/office/drawing/2015/10/21/chartex" xmlns:cx3="http://schemas.microsoft.com/office/drawing/2016/5/9/chartex" xmlns:cx4="http://schemas.microsoft.com/office/drawing/2016/5/10/chartex" xmlns:cx5="http://schemas.microsoft.com/office/drawing/2016/5/11/chartex" xmlns:cx6="http://schemas.microsoft.com/office/drawing/2016/5/12/chartex" xmlns:cx7="http://schemas.microsoft.com/office/drawing/2016/5/13/chartex" xmlns:cx8="http://schemas.microsoft.com/office/drawing/2016/5/14/chartex" xmlns:mc="http://schemas.openxmlformats.org/markup-compatibility/2006" xmlns:aink="http://schemas.microsoft.com/office/drawing/2016/ink" xmlns:am3d="http://schemas.microsoft.com/office/drawing/2017/model3d" xmlns:o="urn:schemas-microsoft-com:office:office" xmlns:oel="http://schemas.microsoft.com/office/2019/extlst" xmlns:r="http://schemas.openxmlformats.org/officeDocument/2006/relationships" xmlns:m="http://schemas.openxmlformats.org/officeDocument/2006/math" xmlns:v="urn:schemas-microsoft-com:vml" xmlns:wp14="http://schemas.microsoft.com/office/word/2010/wordprocessingDrawing" xmlns:wp="http://schemas.openxmlformats.org/drawingml/2006/wordprocessingDrawing" xmlns:w10="urn:schemas-microsoft-com:office:word" xmlns:w="http://schemas.openxmlformats.org/wordprocessingml/2006/main" xmlns:w14="http://schemas.microsoft.com/office/word/2010/wordml" xmlns:w15="http://schemas.microsoft.com/office/word/2012/wordml" xmlns:w16cex="http://schemas.microsoft.com/office/word/2018/wordml/cex" xmlns:w16cid="http://schemas.microsoft.com/office/word/2016/wordml/cid" xmlns:w16="http://schemas.microsoft.com/office/word/2018/wordml" xmlns:w16du="http://schemas.microsoft.com/office/word/2023/wordml/word16du" xmlns:w16sdtdh="http://schemas.microsoft.com/office/word/2020/wordml/sdtdatahash" xmlns:w16sdtfl="http://schemas.microsoft.com/office/word/2024/wordml/sdtformatlock" xmlns:w16se="http://schemas.microsoft.com/office/word/2015/wordml/symex" xmlns:wpg="http://schemas.microsoft.com/office/word/2010/wordprocessingGroup" xmlns:wpi="http://schemas.microsoft.com/office/word/2010/wordprocessingInk" xmlns:wne="http://schemas.microsoft.com/office/word/2006/wordml" xmlns:wps="http://schemas.microsoft.com/office/word/2010/wordprocessingShape" mc:Ignorable="w14 w15 w16se w16cid w16 w16cex w16sdtdh w16sdtfl w16du wp14">
   <w:p>
     <w:pPr>
       <w:ind w:left="-2340"/>
@@ -10735,7 +11889,7 @@
             </wp:anchor>
           </w:drawing>
         </mc:Choice>
-        <mc:Fallback>
+        <mc:Fallback xmlns:w16cei="http://schemas.microsoft.com/office/word/2026/wordml/cei">
           <w:pict>
             <v:line w14:anchorId="7169C831" id="Straight Connector 6" o:spid="_x0000_s1026" style="position:absolute;z-index:251660288;visibility:visible;mso-wrap-style:square;mso-width-percent:0;mso-height-percent:0;mso-wrap-distance-left:9pt;mso-wrap-distance-top:-3e-5mm;mso-wrap-distance-right:9pt;mso-wrap-distance-bottom:-3e-5mm;mso-position-horizontal:absolute;mso-position-horizontal-relative:text;mso-position-vertical:absolute;mso-position-vertical-relative:text;mso-width-percent:0;mso-height-percent:0;mso-width-relative:page;mso-height-relative:page" from="-68.95pt,-666.45pt" to="489.05pt,-666.45pt" o:gfxdata="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" strokecolor="#4f81bd" strokeweight="2pt">
               <v:shadow on="t" opacity="24903f" origin=",.5" offset="0,.55556mm"/>
@@ -10750,7 +11904,7 @@
 </file>
 
 <file path=word/header3.xml><?xml version="1.0" encoding="utf-8"?>
-<w:hdr xmlns:wpc="http://schemas.microsoft.com/office/word/2010/wordprocessingCanvas" xmlns:cx="http://schemas.microsoft.com/office/drawing/2014/chartex" xmlns:cx1="http://schemas.microsoft.com/office/drawing/2015/9/8/chartex" xmlns:cx2="http://schemas.microsoft.com/office/drawing/2015/10/21/chartex" xmlns:cx3="http://schemas.microsoft.com/office/drawing/2016/5/9/chartex" xmlns:cx4="http://schemas.microsoft.com/office/drawing/2016/5/10/chartex" xmlns:cx5="http://schemas.microsoft.com/office/drawing/2016/5/11/chartex" xmlns:cx6="http://schemas.microsoft.com/office/drawing/2016/5/12/chartex" xmlns:cx7="http://schemas.microsoft.com/office/drawing/2016/5/13/chartex" xmlns:cx8="http://schemas.microsoft.com/office/drawing/2016/5/14/chartex" xmlns:mc="http://schemas.openxmlformats.org/markup-compatibility/2006" xmlns:m="http://schemas.openxmlformats.org/officeDocument/2006/math" xmlns:aink="http://schemas.microsoft.com/office/drawing/2016/ink" xmlns:am3d="http://schemas.microsoft.com/office/drawing/2017/model3d" xmlns:oel="http://schemas.microsoft.com/office/2019/extlst" xmlns:r="http://schemas.openxmlformats.org/officeDocument/2006/relationships" xmlns:wp14="http://schemas.microsoft.com/office/word/2010/wordprocessingDrawing" xmlns:wp="http://schemas.openxmlformats.org/drawingml/2006/wordprocessingDrawing" xmlns:wpg="http://schemas.microsoft.com/office/word/2010/wordprocessingGroup" xmlns:wpi="http://schemas.microsoft.com/office/word/2010/wordprocessingInk" xmlns:wps="http://schemas.microsoft.com/office/word/2010/wordprocessingShape" xmlns:o="urn:schemas-microsoft-com:office:office" xmlns:v="urn:schemas-microsoft-com:vml" xmlns:w10="urn:schemas-microsoft-com:office:word" xmlns:w="http://schemas.openxmlformats.org/wordprocessingml/2006/main" xmlns:w14="http://schemas.microsoft.com/office/word/2010/wordml" xmlns:w15="http://schemas.microsoft.com/office/word/2012/wordml" xmlns:w16cei="http://schemas.microsoft.com/office/word/2026/wordml/cei" xmlns:w16cex="http://schemas.microsoft.com/office/word/2018/wordml/cex" xmlns:w16cid="http://schemas.microsoft.com/office/word/2016/wordml/cid" xmlns:w16="http://schemas.microsoft.com/office/word/2018/wordml" xmlns:w16sdtdh="http://schemas.microsoft.com/office/word/2020/wordml/sdtdatahash" xmlns:w16sdtfl="http://schemas.microsoft.com/office/word/2024/wordml/sdtformatlock" xmlns:w16se="http://schemas.microsoft.com/office/word/2015/wordml/symex" xmlns:w16du="http://schemas.microsoft.com/office/word/2023/wordml/word16du" xmlns:wne="http://schemas.microsoft.com/office/word/2006/wordml" mc:Ignorable="w14 w15 w16se w16cid w16 w16cex w16sdtdh w16sdtfl w16du wp14">
+<w:hdr xmlns:wpc="http://schemas.microsoft.com/office/word/2010/wordprocessingCanvas" xmlns:cx="http://schemas.microsoft.com/office/drawing/2014/chartex" xmlns:cx1="http://schemas.microsoft.com/office/drawing/2015/9/8/chartex" xmlns:cx2="http://schemas.microsoft.com/office/drawing/2015/10/21/chartex" xmlns:cx3="http://schemas.microsoft.com/office/drawing/2016/5/9/chartex" xmlns:cx4="http://schemas.microsoft.com/office/drawing/2016/5/10/chartex" xmlns:cx5="http://schemas.microsoft.com/office/drawing/2016/5/11/chartex" xmlns:cx6="http://schemas.microsoft.com/office/drawing/2016/5/12/chartex" xmlns:cx7="http://schemas.microsoft.com/office/drawing/2016/5/13/chartex" xmlns:cx8="http://schemas.microsoft.com/office/drawing/2016/5/14/chartex" xmlns:mc="http://schemas.openxmlformats.org/markup-compatibility/2006" xmlns:aink="http://schemas.microsoft.com/office/drawing/2016/ink" xmlns:am3d="http://schemas.microsoft.com/office/drawing/2017/model3d" xmlns:o="urn:schemas-microsoft-com:office:office" xmlns:oel="http://schemas.microsoft.com/office/2019/extlst" xmlns:r="http://schemas.openxmlformats.org/officeDocument/2006/relationships" xmlns:m="http://schemas.openxmlformats.org/officeDocument/2006/math" xmlns:v="urn:schemas-microsoft-com:vml" xmlns:wp14="http://schemas.microsoft.com/office/word/2010/wordprocessingDrawing" xmlns:wp="http://schemas.openxmlformats.org/drawingml/2006/wordprocessingDrawing" xmlns:w10="urn:schemas-microsoft-com:office:word" xmlns:w="http://schemas.openxmlformats.org/wordprocessingml/2006/main" xmlns:w14="http://schemas.microsoft.com/office/word/2010/wordml" xmlns:w15="http://schemas.microsoft.com/office/word/2012/wordml" xmlns:w16cex="http://schemas.microsoft.com/office/word/2018/wordml/cex" xmlns:w16cid="http://schemas.microsoft.com/office/word/2016/wordml/cid" xmlns:w16="http://schemas.microsoft.com/office/word/2018/wordml" xmlns:w16du="http://schemas.microsoft.com/office/word/2023/wordml/word16du" xmlns:w16sdtdh="http://schemas.microsoft.com/office/word/2020/wordml/sdtdatahash" xmlns:w16sdtfl="http://schemas.microsoft.com/office/word/2024/wordml/sdtformatlock" xmlns:w16se="http://schemas.microsoft.com/office/word/2015/wordml/symex" xmlns:wpg="http://schemas.microsoft.com/office/word/2010/wordprocessingGroup" xmlns:wpi="http://schemas.microsoft.com/office/word/2010/wordprocessingInk" xmlns:wne="http://schemas.microsoft.com/office/word/2006/wordml" xmlns:wps="http://schemas.microsoft.com/office/word/2010/wordprocessingShape" mc:Ignorable="w14 w15 w16se w16cid w16 w16cex w16sdtdh w16sdtfl w16du wp14">
   <w:tbl>
     <w:tblPr>
       <w:tblW w:w="6410" w:type="pct"/>
@@ -10844,9 +11998,26 @@
           </w:r>
           <w:r>
             <w:rPr>
+              <w:rFonts w:hint="cs"/>
+              <w:noProof/>
+              <w:rtl/>
+            </w:rPr>
+            <w:instrText xml:space="preserve">خطأ! استخدم علامة التبويب "الصفحة الرئيسية" لتطبيق </w:instrText>
+          </w:r>
+          <w:r>
+            <w:rPr>
+              <w:rFonts w:hint="cs"/>
               <w:noProof/>
             </w:rPr>
-            <w:instrText>Task 3</w:instrText>
+            <w:instrText>Heading 1</w:instrText>
+          </w:r>
+          <w:r>
+            <w:rPr>
+              <w:rFonts w:hint="cs"/>
+              <w:noProof/>
+              <w:rtl/>
+            </w:rPr>
+            <w:instrText xml:space="preserve"> على النص الذي ترغب في أن يظهر هنا.</w:instrText>
           </w:r>
           <w:r>
             <w:rPr>
@@ -10877,9 +12048,26 @@
           </w:r>
           <w:r>
             <w:rPr>
+              <w:rFonts w:hint="cs"/>
+              <w:noProof/>
+              <w:rtl/>
+            </w:rPr>
+            <w:instrText xml:space="preserve">خطأ! استخدم علامة التبويب "الصفحة الرئيسية" لتطبيق </w:instrText>
+          </w:r>
+          <w:r>
+            <w:rPr>
+              <w:rFonts w:hint="cs"/>
               <w:noProof/>
             </w:rPr>
-            <w:instrText>Task 3</w:instrText>
+            <w:instrText>Heading 1</w:instrText>
+          </w:r>
+          <w:r>
+            <w:rPr>
+              <w:rFonts w:hint="cs"/>
+              <w:noProof/>
+              <w:rtl/>
+            </w:rPr>
+            <w:instrText xml:space="preserve"> على النص الذي ترغب في أن يظهر هنا.</w:instrText>
           </w:r>
           <w:r>
             <w:rPr>
@@ -10895,9 +12083,32 @@
           </w:r>
           <w:r>
             <w:rPr>
+              <w:rFonts w:hint="cs"/>
+              <w:noProof/>
+              <w:rtl/>
+            </w:rPr>
+            <w:t xml:space="preserve">خطأ! استخدم علامة التبويب "الصفحة الرئيسية" لتطبيق </w:t>
+          </w:r>
+          <w:r>
+            <w:rPr>
+              <w:rFonts w:hint="cs"/>
               <w:noProof/>
             </w:rPr>
-            <w:t xml:space="preserve">Task 3 </w:t>
+            <w:t>Heading 1</w:t>
+          </w:r>
+          <w:r>
+            <w:rPr>
+              <w:rFonts w:hint="cs"/>
+              <w:noProof/>
+              <w:rtl/>
+            </w:rPr>
+            <w:t xml:space="preserve"> على النص الذي ترغب في أن يظهر هنا.</w:t>
+          </w:r>
+          <w:r>
+            <w:rPr>
+              <w:noProof/>
+            </w:rPr>
+            <w:t xml:space="preserve"> </w:t>
           </w:r>
           <w:r>
             <w:fldChar w:fldCharType="end"/>
@@ -10955,7 +12166,7 @@
 </file>
 
 <file path=word/numbering.xml><?xml version="1.0" encoding="utf-8"?>
-<w:numbering xmlns:wpc="http://schemas.microsoft.com/office/word/2010/wordprocessingCanvas" xmlns:cx="http://schemas.microsoft.com/office/drawing/2014/chartex" xmlns:cx1="http://schemas.microsoft.com/office/drawing/2015/9/8/chartex" xmlns:cx2="http://schemas.microsoft.com/office/drawing/2015/10/21/chartex" xmlns:cx3="http://schemas.microsoft.com/office/drawing/2016/5/9/chartex" xmlns:cx4="http://schemas.microsoft.com/office/drawing/2016/5/10/chartex" xmlns:cx5="http://schemas.microsoft.com/office/drawing/2016/5/11/chartex" xmlns:cx6="http://schemas.microsoft.com/office/drawing/2016/5/12/chartex" xmlns:cx7="http://schemas.microsoft.com/office/drawing/2016/5/13/chartex" xmlns:cx8="http://schemas.microsoft.com/office/drawing/2016/5/14/chartex" xmlns:mc="http://schemas.openxmlformats.org/markup-compatibility/2006" xmlns:m="http://schemas.openxmlformats.org/officeDocument/2006/math" xmlns:aink="http://schemas.microsoft.com/office/drawing/2016/ink" xmlns:am3d="http://schemas.microsoft.com/office/drawing/2017/model3d" xmlns:oel="http://schemas.microsoft.com/office/2019/extlst" xmlns:r="http://schemas.openxmlformats.org/officeDocument/2006/relationships" xmlns:wp14="http://schemas.microsoft.com/office/word/2010/wordprocessingDrawing" xmlns:wp="http://schemas.openxmlformats.org/drawingml/2006/wordprocessingDrawing" xmlns:wpg="http://schemas.microsoft.com/office/word/2010/wordprocessingGroup" xmlns:wpi="http://schemas.microsoft.com/office/word/2010/wordprocessingInk" xmlns:wps="http://schemas.microsoft.com/office/word/2010/wordprocessingShape" xmlns:o="urn:schemas-microsoft-com:office:office" xmlns:v="urn:schemas-microsoft-com:vml" xmlns:w10="urn:schemas-microsoft-com:office:word" xmlns:w="http://schemas.openxmlformats.org/wordprocessingml/2006/main" xmlns:w14="http://schemas.microsoft.com/office/word/2010/wordml" xmlns:w15="http://schemas.microsoft.com/office/word/2012/wordml" xmlns:w16cei="http://schemas.microsoft.com/office/word/2026/wordml/cei" xmlns:w16cex="http://schemas.microsoft.com/office/word/2018/wordml/cex" xmlns:w16cid="http://schemas.microsoft.com/office/word/2016/wordml/cid" xmlns:w16="http://schemas.microsoft.com/office/word/2018/wordml" xmlns:w16sdtdh="http://schemas.microsoft.com/office/word/2020/wordml/sdtdatahash" xmlns:w16sdtfl="http://schemas.microsoft.com/office/word/2024/wordml/sdtformatlock" xmlns:w16se="http://schemas.microsoft.com/office/word/2015/wordml/symex" xmlns:w16du="http://schemas.microsoft.com/office/word/2023/wordml/word16du" xmlns:wne="http://schemas.microsoft.com/office/word/2006/wordml" mc:Ignorable="w14 w15 w16se w16cid w16 w16cex w16sdtdh w16sdtfl w16du wp14">
+<w:numbering xmlns:wpc="http://schemas.microsoft.com/office/word/2010/wordprocessingCanvas" xmlns:cx="http://schemas.microsoft.com/office/drawing/2014/chartex" xmlns:cx1="http://schemas.microsoft.com/office/drawing/2015/9/8/chartex" xmlns:cx2="http://schemas.microsoft.com/office/drawing/2015/10/21/chartex" xmlns:cx3="http://schemas.microsoft.com/office/drawing/2016/5/9/chartex" xmlns:cx4="http://schemas.microsoft.com/office/drawing/2016/5/10/chartex" xmlns:cx5="http://schemas.microsoft.com/office/drawing/2016/5/11/chartex" xmlns:cx6="http://schemas.microsoft.com/office/drawing/2016/5/12/chartex" xmlns:cx7="http://schemas.microsoft.com/office/drawing/2016/5/13/chartex" xmlns:cx8="http://schemas.microsoft.com/office/drawing/2016/5/14/chartex" xmlns:mc="http://schemas.openxmlformats.org/markup-compatibility/2006" xmlns:aink="http://schemas.microsoft.com/office/drawing/2016/ink" xmlns:am3d="http://schemas.microsoft.com/office/drawing/2017/model3d" xmlns:o="urn:schemas-microsoft-com:office:office" xmlns:oel="http://schemas.microsoft.com/office/2019/extlst" xmlns:r="http://schemas.openxmlformats.org/officeDocument/2006/relationships" xmlns:m="http://schemas.openxmlformats.org/officeDocument/2006/math" xmlns:v="urn:schemas-microsoft-com:vml" xmlns:wp14="http://schemas.microsoft.com/office/word/2010/wordprocessingDrawing" xmlns:wp="http://schemas.openxmlformats.org/drawingml/2006/wordprocessingDrawing" xmlns:w10="urn:schemas-microsoft-com:office:word" xmlns:w="http://schemas.openxmlformats.org/wordprocessingml/2006/main" xmlns:w14="http://schemas.microsoft.com/office/word/2010/wordml" xmlns:w15="http://schemas.microsoft.com/office/word/2012/wordml" xmlns:w16cex="http://schemas.microsoft.com/office/word/2018/wordml/cex" xmlns:w16cid="http://schemas.microsoft.com/office/word/2016/wordml/cid" xmlns:w16="http://schemas.microsoft.com/office/word/2018/wordml" xmlns:w16du="http://schemas.microsoft.com/office/word/2023/wordml/word16du" xmlns:w16sdtdh="http://schemas.microsoft.com/office/word/2020/wordml/sdtdatahash" xmlns:w16sdtfl="http://schemas.microsoft.com/office/word/2024/wordml/sdtformatlock" xmlns:w16se="http://schemas.microsoft.com/office/word/2015/wordml/symex" xmlns:wpg="http://schemas.microsoft.com/office/word/2010/wordprocessingGroup" xmlns:wpi="http://schemas.microsoft.com/office/word/2010/wordprocessingInk" xmlns:wne="http://schemas.microsoft.com/office/word/2006/wordml" xmlns:wps="http://schemas.microsoft.com/office/word/2010/wordprocessingShape" mc:Ignorable="w14 w15 w16se w16cid w16 w16cex w16sdtdh w16sdtfl w16du wp14">
   <w:abstractNum w:abstractNumId="0" w15:restartNumberingAfterBreak="0">
     <w:nsid w:val="FFFFFF89"/>
     <w:multiLevelType w:val="singleLevel"/>
@@ -10963,7 +12174,7 @@
     <w:lvl w:ilvl="0">
       <w:start w:val="1"/>
       <w:numFmt w:val="bullet"/>
-      <w:pStyle w:val="ListBullet"/>
+      <w:pStyle w:val="a"/>
       <w:lvlText w:val="•"/>
       <w:lvlJc w:val="left"/>
       <w:pPr>
@@ -11854,7 +13065,7 @@
     <w:lvl w:ilvl="0">
       <w:start w:val="1"/>
       <w:numFmt w:val="decimal"/>
-      <w:pStyle w:val="ListNumber"/>
+      <w:pStyle w:val="a0"/>
       <w:lvlText w:val="%1."/>
       <w:lvlJc w:val="left"/>
       <w:pPr>
@@ -11868,7 +13079,7 @@
     <w:lvl w:ilvl="1">
       <w:start w:val="1"/>
       <w:numFmt w:val="decimal"/>
-      <w:pStyle w:val="ListNumber2"/>
+      <w:pStyle w:val="2"/>
       <w:suff w:val="space"/>
       <w:lvlText w:val="%1.%2"/>
       <w:lvlJc w:val="left"/>
@@ -11883,7 +13094,7 @@
     <w:lvl w:ilvl="2">
       <w:start w:val="1"/>
       <w:numFmt w:val="lowerLetter"/>
-      <w:pStyle w:val="ListNumber3"/>
+      <w:pStyle w:val="3"/>
       <w:lvlText w:val="%3."/>
       <w:lvlJc w:val="left"/>
       <w:pPr>
@@ -11897,7 +13108,7 @@
     <w:lvl w:ilvl="3">
       <w:start w:val="1"/>
       <w:numFmt w:val="lowerRoman"/>
-      <w:pStyle w:val="ListNumber4"/>
+      <w:pStyle w:val="4"/>
       <w:lvlText w:val="%4."/>
       <w:lvlJc w:val="left"/>
       <w:pPr>
@@ -11911,7 +13122,7 @@
     <w:lvl w:ilvl="4">
       <w:start w:val="1"/>
       <w:numFmt w:val="lowerLetter"/>
-      <w:pStyle w:val="ListNumber5"/>
+      <w:pStyle w:val="5"/>
       <w:lvlText w:val="(%5)"/>
       <w:lvlJc w:val="left"/>
       <w:pPr>
@@ -13371,7 +14582,7 @@
 </file>
 
 <file path=word/styles.xml><?xml version="1.0" encoding="utf-8"?>
-<w:styles xmlns:mc="http://schemas.openxmlformats.org/markup-compatibility/2006" xmlns:r="http://schemas.openxmlformats.org/officeDocument/2006/relationships" xmlns:w="http://schemas.openxmlformats.org/wordprocessingml/2006/main" xmlns:w14="http://schemas.microsoft.com/office/word/2010/wordml" xmlns:w15="http://schemas.microsoft.com/office/word/2012/wordml" xmlns:w16cex="http://schemas.microsoft.com/office/word/2018/wordml/cex" xmlns:w16cid="http://schemas.microsoft.com/office/word/2016/wordml/cid" xmlns:w16="http://schemas.microsoft.com/office/word/2018/wordml" xmlns:w16sdtdh="http://schemas.microsoft.com/office/word/2020/wordml/sdtdatahash" xmlns:w16sdtfl="http://schemas.microsoft.com/office/word/2024/wordml/sdtformatlock" xmlns:w16se="http://schemas.microsoft.com/office/word/2015/wordml/symex" xmlns:w16du="http://schemas.microsoft.com/office/word/2023/wordml/word16du" mc:Ignorable="w14 w15 w16se w16cid w16 w16cex w16sdtdh w16sdtfl w16du">
+<w:styles xmlns:mc="http://schemas.openxmlformats.org/markup-compatibility/2006" xmlns:r="http://schemas.openxmlformats.org/officeDocument/2006/relationships" xmlns:w="http://schemas.openxmlformats.org/wordprocessingml/2006/main" xmlns:w14="http://schemas.microsoft.com/office/word/2010/wordml" xmlns:w15="http://schemas.microsoft.com/office/word/2012/wordml" xmlns:w16cex="http://schemas.microsoft.com/office/word/2018/wordml/cex" xmlns:w16cid="http://schemas.microsoft.com/office/word/2016/wordml/cid" xmlns:w16="http://schemas.microsoft.com/office/word/2018/wordml" xmlns:w16du="http://schemas.microsoft.com/office/word/2023/wordml/word16du" xmlns:w16sdtdh="http://schemas.microsoft.com/office/word/2020/wordml/sdtdatahash" xmlns:w16sdtfl="http://schemas.microsoft.com/office/word/2024/wordml/sdtformatlock" xmlns:w16se="http://schemas.microsoft.com/office/word/2015/wordml/symex" mc:Ignorable="w14 w15 w16se w16cid w16 w16cex w16sdtdh w16sdtfl w16du">
   <w:docDefaults>
     <w:rPrDefault>
       <w:rPr>
@@ -13764,16 +14975,16 @@
     <w:lsdException w:name="Unresolved Mention" w:semiHidden="1" w:unhideWhenUsed="1"/>
     <w:lsdException w:name="Smart Link" w:semiHidden="1" w:unhideWhenUsed="1"/>
   </w:latentStyles>
-  <w:style w:type="paragraph" w:default="1" w:styleId="Normal">
+  <w:style w:type="paragraph" w:default="1" w:styleId="a1">
     <w:name w:val="Normal"/>
     <w:qFormat/>
     <w:rsid w:val="00EE0FE4"/>
   </w:style>
-  <w:style w:type="paragraph" w:styleId="Heading1">
+  <w:style w:type="paragraph" w:styleId="1">
     <w:name w:val="heading 1"/>
-    <w:basedOn w:val="Normal"/>
-    <w:next w:val="Normal"/>
-    <w:link w:val="Heading1Char"/>
+    <w:basedOn w:val="a1"/>
+    <w:next w:val="a1"/>
+    <w:link w:val="1Char"/>
     <w:uiPriority w:val="1"/>
     <w:qFormat/>
     <w:pPr>
@@ -13792,11 +15003,11 @@
       <w:sz w:val="40"/>
     </w:rPr>
   </w:style>
-  <w:style w:type="paragraph" w:styleId="Heading2">
+  <w:style w:type="paragraph" w:styleId="20">
     <w:name w:val="heading 2"/>
-    <w:basedOn w:val="Normal"/>
-    <w:next w:val="Normal"/>
-    <w:link w:val="Heading2Char"/>
+    <w:basedOn w:val="a1"/>
+    <w:next w:val="a1"/>
+    <w:link w:val="2Char"/>
     <w:uiPriority w:val="1"/>
     <w:unhideWhenUsed/>
     <w:qFormat/>
@@ -13814,11 +15025,11 @@
       <w:sz w:val="28"/>
     </w:rPr>
   </w:style>
-  <w:style w:type="paragraph" w:styleId="Heading3">
+  <w:style w:type="paragraph" w:styleId="30">
     <w:name w:val="heading 3"/>
-    <w:basedOn w:val="Normal"/>
-    <w:next w:val="Normal"/>
-    <w:link w:val="Heading3Char"/>
+    <w:basedOn w:val="a1"/>
+    <w:next w:val="a1"/>
+    <w:link w:val="3Char"/>
     <w:uiPriority w:val="1"/>
     <w:semiHidden/>
     <w:unhideWhenUsed/>
@@ -13837,13 +15048,13 @@
       <w:szCs w:val="24"/>
     </w:rPr>
   </w:style>
-  <w:style w:type="character" w:default="1" w:styleId="DefaultParagraphFont">
+  <w:style w:type="character" w:default="1" w:styleId="a2">
     <w:name w:val="Default Paragraph Font"/>
     <w:uiPriority w:val="1"/>
     <w:semiHidden/>
     <w:unhideWhenUsed/>
   </w:style>
-  <w:style w:type="table" w:default="1" w:styleId="TableNormal">
+  <w:style w:type="table" w:default="1" w:styleId="a3">
     <w:name w:val="Normal Table"/>
     <w:uiPriority w:val="99"/>
     <w:semiHidden/>
@@ -13858,16 +15069,16 @@
       </w:tblCellMar>
     </w:tblPr>
   </w:style>
-  <w:style w:type="numbering" w:default="1" w:styleId="NoList">
+  <w:style w:type="numbering" w:default="1" w:styleId="a4">
     <w:name w:val="No List"/>
     <w:uiPriority w:val="99"/>
     <w:semiHidden/>
     <w:unhideWhenUsed/>
   </w:style>
-  <w:style w:type="paragraph" w:styleId="Footer">
+  <w:style w:type="paragraph" w:styleId="a5">
     <w:name w:val="footer"/>
-    <w:basedOn w:val="Normal"/>
-    <w:link w:val="FooterChar"/>
+    <w:basedOn w:val="a1"/>
+    <w:link w:val="Char"/>
     <w:uiPriority w:val="99"/>
     <w:unhideWhenUsed/>
     <w:qFormat/>
@@ -13879,20 +15090,20 @@
       <w:color w:val="EF4623" w:themeColor="accent1"/>
     </w:rPr>
   </w:style>
-  <w:style w:type="character" w:customStyle="1" w:styleId="FooterChar">
-    <w:name w:val="Footer Char"/>
-    <w:basedOn w:val="DefaultParagraphFont"/>
-    <w:link w:val="Footer"/>
+  <w:style w:type="character" w:customStyle="1" w:styleId="Char">
+    <w:name w:val="تذييل الصفحة Char"/>
+    <w:basedOn w:val="a2"/>
+    <w:link w:val="a5"/>
     <w:uiPriority w:val="99"/>
     <w:rPr>
       <w:color w:val="EF4623" w:themeColor="accent1"/>
     </w:rPr>
   </w:style>
-  <w:style w:type="paragraph" w:styleId="Subtitle">
+  <w:style w:type="paragraph" w:styleId="a6">
     <w:name w:val="Subtitle"/>
-    <w:basedOn w:val="Normal"/>
-    <w:next w:val="Normal"/>
-    <w:link w:val="SubtitleChar"/>
+    <w:basedOn w:val="a1"/>
+    <w:next w:val="a1"/>
+    <w:link w:val="Char0"/>
     <w:uiPriority w:val="3"/>
     <w:unhideWhenUsed/>
     <w:qFormat/>
@@ -13915,36 +15126,36 @@
   </w:style>
   <w:style w:type="paragraph" w:customStyle="1" w:styleId="Graphic">
     <w:name w:val="Graphic"/>
-    <w:basedOn w:val="Normal"/>
+    <w:basedOn w:val="a1"/>
     <w:uiPriority w:val="99"/>
     <w:pPr>
       <w:spacing w:after="80" w:line="240" w:lineRule="auto"/>
       <w:jc w:val="center"/>
     </w:pPr>
   </w:style>
-  <w:style w:type="paragraph" w:styleId="Header">
+  <w:style w:type="paragraph" w:styleId="a7">
     <w:name w:val="header"/>
-    <w:basedOn w:val="Normal"/>
-    <w:link w:val="HeaderChar"/>
+    <w:basedOn w:val="a1"/>
+    <w:link w:val="Char1"/>
     <w:uiPriority w:val="99"/>
     <w:qFormat/>
     <w:pPr>
       <w:spacing w:after="380" w:line="240" w:lineRule="auto"/>
     </w:pPr>
   </w:style>
-  <w:style w:type="character" w:customStyle="1" w:styleId="HeaderChar">
-    <w:name w:val="Header Char"/>
-    <w:basedOn w:val="DefaultParagraphFont"/>
-    <w:link w:val="Header"/>
+  <w:style w:type="character" w:customStyle="1" w:styleId="Char1">
+    <w:name w:val="رأس الصفحة Char"/>
+    <w:basedOn w:val="a2"/>
+    <w:link w:val="a7"/>
     <w:uiPriority w:val="99"/>
     <w:rPr>
       <w:color w:val="404040" w:themeColor="text1" w:themeTint="BF"/>
       <w:sz w:val="20"/>
     </w:rPr>
   </w:style>
-  <w:style w:type="table" w:styleId="TableGrid">
+  <w:style w:type="table" w:styleId="a8">
     <w:name w:val="Table Grid"/>
-    <w:basedOn w:val="TableNormal"/>
+    <w:basedOn w:val="a3"/>
     <w:uiPriority w:val="59"/>
     <w:pPr>
       <w:spacing w:before="120" w:after="120" w:line="240" w:lineRule="auto"/>
@@ -14001,7 +15212,7 @@
   </w:style>
   <w:style w:type="paragraph" w:customStyle="1" w:styleId="InfoHeading">
     <w:name w:val="Info Heading"/>
-    <w:basedOn w:val="Normal"/>
+    <w:basedOn w:val="a1"/>
     <w:uiPriority w:val="2"/>
     <w:qFormat/>
     <w:pPr>
@@ -14018,8 +15229,8 @@
   </w:style>
   <w:style w:type="paragraph" w:customStyle="1" w:styleId="Page">
     <w:name w:val="Page"/>
-    <w:basedOn w:val="Normal"/>
-    <w:next w:val="Normal"/>
+    <w:basedOn w:val="a1"/>
+    <w:next w:val="a1"/>
     <w:uiPriority w:val="99"/>
     <w:unhideWhenUsed/>
     <w:qFormat/>
@@ -14032,11 +15243,11 @@
       <w:sz w:val="36"/>
     </w:rPr>
   </w:style>
-  <w:style w:type="paragraph" w:styleId="Title">
+  <w:style w:type="paragraph" w:styleId="a9">
     <w:name w:val="Title"/>
-    <w:basedOn w:val="Normal"/>
-    <w:next w:val="Normal"/>
-    <w:link w:val="TitleChar"/>
+    <w:basedOn w:val="a1"/>
+    <w:next w:val="a1"/>
+    <w:link w:val="Char2"/>
     <w:uiPriority w:val="2"/>
     <w:qFormat/>
     <w:pPr>
@@ -14050,10 +15261,10 @@
       <w:sz w:val="200"/>
     </w:rPr>
   </w:style>
-  <w:style w:type="character" w:customStyle="1" w:styleId="TitleChar">
-    <w:name w:val="Title Char"/>
-    <w:basedOn w:val="DefaultParagraphFont"/>
-    <w:link w:val="Title"/>
+  <w:style w:type="character" w:customStyle="1" w:styleId="Char2">
+    <w:name w:val="العنوان Char"/>
+    <w:basedOn w:val="a2"/>
+    <w:link w:val="a9"/>
     <w:uiPriority w:val="2"/>
     <w:rPr>
       <w:rFonts w:asciiTheme="majorHAnsi" w:eastAsiaTheme="majorEastAsia" w:hAnsiTheme="majorHAnsi" w:cstheme="majorBidi"/>
@@ -14063,19 +15274,19 @@
       <w:sz w:val="200"/>
     </w:rPr>
   </w:style>
-  <w:style w:type="character" w:styleId="PlaceholderText">
+  <w:style w:type="character" w:styleId="aa">
     <w:name w:val="Placeholder Text"/>
-    <w:basedOn w:val="DefaultParagraphFont"/>
+    <w:basedOn w:val="a2"/>
     <w:uiPriority w:val="99"/>
     <w:semiHidden/>
     <w:rPr>
       <w:color w:val="808080"/>
     </w:rPr>
   </w:style>
-  <w:style w:type="paragraph" w:styleId="BalloonText">
+  <w:style w:type="paragraph" w:styleId="ab">
     <w:name w:val="Balloon Text"/>
-    <w:basedOn w:val="Normal"/>
-    <w:link w:val="BalloonTextChar"/>
+    <w:basedOn w:val="a1"/>
+    <w:link w:val="Char3"/>
     <w:uiPriority w:val="99"/>
     <w:semiHidden/>
     <w:unhideWhenUsed/>
@@ -14087,10 +15298,10 @@
       <w:sz w:val="16"/>
     </w:rPr>
   </w:style>
-  <w:style w:type="character" w:customStyle="1" w:styleId="BalloonTextChar">
-    <w:name w:val="Balloon Text Char"/>
-    <w:basedOn w:val="DefaultParagraphFont"/>
-    <w:link w:val="BalloonText"/>
+  <w:style w:type="character" w:customStyle="1" w:styleId="Char3">
+    <w:name w:val="نص في بالون Char"/>
+    <w:basedOn w:val="a2"/>
+    <w:link w:val="ab"/>
     <w:uiPriority w:val="99"/>
     <w:semiHidden/>
     <w:rPr>
@@ -14098,9 +15309,9 @@
       <w:sz w:val="16"/>
     </w:rPr>
   </w:style>
-  <w:style w:type="character" w:styleId="Strong">
+  <w:style w:type="character" w:styleId="ac">
     <w:name w:val="Strong"/>
-    <w:basedOn w:val="DefaultParagraphFont"/>
+    <w:basedOn w:val="a2"/>
     <w:uiPriority w:val="10"/>
     <w:qFormat/>
     <w:rPr>
@@ -14108,10 +15319,10 @@
       <w:bCs/>
     </w:rPr>
   </w:style>
-  <w:style w:type="character" w:customStyle="1" w:styleId="SubtitleChar">
-    <w:name w:val="Subtitle Char"/>
-    <w:basedOn w:val="DefaultParagraphFont"/>
-    <w:link w:val="Subtitle"/>
+  <w:style w:type="character" w:customStyle="1" w:styleId="Char0">
+    <w:name w:val="عنوان فرعي Char"/>
+    <w:basedOn w:val="a2"/>
+    <w:link w:val="a6"/>
     <w:uiPriority w:val="3"/>
     <w:rPr>
       <w:rFonts w:asciiTheme="majorHAnsi" w:eastAsiaTheme="majorEastAsia" w:hAnsiTheme="majorHAnsi" w:cstheme="majorBidi"/>
@@ -14125,7 +15336,7 @@
   </w:style>
   <w:style w:type="paragraph" w:customStyle="1" w:styleId="Abstract">
     <w:name w:val="Abstract"/>
-    <w:basedOn w:val="Normal"/>
+    <w:basedOn w:val="a1"/>
     <w:uiPriority w:val="3"/>
     <w:qFormat/>
     <w:pPr>
@@ -14139,9 +15350,9 @@
       <w:sz w:val="28"/>
     </w:rPr>
   </w:style>
-  <w:style w:type="paragraph" w:styleId="NoSpacing">
+  <w:style w:type="paragraph" w:styleId="ad">
     <w:name w:val="No Spacing"/>
-    <w:link w:val="NoSpacingChar"/>
+    <w:link w:val="Char4"/>
     <w:uiPriority w:val="1"/>
     <w:unhideWhenUsed/>
     <w:qFormat/>
@@ -14151,7 +15362,7 @@
   </w:style>
   <w:style w:type="character" w:styleId="Hyperlink">
     <w:name w:val="Hyperlink"/>
-    <w:basedOn w:val="DefaultParagraphFont"/>
+    <w:basedOn w:val="a2"/>
     <w:uiPriority w:val="99"/>
     <w:unhideWhenUsed/>
     <w:rPr>
@@ -14159,10 +15370,10 @@
       <w:u w:val="single"/>
     </w:rPr>
   </w:style>
-  <w:style w:type="paragraph" w:styleId="TOC1">
+  <w:style w:type="paragraph" w:styleId="10">
     <w:name w:val="toc 1"/>
-    <w:basedOn w:val="Normal"/>
-    <w:next w:val="Normal"/>
+    <w:basedOn w:val="a1"/>
+    <w:next w:val="a1"/>
     <w:autoRedefine/>
     <w:uiPriority w:val="39"/>
     <w:unhideWhenUsed/>
@@ -14177,10 +15388,10 @@
       <w:kern w:val="20"/>
     </w:rPr>
   </w:style>
-  <w:style w:type="character" w:customStyle="1" w:styleId="Heading1Char">
-    <w:name w:val="Heading 1 Char"/>
-    <w:basedOn w:val="DefaultParagraphFont"/>
-    <w:link w:val="Heading1"/>
+  <w:style w:type="character" w:customStyle="1" w:styleId="1Char">
+    <w:name w:val="العنوان 1 Char"/>
+    <w:basedOn w:val="a2"/>
+    <w:link w:val="1"/>
     <w:uiPriority w:val="1"/>
     <w:rPr>
       <w:rFonts w:asciiTheme="majorHAnsi" w:eastAsiaTheme="majorEastAsia" w:hAnsiTheme="majorHAnsi" w:cstheme="majorBidi"/>
@@ -14190,10 +15401,10 @@
       <w:sz w:val="40"/>
     </w:rPr>
   </w:style>
-  <w:style w:type="paragraph" w:styleId="TOCHeading">
+  <w:style w:type="paragraph" w:styleId="ae">
     <w:name w:val="TOC Heading"/>
-    <w:basedOn w:val="Heading1"/>
-    <w:next w:val="Normal"/>
+    <w:basedOn w:val="1"/>
+    <w:next w:val="a1"/>
     <w:uiPriority w:val="39"/>
     <w:unhideWhenUsed/>
     <w:qFormat/>
@@ -14210,10 +15421,10 @@
       <w:sz w:val="44"/>
     </w:rPr>
   </w:style>
-  <w:style w:type="character" w:customStyle="1" w:styleId="Heading2Char">
-    <w:name w:val="Heading 2 Char"/>
-    <w:basedOn w:val="DefaultParagraphFont"/>
-    <w:link w:val="Heading2"/>
+  <w:style w:type="character" w:customStyle="1" w:styleId="2Char">
+    <w:name w:val="عنوان 2 Char"/>
+    <w:basedOn w:val="a2"/>
+    <w:link w:val="20"/>
     <w:uiPriority w:val="1"/>
     <w:rPr>
       <w:rFonts w:asciiTheme="majorHAnsi" w:eastAsiaTheme="majorEastAsia" w:hAnsiTheme="majorHAnsi" w:cstheme="majorBidi"/>
@@ -14223,11 +15434,11 @@
       <w:sz w:val="28"/>
     </w:rPr>
   </w:style>
-  <w:style w:type="paragraph" w:styleId="Quote">
+  <w:style w:type="paragraph" w:styleId="af">
     <w:name w:val="Quote"/>
-    <w:basedOn w:val="Normal"/>
-    <w:next w:val="Normal"/>
-    <w:link w:val="QuoteChar"/>
+    <w:basedOn w:val="a1"/>
+    <w:next w:val="a1"/>
+    <w:link w:val="Char5"/>
     <w:uiPriority w:val="1"/>
     <w:unhideWhenUsed/>
     <w:qFormat/>
@@ -14242,10 +15453,10 @@
       <w:sz w:val="24"/>
     </w:rPr>
   </w:style>
-  <w:style w:type="character" w:customStyle="1" w:styleId="QuoteChar">
-    <w:name w:val="Quote Char"/>
-    <w:basedOn w:val="DefaultParagraphFont"/>
-    <w:link w:val="Quote"/>
+  <w:style w:type="character" w:customStyle="1" w:styleId="Char5">
+    <w:name w:val="اقتباس Char"/>
+    <w:basedOn w:val="a2"/>
+    <w:link w:val="af"/>
     <w:uiPriority w:val="1"/>
     <w:rPr>
       <w:i/>
@@ -14255,10 +15466,10 @@
       <w:sz w:val="24"/>
     </w:rPr>
   </w:style>
-  <w:style w:type="paragraph" w:styleId="Signature">
+  <w:style w:type="paragraph" w:styleId="af0">
     <w:name w:val="Signature"/>
-    <w:basedOn w:val="Normal"/>
-    <w:link w:val="SignatureChar"/>
+    <w:basedOn w:val="a1"/>
+    <w:link w:val="Char6"/>
     <w:uiPriority w:val="9"/>
     <w:unhideWhenUsed/>
     <w:qFormat/>
@@ -14271,25 +15482,25 @@
       <w:kern w:val="20"/>
     </w:rPr>
   </w:style>
-  <w:style w:type="character" w:customStyle="1" w:styleId="SignatureChar">
-    <w:name w:val="Signature Char"/>
-    <w:basedOn w:val="DefaultParagraphFont"/>
-    <w:link w:val="Signature"/>
+  <w:style w:type="character" w:customStyle="1" w:styleId="Char6">
+    <w:name w:val="توقيع Char"/>
+    <w:basedOn w:val="a2"/>
+    <w:link w:val="af0"/>
     <w:uiPriority w:val="9"/>
     <w:rPr>
       <w:color w:val="595959" w:themeColor="text1" w:themeTint="A6"/>
       <w:kern w:val="20"/>
     </w:rPr>
   </w:style>
-  <w:style w:type="character" w:customStyle="1" w:styleId="NoSpacingChar">
-    <w:name w:val="No Spacing Char"/>
-    <w:basedOn w:val="DefaultParagraphFont"/>
-    <w:link w:val="NoSpacing"/>
+  <w:style w:type="character" w:customStyle="1" w:styleId="Char4">
+    <w:name w:val="بلا تباعد Char"/>
+    <w:basedOn w:val="a2"/>
+    <w:link w:val="ad"/>
     <w:uiPriority w:val="1"/>
   </w:style>
-  <w:style w:type="paragraph" w:styleId="ListBullet">
+  <w:style w:type="paragraph" w:styleId="a">
     <w:name w:val="List Bullet"/>
-    <w:basedOn w:val="Normal"/>
+    <w:basedOn w:val="a1"/>
     <w:uiPriority w:val="1"/>
     <w:unhideWhenUsed/>
     <w:qFormat/>
@@ -14304,9 +15515,9 @@
       <w:kern w:val="20"/>
     </w:rPr>
   </w:style>
-  <w:style w:type="paragraph" w:styleId="ListNumber">
+  <w:style w:type="paragraph" w:styleId="a0">
     <w:name w:val="List Number"/>
-    <w:basedOn w:val="Normal"/>
+    <w:basedOn w:val="a1"/>
     <w:uiPriority w:val="1"/>
     <w:unhideWhenUsed/>
     <w:qFormat/>
@@ -14322,9 +15533,9 @@
       <w:kern w:val="20"/>
     </w:rPr>
   </w:style>
-  <w:style w:type="paragraph" w:styleId="ListNumber2">
+  <w:style w:type="paragraph" w:styleId="2">
     <w:name w:val="List Number 2"/>
-    <w:basedOn w:val="Normal"/>
+    <w:basedOn w:val="a1"/>
     <w:uiPriority w:val="1"/>
     <w:unhideWhenUsed/>
     <w:qFormat/>
@@ -14341,9 +15552,9 @@
       <w:kern w:val="20"/>
     </w:rPr>
   </w:style>
-  <w:style w:type="paragraph" w:styleId="ListNumber3">
+  <w:style w:type="paragraph" w:styleId="3">
     <w:name w:val="List Number 3"/>
-    <w:basedOn w:val="Normal"/>
+    <w:basedOn w:val="a1"/>
     <w:uiPriority w:val="18"/>
     <w:unhideWhenUsed/>
     <w:pPr>
@@ -14359,9 +15570,9 @@
       <w:kern w:val="20"/>
     </w:rPr>
   </w:style>
-  <w:style w:type="paragraph" w:styleId="ListNumber4">
+  <w:style w:type="paragraph" w:styleId="4">
     <w:name w:val="List Number 4"/>
-    <w:basedOn w:val="Normal"/>
+    <w:basedOn w:val="a1"/>
     <w:uiPriority w:val="18"/>
     <w:unhideWhenUsed/>
     <w:pPr>
@@ -14377,9 +15588,9 @@
       <w:kern w:val="20"/>
     </w:rPr>
   </w:style>
-  <w:style w:type="paragraph" w:styleId="ListNumber5">
+  <w:style w:type="paragraph" w:styleId="5">
     <w:name w:val="List Number 5"/>
-    <w:basedOn w:val="Normal"/>
+    <w:basedOn w:val="a1"/>
     <w:uiPriority w:val="18"/>
     <w:unhideWhenUsed/>
     <w:pPr>
@@ -14397,7 +15608,7 @@
   </w:style>
   <w:style w:type="table" w:customStyle="1" w:styleId="FinancialTable">
     <w:name w:val="Financial Table"/>
-    <w:basedOn w:val="TableNormal"/>
+    <w:basedOn w:val="a3"/>
     <w:uiPriority w:val="99"/>
     <w:pPr>
       <w:spacing w:before="60" w:after="60" w:line="240" w:lineRule="auto"/>
@@ -14439,9 +15650,9 @@
       </w:rPr>
     </w:tblStylePr>
   </w:style>
-  <w:style w:type="character" w:styleId="CommentReference">
+  <w:style w:type="character" w:styleId="af1">
     <w:name w:val="annotation reference"/>
-    <w:basedOn w:val="DefaultParagraphFont"/>
+    <w:basedOn w:val="a2"/>
     <w:uiPriority w:val="99"/>
     <w:semiHidden/>
     <w:unhideWhenUsed/>
@@ -14449,27 +15660,27 @@
       <w:sz w:val="16"/>
     </w:rPr>
   </w:style>
-  <w:style w:type="paragraph" w:styleId="CommentText">
+  <w:style w:type="paragraph" w:styleId="af2">
     <w:name w:val="annotation text"/>
-    <w:basedOn w:val="Normal"/>
-    <w:link w:val="CommentTextChar"/>
+    <w:basedOn w:val="a1"/>
+    <w:link w:val="Char7"/>
     <w:uiPriority w:val="99"/>
     <w:unhideWhenUsed/>
     <w:pPr>
       <w:spacing w:line="240" w:lineRule="auto"/>
     </w:pPr>
   </w:style>
-  <w:style w:type="character" w:customStyle="1" w:styleId="CommentTextChar">
-    <w:name w:val="Comment Text Char"/>
-    <w:basedOn w:val="DefaultParagraphFont"/>
-    <w:link w:val="CommentText"/>
+  <w:style w:type="character" w:customStyle="1" w:styleId="Char7">
+    <w:name w:val="نص تعليق Char"/>
+    <w:basedOn w:val="a2"/>
+    <w:link w:val="af2"/>
     <w:uiPriority w:val="99"/>
   </w:style>
-  <w:style w:type="paragraph" w:styleId="CommentSubject">
+  <w:style w:type="paragraph" w:styleId="af3">
     <w:name w:val="annotation subject"/>
-    <w:basedOn w:val="CommentText"/>
-    <w:next w:val="CommentText"/>
-    <w:link w:val="CommentSubjectChar"/>
+    <w:basedOn w:val="af2"/>
+    <w:next w:val="af2"/>
+    <w:link w:val="Char8"/>
     <w:uiPriority w:val="99"/>
     <w:semiHidden/>
     <w:unhideWhenUsed/>
@@ -14478,10 +15689,10 @@
       <w:bCs/>
     </w:rPr>
   </w:style>
-  <w:style w:type="character" w:customStyle="1" w:styleId="CommentSubjectChar">
-    <w:name w:val="Comment Subject Char"/>
-    <w:basedOn w:val="CommentTextChar"/>
-    <w:link w:val="CommentSubject"/>
+  <w:style w:type="character" w:customStyle="1" w:styleId="Char8">
+    <w:name w:val="موضوع تعليق Char"/>
+    <w:basedOn w:val="Char7"/>
+    <w:link w:val="af3"/>
     <w:uiPriority w:val="99"/>
     <w:semiHidden/>
     <w:rPr>
@@ -14489,9 +15700,9 @@
       <w:bCs/>
     </w:rPr>
   </w:style>
-  <w:style w:type="table" w:styleId="LightShading">
+  <w:style w:type="table" w:styleId="af4">
     <w:name w:val="Light Shading"/>
-    <w:basedOn w:val="TableNormal"/>
+    <w:basedOn w:val="a3"/>
     <w:uiPriority w:val="60"/>
     <w:pPr>
       <w:spacing w:after="0" w:line="240" w:lineRule="auto"/>
@@ -14586,7 +15797,7 @@
   </w:style>
   <w:style w:type="paragraph" w:customStyle="1" w:styleId="TableTextDecimal">
     <w:name w:val="Table Text Decimal"/>
-    <w:basedOn w:val="Normal"/>
+    <w:basedOn w:val="a1"/>
     <w:uiPriority w:val="1"/>
     <w:qFormat/>
     <w:pPr>
@@ -14598,7 +15809,7 @@
   </w:style>
   <w:style w:type="paragraph" w:customStyle="1" w:styleId="TableText">
     <w:name w:val="Table Text"/>
-    <w:basedOn w:val="Normal"/>
+    <w:basedOn w:val="a1"/>
     <w:uiPriority w:val="1"/>
     <w:qFormat/>
     <w:pPr>
@@ -14607,7 +15818,7 @@
   </w:style>
   <w:style w:type="paragraph" w:customStyle="1" w:styleId="Organization">
     <w:name w:val="Organization"/>
-    <w:basedOn w:val="Normal"/>
+    <w:basedOn w:val="a1"/>
     <w:uiPriority w:val="2"/>
     <w:qFormat/>
     <w:pPr>
@@ -14621,9 +15832,9 @@
       <w:sz w:val="36"/>
     </w:rPr>
   </w:style>
-  <w:style w:type="paragraph" w:styleId="ListParagraph">
+  <w:style w:type="paragraph" w:styleId="af5">
     <w:name w:val="List Paragraph"/>
-    <w:basedOn w:val="Normal"/>
+    <w:basedOn w:val="a1"/>
     <w:uiPriority w:val="34"/>
     <w:qFormat/>
     <w:rsid w:val="001B698D"/>
@@ -14632,9 +15843,9 @@
       <w:contextualSpacing/>
     </w:pPr>
   </w:style>
-  <w:style w:type="character" w:styleId="UnresolvedMention">
+  <w:style w:type="character" w:styleId="af6">
     <w:name w:val="Unresolved Mention"/>
-    <w:basedOn w:val="DefaultParagraphFont"/>
+    <w:basedOn w:val="a2"/>
     <w:uiPriority w:val="99"/>
     <w:semiHidden/>
     <w:unhideWhenUsed/>
@@ -14644,10 +15855,10 @@
       <w:shd w:val="clear" w:color="auto" w:fill="E1DFDD"/>
     </w:rPr>
   </w:style>
-  <w:style w:type="character" w:customStyle="1" w:styleId="Heading3Char">
-    <w:name w:val="Heading 3 Char"/>
-    <w:basedOn w:val="DefaultParagraphFont"/>
-    <w:link w:val="Heading3"/>
+  <w:style w:type="character" w:customStyle="1" w:styleId="3Char">
+    <w:name w:val="عنوان 3 Char"/>
+    <w:basedOn w:val="a2"/>
+    <w:link w:val="30"/>
     <w:uiPriority w:val="1"/>
     <w:semiHidden/>
     <w:rsid w:val="00667896"/>
@@ -14658,9 +15869,9 @@
       <w:szCs w:val="24"/>
     </w:rPr>
   </w:style>
-  <w:style w:type="paragraph" w:styleId="NormalWeb">
+  <w:style w:type="paragraph" w:styleId="af7">
     <w:name w:val="Normal (Web)"/>
-    <w:basedOn w:val="Normal"/>
+    <w:basedOn w:val="a1"/>
     <w:uiPriority w:val="99"/>
     <w:semiHidden/>
     <w:unhideWhenUsed/>
@@ -14675,7 +15886,7 @@
 </file>
 
 <file path=word/glossary/document.xml><?xml version="1.0" encoding="utf-8"?>
-<w:glossaryDocument xmlns:wpc="http://schemas.microsoft.com/office/word/2010/wordprocessingCanvas" xmlns:cx="http://schemas.microsoft.com/office/drawing/2014/chartex" xmlns:cx1="http://schemas.microsoft.com/office/drawing/2015/9/8/chartex" xmlns:cx2="http://schemas.microsoft.com/office/drawing/2015/10/21/chartex" xmlns:cx3="http://schemas.microsoft.com/office/drawing/2016/5/9/chartex" xmlns:cx4="http://schemas.microsoft.com/office/drawing/2016/5/10/chartex" xmlns:cx5="http://schemas.microsoft.com/office/drawing/2016/5/11/chartex" xmlns:cx6="http://schemas.microsoft.com/office/drawing/2016/5/12/chartex" xmlns:cx7="http://schemas.microsoft.com/office/drawing/2016/5/13/chartex" xmlns:cx8="http://schemas.microsoft.com/office/drawing/2016/5/14/chartex" xmlns:mc="http://schemas.openxmlformats.org/markup-compatibility/2006" xmlns:m="http://schemas.openxmlformats.org/officeDocument/2006/math" xmlns:aink="http://schemas.microsoft.com/office/drawing/2016/ink" xmlns:am3d="http://schemas.microsoft.com/office/drawing/2017/model3d" xmlns:oel="http://schemas.microsoft.com/office/2019/extlst" xmlns:r="http://schemas.openxmlformats.org/officeDocument/2006/relationships" xmlns:wp14="http://schemas.microsoft.com/office/word/2010/wordprocessingDrawing" xmlns:wp="http://schemas.openxmlformats.org/drawingml/2006/wordprocessingDrawing" xmlns:wpg="http://schemas.microsoft.com/office/word/2010/wordprocessingGroup" xmlns:wpi="http://schemas.microsoft.com/office/word/2010/wordprocessingInk" xmlns:wps="http://schemas.microsoft.com/office/word/2010/wordprocessingShape" xmlns:o="urn:schemas-microsoft-com:office:office" xmlns:v="urn:schemas-microsoft-com:vml" xmlns:w10="urn:schemas-microsoft-com:office:word" xmlns:w="http://schemas.openxmlformats.org/wordprocessingml/2006/main" xmlns:w14="http://schemas.microsoft.com/office/word/2010/wordml" xmlns:w15="http://schemas.microsoft.com/office/word/2012/wordml" xmlns:w16cei="http://schemas.microsoft.com/office/word/2026/wordml/cei" xmlns:w16cex="http://schemas.microsoft.com/office/word/2018/wordml/cex" xmlns:w16cid="http://schemas.microsoft.com/office/word/2016/wordml/cid" xmlns:w16="http://schemas.microsoft.com/office/word/2018/wordml" xmlns:w16sdtdh="http://schemas.microsoft.com/office/word/2020/wordml/sdtdatahash" xmlns:w16sdtfl="http://schemas.microsoft.com/office/word/2024/wordml/sdtformatlock" xmlns:w16se="http://schemas.microsoft.com/office/word/2015/wordml/symex" xmlns:w16du="http://schemas.microsoft.com/office/word/2023/wordml/word16du" xmlns:wne="http://schemas.microsoft.com/office/word/2006/wordml" mc:Ignorable="w14 w15 w16se w16cid w16 w16cex w16sdtdh w16sdtfl w16du wp14">
+<w:glossaryDocument xmlns:wpc="http://schemas.microsoft.com/office/word/2010/wordprocessingCanvas" xmlns:cx="http://schemas.microsoft.com/office/drawing/2014/chartex" xmlns:cx1="http://schemas.microsoft.com/office/drawing/2015/9/8/chartex" xmlns:cx2="http://schemas.microsoft.com/office/drawing/2015/10/21/chartex" xmlns:cx3="http://schemas.microsoft.com/office/drawing/2016/5/9/chartex" xmlns:cx4="http://schemas.microsoft.com/office/drawing/2016/5/10/chartex" xmlns:cx5="http://schemas.microsoft.com/office/drawing/2016/5/11/chartex" xmlns:cx6="http://schemas.microsoft.com/office/drawing/2016/5/12/chartex" xmlns:cx7="http://schemas.microsoft.com/office/drawing/2016/5/13/chartex" xmlns:cx8="http://schemas.microsoft.com/office/drawing/2016/5/14/chartex" xmlns:mc="http://schemas.openxmlformats.org/markup-compatibility/2006" xmlns:aink="http://schemas.microsoft.com/office/drawing/2016/ink" xmlns:am3d="http://schemas.microsoft.com/office/drawing/2017/model3d" xmlns:o="urn:schemas-microsoft-com:office:office" xmlns:oel="http://schemas.microsoft.com/office/2019/extlst" xmlns:r="http://schemas.openxmlformats.org/officeDocument/2006/relationships" xmlns:m="http://schemas.openxmlformats.org/officeDocument/2006/math" xmlns:v="urn:schemas-microsoft-com:vml" xmlns:wp14="http://schemas.microsoft.com/office/word/2010/wordprocessingDrawing" xmlns:wp="http://schemas.openxmlformats.org/drawingml/2006/wordprocessingDrawing" xmlns:w10="urn:schemas-microsoft-com:office:word" xmlns:w="http://schemas.openxmlformats.org/wordprocessingml/2006/main" xmlns:w14="http://schemas.microsoft.com/office/word/2010/wordml" xmlns:w15="http://schemas.microsoft.com/office/word/2012/wordml" xmlns:w16cex="http://schemas.microsoft.com/office/word/2018/wordml/cex" xmlns:w16cid="http://schemas.microsoft.com/office/word/2016/wordml/cid" xmlns:w16="http://schemas.microsoft.com/office/word/2018/wordml" xmlns:w16du="http://schemas.microsoft.com/office/word/2023/wordml/word16du" xmlns:w16sdtdh="http://schemas.microsoft.com/office/word/2020/wordml/sdtdatahash" xmlns:w16sdtfl="http://schemas.microsoft.com/office/word/2024/wordml/sdtformatlock" xmlns:w16se="http://schemas.microsoft.com/office/word/2015/wordml/symex" xmlns:wpg="http://schemas.microsoft.com/office/word/2010/wordprocessingGroup" xmlns:wpi="http://schemas.microsoft.com/office/word/2010/wordprocessingInk" xmlns:wne="http://schemas.microsoft.com/office/word/2006/wordml" xmlns:wps="http://schemas.microsoft.com/office/word/2010/wordprocessingShape" mc:Ignorable="w14 w15 w16se w16cid w16 w16cex w16sdtdh w16sdtfl w16du wp14">
   <w:docParts>
     <w:docPart>
       <w:docPartPr>
@@ -14760,7 +15971,7 @@
 </file>
 
 <file path=word/glossary/fontTable.xml><?xml version="1.0" encoding="utf-8"?>
-<w:fonts xmlns:mc="http://schemas.openxmlformats.org/markup-compatibility/2006" xmlns:r="http://schemas.openxmlformats.org/officeDocument/2006/relationships" xmlns:w="http://schemas.openxmlformats.org/wordprocessingml/2006/main" xmlns:w14="http://schemas.microsoft.com/office/word/2010/wordml" xmlns:w15="http://schemas.microsoft.com/office/word/2012/wordml" xmlns:w16cex="http://schemas.microsoft.com/office/word/2018/wordml/cex" xmlns:w16cid="http://schemas.microsoft.com/office/word/2016/wordml/cid" xmlns:w16="http://schemas.microsoft.com/office/word/2018/wordml" xmlns:w16sdtdh="http://schemas.microsoft.com/office/word/2020/wordml/sdtdatahash" xmlns:w16sdtfl="http://schemas.microsoft.com/office/word/2024/wordml/sdtformatlock" xmlns:w16se="http://schemas.microsoft.com/office/word/2015/wordml/symex" xmlns:w16du="http://schemas.microsoft.com/office/word/2023/wordml/word16du" mc:Ignorable="w14 w15 w16se w16cid w16 w16cex w16sdtdh w16sdtfl w16du">
+<w:fonts xmlns:mc="http://schemas.openxmlformats.org/markup-compatibility/2006" xmlns:r="http://schemas.openxmlformats.org/officeDocument/2006/relationships" xmlns:w="http://schemas.openxmlformats.org/wordprocessingml/2006/main" xmlns:w14="http://schemas.microsoft.com/office/word/2010/wordml" xmlns:w15="http://schemas.microsoft.com/office/word/2012/wordml" xmlns:w16cex="http://schemas.microsoft.com/office/word/2018/wordml/cex" xmlns:w16cid="http://schemas.microsoft.com/office/word/2016/wordml/cid" xmlns:w16="http://schemas.microsoft.com/office/word/2018/wordml" xmlns:w16du="http://schemas.microsoft.com/office/word/2023/wordml/word16du" xmlns:w16sdtdh="http://schemas.microsoft.com/office/word/2020/wordml/sdtdatahash" xmlns:w16sdtfl="http://schemas.microsoft.com/office/word/2024/wordml/sdtformatlock" xmlns:w16se="http://schemas.microsoft.com/office/word/2015/wordml/symex" mc:Ignorable="w14 w15 w16se w16cid w16 w16cex w16sdtdh w16sdtfl w16du">
   <w:font w:name="Cambria">
     <w:panose1 w:val="02040503050406030204"/>
     <w:charset w:val="00"/>
@@ -14777,10 +15988,10 @@
   </w:font>
   <w:font w:name="Wingdings">
     <w:panose1 w:val="05000000000000000000"/>
-    <w:charset w:val="4D"/>
-    <w:family w:val="decorative"/>
+    <w:charset w:val="02"/>
+    <w:family w:val="auto"/>
     <w:pitch w:val="variable"/>
-    <w:sig w:usb0="00000003" w:usb1="00000000" w:usb2="00000000" w:usb3="00000000" w:csb0="80000001" w:csb1="00000000"/>
+    <w:sig w:usb0="00000000" w:usb1="10000000" w:usb2="00000000" w:usb3="00000000" w:csb0="80000000" w:csb1="00000000"/>
   </w:font>
   <w:font w:name="Courier New">
     <w:panose1 w:val="02070309020205020404"/>
@@ -14792,7 +16003,7 @@
   <w:font w:name="Symbol">
     <w:panose1 w:val="05050102010706020507"/>
     <w:charset w:val="02"/>
-    <w:family w:val="decorative"/>
+    <w:family w:val="roman"/>
     <w:pitch w:val="variable"/>
     <w:sig w:usb0="00000000" w:usb1="10000000" w:usb2="00000000" w:usb3="00000000" w:csb0="80000000" w:csb1="00000000"/>
   </w:font>
@@ -14818,7 +16029,6 @@
     <w:sig w:usb0="E1002EFF" w:usb1="C000605B" w:usb2="00000029" w:usb3="00000000" w:csb0="000101FF" w:csb1="00000000"/>
   </w:font>
   <w:font w:name="Aptos">
-    <w:panose1 w:val="020B0004020202020204"/>
     <w:charset w:val="00"/>
     <w:family w:val="swiss"/>
     <w:pitch w:val="variable"/>
@@ -14826,13 +16036,13 @@
   </w:font>
   <w:font w:name="Frutiger LT Arabic 45 Light">
     <w:altName w:val="Arial"/>
-    <w:panose1 w:val="020B0604020202020204"/>
     <w:charset w:val="00"/>
     <w:family w:val="auto"/>
     <w:pitch w:val="variable"/>
     <w:sig w:usb0="800020AF" w:usb1="C000A04A" w:usb2="00000008" w:usb3="00000000" w:csb0="00000041" w:csb1="00000000"/>
   </w:font>
   <w:font w:name="Yu Mincho">
+    <w:altName w:val="游明朝"/>
     <w:panose1 w:val="02020400000000000000"/>
     <w:charset w:val="80"/>
     <w:family w:val="roman"/>
@@ -14840,6 +16050,7 @@
     <w:sig w:usb0="800002E7" w:usb1="2AC7FCFF" w:usb2="00000012" w:usb3="00000000" w:csb0="0002009F" w:csb1="00000000"/>
   </w:font>
   <w:font w:name="Yu Gothic Light">
+    <w:altName w:val="游ゴシック Light"/>
     <w:panose1 w:val="020B0300000000000000"/>
     <w:charset w:val="80"/>
     <w:family w:val="swiss"/>
@@ -14847,7 +16058,6 @@
     <w:sig w:usb0="E00002FF" w:usb1="2AC7FDFF" w:usb2="00000016" w:usb3="00000000" w:csb0="0002009F" w:csb1="00000000"/>
   </w:font>
   <w:font w:name="Aptos Display">
-    <w:panose1 w:val="020B0004020202020204"/>
     <w:charset w:val="00"/>
     <w:family w:val="swiss"/>
     <w:pitch w:val="variable"/>
@@ -14857,7 +16067,7 @@
 </file>
 
 <file path=word/glossary/numbering.xml><?xml version="1.0" encoding="utf-8"?>
-<w:numbering xmlns:wpc="http://schemas.microsoft.com/office/word/2010/wordprocessingCanvas" xmlns:cx="http://schemas.microsoft.com/office/drawing/2014/chartex" xmlns:cx1="http://schemas.microsoft.com/office/drawing/2015/9/8/chartex" xmlns:cx2="http://schemas.microsoft.com/office/drawing/2015/10/21/chartex" xmlns:cx3="http://schemas.microsoft.com/office/drawing/2016/5/9/chartex" xmlns:cx4="http://schemas.microsoft.com/office/drawing/2016/5/10/chartex" xmlns:cx5="http://schemas.microsoft.com/office/drawing/2016/5/11/chartex" xmlns:cx6="http://schemas.microsoft.com/office/drawing/2016/5/12/chartex" xmlns:cx7="http://schemas.microsoft.com/office/drawing/2016/5/13/chartex" xmlns:cx8="http://schemas.microsoft.com/office/drawing/2016/5/14/chartex" xmlns:mc="http://schemas.openxmlformats.org/markup-compatibility/2006" xmlns:m="http://schemas.openxmlformats.org/officeDocument/2006/math" xmlns:aink="http://schemas.microsoft.com/office/drawing/2016/ink" xmlns:am3d="http://schemas.microsoft.com/office/drawing/2017/model3d" xmlns:oel="http://schemas.microsoft.com/office/2019/extlst" xmlns:r="http://schemas.openxmlformats.org/officeDocument/2006/relationships" xmlns:wp14="http://schemas.microsoft.com/office/word/2010/wordprocessingDrawing" xmlns:wp="http://schemas.openxmlformats.org/drawingml/2006/wordprocessingDrawing" xmlns:wpg="http://schemas.microsoft.com/office/word/2010/wordprocessingGroup" xmlns:wpi="http://schemas.microsoft.com/office/word/2010/wordprocessingInk" xmlns:wps="http://schemas.microsoft.com/office/word/2010/wordprocessingShape" xmlns:o="urn:schemas-microsoft-com:office:office" xmlns:v="urn:schemas-microsoft-com:vml" xmlns:w10="urn:schemas-microsoft-com:office:word" xmlns:w="http://schemas.openxmlformats.org/wordprocessingml/2006/main" xmlns:w14="http://schemas.microsoft.com/office/word/2010/wordml" xmlns:w15="http://schemas.microsoft.com/office/word/2012/wordml" xmlns:w16cei="http://schemas.microsoft.com/office/word/2026/wordml/cei" xmlns:w16cex="http://schemas.microsoft.com/office/word/2018/wordml/cex" xmlns:w16cid="http://schemas.microsoft.com/office/word/2016/wordml/cid" xmlns:w16="http://schemas.microsoft.com/office/word/2018/wordml" xmlns:w16sdtdh="http://schemas.microsoft.com/office/word/2020/wordml/sdtdatahash" xmlns:w16sdtfl="http://schemas.microsoft.com/office/word/2024/wordml/sdtformatlock" xmlns:w16se="http://schemas.microsoft.com/office/word/2015/wordml/symex" xmlns:w16du="http://schemas.microsoft.com/office/word/2023/wordml/word16du" xmlns:wne="http://schemas.microsoft.com/office/word/2006/wordml" mc:Ignorable="w14 w15 w16se w16cid w16 w16cex w16sdtdh w16sdtfl w16du wp14">
+<w:numbering xmlns:wpc="http://schemas.microsoft.com/office/word/2010/wordprocessingCanvas" xmlns:cx="http://schemas.microsoft.com/office/drawing/2014/chartex" xmlns:cx1="http://schemas.microsoft.com/office/drawing/2015/9/8/chartex" xmlns:cx2="http://schemas.microsoft.com/office/drawing/2015/10/21/chartex" xmlns:cx3="http://schemas.microsoft.com/office/drawing/2016/5/9/chartex" xmlns:cx4="http://schemas.microsoft.com/office/drawing/2016/5/10/chartex" xmlns:cx5="http://schemas.microsoft.com/office/drawing/2016/5/11/chartex" xmlns:cx6="http://schemas.microsoft.com/office/drawing/2016/5/12/chartex" xmlns:cx7="http://schemas.microsoft.com/office/drawing/2016/5/13/chartex" xmlns:cx8="http://schemas.microsoft.com/office/drawing/2016/5/14/chartex" xmlns:mc="http://schemas.openxmlformats.org/markup-compatibility/2006" xmlns:aink="http://schemas.microsoft.com/office/drawing/2016/ink" xmlns:am3d="http://schemas.microsoft.com/office/drawing/2017/model3d" xmlns:o="urn:schemas-microsoft-com:office:office" xmlns:oel="http://schemas.microsoft.com/office/2019/extlst" xmlns:r="http://schemas.openxmlformats.org/officeDocument/2006/relationships" xmlns:m="http://schemas.openxmlformats.org/officeDocument/2006/math" xmlns:v="urn:schemas-microsoft-com:vml" xmlns:wp14="http://schemas.microsoft.com/office/word/2010/wordprocessingDrawing" xmlns:wp="http://schemas.openxmlformats.org/drawingml/2006/wordprocessingDrawing" xmlns:w10="urn:schemas-microsoft-com:office:word" xmlns:w="http://schemas.openxmlformats.org/wordprocessingml/2006/main" xmlns:w14="http://schemas.microsoft.com/office/word/2010/wordml" xmlns:w15="http://schemas.microsoft.com/office/word/2012/wordml" xmlns:w16cex="http://schemas.microsoft.com/office/word/2018/wordml/cex" xmlns:w16cid="http://schemas.microsoft.com/office/word/2016/wordml/cid" xmlns:w16="http://schemas.microsoft.com/office/word/2018/wordml" xmlns:w16du="http://schemas.microsoft.com/office/word/2023/wordml/word16du" xmlns:w16sdtdh="http://schemas.microsoft.com/office/word/2020/wordml/sdtdatahash" xmlns:w16sdtfl="http://schemas.microsoft.com/office/word/2024/wordml/sdtformatlock" xmlns:w16se="http://schemas.microsoft.com/office/word/2015/wordml/symex" xmlns:wpg="http://schemas.microsoft.com/office/word/2010/wordprocessingGroup" xmlns:wpi="http://schemas.microsoft.com/office/word/2010/wordprocessingInk" xmlns:wne="http://schemas.microsoft.com/office/word/2006/wordml" xmlns:wps="http://schemas.microsoft.com/office/word/2010/wordprocessingShape" mc:Ignorable="w14 w15 w16se w16cid w16 w16cex w16sdtdh w16sdtfl w16du wp14">
   <w:abstractNum w:abstractNumId="0" w15:restartNumberingAfterBreak="0">
     <w:nsid w:val="FFFFFF89"/>
     <w:multiLevelType w:val="singleLevel"/>
@@ -14865,7 +16075,7 @@
     <w:lvl w:ilvl="0">
       <w:start w:val="1"/>
       <w:numFmt w:val="bullet"/>
-      <w:pStyle w:val="ListBullet"/>
+      <w:pStyle w:val="a"/>
       <w:lvlText w:val="•"/>
       <w:lvlJc w:val="left"/>
       <w:pPr>
@@ -14884,7 +16094,7 @@
 </file>
 
 <file path=word/glossary/settings.xml><?xml version="1.0" encoding="utf-8"?>
-<w:settings xmlns:mc="http://schemas.openxmlformats.org/markup-compatibility/2006" xmlns:m="http://schemas.openxmlformats.org/officeDocument/2006/math" xmlns:r="http://schemas.openxmlformats.org/officeDocument/2006/relationships" xmlns:sl="http://schemas.openxmlformats.org/schemaLibrary/2006/main" xmlns:o="urn:schemas-microsoft-com:office:office" xmlns:v="urn:schemas-microsoft-com:vml" xmlns:w10="urn:schemas-microsoft-com:office:word" xmlns:w="http://schemas.openxmlformats.org/wordprocessingml/2006/main" xmlns:w14="http://schemas.microsoft.com/office/word/2010/wordml" xmlns:w15="http://schemas.microsoft.com/office/word/2012/wordml" xmlns:w16cex="http://schemas.microsoft.com/office/word/2018/wordml/cex" xmlns:w16cid="http://schemas.microsoft.com/office/word/2016/wordml/cid" xmlns:w16="http://schemas.microsoft.com/office/word/2018/wordml" xmlns:w16sdtdh="http://schemas.microsoft.com/office/word/2020/wordml/sdtdatahash" xmlns:w16sdtfl="http://schemas.microsoft.com/office/word/2024/wordml/sdtformatlock" xmlns:w16se="http://schemas.microsoft.com/office/word/2015/wordml/symex" xmlns:w16du="http://schemas.microsoft.com/office/word/2023/wordml/word16du" mc:Ignorable="w14 w15 w16se w16cid w16 w16cex w16sdtdh w16sdtfl w16du">
+<w:settings xmlns:mc="http://schemas.openxmlformats.org/markup-compatibility/2006" xmlns:o="urn:schemas-microsoft-com:office:office" xmlns:r="http://schemas.openxmlformats.org/officeDocument/2006/relationships" xmlns:m="http://schemas.openxmlformats.org/officeDocument/2006/math" xmlns:v="urn:schemas-microsoft-com:vml" xmlns:w10="urn:schemas-microsoft-com:office:word" xmlns:w="http://schemas.openxmlformats.org/wordprocessingml/2006/main" xmlns:w14="http://schemas.microsoft.com/office/word/2010/wordml" xmlns:w15="http://schemas.microsoft.com/office/word/2012/wordml" xmlns:w16cex="http://schemas.microsoft.com/office/word/2018/wordml/cex" xmlns:w16cid="http://schemas.microsoft.com/office/word/2016/wordml/cid" xmlns:w16="http://schemas.microsoft.com/office/word/2018/wordml" xmlns:w16du="http://schemas.microsoft.com/office/word/2023/wordml/word16du" xmlns:w16sdtdh="http://schemas.microsoft.com/office/word/2020/wordml/sdtdatahash" xmlns:w16sdtfl="http://schemas.microsoft.com/office/word/2024/wordml/sdtformatlock" xmlns:w16se="http://schemas.microsoft.com/office/word/2015/wordml/symex" xmlns:sl="http://schemas.openxmlformats.org/schemaLibrary/2006/main" mc:Ignorable="w14 w15 w16se w16cid w16 w16cex w16sdtdh w16sdtfl w16du">
   <w:view w:val="normal"/>
   <w:defaultTabStop w:val="720"/>
   <w:characterSpacingControl w:val="doNotCompress"/>
@@ -14918,9 +16128,11 @@
     <w:rsid w:val="006400C0"/>
     <w:rsid w:val="00660EF5"/>
     <w:rsid w:val="0067264F"/>
+    <w:rsid w:val="0067271A"/>
     <w:rsid w:val="00695677"/>
     <w:rsid w:val="0073624A"/>
     <w:rsid w:val="00853D59"/>
+    <w:rsid w:val="00891BD7"/>
     <w:rsid w:val="008A4AE7"/>
     <w:rsid w:val="00902777"/>
     <w:rsid w:val="009748D9"/>
@@ -14971,7 +16183,7 @@
 </file>
 
 <file path=word/glossary/styles.xml><?xml version="1.0" encoding="utf-8"?>
-<w:styles xmlns:mc="http://schemas.openxmlformats.org/markup-compatibility/2006" xmlns:r="http://schemas.openxmlformats.org/officeDocument/2006/relationships" xmlns:w="http://schemas.openxmlformats.org/wordprocessingml/2006/main" xmlns:w14="http://schemas.microsoft.com/office/word/2010/wordml" xmlns:w15="http://schemas.microsoft.com/office/word/2012/wordml" xmlns:w16cex="http://schemas.microsoft.com/office/word/2018/wordml/cex" xmlns:w16cid="http://schemas.microsoft.com/office/word/2016/wordml/cid" xmlns:w16="http://schemas.microsoft.com/office/word/2018/wordml" xmlns:w16sdtdh="http://schemas.microsoft.com/office/word/2020/wordml/sdtdatahash" xmlns:w16sdtfl="http://schemas.microsoft.com/office/word/2024/wordml/sdtformatlock" xmlns:w16se="http://schemas.microsoft.com/office/word/2015/wordml/symex" xmlns:w16du="http://schemas.microsoft.com/office/word/2023/wordml/word16du" mc:Ignorable="w14 w15 w16se w16cid w16 w16cex w16sdtdh w16sdtfl w16du">
+<w:styles xmlns:mc="http://schemas.openxmlformats.org/markup-compatibility/2006" xmlns:r="http://schemas.openxmlformats.org/officeDocument/2006/relationships" xmlns:w="http://schemas.openxmlformats.org/wordprocessingml/2006/main" xmlns:w14="http://schemas.microsoft.com/office/word/2010/wordml" xmlns:w15="http://schemas.microsoft.com/office/word/2012/wordml" xmlns:w16cex="http://schemas.microsoft.com/office/word/2018/wordml/cex" xmlns:w16cid="http://schemas.microsoft.com/office/word/2016/wordml/cid" xmlns:w16="http://schemas.microsoft.com/office/word/2018/wordml" xmlns:w16du="http://schemas.microsoft.com/office/word/2023/wordml/word16du" xmlns:w16sdtdh="http://schemas.microsoft.com/office/word/2020/wordml/sdtdatahash" xmlns:w16sdtfl="http://schemas.microsoft.com/office/word/2024/wordml/sdtformatlock" xmlns:w16se="http://schemas.microsoft.com/office/word/2015/wordml/symex" mc:Ignorable="w14 w15 w16se w16cid w16 w16cex w16sdtdh w16sdtfl w16du">
   <w:docDefaults>
     <w:rPrDefault>
       <w:rPr>
@@ -15365,17 +16577,17 @@
     <w:lsdException w:name="Unresolved Mention" w:semiHidden="1" w:unhideWhenUsed="1"/>
     <w:lsdException w:name="Smart Link" w:semiHidden="1" w:unhideWhenUsed="1"/>
   </w:latentStyles>
-  <w:style w:type="paragraph" w:default="1" w:styleId="Normal">
+  <w:style w:type="paragraph" w:default="1" w:styleId="a0">
     <w:name w:val="Normal"/>
     <w:qFormat/>
   </w:style>
-  <w:style w:type="character" w:default="1" w:styleId="DefaultParagraphFont">
+  <w:style w:type="character" w:default="1" w:styleId="a1">
     <w:name w:val="Default Paragraph Font"/>
     <w:uiPriority w:val="1"/>
     <w:semiHidden/>
     <w:unhideWhenUsed/>
   </w:style>
-  <w:style w:type="table" w:default="1" w:styleId="TableNormal">
+  <w:style w:type="table" w:default="1" w:styleId="a2">
     <w:name w:val="Normal Table"/>
     <w:uiPriority w:val="99"/>
     <w:semiHidden/>
@@ -15390,15 +16602,15 @@
       </w:tblCellMar>
     </w:tblPr>
   </w:style>
-  <w:style w:type="numbering" w:default="1" w:styleId="NoList">
+  <w:style w:type="numbering" w:default="1" w:styleId="a3">
     <w:name w:val="No List"/>
     <w:uiPriority w:val="99"/>
     <w:semiHidden/>
     <w:unhideWhenUsed/>
   </w:style>
-  <w:style w:type="paragraph" w:styleId="ListBullet">
+  <w:style w:type="paragraph" w:styleId="a">
     <w:name w:val="List Bullet"/>
-    <w:basedOn w:val="Normal"/>
+    <w:basedOn w:val="a0"/>
     <w:uiPriority w:val="1"/>
     <w:unhideWhenUsed/>
     <w:qFormat/>
@@ -15415,9 +16627,9 @@
       <w:lang w:val="en-US" w:eastAsia="en-US"/>
     </w:rPr>
   </w:style>
-  <w:style w:type="character" w:styleId="Strong">
+  <w:style w:type="character" w:styleId="a4">
     <w:name w:val="Strong"/>
-    <w:basedOn w:val="DefaultParagraphFont"/>
+    <w:basedOn w:val="a1"/>
     <w:uiPriority w:val="10"/>
     <w:qFormat/>
     <w:rPr>
@@ -15438,7 +16650,7 @@
 </file>
 
 <file path=word/glossary/webSettings.xml><?xml version="1.0" encoding="utf-8"?>
-<w:webSettings xmlns:mc="http://schemas.openxmlformats.org/markup-compatibility/2006" xmlns:r="http://schemas.openxmlformats.org/officeDocument/2006/relationships" xmlns:w="http://schemas.openxmlformats.org/wordprocessingml/2006/main" xmlns:w14="http://schemas.microsoft.com/office/word/2010/wordml" xmlns:w15="http://schemas.microsoft.com/office/word/2012/wordml" xmlns:w16cex="http://schemas.microsoft.com/office/word/2018/wordml/cex" xmlns:w16cid="http://schemas.microsoft.com/office/word/2016/wordml/cid" xmlns:w16="http://schemas.microsoft.com/office/word/2018/wordml" xmlns:w16sdtdh="http://schemas.microsoft.com/office/word/2020/wordml/sdtdatahash" xmlns:w16sdtfl="http://schemas.microsoft.com/office/word/2024/wordml/sdtformatlock" xmlns:w16se="http://schemas.microsoft.com/office/word/2015/wordml/symex" xmlns:w16du="http://schemas.microsoft.com/office/word/2023/wordml/word16du" mc:Ignorable="w14 w15 w16se w16cid w16 w16cex w16sdtdh w16sdtfl w16du">
+<w:webSettings xmlns:mc="http://schemas.openxmlformats.org/markup-compatibility/2006" xmlns:r="http://schemas.openxmlformats.org/officeDocument/2006/relationships" xmlns:w="http://schemas.openxmlformats.org/wordprocessingml/2006/main" xmlns:w14="http://schemas.microsoft.com/office/word/2010/wordml" xmlns:w15="http://schemas.microsoft.com/office/word/2012/wordml" xmlns:w16cex="http://schemas.microsoft.com/office/word/2018/wordml/cex" xmlns:w16cid="http://schemas.microsoft.com/office/word/2016/wordml/cid" xmlns:w16="http://schemas.microsoft.com/office/word/2018/wordml" xmlns:w16du="http://schemas.microsoft.com/office/word/2023/wordml/word16du" xmlns:w16sdtdh="http://schemas.microsoft.com/office/word/2020/wordml/sdtdatahash" xmlns:w16sdtfl="http://schemas.microsoft.com/office/word/2024/wordml/sdtformatlock" xmlns:w16se="http://schemas.microsoft.com/office/word/2015/wordml/symex" mc:Ignorable="w14 w15 w16se w16cid w16 w16cex w16sdtdh w16sdtfl w16du">
   <w:optimizeForBrowser/>
   <w:allowPNG/>
 </w:webSettings>
@@ -15772,16 +16984,16 @@
 </file>
 
 <file path=customXml/item2.xml><?xml version="1.0" encoding="utf-8"?>
+<b:Sources xmlns:b="http://schemas.openxmlformats.org/officeDocument/2006/bibliography" SelectedStyle="\APA.XSL" StyleName="APA"/>
+</file>
+
+<file path=customXml/item3.xml><?xml version="1.0" encoding="utf-8"?>
 <?mso-contentType ?>
 <FormTemplates xmlns="http://schemas.microsoft.com/sharepoint/v3/contenttype/forms">
   <Display>DocumentLibraryForm</Display>
   <Edit>AssetEditForm</Edit>
   <New>DocumentLibraryForm</New>
 </FormTemplates>
-</file>
-
-<file path=customXml/item3.xml><?xml version="1.0" encoding="utf-8"?>
-<b:Sources xmlns:b="http://schemas.openxmlformats.org/officeDocument/2006/bibliography" SelectedStyle="\APA.XSL" StyleName="APA"/>
 </file>
 
 <file path=customXml/itemProps1.xml><?xml version="1.0" encoding="utf-8"?>
@@ -15793,17 +17005,17 @@
 </file>
 
 <file path=customXml/itemProps2.xml><?xml version="1.0" encoding="utf-8"?>
+<ds:datastoreItem xmlns:ds="http://schemas.openxmlformats.org/officeDocument/2006/customXml" ds:itemID="{355C5113-D031-41DB-A6D8-43CE1A0E6695}">
+  <ds:schemaRefs>
+    <ds:schemaRef ds:uri="http://schemas.openxmlformats.org/officeDocument/2006/bibliography"/>
+  </ds:schemaRefs>
+</ds:datastoreItem>
+</file>
+
+<file path=customXml/itemProps3.xml><?xml version="1.0" encoding="utf-8"?>
 <ds:datastoreItem xmlns:ds="http://schemas.openxmlformats.org/officeDocument/2006/customXml" ds:itemID="{E34C63B7-A026-4A37-9535-4FBB4C03A11D}">
   <ds:schemaRefs>
     <ds:schemaRef ds:uri="http://schemas.microsoft.com/sharepoint/v3/contenttype/forms"/>
   </ds:schemaRefs>
 </ds:datastoreItem>
-</file>
-
-<file path=customXml/itemProps3.xml><?xml version="1.0" encoding="utf-8"?>
-<ds:datastoreItem xmlns:ds="http://schemas.openxmlformats.org/officeDocument/2006/customXml" ds:itemID="{355C5113-D031-41DB-A6D8-43CE1A0E6695}">
-  <ds:schemaRefs>
-    <ds:schemaRef ds:uri="http://schemas.openxmlformats.org/officeDocument/2006/bibliography"/>
-  </ds:schemaRefs>
-</ds:datastoreItem>
 </file>